--- a/DeepAgent实战-自己动手写一个Hermes.docx
+++ b/DeepAgent实战-自己动手写一个Hermes.docx
@@ -59,6 +59,8 @@
           <w:tab w:val="right" w:leader="dot" w:pos="9072"/>
         </w:tabs>
       </w:pPr>
+      <w:bookmarkStart w:id="111" w:name="_GoBack"/>
+      <w:bookmarkEnd w:id="111"/>
       <w:r>
         <w:fldChar w:fldCharType="begin"/>
       </w:r>
@@ -72,7 +74,7 @@
         <w:fldChar w:fldCharType="begin"/>
       </w:r>
       <w:r>
-        <w:instrText xml:space="preserve"> HYPERLINK \l _Toc23315 </w:instrText>
+        <w:instrText xml:space="preserve"> HYPERLINK \l _Toc15118 </w:instrText>
       </w:r>
       <w:r>
         <w:fldChar w:fldCharType="separate"/>
@@ -90,7 +92,7 @@
         <w:fldChar w:fldCharType="begin"/>
       </w:r>
       <w:r>
-        <w:instrText xml:space="preserve"> PAGEREF _Toc23315 \h </w:instrText>
+        <w:instrText xml:space="preserve"> PAGEREF _Toc15118 \h </w:instrText>
       </w:r>
       <w:r>
         <w:fldChar w:fldCharType="separate"/>
@@ -116,7 +118,7 @@
         <w:fldChar w:fldCharType="begin"/>
       </w:r>
       <w:r>
-        <w:instrText xml:space="preserve"> HYPERLINK \l _Toc9116 </w:instrText>
+        <w:instrText xml:space="preserve"> HYPERLINK \l _Toc22787 </w:instrText>
       </w:r>
       <w:r>
         <w:fldChar w:fldCharType="separate"/>
@@ -134,7 +136,7 @@
         <w:fldChar w:fldCharType="begin"/>
       </w:r>
       <w:r>
-        <w:instrText xml:space="preserve"> PAGEREF _Toc9116 \h </w:instrText>
+        <w:instrText xml:space="preserve"> PAGEREF _Toc22787 \h </w:instrText>
       </w:r>
       <w:r>
         <w:fldChar w:fldCharType="separate"/>
@@ -160,7 +162,7 @@
         <w:fldChar w:fldCharType="begin"/>
       </w:r>
       <w:r>
-        <w:instrText xml:space="preserve"> HYPERLINK \l _Toc9923 </w:instrText>
+        <w:instrText xml:space="preserve"> HYPERLINK \l _Toc27562 </w:instrText>
       </w:r>
       <w:r>
         <w:fldChar w:fldCharType="separate"/>
@@ -178,7 +180,7 @@
         <w:fldChar w:fldCharType="begin"/>
       </w:r>
       <w:r>
-        <w:instrText xml:space="preserve"> PAGEREF _Toc9923 \h </w:instrText>
+        <w:instrText xml:space="preserve"> PAGEREF _Toc27562 \h </w:instrText>
       </w:r>
       <w:r>
         <w:fldChar w:fldCharType="separate"/>
@@ -204,7 +206,7 @@
         <w:fldChar w:fldCharType="begin"/>
       </w:r>
       <w:r>
-        <w:instrText xml:space="preserve"> HYPERLINK \l _Toc27898 </w:instrText>
+        <w:instrText xml:space="preserve"> HYPERLINK \l _Toc16275 </w:instrText>
       </w:r>
       <w:r>
         <w:fldChar w:fldCharType="separate"/>
@@ -222,7 +224,7 @@
         <w:fldChar w:fldCharType="begin"/>
       </w:r>
       <w:r>
-        <w:instrText xml:space="preserve"> PAGEREF _Toc27898 \h </w:instrText>
+        <w:instrText xml:space="preserve"> PAGEREF _Toc16275 \h </w:instrText>
       </w:r>
       <w:r>
         <w:fldChar w:fldCharType="separate"/>
@@ -248,7 +250,7 @@
         <w:fldChar w:fldCharType="begin"/>
       </w:r>
       <w:r>
-        <w:instrText xml:space="preserve"> HYPERLINK \l _Toc14716 </w:instrText>
+        <w:instrText xml:space="preserve"> HYPERLINK \l _Toc27625 </w:instrText>
       </w:r>
       <w:r>
         <w:fldChar w:fldCharType="separate"/>
@@ -266,7 +268,7 @@
         <w:fldChar w:fldCharType="begin"/>
       </w:r>
       <w:r>
-        <w:instrText xml:space="preserve"> PAGEREF _Toc14716 \h </w:instrText>
+        <w:instrText xml:space="preserve"> PAGEREF _Toc27625 \h </w:instrText>
       </w:r>
       <w:r>
         <w:fldChar w:fldCharType="separate"/>
@@ -292,7 +294,7 @@
         <w:fldChar w:fldCharType="begin"/>
       </w:r>
       <w:r>
-        <w:instrText xml:space="preserve"> HYPERLINK \l _Toc3059 </w:instrText>
+        <w:instrText xml:space="preserve"> HYPERLINK \l _Toc19360 </w:instrText>
       </w:r>
       <w:r>
         <w:fldChar w:fldCharType="separate"/>
@@ -310,7 +312,7 @@
         <w:fldChar w:fldCharType="begin"/>
       </w:r>
       <w:r>
-        <w:instrText xml:space="preserve"> PAGEREF _Toc3059 \h </w:instrText>
+        <w:instrText xml:space="preserve"> PAGEREF _Toc19360 \h </w:instrText>
       </w:r>
       <w:r>
         <w:fldChar w:fldCharType="separate"/>
@@ -336,7 +338,7 @@
         <w:fldChar w:fldCharType="begin"/>
       </w:r>
       <w:r>
-        <w:instrText xml:space="preserve"> HYPERLINK \l _Toc27721 </w:instrText>
+        <w:instrText xml:space="preserve"> HYPERLINK \l _Toc10114 </w:instrText>
       </w:r>
       <w:r>
         <w:fldChar w:fldCharType="separate"/>
@@ -354,7 +356,7 @@
         <w:fldChar w:fldCharType="begin"/>
       </w:r>
       <w:r>
-        <w:instrText xml:space="preserve"> PAGEREF _Toc27721 \h </w:instrText>
+        <w:instrText xml:space="preserve"> PAGEREF _Toc10114 \h </w:instrText>
       </w:r>
       <w:r>
         <w:fldChar w:fldCharType="separate"/>
@@ -380,7 +382,7 @@
         <w:fldChar w:fldCharType="begin"/>
       </w:r>
       <w:r>
-        <w:instrText xml:space="preserve"> HYPERLINK \l _Toc1286 </w:instrText>
+        <w:instrText xml:space="preserve"> HYPERLINK \l _Toc26426 </w:instrText>
       </w:r>
       <w:r>
         <w:fldChar w:fldCharType="separate"/>
@@ -398,7 +400,7 @@
         <w:fldChar w:fldCharType="begin"/>
       </w:r>
       <w:r>
-        <w:instrText xml:space="preserve"> PAGEREF _Toc1286 \h </w:instrText>
+        <w:instrText xml:space="preserve"> PAGEREF _Toc26426 \h </w:instrText>
       </w:r>
       <w:r>
         <w:fldChar w:fldCharType="separate"/>
@@ -424,7 +426,7 @@
         <w:fldChar w:fldCharType="begin"/>
       </w:r>
       <w:r>
-        <w:instrText xml:space="preserve"> HYPERLINK \l _Toc2757 </w:instrText>
+        <w:instrText xml:space="preserve"> HYPERLINK \l _Toc8362 </w:instrText>
       </w:r>
       <w:r>
         <w:fldChar w:fldCharType="separate"/>
@@ -442,7 +444,7 @@
         <w:fldChar w:fldCharType="begin"/>
       </w:r>
       <w:r>
-        <w:instrText xml:space="preserve"> PAGEREF _Toc2757 \h </w:instrText>
+        <w:instrText xml:space="preserve"> PAGEREF _Toc8362 \h </w:instrText>
       </w:r>
       <w:r>
         <w:fldChar w:fldCharType="separate"/>
@@ -468,7 +470,7 @@
         <w:fldChar w:fldCharType="begin"/>
       </w:r>
       <w:r>
-        <w:instrText xml:space="preserve"> HYPERLINK \l _Toc21010 </w:instrText>
+        <w:instrText xml:space="preserve"> HYPERLINK \l _Toc29311 </w:instrText>
       </w:r>
       <w:r>
         <w:fldChar w:fldCharType="separate"/>
@@ -486,7 +488,7 @@
         <w:fldChar w:fldCharType="begin"/>
       </w:r>
       <w:r>
-        <w:instrText xml:space="preserve"> PAGEREF _Toc21010 \h </w:instrText>
+        <w:instrText xml:space="preserve"> PAGEREF _Toc29311 \h </w:instrText>
       </w:r>
       <w:r>
         <w:fldChar w:fldCharType="separate"/>
@@ -512,7 +514,7 @@
         <w:fldChar w:fldCharType="begin"/>
       </w:r>
       <w:r>
-        <w:instrText xml:space="preserve"> HYPERLINK \l _Toc22845 </w:instrText>
+        <w:instrText xml:space="preserve"> HYPERLINK \l _Toc2755 </w:instrText>
       </w:r>
       <w:r>
         <w:fldChar w:fldCharType="separate"/>
@@ -530,7 +532,7 @@
         <w:fldChar w:fldCharType="begin"/>
       </w:r>
       <w:r>
-        <w:instrText xml:space="preserve"> PAGEREF _Toc22845 \h </w:instrText>
+        <w:instrText xml:space="preserve"> PAGEREF _Toc2755 \h </w:instrText>
       </w:r>
       <w:r>
         <w:fldChar w:fldCharType="separate"/>
@@ -556,7 +558,7 @@
         <w:fldChar w:fldCharType="begin"/>
       </w:r>
       <w:r>
-        <w:instrText xml:space="preserve"> HYPERLINK \l _Toc14455 </w:instrText>
+        <w:instrText xml:space="preserve"> HYPERLINK \l _Toc16413 </w:instrText>
       </w:r>
       <w:r>
         <w:fldChar w:fldCharType="separate"/>
@@ -574,7 +576,7 @@
         <w:fldChar w:fldCharType="begin"/>
       </w:r>
       <w:r>
-        <w:instrText xml:space="preserve"> PAGEREF _Toc14455 \h </w:instrText>
+        <w:instrText xml:space="preserve"> PAGEREF _Toc16413 \h </w:instrText>
       </w:r>
       <w:r>
         <w:fldChar w:fldCharType="separate"/>
@@ -600,7 +602,7 @@
         <w:fldChar w:fldCharType="begin"/>
       </w:r>
       <w:r>
-        <w:instrText xml:space="preserve"> HYPERLINK \l _Toc22733 </w:instrText>
+        <w:instrText xml:space="preserve"> HYPERLINK \l _Toc28491 </w:instrText>
       </w:r>
       <w:r>
         <w:fldChar w:fldCharType="separate"/>
@@ -618,7 +620,7 @@
         <w:fldChar w:fldCharType="begin"/>
       </w:r>
       <w:r>
-        <w:instrText xml:space="preserve"> PAGEREF _Toc22733 \h </w:instrText>
+        <w:instrText xml:space="preserve"> PAGEREF _Toc28491 \h </w:instrText>
       </w:r>
       <w:r>
         <w:fldChar w:fldCharType="separate"/>
@@ -644,7 +646,7 @@
         <w:fldChar w:fldCharType="begin"/>
       </w:r>
       <w:r>
-        <w:instrText xml:space="preserve"> HYPERLINK \l _Toc10543 </w:instrText>
+        <w:instrText xml:space="preserve"> HYPERLINK \l _Toc22271 </w:instrText>
       </w:r>
       <w:r>
         <w:fldChar w:fldCharType="separate"/>
@@ -662,7 +664,7 @@
         <w:fldChar w:fldCharType="begin"/>
       </w:r>
       <w:r>
-        <w:instrText xml:space="preserve"> PAGEREF _Toc10543 \h </w:instrText>
+        <w:instrText xml:space="preserve"> PAGEREF _Toc22271 \h </w:instrText>
       </w:r>
       <w:r>
         <w:fldChar w:fldCharType="separate"/>
@@ -688,7 +690,7 @@
         <w:fldChar w:fldCharType="begin"/>
       </w:r>
       <w:r>
-        <w:instrText xml:space="preserve"> HYPERLINK \l _Toc8589 </w:instrText>
+        <w:instrText xml:space="preserve"> HYPERLINK \l _Toc22365 </w:instrText>
       </w:r>
       <w:r>
         <w:fldChar w:fldCharType="separate"/>
@@ -706,7 +708,7 @@
         <w:fldChar w:fldCharType="begin"/>
       </w:r>
       <w:r>
-        <w:instrText xml:space="preserve"> PAGEREF _Toc8589 \h </w:instrText>
+        <w:instrText xml:space="preserve"> PAGEREF _Toc22365 \h </w:instrText>
       </w:r>
       <w:r>
         <w:fldChar w:fldCharType="separate"/>
@@ -732,7 +734,7 @@
         <w:fldChar w:fldCharType="begin"/>
       </w:r>
       <w:r>
-        <w:instrText xml:space="preserve"> HYPERLINK \l _Toc17108 </w:instrText>
+        <w:instrText xml:space="preserve"> HYPERLINK \l _Toc10815 </w:instrText>
       </w:r>
       <w:r>
         <w:fldChar w:fldCharType="separate"/>
@@ -750,7 +752,7 @@
         <w:fldChar w:fldCharType="begin"/>
       </w:r>
       <w:r>
-        <w:instrText xml:space="preserve"> PAGEREF _Toc17108 \h </w:instrText>
+        <w:instrText xml:space="preserve"> PAGEREF _Toc10815 \h </w:instrText>
       </w:r>
       <w:r>
         <w:fldChar w:fldCharType="separate"/>
@@ -776,7 +778,7 @@
         <w:fldChar w:fldCharType="begin"/>
       </w:r>
       <w:r>
-        <w:instrText xml:space="preserve"> HYPERLINK \l _Toc11021 </w:instrText>
+        <w:instrText xml:space="preserve"> HYPERLINK \l _Toc1620 </w:instrText>
       </w:r>
       <w:r>
         <w:fldChar w:fldCharType="separate"/>
@@ -794,7 +796,7 @@
         <w:fldChar w:fldCharType="begin"/>
       </w:r>
       <w:r>
-        <w:instrText xml:space="preserve"> PAGEREF _Toc11021 \h </w:instrText>
+        <w:instrText xml:space="preserve"> PAGEREF _Toc1620 \h </w:instrText>
       </w:r>
       <w:r>
         <w:fldChar w:fldCharType="separate"/>
@@ -820,7 +822,7 @@
         <w:fldChar w:fldCharType="begin"/>
       </w:r>
       <w:r>
-        <w:instrText xml:space="preserve"> HYPERLINK \l _Toc3242 </w:instrText>
+        <w:instrText xml:space="preserve"> HYPERLINK \l _Toc16854 </w:instrText>
       </w:r>
       <w:r>
         <w:fldChar w:fldCharType="separate"/>
@@ -838,7 +840,7 @@
         <w:fldChar w:fldCharType="begin"/>
       </w:r>
       <w:r>
-        <w:instrText xml:space="preserve"> PAGEREF _Toc3242 \h </w:instrText>
+        <w:instrText xml:space="preserve"> PAGEREF _Toc16854 \h </w:instrText>
       </w:r>
       <w:r>
         <w:fldChar w:fldCharType="separate"/>
@@ -864,7 +866,7 @@
         <w:fldChar w:fldCharType="begin"/>
       </w:r>
       <w:r>
-        <w:instrText xml:space="preserve"> HYPERLINK \l _Toc23973 </w:instrText>
+        <w:instrText xml:space="preserve"> HYPERLINK \l _Toc30272 </w:instrText>
       </w:r>
       <w:r>
         <w:fldChar w:fldCharType="separate"/>
@@ -882,7 +884,7 @@
         <w:fldChar w:fldCharType="begin"/>
       </w:r>
       <w:r>
-        <w:instrText xml:space="preserve"> PAGEREF _Toc23973 \h </w:instrText>
+        <w:instrText xml:space="preserve"> PAGEREF _Toc30272 \h </w:instrText>
       </w:r>
       <w:r>
         <w:fldChar w:fldCharType="separate"/>
@@ -908,7 +910,7 @@
         <w:fldChar w:fldCharType="begin"/>
       </w:r>
       <w:r>
-        <w:instrText xml:space="preserve"> HYPERLINK \l _Toc31529 </w:instrText>
+        <w:instrText xml:space="preserve"> HYPERLINK \l _Toc24994 </w:instrText>
       </w:r>
       <w:r>
         <w:fldChar w:fldCharType="separate"/>
@@ -926,7 +928,7 @@
         <w:fldChar w:fldCharType="begin"/>
       </w:r>
       <w:r>
-        <w:instrText xml:space="preserve"> PAGEREF _Toc31529 \h </w:instrText>
+        <w:instrText xml:space="preserve"> PAGEREF _Toc24994 \h </w:instrText>
       </w:r>
       <w:r>
         <w:fldChar w:fldCharType="separate"/>
@@ -952,7 +954,7 @@
         <w:fldChar w:fldCharType="begin"/>
       </w:r>
       <w:r>
-        <w:instrText xml:space="preserve"> HYPERLINK \l _Toc23408 </w:instrText>
+        <w:instrText xml:space="preserve"> HYPERLINK \l _Toc3409 </w:instrText>
       </w:r>
       <w:r>
         <w:fldChar w:fldCharType="separate"/>
@@ -970,7 +972,7 @@
         <w:fldChar w:fldCharType="begin"/>
       </w:r>
       <w:r>
-        <w:instrText xml:space="preserve"> PAGEREF _Toc23408 \h </w:instrText>
+        <w:instrText xml:space="preserve"> PAGEREF _Toc3409 \h </w:instrText>
       </w:r>
       <w:r>
         <w:fldChar w:fldCharType="separate"/>
@@ -996,7 +998,7 @@
         <w:fldChar w:fldCharType="begin"/>
       </w:r>
       <w:r>
-        <w:instrText xml:space="preserve"> HYPERLINK \l _Toc4502 </w:instrText>
+        <w:instrText xml:space="preserve"> HYPERLINK \l _Toc27059 </w:instrText>
       </w:r>
       <w:r>
         <w:fldChar w:fldCharType="separate"/>
@@ -1014,7 +1016,7 @@
         <w:fldChar w:fldCharType="begin"/>
       </w:r>
       <w:r>
-        <w:instrText xml:space="preserve"> PAGEREF _Toc4502 \h </w:instrText>
+        <w:instrText xml:space="preserve"> PAGEREF _Toc27059 \h </w:instrText>
       </w:r>
       <w:r>
         <w:fldChar w:fldCharType="separate"/>
@@ -1040,7 +1042,7 @@
         <w:fldChar w:fldCharType="begin"/>
       </w:r>
       <w:r>
-        <w:instrText xml:space="preserve"> HYPERLINK \l _Toc9700 </w:instrText>
+        <w:instrText xml:space="preserve"> HYPERLINK \l _Toc31598 </w:instrText>
       </w:r>
       <w:r>
         <w:fldChar w:fldCharType="separate"/>
@@ -1058,7 +1060,7 @@
         <w:fldChar w:fldCharType="begin"/>
       </w:r>
       <w:r>
-        <w:instrText xml:space="preserve"> PAGEREF _Toc9700 \h </w:instrText>
+        <w:instrText xml:space="preserve"> PAGEREF _Toc31598 \h </w:instrText>
       </w:r>
       <w:r>
         <w:fldChar w:fldCharType="separate"/>
@@ -1084,7 +1086,7 @@
         <w:fldChar w:fldCharType="begin"/>
       </w:r>
       <w:r>
-        <w:instrText xml:space="preserve"> HYPERLINK \l _Toc20909 </w:instrText>
+        <w:instrText xml:space="preserve"> HYPERLINK \l _Toc16905 </w:instrText>
       </w:r>
       <w:r>
         <w:fldChar w:fldCharType="separate"/>
@@ -1102,7 +1104,7 @@
         <w:fldChar w:fldCharType="begin"/>
       </w:r>
       <w:r>
-        <w:instrText xml:space="preserve"> PAGEREF _Toc20909 \h </w:instrText>
+        <w:instrText xml:space="preserve"> PAGEREF _Toc16905 \h </w:instrText>
       </w:r>
       <w:r>
         <w:fldChar w:fldCharType="separate"/>
@@ -1128,7 +1130,7 @@
         <w:fldChar w:fldCharType="begin"/>
       </w:r>
       <w:r>
-        <w:instrText xml:space="preserve"> HYPERLINK \l _Toc11621 </w:instrText>
+        <w:instrText xml:space="preserve"> HYPERLINK \l _Toc27011 </w:instrText>
       </w:r>
       <w:r>
         <w:fldChar w:fldCharType="separate"/>
@@ -1146,7 +1148,7 @@
         <w:fldChar w:fldCharType="begin"/>
       </w:r>
       <w:r>
-        <w:instrText xml:space="preserve"> PAGEREF _Toc11621 \h </w:instrText>
+        <w:instrText xml:space="preserve"> PAGEREF _Toc27011 \h </w:instrText>
       </w:r>
       <w:r>
         <w:fldChar w:fldCharType="separate"/>
@@ -1172,7 +1174,7 @@
         <w:fldChar w:fldCharType="begin"/>
       </w:r>
       <w:r>
-        <w:instrText xml:space="preserve"> HYPERLINK \l _Toc29044 </w:instrText>
+        <w:instrText xml:space="preserve"> HYPERLINK \l _Toc29986 </w:instrText>
       </w:r>
       <w:r>
         <w:fldChar w:fldCharType="separate"/>
@@ -1190,7 +1192,7 @@
         <w:fldChar w:fldCharType="begin"/>
       </w:r>
       <w:r>
-        <w:instrText xml:space="preserve"> PAGEREF _Toc29044 \h </w:instrText>
+        <w:instrText xml:space="preserve"> PAGEREF _Toc29986 \h </w:instrText>
       </w:r>
       <w:r>
         <w:fldChar w:fldCharType="separate"/>
@@ -1216,7 +1218,7 @@
         <w:fldChar w:fldCharType="begin"/>
       </w:r>
       <w:r>
-        <w:instrText xml:space="preserve"> HYPERLINK \l _Toc589 </w:instrText>
+        <w:instrText xml:space="preserve"> HYPERLINK \l _Toc12372 </w:instrText>
       </w:r>
       <w:r>
         <w:fldChar w:fldCharType="separate"/>
@@ -1234,7 +1236,7 @@
         <w:fldChar w:fldCharType="begin"/>
       </w:r>
       <w:r>
-        <w:instrText xml:space="preserve"> PAGEREF _Toc589 \h </w:instrText>
+        <w:instrText xml:space="preserve"> PAGEREF _Toc12372 \h </w:instrText>
       </w:r>
       <w:r>
         <w:fldChar w:fldCharType="separate"/>
@@ -1260,7 +1262,7 @@
         <w:fldChar w:fldCharType="begin"/>
       </w:r>
       <w:r>
-        <w:instrText xml:space="preserve"> HYPERLINK \l _Toc20642 </w:instrText>
+        <w:instrText xml:space="preserve"> HYPERLINK \l _Toc30722 </w:instrText>
       </w:r>
       <w:r>
         <w:fldChar w:fldCharType="separate"/>
@@ -1278,7 +1280,7 @@
         <w:fldChar w:fldCharType="begin"/>
       </w:r>
       <w:r>
-        <w:instrText xml:space="preserve"> PAGEREF _Toc20642 \h </w:instrText>
+        <w:instrText xml:space="preserve"> PAGEREF _Toc30722 \h </w:instrText>
       </w:r>
       <w:r>
         <w:fldChar w:fldCharType="separate"/>
@@ -1304,7 +1306,7 @@
         <w:fldChar w:fldCharType="begin"/>
       </w:r>
       <w:r>
-        <w:instrText xml:space="preserve"> HYPERLINK \l _Toc23347 </w:instrText>
+        <w:instrText xml:space="preserve"> HYPERLINK \l _Toc15062 </w:instrText>
       </w:r>
       <w:r>
         <w:fldChar w:fldCharType="separate"/>
@@ -1322,7 +1324,7 @@
         <w:fldChar w:fldCharType="begin"/>
       </w:r>
       <w:r>
-        <w:instrText xml:space="preserve"> PAGEREF _Toc23347 \h </w:instrText>
+        <w:instrText xml:space="preserve"> PAGEREF _Toc15062 \h </w:instrText>
       </w:r>
       <w:r>
         <w:fldChar w:fldCharType="separate"/>
@@ -1348,7 +1350,7 @@
         <w:fldChar w:fldCharType="begin"/>
       </w:r>
       <w:r>
-        <w:instrText xml:space="preserve"> HYPERLINK \l _Toc12865 </w:instrText>
+        <w:instrText xml:space="preserve"> HYPERLINK \l _Toc21423 </w:instrText>
       </w:r>
       <w:r>
         <w:fldChar w:fldCharType="separate"/>
@@ -1366,7 +1368,7 @@
         <w:fldChar w:fldCharType="begin"/>
       </w:r>
       <w:r>
-        <w:instrText xml:space="preserve"> PAGEREF _Toc12865 \h </w:instrText>
+        <w:instrText xml:space="preserve"> PAGEREF _Toc21423 \h </w:instrText>
       </w:r>
       <w:r>
         <w:fldChar w:fldCharType="separate"/>
@@ -1392,7 +1394,7 @@
         <w:fldChar w:fldCharType="begin"/>
       </w:r>
       <w:r>
-        <w:instrText xml:space="preserve"> HYPERLINK \l _Toc640 </w:instrText>
+        <w:instrText xml:space="preserve"> HYPERLINK \l _Toc6234 </w:instrText>
       </w:r>
       <w:r>
         <w:fldChar w:fldCharType="separate"/>
@@ -1410,7 +1412,7 @@
         <w:fldChar w:fldCharType="begin"/>
       </w:r>
       <w:r>
-        <w:instrText xml:space="preserve"> PAGEREF _Toc640 \h </w:instrText>
+        <w:instrText xml:space="preserve"> PAGEREF _Toc6234 \h </w:instrText>
       </w:r>
       <w:r>
         <w:fldChar w:fldCharType="separate"/>
@@ -1436,7 +1438,7 @@
         <w:fldChar w:fldCharType="begin"/>
       </w:r>
       <w:r>
-        <w:instrText xml:space="preserve"> HYPERLINK \l _Toc9341 </w:instrText>
+        <w:instrText xml:space="preserve"> HYPERLINK \l _Toc17188 </w:instrText>
       </w:r>
       <w:r>
         <w:fldChar w:fldCharType="separate"/>
@@ -1454,7 +1456,7 @@
         <w:fldChar w:fldCharType="begin"/>
       </w:r>
       <w:r>
-        <w:instrText xml:space="preserve"> PAGEREF _Toc9341 \h </w:instrText>
+        <w:instrText xml:space="preserve"> PAGEREF _Toc17188 \h </w:instrText>
       </w:r>
       <w:r>
         <w:fldChar w:fldCharType="separate"/>
@@ -1480,7 +1482,7 @@
         <w:fldChar w:fldCharType="begin"/>
       </w:r>
       <w:r>
-        <w:instrText xml:space="preserve"> HYPERLINK \l _Toc3470 </w:instrText>
+        <w:instrText xml:space="preserve"> HYPERLINK \l _Toc9491 </w:instrText>
       </w:r>
       <w:r>
         <w:fldChar w:fldCharType="separate"/>
@@ -1498,7 +1500,7 @@
         <w:fldChar w:fldCharType="begin"/>
       </w:r>
       <w:r>
-        <w:instrText xml:space="preserve"> PAGEREF _Toc3470 \h </w:instrText>
+        <w:instrText xml:space="preserve"> PAGEREF _Toc9491 \h </w:instrText>
       </w:r>
       <w:r>
         <w:fldChar w:fldCharType="separate"/>
@@ -1524,7 +1526,7 @@
         <w:fldChar w:fldCharType="begin"/>
       </w:r>
       <w:r>
-        <w:instrText xml:space="preserve"> HYPERLINK \l _Toc4020 </w:instrText>
+        <w:instrText xml:space="preserve"> HYPERLINK \l _Toc12878 </w:instrText>
       </w:r>
       <w:r>
         <w:fldChar w:fldCharType="separate"/>
@@ -1542,7 +1544,7 @@
         <w:fldChar w:fldCharType="begin"/>
       </w:r>
       <w:r>
-        <w:instrText xml:space="preserve"> PAGEREF _Toc4020 \h </w:instrText>
+        <w:instrText xml:space="preserve"> PAGEREF _Toc12878 \h </w:instrText>
       </w:r>
       <w:r>
         <w:fldChar w:fldCharType="separate"/>
@@ -1568,7 +1570,7 @@
         <w:fldChar w:fldCharType="begin"/>
       </w:r>
       <w:r>
-        <w:instrText xml:space="preserve"> HYPERLINK \l _Toc4584 </w:instrText>
+        <w:instrText xml:space="preserve"> HYPERLINK \l _Toc9145 </w:instrText>
       </w:r>
       <w:r>
         <w:fldChar w:fldCharType="separate"/>
@@ -1586,7 +1588,7 @@
         <w:fldChar w:fldCharType="begin"/>
       </w:r>
       <w:r>
-        <w:instrText xml:space="preserve"> PAGEREF _Toc4584 \h </w:instrText>
+        <w:instrText xml:space="preserve"> PAGEREF _Toc9145 \h </w:instrText>
       </w:r>
       <w:r>
         <w:fldChar w:fldCharType="separate"/>
@@ -1612,7 +1614,7 @@
         <w:fldChar w:fldCharType="begin"/>
       </w:r>
       <w:r>
-        <w:instrText xml:space="preserve"> HYPERLINK \l _Toc28487 </w:instrText>
+        <w:instrText xml:space="preserve"> HYPERLINK \l _Toc11670 </w:instrText>
       </w:r>
       <w:r>
         <w:fldChar w:fldCharType="separate"/>
@@ -1630,7 +1632,7 @@
         <w:fldChar w:fldCharType="begin"/>
       </w:r>
       <w:r>
-        <w:instrText xml:space="preserve"> PAGEREF _Toc28487 \h </w:instrText>
+        <w:instrText xml:space="preserve"> PAGEREF _Toc11670 \h </w:instrText>
       </w:r>
       <w:r>
         <w:fldChar w:fldCharType="separate"/>
@@ -1656,7 +1658,7 @@
         <w:fldChar w:fldCharType="begin"/>
       </w:r>
       <w:r>
-        <w:instrText xml:space="preserve"> HYPERLINK \l _Toc29031 </w:instrText>
+        <w:instrText xml:space="preserve"> HYPERLINK \l _Toc14679 </w:instrText>
       </w:r>
       <w:r>
         <w:fldChar w:fldCharType="separate"/>
@@ -1674,7 +1676,7 @@
         <w:fldChar w:fldCharType="begin"/>
       </w:r>
       <w:r>
-        <w:instrText xml:space="preserve"> PAGEREF _Toc29031 \h </w:instrText>
+        <w:instrText xml:space="preserve"> PAGEREF _Toc14679 \h </w:instrText>
       </w:r>
       <w:r>
         <w:fldChar w:fldCharType="separate"/>
@@ -1700,7 +1702,7 @@
         <w:fldChar w:fldCharType="begin"/>
       </w:r>
       <w:r>
-        <w:instrText xml:space="preserve"> HYPERLINK \l _Toc2497 </w:instrText>
+        <w:instrText xml:space="preserve"> HYPERLINK \l _Toc3834 </w:instrText>
       </w:r>
       <w:r>
         <w:fldChar w:fldCharType="separate"/>
@@ -1718,7 +1720,7 @@
         <w:fldChar w:fldCharType="begin"/>
       </w:r>
       <w:r>
-        <w:instrText xml:space="preserve"> PAGEREF _Toc2497 \h </w:instrText>
+        <w:instrText xml:space="preserve"> PAGEREF _Toc3834 \h </w:instrText>
       </w:r>
       <w:r>
         <w:fldChar w:fldCharType="separate"/>
@@ -1744,7 +1746,7 @@
         <w:fldChar w:fldCharType="begin"/>
       </w:r>
       <w:r>
-        <w:instrText xml:space="preserve"> HYPERLINK \l _Toc23605 </w:instrText>
+        <w:instrText xml:space="preserve"> HYPERLINK \l _Toc1164 </w:instrText>
       </w:r>
       <w:r>
         <w:fldChar w:fldCharType="separate"/>
@@ -1762,7 +1764,7 @@
         <w:fldChar w:fldCharType="begin"/>
       </w:r>
       <w:r>
-        <w:instrText xml:space="preserve"> PAGEREF _Toc23605 \h </w:instrText>
+        <w:instrText xml:space="preserve"> PAGEREF _Toc1164 \h </w:instrText>
       </w:r>
       <w:r>
         <w:fldChar w:fldCharType="separate"/>
@@ -1788,7 +1790,7 @@
         <w:fldChar w:fldCharType="begin"/>
       </w:r>
       <w:r>
-        <w:instrText xml:space="preserve"> HYPERLINK \l _Toc27459 </w:instrText>
+        <w:instrText xml:space="preserve"> HYPERLINK \l _Toc23761 </w:instrText>
       </w:r>
       <w:r>
         <w:fldChar w:fldCharType="separate"/>
@@ -1806,7 +1808,7 @@
         <w:fldChar w:fldCharType="begin"/>
       </w:r>
       <w:r>
-        <w:instrText xml:space="preserve"> PAGEREF _Toc27459 \h </w:instrText>
+        <w:instrText xml:space="preserve"> PAGEREF _Toc23761 \h </w:instrText>
       </w:r>
       <w:r>
         <w:fldChar w:fldCharType="separate"/>
@@ -1832,7 +1834,7 @@
         <w:fldChar w:fldCharType="begin"/>
       </w:r>
       <w:r>
-        <w:instrText xml:space="preserve"> HYPERLINK \l _Toc24584 </w:instrText>
+        <w:instrText xml:space="preserve"> HYPERLINK \l _Toc5060 </w:instrText>
       </w:r>
       <w:r>
         <w:fldChar w:fldCharType="separate"/>
@@ -1850,7 +1852,7 @@
         <w:fldChar w:fldCharType="begin"/>
       </w:r>
       <w:r>
-        <w:instrText xml:space="preserve"> PAGEREF _Toc24584 \h </w:instrText>
+        <w:instrText xml:space="preserve"> PAGEREF _Toc5060 \h </w:instrText>
       </w:r>
       <w:r>
         <w:fldChar w:fldCharType="separate"/>
@@ -1876,7 +1878,7 @@
         <w:fldChar w:fldCharType="begin"/>
       </w:r>
       <w:r>
-        <w:instrText xml:space="preserve"> HYPERLINK \l _Toc15457 </w:instrText>
+        <w:instrText xml:space="preserve"> HYPERLINK \l _Toc12189 </w:instrText>
       </w:r>
       <w:r>
         <w:fldChar w:fldCharType="separate"/>
@@ -1894,7 +1896,7 @@
         <w:fldChar w:fldCharType="begin"/>
       </w:r>
       <w:r>
-        <w:instrText xml:space="preserve"> PAGEREF _Toc15457 \h </w:instrText>
+        <w:instrText xml:space="preserve"> PAGEREF _Toc12189 \h </w:instrText>
       </w:r>
       <w:r>
         <w:fldChar w:fldCharType="separate"/>
@@ -1920,7 +1922,7 @@
         <w:fldChar w:fldCharType="begin"/>
       </w:r>
       <w:r>
-        <w:instrText xml:space="preserve"> HYPERLINK \l _Toc22029 </w:instrText>
+        <w:instrText xml:space="preserve"> HYPERLINK \l _Toc23083 </w:instrText>
       </w:r>
       <w:r>
         <w:fldChar w:fldCharType="separate"/>
@@ -1938,7 +1940,7 @@
         <w:fldChar w:fldCharType="begin"/>
       </w:r>
       <w:r>
-        <w:instrText xml:space="preserve"> PAGEREF _Toc22029 \h </w:instrText>
+        <w:instrText xml:space="preserve"> PAGEREF _Toc23083 \h </w:instrText>
       </w:r>
       <w:r>
         <w:fldChar w:fldCharType="separate"/>
@@ -1964,7 +1966,7 @@
         <w:fldChar w:fldCharType="begin"/>
       </w:r>
       <w:r>
-        <w:instrText xml:space="preserve"> HYPERLINK \l _Toc8401 </w:instrText>
+        <w:instrText xml:space="preserve"> HYPERLINK \l _Toc24486 </w:instrText>
       </w:r>
       <w:r>
         <w:fldChar w:fldCharType="separate"/>
@@ -1982,7 +1984,7 @@
         <w:fldChar w:fldCharType="begin"/>
       </w:r>
       <w:r>
-        <w:instrText xml:space="preserve"> PAGEREF _Toc8401 \h </w:instrText>
+        <w:instrText xml:space="preserve"> PAGEREF _Toc24486 \h </w:instrText>
       </w:r>
       <w:r>
         <w:fldChar w:fldCharType="separate"/>
@@ -2008,7 +2010,7 @@
         <w:fldChar w:fldCharType="begin"/>
       </w:r>
       <w:r>
-        <w:instrText xml:space="preserve"> HYPERLINK \l _Toc19807 </w:instrText>
+        <w:instrText xml:space="preserve"> HYPERLINK \l _Toc374 </w:instrText>
       </w:r>
       <w:r>
         <w:fldChar w:fldCharType="separate"/>
@@ -2026,7 +2028,7 @@
         <w:fldChar w:fldCharType="begin"/>
       </w:r>
       <w:r>
-        <w:instrText xml:space="preserve"> PAGEREF _Toc19807 \h </w:instrText>
+        <w:instrText xml:space="preserve"> PAGEREF _Toc374 \h </w:instrText>
       </w:r>
       <w:r>
         <w:fldChar w:fldCharType="separate"/>
@@ -2052,7 +2054,7 @@
         <w:fldChar w:fldCharType="begin"/>
       </w:r>
       <w:r>
-        <w:instrText xml:space="preserve"> HYPERLINK \l _Toc25749 </w:instrText>
+        <w:instrText xml:space="preserve"> HYPERLINK \l _Toc48 </w:instrText>
       </w:r>
       <w:r>
         <w:fldChar w:fldCharType="separate"/>
@@ -2070,7 +2072,7 @@
         <w:fldChar w:fldCharType="begin"/>
       </w:r>
       <w:r>
-        <w:instrText xml:space="preserve"> PAGEREF _Toc25749 \h </w:instrText>
+        <w:instrText xml:space="preserve"> PAGEREF _Toc48 \h </w:instrText>
       </w:r>
       <w:r>
         <w:fldChar w:fldCharType="separate"/>
@@ -2096,7 +2098,7 @@
         <w:fldChar w:fldCharType="begin"/>
       </w:r>
       <w:r>
-        <w:instrText xml:space="preserve"> HYPERLINK \l _Toc15870 </w:instrText>
+        <w:instrText xml:space="preserve"> HYPERLINK \l _Toc9908 </w:instrText>
       </w:r>
       <w:r>
         <w:fldChar w:fldCharType="separate"/>
@@ -2114,7 +2116,7 @@
         <w:fldChar w:fldCharType="begin"/>
       </w:r>
       <w:r>
-        <w:instrText xml:space="preserve"> PAGEREF _Toc15870 \h </w:instrText>
+        <w:instrText xml:space="preserve"> PAGEREF _Toc9908 \h </w:instrText>
       </w:r>
       <w:r>
         <w:fldChar w:fldCharType="separate"/>
@@ -2140,7 +2142,7 @@
         <w:fldChar w:fldCharType="begin"/>
       </w:r>
       <w:r>
-        <w:instrText xml:space="preserve"> HYPERLINK \l _Toc13202 </w:instrText>
+        <w:instrText xml:space="preserve"> HYPERLINK \l _Toc7554 </w:instrText>
       </w:r>
       <w:r>
         <w:fldChar w:fldCharType="separate"/>
@@ -2158,7 +2160,7 @@
         <w:fldChar w:fldCharType="begin"/>
       </w:r>
       <w:r>
-        <w:instrText xml:space="preserve"> PAGEREF _Toc13202 \h </w:instrText>
+        <w:instrText xml:space="preserve"> PAGEREF _Toc7554 \h </w:instrText>
       </w:r>
       <w:r>
         <w:fldChar w:fldCharType="separate"/>
@@ -2184,7 +2186,7 @@
         <w:fldChar w:fldCharType="begin"/>
       </w:r>
       <w:r>
-        <w:instrText xml:space="preserve"> HYPERLINK \l _Toc28826 </w:instrText>
+        <w:instrText xml:space="preserve"> HYPERLINK \l _Toc17080 </w:instrText>
       </w:r>
       <w:r>
         <w:fldChar w:fldCharType="separate"/>
@@ -2202,7 +2204,7 @@
         <w:fldChar w:fldCharType="begin"/>
       </w:r>
       <w:r>
-        <w:instrText xml:space="preserve"> PAGEREF _Toc28826 \h </w:instrText>
+        <w:instrText xml:space="preserve"> PAGEREF _Toc17080 \h </w:instrText>
       </w:r>
       <w:r>
         <w:fldChar w:fldCharType="separate"/>
@@ -2228,7 +2230,7 @@
         <w:fldChar w:fldCharType="begin"/>
       </w:r>
       <w:r>
-        <w:instrText xml:space="preserve"> HYPERLINK \l _Toc13992 </w:instrText>
+        <w:instrText xml:space="preserve"> HYPERLINK \l _Toc7203 </w:instrText>
       </w:r>
       <w:r>
         <w:fldChar w:fldCharType="separate"/>
@@ -2246,7 +2248,7 @@
         <w:fldChar w:fldCharType="begin"/>
       </w:r>
       <w:r>
-        <w:instrText xml:space="preserve"> PAGEREF _Toc13992 \h </w:instrText>
+        <w:instrText xml:space="preserve"> PAGEREF _Toc7203 \h </w:instrText>
       </w:r>
       <w:r>
         <w:fldChar w:fldCharType="separate"/>
@@ -2272,7 +2274,7 @@
         <w:fldChar w:fldCharType="begin"/>
       </w:r>
       <w:r>
-        <w:instrText xml:space="preserve"> HYPERLINK \l _Toc10680 </w:instrText>
+        <w:instrText xml:space="preserve"> HYPERLINK \l _Toc17130 </w:instrText>
       </w:r>
       <w:r>
         <w:fldChar w:fldCharType="separate"/>
@@ -2290,7 +2292,7 @@
         <w:fldChar w:fldCharType="begin"/>
       </w:r>
       <w:r>
-        <w:instrText xml:space="preserve"> PAGEREF _Toc10680 \h </w:instrText>
+        <w:instrText xml:space="preserve"> PAGEREF _Toc17130 \h </w:instrText>
       </w:r>
       <w:r>
         <w:fldChar w:fldCharType="separate"/>
@@ -2316,7 +2318,7 @@
         <w:fldChar w:fldCharType="begin"/>
       </w:r>
       <w:r>
-        <w:instrText xml:space="preserve"> HYPERLINK \l _Toc2765 </w:instrText>
+        <w:instrText xml:space="preserve"> HYPERLINK \l _Toc19185 </w:instrText>
       </w:r>
       <w:r>
         <w:fldChar w:fldCharType="separate"/>
@@ -2334,7 +2336,7 @@
         <w:fldChar w:fldCharType="begin"/>
       </w:r>
       <w:r>
-        <w:instrText xml:space="preserve"> PAGEREF _Toc2765 \h </w:instrText>
+        <w:instrText xml:space="preserve"> PAGEREF _Toc19185 \h </w:instrText>
       </w:r>
       <w:r>
         <w:fldChar w:fldCharType="separate"/>
@@ -2360,7 +2362,7 @@
         <w:fldChar w:fldCharType="begin"/>
       </w:r>
       <w:r>
-        <w:instrText xml:space="preserve"> HYPERLINK \l _Toc23285 </w:instrText>
+        <w:instrText xml:space="preserve"> HYPERLINK \l _Toc15736 </w:instrText>
       </w:r>
       <w:r>
         <w:fldChar w:fldCharType="separate"/>
@@ -2378,7 +2380,7 @@
         <w:fldChar w:fldCharType="begin"/>
       </w:r>
       <w:r>
-        <w:instrText xml:space="preserve"> PAGEREF _Toc23285 \h </w:instrText>
+        <w:instrText xml:space="preserve"> PAGEREF _Toc15736 \h </w:instrText>
       </w:r>
       <w:r>
         <w:fldChar w:fldCharType="separate"/>
@@ -2404,7 +2406,7 @@
         <w:fldChar w:fldCharType="begin"/>
       </w:r>
       <w:r>
-        <w:instrText xml:space="preserve"> HYPERLINK \l _Toc27061 </w:instrText>
+        <w:instrText xml:space="preserve"> HYPERLINK \l _Toc1791 </w:instrText>
       </w:r>
       <w:r>
         <w:fldChar w:fldCharType="separate"/>
@@ -2422,7 +2424,7 @@
         <w:fldChar w:fldCharType="begin"/>
       </w:r>
       <w:r>
-        <w:instrText xml:space="preserve"> PAGEREF _Toc27061 \h </w:instrText>
+        <w:instrText xml:space="preserve"> PAGEREF _Toc1791 \h </w:instrText>
       </w:r>
       <w:r>
         <w:fldChar w:fldCharType="separate"/>
@@ -2448,7 +2450,7 @@
         <w:fldChar w:fldCharType="begin"/>
       </w:r>
       <w:r>
-        <w:instrText xml:space="preserve"> HYPERLINK \l _Toc29561 </w:instrText>
+        <w:instrText xml:space="preserve"> HYPERLINK \l _Toc17475 </w:instrText>
       </w:r>
       <w:r>
         <w:fldChar w:fldCharType="separate"/>
@@ -2466,7 +2468,7 @@
         <w:fldChar w:fldCharType="begin"/>
       </w:r>
       <w:r>
-        <w:instrText xml:space="preserve"> PAGEREF _Toc29561 \h </w:instrText>
+        <w:instrText xml:space="preserve"> PAGEREF _Toc17475 \h </w:instrText>
       </w:r>
       <w:r>
         <w:fldChar w:fldCharType="separate"/>
@@ -2492,7 +2494,7 @@
         <w:fldChar w:fldCharType="begin"/>
       </w:r>
       <w:r>
-        <w:instrText xml:space="preserve"> HYPERLINK \l _Toc22801 </w:instrText>
+        <w:instrText xml:space="preserve"> HYPERLINK \l _Toc1889 </w:instrText>
       </w:r>
       <w:r>
         <w:fldChar w:fldCharType="separate"/>
@@ -2510,7 +2512,7 @@
         <w:fldChar w:fldCharType="begin"/>
       </w:r>
       <w:r>
-        <w:instrText xml:space="preserve"> PAGEREF _Toc22801 \h </w:instrText>
+        <w:instrText xml:space="preserve"> PAGEREF _Toc1889 \h </w:instrText>
       </w:r>
       <w:r>
         <w:fldChar w:fldCharType="separate"/>
@@ -2536,7 +2538,7 @@
         <w:fldChar w:fldCharType="begin"/>
       </w:r>
       <w:r>
-        <w:instrText xml:space="preserve"> HYPERLINK \l _Toc28880 </w:instrText>
+        <w:instrText xml:space="preserve"> HYPERLINK \l _Toc13305 </w:instrText>
       </w:r>
       <w:r>
         <w:fldChar w:fldCharType="separate"/>
@@ -2554,7 +2556,7 @@
         <w:fldChar w:fldCharType="begin"/>
       </w:r>
       <w:r>
-        <w:instrText xml:space="preserve"> PAGEREF _Toc28880 \h </w:instrText>
+        <w:instrText xml:space="preserve"> PAGEREF _Toc13305 \h </w:instrText>
       </w:r>
       <w:r>
         <w:fldChar w:fldCharType="separate"/>
@@ -2580,7 +2582,7 @@
         <w:fldChar w:fldCharType="begin"/>
       </w:r>
       <w:r>
-        <w:instrText xml:space="preserve"> HYPERLINK \l _Toc7274 </w:instrText>
+        <w:instrText xml:space="preserve"> HYPERLINK \l _Toc22602 </w:instrText>
       </w:r>
       <w:r>
         <w:fldChar w:fldCharType="separate"/>
@@ -2598,7 +2600,7 @@
         <w:fldChar w:fldCharType="begin"/>
       </w:r>
       <w:r>
-        <w:instrText xml:space="preserve"> PAGEREF _Toc7274 \h </w:instrText>
+        <w:instrText xml:space="preserve"> PAGEREF _Toc22602 \h </w:instrText>
       </w:r>
       <w:r>
         <w:fldChar w:fldCharType="separate"/>
@@ -2624,7 +2626,7 @@
         <w:fldChar w:fldCharType="begin"/>
       </w:r>
       <w:r>
-        <w:instrText xml:space="preserve"> HYPERLINK \l _Toc7112 </w:instrText>
+        <w:instrText xml:space="preserve"> HYPERLINK \l _Toc2364 </w:instrText>
       </w:r>
       <w:r>
         <w:fldChar w:fldCharType="separate"/>
@@ -2642,7 +2644,7 @@
         <w:fldChar w:fldCharType="begin"/>
       </w:r>
       <w:r>
-        <w:instrText xml:space="preserve"> PAGEREF _Toc7112 \h </w:instrText>
+        <w:instrText xml:space="preserve"> PAGEREF _Toc2364 \h </w:instrText>
       </w:r>
       <w:r>
         <w:fldChar w:fldCharType="separate"/>
@@ -2668,7 +2670,7 @@
         <w:fldChar w:fldCharType="begin"/>
       </w:r>
       <w:r>
-        <w:instrText xml:space="preserve"> HYPERLINK \l _Toc18204 </w:instrText>
+        <w:instrText xml:space="preserve"> HYPERLINK \l _Toc2089 </w:instrText>
       </w:r>
       <w:r>
         <w:fldChar w:fldCharType="separate"/>
@@ -2686,7 +2688,7 @@
         <w:fldChar w:fldCharType="begin"/>
       </w:r>
       <w:r>
-        <w:instrText xml:space="preserve"> PAGEREF _Toc18204 \h </w:instrText>
+        <w:instrText xml:space="preserve"> PAGEREF _Toc2089 \h </w:instrText>
       </w:r>
       <w:r>
         <w:fldChar w:fldCharType="separate"/>
@@ -2712,7 +2714,7 @@
         <w:fldChar w:fldCharType="begin"/>
       </w:r>
       <w:r>
-        <w:instrText xml:space="preserve"> HYPERLINK \l _Toc30981 </w:instrText>
+        <w:instrText xml:space="preserve"> HYPERLINK \l _Toc21448 </w:instrText>
       </w:r>
       <w:r>
         <w:fldChar w:fldCharType="separate"/>
@@ -2730,7 +2732,7 @@
         <w:fldChar w:fldCharType="begin"/>
       </w:r>
       <w:r>
-        <w:instrText xml:space="preserve"> PAGEREF _Toc30981 \h </w:instrText>
+        <w:instrText xml:space="preserve"> PAGEREF _Toc21448 \h </w:instrText>
       </w:r>
       <w:r>
         <w:fldChar w:fldCharType="separate"/>
@@ -2756,7 +2758,7 @@
         <w:fldChar w:fldCharType="begin"/>
       </w:r>
       <w:r>
-        <w:instrText xml:space="preserve"> HYPERLINK \l _Toc30475 </w:instrText>
+        <w:instrText xml:space="preserve"> HYPERLINK \l _Toc24235 </w:instrText>
       </w:r>
       <w:r>
         <w:fldChar w:fldCharType="separate"/>
@@ -2774,7 +2776,7 @@
         <w:fldChar w:fldCharType="begin"/>
       </w:r>
       <w:r>
-        <w:instrText xml:space="preserve"> PAGEREF _Toc30475 \h </w:instrText>
+        <w:instrText xml:space="preserve"> PAGEREF _Toc24235 \h </w:instrText>
       </w:r>
       <w:r>
         <w:fldChar w:fldCharType="separate"/>
@@ -2800,7 +2802,7 @@
         <w:fldChar w:fldCharType="begin"/>
       </w:r>
       <w:r>
-        <w:instrText xml:space="preserve"> HYPERLINK \l _Toc29542 </w:instrText>
+        <w:instrText xml:space="preserve"> HYPERLINK \l _Toc24560 </w:instrText>
       </w:r>
       <w:r>
         <w:fldChar w:fldCharType="separate"/>
@@ -2818,7 +2820,7 @@
         <w:fldChar w:fldCharType="begin"/>
       </w:r>
       <w:r>
-        <w:instrText xml:space="preserve"> PAGEREF _Toc29542 \h </w:instrText>
+        <w:instrText xml:space="preserve"> PAGEREF _Toc24560 \h </w:instrText>
       </w:r>
       <w:r>
         <w:fldChar w:fldCharType="separate"/>
@@ -2844,7 +2846,7 @@
         <w:fldChar w:fldCharType="begin"/>
       </w:r>
       <w:r>
-        <w:instrText xml:space="preserve"> HYPERLINK \l _Toc17916 </w:instrText>
+        <w:instrText xml:space="preserve"> HYPERLINK \l _Toc29897 </w:instrText>
       </w:r>
       <w:r>
         <w:fldChar w:fldCharType="separate"/>
@@ -2862,7 +2864,7 @@
         <w:fldChar w:fldCharType="begin"/>
       </w:r>
       <w:r>
-        <w:instrText xml:space="preserve"> PAGEREF _Toc17916 \h </w:instrText>
+        <w:instrText xml:space="preserve"> PAGEREF _Toc29897 \h </w:instrText>
       </w:r>
       <w:r>
         <w:fldChar w:fldCharType="separate"/>
@@ -2888,7 +2890,7 @@
         <w:fldChar w:fldCharType="begin"/>
       </w:r>
       <w:r>
-        <w:instrText xml:space="preserve"> HYPERLINK \l _Toc13944 </w:instrText>
+        <w:instrText xml:space="preserve"> HYPERLINK \l _Toc12529 </w:instrText>
       </w:r>
       <w:r>
         <w:fldChar w:fldCharType="separate"/>
@@ -2906,7 +2908,7 @@
         <w:fldChar w:fldCharType="begin"/>
       </w:r>
       <w:r>
-        <w:instrText xml:space="preserve"> PAGEREF _Toc13944 \h </w:instrText>
+        <w:instrText xml:space="preserve"> PAGEREF _Toc12529 \h </w:instrText>
       </w:r>
       <w:r>
         <w:fldChar w:fldCharType="separate"/>
@@ -2932,7 +2934,7 @@
         <w:fldChar w:fldCharType="begin"/>
       </w:r>
       <w:r>
-        <w:instrText xml:space="preserve"> HYPERLINK \l _Toc11962 </w:instrText>
+        <w:instrText xml:space="preserve"> HYPERLINK \l _Toc32334 </w:instrText>
       </w:r>
       <w:r>
         <w:fldChar w:fldCharType="separate"/>
@@ -2950,7 +2952,7 @@
         <w:fldChar w:fldCharType="begin"/>
       </w:r>
       <w:r>
-        <w:instrText xml:space="preserve"> PAGEREF _Toc11962 \h </w:instrText>
+        <w:instrText xml:space="preserve"> PAGEREF _Toc32334 \h </w:instrText>
       </w:r>
       <w:r>
         <w:fldChar w:fldCharType="separate"/>
@@ -2976,7 +2978,7 @@
         <w:fldChar w:fldCharType="begin"/>
       </w:r>
       <w:r>
-        <w:instrText xml:space="preserve"> HYPERLINK \l _Toc8578 </w:instrText>
+        <w:instrText xml:space="preserve"> HYPERLINK \l _Toc31465 </w:instrText>
       </w:r>
       <w:r>
         <w:fldChar w:fldCharType="separate"/>
@@ -2994,7 +2996,7 @@
         <w:fldChar w:fldCharType="begin"/>
       </w:r>
       <w:r>
-        <w:instrText xml:space="preserve"> PAGEREF _Toc8578 \h </w:instrText>
+        <w:instrText xml:space="preserve"> PAGEREF _Toc31465 \h </w:instrText>
       </w:r>
       <w:r>
         <w:fldChar w:fldCharType="separate"/>
@@ -3020,7 +3022,7 @@
         <w:fldChar w:fldCharType="begin"/>
       </w:r>
       <w:r>
-        <w:instrText xml:space="preserve"> HYPERLINK \l _Toc19572 </w:instrText>
+        <w:instrText xml:space="preserve"> HYPERLINK \l _Toc22643 </w:instrText>
       </w:r>
       <w:r>
         <w:fldChar w:fldCharType="separate"/>
@@ -3038,7 +3040,7 @@
         <w:fldChar w:fldCharType="begin"/>
       </w:r>
       <w:r>
-        <w:instrText xml:space="preserve"> PAGEREF _Toc19572 \h </w:instrText>
+        <w:instrText xml:space="preserve"> PAGEREF _Toc22643 \h </w:instrText>
       </w:r>
       <w:r>
         <w:fldChar w:fldCharType="separate"/>
@@ -3064,7 +3066,7 @@
         <w:fldChar w:fldCharType="begin"/>
       </w:r>
       <w:r>
-        <w:instrText xml:space="preserve"> HYPERLINK \l _Toc16368 </w:instrText>
+        <w:instrText xml:space="preserve"> HYPERLINK \l _Toc370 </w:instrText>
       </w:r>
       <w:r>
         <w:fldChar w:fldCharType="separate"/>
@@ -3082,7 +3084,7 @@
         <w:fldChar w:fldCharType="begin"/>
       </w:r>
       <w:r>
-        <w:instrText xml:space="preserve"> PAGEREF _Toc16368 \h </w:instrText>
+        <w:instrText xml:space="preserve"> PAGEREF _Toc370 \h </w:instrText>
       </w:r>
       <w:r>
         <w:fldChar w:fldCharType="separate"/>
@@ -3108,7 +3110,7 @@
         <w:fldChar w:fldCharType="begin"/>
       </w:r>
       <w:r>
-        <w:instrText xml:space="preserve"> HYPERLINK \l _Toc19957 </w:instrText>
+        <w:instrText xml:space="preserve"> HYPERLINK \l _Toc20106 </w:instrText>
       </w:r>
       <w:r>
         <w:fldChar w:fldCharType="separate"/>
@@ -3126,7 +3128,7 @@
         <w:fldChar w:fldCharType="begin"/>
       </w:r>
       <w:r>
-        <w:instrText xml:space="preserve"> PAGEREF _Toc19957 \h </w:instrText>
+        <w:instrText xml:space="preserve"> PAGEREF _Toc20106 \h </w:instrText>
       </w:r>
       <w:r>
         <w:fldChar w:fldCharType="separate"/>
@@ -3152,7 +3154,7 @@
         <w:fldChar w:fldCharType="begin"/>
       </w:r>
       <w:r>
-        <w:instrText xml:space="preserve"> HYPERLINK \l _Toc23084 </w:instrText>
+        <w:instrText xml:space="preserve"> HYPERLINK \l _Toc10294 </w:instrText>
       </w:r>
       <w:r>
         <w:fldChar w:fldCharType="separate"/>
@@ -3170,7 +3172,7 @@
         <w:fldChar w:fldCharType="begin"/>
       </w:r>
       <w:r>
-        <w:instrText xml:space="preserve"> PAGEREF _Toc23084 \h </w:instrText>
+        <w:instrText xml:space="preserve"> PAGEREF _Toc10294 \h </w:instrText>
       </w:r>
       <w:r>
         <w:fldChar w:fldCharType="separate"/>
@@ -3196,7 +3198,7 @@
         <w:fldChar w:fldCharType="begin"/>
       </w:r>
       <w:r>
-        <w:instrText xml:space="preserve"> HYPERLINK \l _Toc929 </w:instrText>
+        <w:instrText xml:space="preserve"> HYPERLINK \l _Toc19659 </w:instrText>
       </w:r>
       <w:r>
         <w:fldChar w:fldCharType="separate"/>
@@ -3214,7 +3216,7 @@
         <w:fldChar w:fldCharType="begin"/>
       </w:r>
       <w:r>
-        <w:instrText xml:space="preserve"> PAGEREF _Toc929 \h </w:instrText>
+        <w:instrText xml:space="preserve"> PAGEREF _Toc19659 \h </w:instrText>
       </w:r>
       <w:r>
         <w:fldChar w:fldCharType="separate"/>
@@ -3240,7 +3242,7 @@
         <w:fldChar w:fldCharType="begin"/>
       </w:r>
       <w:r>
-        <w:instrText xml:space="preserve"> HYPERLINK \l _Toc2597 </w:instrText>
+        <w:instrText xml:space="preserve"> HYPERLINK \l _Toc11504 </w:instrText>
       </w:r>
       <w:r>
         <w:fldChar w:fldCharType="separate"/>
@@ -3258,7 +3260,7 @@
         <w:fldChar w:fldCharType="begin"/>
       </w:r>
       <w:r>
-        <w:instrText xml:space="preserve"> PAGEREF _Toc2597 \h </w:instrText>
+        <w:instrText xml:space="preserve"> PAGEREF _Toc11504 \h </w:instrText>
       </w:r>
       <w:r>
         <w:fldChar w:fldCharType="separate"/>
@@ -3284,7 +3286,7 @@
         <w:fldChar w:fldCharType="begin"/>
       </w:r>
       <w:r>
-        <w:instrText xml:space="preserve"> HYPERLINK \l _Toc26208 </w:instrText>
+        <w:instrText xml:space="preserve"> HYPERLINK \l _Toc15041 </w:instrText>
       </w:r>
       <w:r>
         <w:fldChar w:fldCharType="separate"/>
@@ -3302,7 +3304,7 @@
         <w:fldChar w:fldCharType="begin"/>
       </w:r>
       <w:r>
-        <w:instrText xml:space="preserve"> PAGEREF _Toc26208 \h </w:instrText>
+        <w:instrText xml:space="preserve"> PAGEREF _Toc15041 \h </w:instrText>
       </w:r>
       <w:r>
         <w:fldChar w:fldCharType="separate"/>
@@ -3328,7 +3330,7 @@
         <w:fldChar w:fldCharType="begin"/>
       </w:r>
       <w:r>
-        <w:instrText xml:space="preserve"> HYPERLINK \l _Toc22796 </w:instrText>
+        <w:instrText xml:space="preserve"> HYPERLINK \l _Toc32445 </w:instrText>
       </w:r>
       <w:r>
         <w:fldChar w:fldCharType="separate"/>
@@ -3346,7 +3348,7 @@
         <w:fldChar w:fldCharType="begin"/>
       </w:r>
       <w:r>
-        <w:instrText xml:space="preserve"> PAGEREF _Toc22796 \h </w:instrText>
+        <w:instrText xml:space="preserve"> PAGEREF _Toc32445 \h </w:instrText>
       </w:r>
       <w:r>
         <w:fldChar w:fldCharType="separate"/>
@@ -3372,7 +3374,7 @@
         <w:fldChar w:fldCharType="begin"/>
       </w:r>
       <w:r>
-        <w:instrText xml:space="preserve"> HYPERLINK \l _Toc9949 </w:instrText>
+        <w:instrText xml:space="preserve"> HYPERLINK \l _Toc16876 </w:instrText>
       </w:r>
       <w:r>
         <w:fldChar w:fldCharType="separate"/>
@@ -3390,7 +3392,7 @@
         <w:fldChar w:fldCharType="begin"/>
       </w:r>
       <w:r>
-        <w:instrText xml:space="preserve"> PAGEREF _Toc9949 \h </w:instrText>
+        <w:instrText xml:space="preserve"> PAGEREF _Toc16876 \h </w:instrText>
       </w:r>
       <w:r>
         <w:fldChar w:fldCharType="separate"/>
@@ -3416,7 +3418,7 @@
         <w:fldChar w:fldCharType="begin"/>
       </w:r>
       <w:r>
-        <w:instrText xml:space="preserve"> HYPERLINK \l _Toc22554 </w:instrText>
+        <w:instrText xml:space="preserve"> HYPERLINK \l _Toc1193 </w:instrText>
       </w:r>
       <w:r>
         <w:fldChar w:fldCharType="separate"/>
@@ -3434,7 +3436,7 @@
         <w:fldChar w:fldCharType="begin"/>
       </w:r>
       <w:r>
-        <w:instrText xml:space="preserve"> PAGEREF _Toc22554 \h </w:instrText>
+        <w:instrText xml:space="preserve"> PAGEREF _Toc1193 \h </w:instrText>
       </w:r>
       <w:r>
         <w:fldChar w:fldCharType="separate"/>
@@ -3460,7 +3462,7 @@
         <w:fldChar w:fldCharType="begin"/>
       </w:r>
       <w:r>
-        <w:instrText xml:space="preserve"> HYPERLINK \l _Toc4037 </w:instrText>
+        <w:instrText xml:space="preserve"> HYPERLINK \l _Toc10888 </w:instrText>
       </w:r>
       <w:r>
         <w:fldChar w:fldCharType="separate"/>
@@ -3478,7 +3480,7 @@
         <w:fldChar w:fldCharType="begin"/>
       </w:r>
       <w:r>
-        <w:instrText xml:space="preserve"> PAGEREF _Toc4037 \h </w:instrText>
+        <w:instrText xml:space="preserve"> PAGEREF _Toc10888 \h </w:instrText>
       </w:r>
       <w:r>
         <w:fldChar w:fldCharType="separate"/>
@@ -3504,7 +3506,7 @@
         <w:fldChar w:fldCharType="begin"/>
       </w:r>
       <w:r>
-        <w:instrText xml:space="preserve"> HYPERLINK \l _Toc29780 </w:instrText>
+        <w:instrText xml:space="preserve"> HYPERLINK \l _Toc30163 </w:instrText>
       </w:r>
       <w:r>
         <w:fldChar w:fldCharType="separate"/>
@@ -3522,7 +3524,7 @@
         <w:fldChar w:fldCharType="begin"/>
       </w:r>
       <w:r>
-        <w:instrText xml:space="preserve"> PAGEREF _Toc29780 \h </w:instrText>
+        <w:instrText xml:space="preserve"> PAGEREF _Toc30163 \h </w:instrText>
       </w:r>
       <w:r>
         <w:fldChar w:fldCharType="separate"/>
@@ -3548,7 +3550,7 @@
         <w:fldChar w:fldCharType="begin"/>
       </w:r>
       <w:r>
-        <w:instrText xml:space="preserve"> HYPERLINK \l _Toc6884 </w:instrText>
+        <w:instrText xml:space="preserve"> HYPERLINK \l _Toc1963 </w:instrText>
       </w:r>
       <w:r>
         <w:fldChar w:fldCharType="separate"/>
@@ -3566,7 +3568,7 @@
         <w:fldChar w:fldCharType="begin"/>
       </w:r>
       <w:r>
-        <w:instrText xml:space="preserve"> PAGEREF _Toc6884 \h </w:instrText>
+        <w:instrText xml:space="preserve"> PAGEREF _Toc1963 \h </w:instrText>
       </w:r>
       <w:r>
         <w:fldChar w:fldCharType="separate"/>
@@ -3592,7 +3594,7 @@
         <w:fldChar w:fldCharType="begin"/>
       </w:r>
       <w:r>
-        <w:instrText xml:space="preserve"> HYPERLINK \l _Toc1452 </w:instrText>
+        <w:instrText xml:space="preserve"> HYPERLINK \l _Toc14250 </w:instrText>
       </w:r>
       <w:r>
         <w:fldChar w:fldCharType="separate"/>
@@ -3610,7 +3612,7 @@
         <w:fldChar w:fldCharType="begin"/>
       </w:r>
       <w:r>
-        <w:instrText xml:space="preserve"> PAGEREF _Toc1452 \h </w:instrText>
+        <w:instrText xml:space="preserve"> PAGEREF _Toc14250 \h </w:instrText>
       </w:r>
       <w:r>
         <w:fldChar w:fldCharType="separate"/>
@@ -3636,7 +3638,7 @@
         <w:fldChar w:fldCharType="begin"/>
       </w:r>
       <w:r>
-        <w:instrText xml:space="preserve"> HYPERLINK \l _Toc22617 </w:instrText>
+        <w:instrText xml:space="preserve"> HYPERLINK \l _Toc29960 </w:instrText>
       </w:r>
       <w:r>
         <w:fldChar w:fldCharType="separate"/>
@@ -3654,7 +3656,7 @@
         <w:fldChar w:fldCharType="begin"/>
       </w:r>
       <w:r>
-        <w:instrText xml:space="preserve"> PAGEREF _Toc22617 \h </w:instrText>
+        <w:instrText xml:space="preserve"> PAGEREF _Toc29960 \h </w:instrText>
       </w:r>
       <w:r>
         <w:fldChar w:fldCharType="separate"/>
@@ -3680,7 +3682,7 @@
         <w:fldChar w:fldCharType="begin"/>
       </w:r>
       <w:r>
-        <w:instrText xml:space="preserve"> HYPERLINK \l _Toc23539 </w:instrText>
+        <w:instrText xml:space="preserve"> HYPERLINK \l _Toc6922 </w:instrText>
       </w:r>
       <w:r>
         <w:fldChar w:fldCharType="separate"/>
@@ -3698,7 +3700,7 @@
         <w:fldChar w:fldCharType="begin"/>
       </w:r>
       <w:r>
-        <w:instrText xml:space="preserve"> PAGEREF _Toc23539 \h </w:instrText>
+        <w:instrText xml:space="preserve"> PAGEREF _Toc6922 \h </w:instrText>
       </w:r>
       <w:r>
         <w:fldChar w:fldCharType="separate"/>
@@ -3724,7 +3726,7 @@
         <w:fldChar w:fldCharType="begin"/>
       </w:r>
       <w:r>
-        <w:instrText xml:space="preserve"> HYPERLINK \l _Toc54 </w:instrText>
+        <w:instrText xml:space="preserve"> HYPERLINK \l _Toc31775 </w:instrText>
       </w:r>
       <w:r>
         <w:fldChar w:fldCharType="separate"/>
@@ -3742,7 +3744,7 @@
         <w:fldChar w:fldCharType="begin"/>
       </w:r>
       <w:r>
-        <w:instrText xml:space="preserve"> PAGEREF _Toc54 \h </w:instrText>
+        <w:instrText xml:space="preserve"> PAGEREF _Toc31775 \h </w:instrText>
       </w:r>
       <w:r>
         <w:fldChar w:fldCharType="separate"/>
@@ -3768,7 +3770,7 @@
         <w:fldChar w:fldCharType="begin"/>
       </w:r>
       <w:r>
-        <w:instrText xml:space="preserve"> HYPERLINK \l _Toc24683 </w:instrText>
+        <w:instrText xml:space="preserve"> HYPERLINK \l _Toc22338 </w:instrText>
       </w:r>
       <w:r>
         <w:fldChar w:fldCharType="separate"/>
@@ -3786,7 +3788,7 @@
         <w:fldChar w:fldCharType="begin"/>
       </w:r>
       <w:r>
-        <w:instrText xml:space="preserve"> PAGEREF _Toc24683 \h </w:instrText>
+        <w:instrText xml:space="preserve"> PAGEREF _Toc22338 \h </w:instrText>
       </w:r>
       <w:r>
         <w:fldChar w:fldCharType="separate"/>
@@ -3812,7 +3814,7 @@
         <w:fldChar w:fldCharType="begin"/>
       </w:r>
       <w:r>
-        <w:instrText xml:space="preserve"> HYPERLINK \l _Toc2625 </w:instrText>
+        <w:instrText xml:space="preserve"> HYPERLINK \l _Toc9124 </w:instrText>
       </w:r>
       <w:r>
         <w:fldChar w:fldCharType="separate"/>
@@ -3830,7 +3832,7 @@
         <w:fldChar w:fldCharType="begin"/>
       </w:r>
       <w:r>
-        <w:instrText xml:space="preserve"> PAGEREF _Toc2625 \h </w:instrText>
+        <w:instrText xml:space="preserve"> PAGEREF _Toc9124 \h </w:instrText>
       </w:r>
       <w:r>
         <w:fldChar w:fldCharType="separate"/>
@@ -3856,7 +3858,7 @@
         <w:fldChar w:fldCharType="begin"/>
       </w:r>
       <w:r>
-        <w:instrText xml:space="preserve"> HYPERLINK \l _Toc17596 </w:instrText>
+        <w:instrText xml:space="preserve"> HYPERLINK \l _Toc23114 </w:instrText>
       </w:r>
       <w:r>
         <w:fldChar w:fldCharType="separate"/>
@@ -3874,7 +3876,7 @@
         <w:fldChar w:fldCharType="begin"/>
       </w:r>
       <w:r>
-        <w:instrText xml:space="preserve"> PAGEREF _Toc17596 \h </w:instrText>
+        <w:instrText xml:space="preserve"> PAGEREF _Toc23114 \h </w:instrText>
       </w:r>
       <w:r>
         <w:fldChar w:fldCharType="separate"/>
@@ -3900,7 +3902,7 @@
         <w:fldChar w:fldCharType="begin"/>
       </w:r>
       <w:r>
-        <w:instrText xml:space="preserve"> HYPERLINK \l _Toc682 </w:instrText>
+        <w:instrText xml:space="preserve"> HYPERLINK \l _Toc865 </w:instrText>
       </w:r>
       <w:r>
         <w:fldChar w:fldCharType="separate"/>
@@ -3918,7 +3920,7 @@
         <w:fldChar w:fldCharType="begin"/>
       </w:r>
       <w:r>
-        <w:instrText xml:space="preserve"> PAGEREF _Toc682 \h </w:instrText>
+        <w:instrText xml:space="preserve"> PAGEREF _Toc865 \h </w:instrText>
       </w:r>
       <w:r>
         <w:fldChar w:fldCharType="separate"/>
@@ -3944,7 +3946,7 @@
         <w:fldChar w:fldCharType="begin"/>
       </w:r>
       <w:r>
-        <w:instrText xml:space="preserve"> HYPERLINK \l _Toc27220 </w:instrText>
+        <w:instrText xml:space="preserve"> HYPERLINK \l _Toc32694 </w:instrText>
       </w:r>
       <w:r>
         <w:fldChar w:fldCharType="separate"/>
@@ -3962,7 +3964,7 @@
         <w:fldChar w:fldCharType="begin"/>
       </w:r>
       <w:r>
-        <w:instrText xml:space="preserve"> PAGEREF _Toc27220 \h </w:instrText>
+        <w:instrText xml:space="preserve"> PAGEREF _Toc32694 \h </w:instrText>
       </w:r>
       <w:r>
         <w:fldChar w:fldCharType="separate"/>
@@ -3988,7 +3990,7 @@
         <w:fldChar w:fldCharType="begin"/>
       </w:r>
       <w:r>
-        <w:instrText xml:space="preserve"> HYPERLINK \l _Toc8614 </w:instrText>
+        <w:instrText xml:space="preserve"> HYPERLINK \l _Toc18397 </w:instrText>
       </w:r>
       <w:r>
         <w:fldChar w:fldCharType="separate"/>
@@ -4006,7 +4008,7 @@
         <w:fldChar w:fldCharType="begin"/>
       </w:r>
       <w:r>
-        <w:instrText xml:space="preserve"> PAGEREF _Toc8614 \h </w:instrText>
+        <w:instrText xml:space="preserve"> PAGEREF _Toc18397 \h </w:instrText>
       </w:r>
       <w:r>
         <w:fldChar w:fldCharType="separate"/>
@@ -4032,7 +4034,7 @@
         <w:fldChar w:fldCharType="begin"/>
       </w:r>
       <w:r>
-        <w:instrText xml:space="preserve"> HYPERLINK \l _Toc30893 </w:instrText>
+        <w:instrText xml:space="preserve"> HYPERLINK \l _Toc3108 </w:instrText>
       </w:r>
       <w:r>
         <w:fldChar w:fldCharType="separate"/>
@@ -4050,7 +4052,7 @@
         <w:fldChar w:fldCharType="begin"/>
       </w:r>
       <w:r>
-        <w:instrText xml:space="preserve"> PAGEREF _Toc30893 \h </w:instrText>
+        <w:instrText xml:space="preserve"> PAGEREF _Toc3108 \h </w:instrText>
       </w:r>
       <w:r>
         <w:fldChar w:fldCharType="separate"/>
@@ -4076,7 +4078,7 @@
         <w:fldChar w:fldCharType="begin"/>
       </w:r>
       <w:r>
-        <w:instrText xml:space="preserve"> HYPERLINK \l _Toc25810 </w:instrText>
+        <w:instrText xml:space="preserve"> HYPERLINK \l _Toc11408 </w:instrText>
       </w:r>
       <w:r>
         <w:fldChar w:fldCharType="separate"/>
@@ -4094,7 +4096,7 @@
         <w:fldChar w:fldCharType="begin"/>
       </w:r>
       <w:r>
-        <w:instrText xml:space="preserve"> PAGEREF _Toc25810 \h </w:instrText>
+        <w:instrText xml:space="preserve"> PAGEREF _Toc11408 \h </w:instrText>
       </w:r>
       <w:r>
         <w:fldChar w:fldCharType="separate"/>
@@ -4120,7 +4122,7 @@
         <w:fldChar w:fldCharType="begin"/>
       </w:r>
       <w:r>
-        <w:instrText xml:space="preserve"> HYPERLINK \l _Toc21539 </w:instrText>
+        <w:instrText xml:space="preserve"> HYPERLINK \l _Toc31030 </w:instrText>
       </w:r>
       <w:r>
         <w:fldChar w:fldCharType="separate"/>
@@ -4138,7 +4140,7 @@
         <w:fldChar w:fldCharType="begin"/>
       </w:r>
       <w:r>
-        <w:instrText xml:space="preserve"> PAGEREF _Toc21539 \h </w:instrText>
+        <w:instrText xml:space="preserve"> PAGEREF _Toc31030 \h </w:instrText>
       </w:r>
       <w:r>
         <w:fldChar w:fldCharType="separate"/>
@@ -4164,7 +4166,7 @@
         <w:fldChar w:fldCharType="begin"/>
       </w:r>
       <w:r>
-        <w:instrText xml:space="preserve"> HYPERLINK \l _Toc5285 </w:instrText>
+        <w:instrText xml:space="preserve"> HYPERLINK \l _Toc26738 </w:instrText>
       </w:r>
       <w:r>
         <w:fldChar w:fldCharType="separate"/>
@@ -4182,7 +4184,7 @@
         <w:fldChar w:fldCharType="begin"/>
       </w:r>
       <w:r>
-        <w:instrText xml:space="preserve"> PAGEREF _Toc5285 \h </w:instrText>
+        <w:instrText xml:space="preserve"> PAGEREF _Toc26738 \h </w:instrText>
       </w:r>
       <w:r>
         <w:fldChar w:fldCharType="separate"/>
@@ -4208,7 +4210,7 @@
         <w:fldChar w:fldCharType="begin"/>
       </w:r>
       <w:r>
-        <w:instrText xml:space="preserve"> HYPERLINK \l _Toc27315 </w:instrText>
+        <w:instrText xml:space="preserve"> HYPERLINK \l _Toc15970 </w:instrText>
       </w:r>
       <w:r>
         <w:fldChar w:fldCharType="separate"/>
@@ -4226,7 +4228,7 @@
         <w:fldChar w:fldCharType="begin"/>
       </w:r>
       <w:r>
-        <w:instrText xml:space="preserve"> PAGEREF _Toc27315 \h </w:instrText>
+        <w:instrText xml:space="preserve"> PAGEREF _Toc15970 \h </w:instrText>
       </w:r>
       <w:r>
         <w:fldChar w:fldCharType="separate"/>
@@ -4252,7 +4254,7 @@
         <w:fldChar w:fldCharType="begin"/>
       </w:r>
       <w:r>
-        <w:instrText xml:space="preserve"> HYPERLINK \l _Toc6396 </w:instrText>
+        <w:instrText xml:space="preserve"> HYPERLINK \l _Toc10264 </w:instrText>
       </w:r>
       <w:r>
         <w:fldChar w:fldCharType="separate"/>
@@ -4270,7 +4272,7 @@
         <w:fldChar w:fldCharType="begin"/>
       </w:r>
       <w:r>
-        <w:instrText xml:space="preserve"> PAGEREF _Toc6396 \h </w:instrText>
+        <w:instrText xml:space="preserve"> PAGEREF _Toc10264 \h </w:instrText>
       </w:r>
       <w:r>
         <w:fldChar w:fldCharType="separate"/>
@@ -4296,7 +4298,7 @@
         <w:fldChar w:fldCharType="begin"/>
       </w:r>
       <w:r>
-        <w:instrText xml:space="preserve"> HYPERLINK \l _Toc22326 </w:instrText>
+        <w:instrText xml:space="preserve"> HYPERLINK \l _Toc25872 </w:instrText>
       </w:r>
       <w:r>
         <w:fldChar w:fldCharType="separate"/>
@@ -4314,7 +4316,7 @@
         <w:fldChar w:fldCharType="begin"/>
       </w:r>
       <w:r>
-        <w:instrText xml:space="preserve"> PAGEREF _Toc22326 \h </w:instrText>
+        <w:instrText xml:space="preserve"> PAGEREF _Toc25872 \h </w:instrText>
       </w:r>
       <w:r>
         <w:fldChar w:fldCharType="separate"/>
@@ -4340,7 +4342,7 @@
         <w:fldChar w:fldCharType="begin"/>
       </w:r>
       <w:r>
-        <w:instrText xml:space="preserve"> HYPERLINK \l _Toc29177 </w:instrText>
+        <w:instrText xml:space="preserve"> HYPERLINK \l _Toc18891 </w:instrText>
       </w:r>
       <w:r>
         <w:fldChar w:fldCharType="separate"/>
@@ -4358,7 +4360,7 @@
         <w:fldChar w:fldCharType="begin"/>
       </w:r>
       <w:r>
-        <w:instrText xml:space="preserve"> PAGEREF _Toc29177 \h </w:instrText>
+        <w:instrText xml:space="preserve"> PAGEREF _Toc18891 \h </w:instrText>
       </w:r>
       <w:r>
         <w:fldChar w:fldCharType="separate"/>
@@ -4384,7 +4386,7 @@
         <w:fldChar w:fldCharType="begin"/>
       </w:r>
       <w:r>
-        <w:instrText xml:space="preserve"> HYPERLINK \l _Toc20298 </w:instrText>
+        <w:instrText xml:space="preserve"> HYPERLINK \l _Toc27363 </w:instrText>
       </w:r>
       <w:r>
         <w:fldChar w:fldCharType="separate"/>
@@ -4402,7 +4404,7 @@
         <w:fldChar w:fldCharType="begin"/>
       </w:r>
       <w:r>
-        <w:instrText xml:space="preserve"> PAGEREF _Toc20298 \h </w:instrText>
+        <w:instrText xml:space="preserve"> PAGEREF _Toc27363 \h </w:instrText>
       </w:r>
       <w:r>
         <w:fldChar w:fldCharType="separate"/>
@@ -4428,7 +4430,7 @@
         <w:fldChar w:fldCharType="begin"/>
       </w:r>
       <w:r>
-        <w:instrText xml:space="preserve"> HYPERLINK \l _Toc25790 </w:instrText>
+        <w:instrText xml:space="preserve"> HYPERLINK \l _Toc29492 </w:instrText>
       </w:r>
       <w:r>
         <w:fldChar w:fldCharType="separate"/>
@@ -4446,7 +4448,7 @@
         <w:fldChar w:fldCharType="begin"/>
       </w:r>
       <w:r>
-        <w:instrText xml:space="preserve"> PAGEREF _Toc25790 \h </w:instrText>
+        <w:instrText xml:space="preserve"> PAGEREF _Toc29492 \h </w:instrText>
       </w:r>
       <w:r>
         <w:fldChar w:fldCharType="separate"/>
@@ -4472,7 +4474,7 @@
         <w:fldChar w:fldCharType="begin"/>
       </w:r>
       <w:r>
-        <w:instrText xml:space="preserve"> HYPERLINK \l _Toc14745 </w:instrText>
+        <w:instrText xml:space="preserve"> HYPERLINK \l _Toc19236 </w:instrText>
       </w:r>
       <w:r>
         <w:fldChar w:fldCharType="separate"/>
@@ -4490,7 +4492,7 @@
         <w:fldChar w:fldCharType="begin"/>
       </w:r>
       <w:r>
-        <w:instrText xml:space="preserve"> PAGEREF _Toc14745 \h </w:instrText>
+        <w:instrText xml:space="preserve"> PAGEREF _Toc19236 \h </w:instrText>
       </w:r>
       <w:r>
         <w:fldChar w:fldCharType="separate"/>
@@ -4516,7 +4518,7 @@
         <w:fldChar w:fldCharType="begin"/>
       </w:r>
       <w:r>
-        <w:instrText xml:space="preserve"> HYPERLINK \l _Toc25365 </w:instrText>
+        <w:instrText xml:space="preserve"> HYPERLINK \l _Toc5527 </w:instrText>
       </w:r>
       <w:r>
         <w:fldChar w:fldCharType="separate"/>
@@ -4534,7 +4536,7 @@
         <w:fldChar w:fldCharType="begin"/>
       </w:r>
       <w:r>
-        <w:instrText xml:space="preserve"> PAGEREF _Toc25365 \h </w:instrText>
+        <w:instrText xml:space="preserve"> PAGEREF _Toc5527 \h </w:instrText>
       </w:r>
       <w:r>
         <w:fldChar w:fldCharType="separate"/>
@@ -4560,7 +4562,7 @@
         <w:fldChar w:fldCharType="begin"/>
       </w:r>
       <w:r>
-        <w:instrText xml:space="preserve"> HYPERLINK \l _Toc30569 </w:instrText>
+        <w:instrText xml:space="preserve"> HYPERLINK \l _Toc4262 </w:instrText>
       </w:r>
       <w:r>
         <w:fldChar w:fldCharType="separate"/>
@@ -4578,7 +4580,7 @@
         <w:fldChar w:fldCharType="begin"/>
       </w:r>
       <w:r>
-        <w:instrText xml:space="preserve"> PAGEREF _Toc30569 \h </w:instrText>
+        <w:instrText xml:space="preserve"> PAGEREF _Toc4262 \h </w:instrText>
       </w:r>
       <w:r>
         <w:fldChar w:fldCharType="separate"/>
@@ -4604,7 +4606,7 @@
         <w:fldChar w:fldCharType="begin"/>
       </w:r>
       <w:r>
-        <w:instrText xml:space="preserve"> HYPERLINK \l _Toc11588 </w:instrText>
+        <w:instrText xml:space="preserve"> HYPERLINK \l _Toc23730 </w:instrText>
       </w:r>
       <w:r>
         <w:fldChar w:fldCharType="separate"/>
@@ -4622,7 +4624,7 @@
         <w:fldChar w:fldCharType="begin"/>
       </w:r>
       <w:r>
-        <w:instrText xml:space="preserve"> PAGEREF _Toc11588 \h </w:instrText>
+        <w:instrText xml:space="preserve"> PAGEREF _Toc23730 \h </w:instrText>
       </w:r>
       <w:r>
         <w:fldChar w:fldCharType="separate"/>
@@ -4648,7 +4650,7 @@
         <w:fldChar w:fldCharType="begin"/>
       </w:r>
       <w:r>
-        <w:instrText xml:space="preserve"> HYPERLINK \l _Toc920 </w:instrText>
+        <w:instrText xml:space="preserve"> HYPERLINK \l _Toc7064 </w:instrText>
       </w:r>
       <w:r>
         <w:fldChar w:fldCharType="separate"/>
@@ -4666,7 +4668,7 @@
         <w:fldChar w:fldCharType="begin"/>
       </w:r>
       <w:r>
-        <w:instrText xml:space="preserve"> PAGEREF _Toc920 \h </w:instrText>
+        <w:instrText xml:space="preserve"> PAGEREF _Toc7064 \h </w:instrText>
       </w:r>
       <w:r>
         <w:fldChar w:fldCharType="separate"/>
@@ -4692,7 +4694,7 @@
         <w:fldChar w:fldCharType="begin"/>
       </w:r>
       <w:r>
-        <w:instrText xml:space="preserve"> HYPERLINK \l _Toc26530 </w:instrText>
+        <w:instrText xml:space="preserve"> HYPERLINK \l _Toc9653 </w:instrText>
       </w:r>
       <w:r>
         <w:fldChar w:fldCharType="separate"/>
@@ -4710,7 +4712,7 @@
         <w:fldChar w:fldCharType="begin"/>
       </w:r>
       <w:r>
-        <w:instrText xml:space="preserve"> PAGEREF _Toc26530 \h </w:instrText>
+        <w:instrText xml:space="preserve"> PAGEREF _Toc9653 \h </w:instrText>
       </w:r>
       <w:r>
         <w:fldChar w:fldCharType="separate"/>
@@ -4736,7 +4738,7 @@
         <w:fldChar w:fldCharType="begin"/>
       </w:r>
       <w:r>
-        <w:instrText xml:space="preserve"> HYPERLINK \l _Toc23141 </w:instrText>
+        <w:instrText xml:space="preserve"> HYPERLINK \l _Toc25380 </w:instrText>
       </w:r>
       <w:r>
         <w:fldChar w:fldCharType="separate"/>
@@ -4754,7 +4756,7 @@
         <w:fldChar w:fldCharType="begin"/>
       </w:r>
       <w:r>
-        <w:instrText xml:space="preserve"> PAGEREF _Toc23141 \h </w:instrText>
+        <w:instrText xml:space="preserve"> PAGEREF _Toc25380 \h </w:instrText>
       </w:r>
       <w:r>
         <w:fldChar w:fldCharType="separate"/>
@@ -4780,7 +4782,7 @@
         <w:fldChar w:fldCharType="begin"/>
       </w:r>
       <w:r>
-        <w:instrText xml:space="preserve"> HYPERLINK \l _Toc27043 </w:instrText>
+        <w:instrText xml:space="preserve"> HYPERLINK \l _Toc18167 </w:instrText>
       </w:r>
       <w:r>
         <w:fldChar w:fldCharType="separate"/>
@@ -4798,7 +4800,7 @@
         <w:fldChar w:fldCharType="begin"/>
       </w:r>
       <w:r>
-        <w:instrText xml:space="preserve"> PAGEREF _Toc27043 \h </w:instrText>
+        <w:instrText xml:space="preserve"> PAGEREF _Toc18167 \h </w:instrText>
       </w:r>
       <w:r>
         <w:fldChar w:fldCharType="separate"/>
@@ -4824,7 +4826,7 @@
         <w:fldChar w:fldCharType="begin"/>
       </w:r>
       <w:r>
-        <w:instrText xml:space="preserve"> HYPERLINK \l _Toc30918 </w:instrText>
+        <w:instrText xml:space="preserve"> HYPERLINK \l _Toc30925 </w:instrText>
       </w:r>
       <w:r>
         <w:fldChar w:fldCharType="separate"/>
@@ -4842,7 +4844,7 @@
         <w:fldChar w:fldCharType="begin"/>
       </w:r>
       <w:r>
-        <w:instrText xml:space="preserve"> PAGEREF _Toc30918 \h </w:instrText>
+        <w:instrText xml:space="preserve"> PAGEREF _Toc30925 \h </w:instrText>
       </w:r>
       <w:r>
         <w:fldChar w:fldCharType="separate"/>
@@ -4868,7 +4870,7 @@
         <w:fldChar w:fldCharType="begin"/>
       </w:r>
       <w:r>
-        <w:instrText xml:space="preserve"> HYPERLINK \l _Toc31349 </w:instrText>
+        <w:instrText xml:space="preserve"> HYPERLINK \l _Toc30288 </w:instrText>
       </w:r>
       <w:r>
         <w:fldChar w:fldCharType="separate"/>
@@ -4886,7 +4888,7 @@
         <w:fldChar w:fldCharType="begin"/>
       </w:r>
       <w:r>
-        <w:instrText xml:space="preserve"> PAGEREF _Toc31349 \h </w:instrText>
+        <w:instrText xml:space="preserve"> PAGEREF _Toc30288 \h </w:instrText>
       </w:r>
       <w:r>
         <w:fldChar w:fldCharType="separate"/>
@@ -4912,7 +4914,7 @@
         <w:fldChar w:fldCharType="begin"/>
       </w:r>
       <w:r>
-        <w:instrText xml:space="preserve"> HYPERLINK \l _Toc30482 </w:instrText>
+        <w:instrText xml:space="preserve"> HYPERLINK \l _Toc995 </w:instrText>
       </w:r>
       <w:r>
         <w:fldChar w:fldCharType="separate"/>
@@ -4930,7 +4932,7 @@
         <w:fldChar w:fldCharType="begin"/>
       </w:r>
       <w:r>
-        <w:instrText xml:space="preserve"> PAGEREF _Toc30482 \h </w:instrText>
+        <w:instrText xml:space="preserve"> PAGEREF _Toc995 \h </w:instrText>
       </w:r>
       <w:r>
         <w:fldChar w:fldCharType="separate"/>
@@ -4968,8 +4970,6 @@
           <w:docGrid w:linePitch="360" w:charSpace="0"/>
         </w:sectPr>
       </w:pPr>
-      <w:bookmarkStart w:id="111" w:name="_GoBack"/>
-      <w:bookmarkEnd w:id="111"/>
     </w:p>
     <w:p>
       <w:pPr>
@@ -4977,7 +4977,7 @@
         <w:spacing w:before="200" w:after="360"/>
         <w:jc w:val="center"/>
       </w:pPr>
-      <w:bookmarkStart w:id="0" w:name="_Toc23315"/>
+      <w:bookmarkStart w:id="0" w:name="_Toc15118"/>
       <w:r>
         <w:rPr>
           <w:rFonts w:ascii="微软雅黑" w:hAnsi="微软雅黑" w:eastAsia="微软雅黑"/>
@@ -5019,7 +5019,7 @@
         <w:pStyle w:val="4"/>
         <w:spacing w:before="320" w:after="120"/>
       </w:pPr>
-      <w:bookmarkStart w:id="1" w:name="_Toc9116"/>
+      <w:bookmarkStart w:id="1" w:name="_Toc22787"/>
       <w:r>
         <w:rPr>
           <w:rFonts w:ascii="微软雅黑" w:hAnsi="微软雅黑" w:eastAsia="微软雅黑"/>
@@ -5035,7 +5035,7 @@
         <w:pStyle w:val="5"/>
         <w:spacing w:before="200" w:after="80"/>
       </w:pPr>
-      <w:bookmarkStart w:id="2" w:name="_Toc9923"/>
+      <w:bookmarkStart w:id="2" w:name="_Toc27562"/>
       <w:r>
         <w:rPr>
           <w:rFonts w:ascii="微软雅黑" w:hAnsi="微软雅黑" w:eastAsia="微软雅黑"/>
@@ -5142,7 +5142,7 @@
         <w:pStyle w:val="5"/>
         <w:spacing w:before="200" w:after="80"/>
       </w:pPr>
-      <w:bookmarkStart w:id="3" w:name="_Toc27898"/>
+      <w:bookmarkStart w:id="3" w:name="_Toc16275"/>
       <w:r>
         <w:rPr>
           <w:rFonts w:ascii="微软雅黑" w:hAnsi="微软雅黑" w:eastAsia="微软雅黑"/>
@@ -5874,10 +5874,23 @@
     </w:tbl>
     <w:p>
       <w:pPr>
+        <w:spacing w:after="120" w:line="336" w:lineRule="auto"/>
+        <w:ind w:firstLine="420"/>
+      </w:pPr>
+      <w:r>
+        <w:rPr>
+          <w:rFonts w:ascii="宋体" w:hAnsi="宋体" w:eastAsia="宋体"/>
+          <w:sz w:val="21"/>
+        </w:rPr>
+        <w:t>这副挽具不是一次装成的。往后五章，每一章都往它身上添一样东西。每章尾声我都会留一小段「Harness 视角」，说明这一章添的是哪一层：添之前模型缺什么，添之后挽具管住了什么。</w:t>
+      </w:r>
+    </w:p>
+    <w:p>
+      <w:pPr>
         <w:pStyle w:val="5"/>
         <w:spacing w:before="200" w:after="80"/>
       </w:pPr>
-      <w:bookmarkStart w:id="4" w:name="_Toc14716"/>
+      <w:bookmarkStart w:id="4" w:name="_Toc27625"/>
       <w:r>
         <w:rPr>
           <w:rFonts w:ascii="微软雅黑" w:hAnsi="微软雅黑" w:eastAsia="微软雅黑"/>
@@ -6048,7 +6061,7 @@
         <w:pStyle w:val="5"/>
         <w:spacing w:before="200" w:after="80"/>
       </w:pPr>
-      <w:bookmarkStart w:id="5" w:name="_Toc3059"/>
+      <w:bookmarkStart w:id="5" w:name="_Toc19360"/>
       <w:r>
         <w:rPr>
           <w:rFonts w:ascii="微软雅黑" w:hAnsi="微软雅黑" w:eastAsia="微软雅黑"/>
@@ -6124,8 +6137,9 @@
         </w:tblCellMar>
       </w:tblPr>
       <w:tblGrid>
-        <w:gridCol w:w="4536"/>
-        <w:gridCol w:w="4536"/>
+        <w:gridCol w:w="3024"/>
+        <w:gridCol w:w="3024"/>
+        <w:gridCol w:w="3024"/>
       </w:tblGrid>
       <w:tr>
         <w:tblPrEx>
@@ -6149,7 +6163,7 @@
         </w:trPr>
         <w:tc>
           <w:tcPr>
-            <w:tcW w:w="4536" w:type="dxa"/>
+            <w:tcW w:w="3024" w:type="dxa"/>
           </w:tcPr>
           <w:p>
             <w:pPr>
@@ -6167,7 +6181,7 @@
         </w:tc>
         <w:tc>
           <w:tcPr>
-            <w:tcW w:w="4536" w:type="dxa"/>
+            <w:tcW w:w="3024" w:type="dxa"/>
           </w:tcPr>
           <w:p>
             <w:pPr>
@@ -6180,6 +6194,24 @@
                 <w:sz w:val="19"/>
               </w:rPr>
               <w:t>这一章给 minihermes 加什么本事</w:t>
+            </w:r>
+          </w:p>
+        </w:tc>
+        <w:tc>
+          <w:tcPr>
+            <w:tcW w:w="3024" w:type="dxa"/>
+          </w:tcPr>
+          <w:p>
+            <w:pPr>
+              <w:spacing w:after="0" w:line="240" w:lineRule="auto"/>
+            </w:pPr>
+            <w:r>
+              <w:rPr>
+                <w:rFonts w:ascii="微软雅黑" w:hAnsi="微软雅黑" w:eastAsia="微软雅黑"/>
+                <w:b/>
+                <w:sz w:val="19"/>
+              </w:rPr>
+              <w:t>这一章添进挽具的那一层</w:t>
             </w:r>
           </w:p>
         </w:tc>
@@ -6206,7 +6238,7 @@
         </w:trPr>
         <w:tc>
           <w:tcPr>
-            <w:tcW w:w="4536" w:type="dxa"/>
+            <w:tcW w:w="3024" w:type="dxa"/>
           </w:tcPr>
           <w:p>
             <w:pPr>
@@ -6223,7 +6255,7 @@
         </w:tc>
         <w:tc>
           <w:tcPr>
-            <w:tcW w:w="4536" w:type="dxa"/>
+            <w:tcW w:w="3024" w:type="dxa"/>
           </w:tcPr>
           <w:p>
             <w:pPr>
@@ -6235,6 +6267,23 @@
                 <w:sz w:val="19"/>
               </w:rPr>
               <w:t>开发环境搭建与第一个程序：十行，只会说话 ← 本章</w:t>
+            </w:r>
+          </w:p>
+        </w:tc>
+        <w:tc>
+          <w:tcPr>
+            <w:tcW w:w="3024" w:type="dxa"/>
+          </w:tcPr>
+          <w:p>
+            <w:pPr>
+              <w:spacing w:after="0" w:line="240" w:lineRule="auto"/>
+            </w:pPr>
+            <w:r>
+              <w:rPr>
+                <w:rFonts w:ascii="宋体" w:hAnsi="宋体" w:eastAsia="宋体"/>
+                <w:sz w:val="19"/>
+              </w:rPr>
+              <w:t>最小的挽具：循环与上下文</w:t>
             </w:r>
           </w:p>
         </w:tc>
@@ -6261,7 +6310,7 @@
         </w:trPr>
         <w:tc>
           <w:tcPr>
-            <w:tcW w:w="4536" w:type="dxa"/>
+            <w:tcW w:w="3024" w:type="dxa"/>
           </w:tcPr>
           <w:p>
             <w:pPr>
@@ -6278,7 +6327,7 @@
         </w:tc>
         <w:tc>
           <w:tcPr>
-            <w:tcW w:w="4536" w:type="dxa"/>
+            <w:tcW w:w="3024" w:type="dxa"/>
           </w:tcPr>
           <w:p>
             <w:pPr>
@@ -6290,6 +6339,23 @@
                 <w:sz w:val="19"/>
               </w:rPr>
               <w:t>用 DeepAgent 开发最简智能体：会读写文件、会自己拆步骤</w:t>
+            </w:r>
+          </w:p>
+        </w:tc>
+        <w:tc>
+          <w:tcPr>
+            <w:tcW w:w="3024" w:type="dxa"/>
+          </w:tcPr>
+          <w:p>
+            <w:pPr>
+              <w:spacing w:after="0" w:line="240" w:lineRule="auto"/>
+            </w:pPr>
+            <w:r>
+              <w:rPr>
+                <w:rFonts w:ascii="宋体" w:hAnsi="宋体" w:eastAsia="宋体"/>
+                <w:sz w:val="19"/>
+              </w:rPr>
+              <w:t>中间层：循环托管、工具层、文件去处</w:t>
             </w:r>
           </w:p>
         </w:tc>
@@ -6316,7 +6382,7 @@
         </w:trPr>
         <w:tc>
           <w:tcPr>
-            <w:tcW w:w="4536" w:type="dxa"/>
+            <w:tcW w:w="3024" w:type="dxa"/>
           </w:tcPr>
           <w:p>
             <w:pPr>
@@ -6333,7 +6399,7 @@
         </w:tc>
         <w:tc>
           <w:tcPr>
-            <w:tcW w:w="4536" w:type="dxa"/>
+            <w:tcW w:w="3024" w:type="dxa"/>
           </w:tcPr>
           <w:p>
             <w:pPr>
@@ -6345,6 +6411,23 @@
                 <w:sz w:val="19"/>
               </w:rPr>
               <w:t>工具调用：给智能体接入联网能力</w:t>
+            </w:r>
+          </w:p>
+        </w:tc>
+        <w:tc>
+          <w:tcPr>
+            <w:tcW w:w="3024" w:type="dxa"/>
+          </w:tcPr>
+          <w:p>
+            <w:pPr>
+              <w:spacing w:after="0" w:line="240" w:lineRule="auto"/>
+            </w:pPr>
+            <w:r>
+              <w:rPr>
+                <w:rFonts w:ascii="宋体" w:hAnsi="宋体" w:eastAsia="宋体"/>
+                <w:sz w:val="19"/>
+              </w:rPr>
+              <w:t>手：自己写的工具，和写给模型的说明书</w:t>
             </w:r>
           </w:p>
         </w:tc>
@@ -6371,7 +6454,7 @@
         </w:trPr>
         <w:tc>
           <w:tcPr>
-            <w:tcW w:w="4536" w:type="dxa"/>
+            <w:tcW w:w="3024" w:type="dxa"/>
           </w:tcPr>
           <w:p>
             <w:pPr>
@@ -6388,7 +6471,7 @@
         </w:tc>
         <w:tc>
           <w:tcPr>
-            <w:tcW w:w="4536" w:type="dxa"/>
+            <w:tcW w:w="3024" w:type="dxa"/>
           </w:tcPr>
           <w:p>
             <w:pPr>
@@ -6400,6 +6483,23 @@
                 <w:sz w:val="19"/>
               </w:rPr>
               <w:t>技能（Skills）：把做事的方法固化成能力</w:t>
+            </w:r>
+          </w:p>
+        </w:tc>
+        <w:tc>
+          <w:tcPr>
+            <w:tcW w:w="3024" w:type="dxa"/>
+          </w:tcPr>
+          <w:p>
+            <w:pPr>
+              <w:spacing w:after="0" w:line="240" w:lineRule="auto"/>
+            </w:pPr>
+            <w:r>
+              <w:rPr>
+                <w:rFonts w:ascii="宋体" w:hAnsi="宋体" w:eastAsia="宋体"/>
+                <w:sz w:val="19"/>
+              </w:rPr>
+              <w:t>手艺与上下文预算：按需加载</w:t>
             </w:r>
           </w:p>
         </w:tc>
@@ -6426,7 +6526,7 @@
         </w:trPr>
         <w:tc>
           <w:tcPr>
-            <w:tcW w:w="4536" w:type="dxa"/>
+            <w:tcW w:w="3024" w:type="dxa"/>
           </w:tcPr>
           <w:p>
             <w:pPr>
@@ -6443,7 +6543,7 @@
         </w:tc>
         <w:tc>
           <w:tcPr>
-            <w:tcW w:w="4536" w:type="dxa"/>
+            <w:tcW w:w="3024" w:type="dxa"/>
           </w:tcPr>
           <w:p>
             <w:pPr>
@@ -6455,6 +6555,23 @@
                 <w:sz w:val="19"/>
               </w:rPr>
               <w:t>记忆（Memory）：让智能体跨会话记住用户</w:t>
+            </w:r>
+          </w:p>
+        </w:tc>
+        <w:tc>
+          <w:tcPr>
+            <w:tcW w:w="3024" w:type="dxa"/>
+          </w:tcPr>
+          <w:p>
+            <w:pPr>
+              <w:spacing w:after="0" w:line="240" w:lineRule="auto"/>
+            </w:pPr>
+            <w:r>
+              <w:rPr>
+                <w:rFonts w:ascii="宋体" w:hAnsi="宋体" w:eastAsia="宋体"/>
+                <w:sz w:val="19"/>
+              </w:rPr>
+              <w:t>状态：会话内与会话外</w:t>
             </w:r>
           </w:p>
         </w:tc>
@@ -6481,7 +6598,7 @@
         </w:trPr>
         <w:tc>
           <w:tcPr>
-            <w:tcW w:w="4536" w:type="dxa"/>
+            <w:tcW w:w="3024" w:type="dxa"/>
           </w:tcPr>
           <w:p>
             <w:pPr>
@@ -6498,7 +6615,7 @@
         </w:tc>
         <w:tc>
           <w:tcPr>
-            <w:tcW w:w="4536" w:type="dxa"/>
+            <w:tcW w:w="3024" w:type="dxa"/>
           </w:tcPr>
           <w:p>
             <w:pPr>
@@ -6513,6 +6630,23 @@
             </w:r>
           </w:p>
         </w:tc>
+        <w:tc>
+          <w:tcPr>
+            <w:tcW w:w="3024" w:type="dxa"/>
+          </w:tcPr>
+          <w:p>
+            <w:pPr>
+              <w:spacing w:after="0" w:line="240" w:lineRule="auto"/>
+            </w:pPr>
+            <w:r>
+              <w:rPr>
+                <w:rFonts w:ascii="宋体" w:hAnsi="宋体" w:eastAsia="宋体"/>
+                <w:sz w:val="19"/>
+              </w:rPr>
+              <w:t>边界：执行、审批、人在环</w:t>
+            </w:r>
+          </w:p>
+        </w:tc>
       </w:tr>
     </w:tbl>
     <w:p>
@@ -6533,7 +6667,7 @@
         <w:pStyle w:val="5"/>
         <w:spacing w:before="200" w:after="80"/>
       </w:pPr>
-      <w:bookmarkStart w:id="6" w:name="_Toc27721"/>
+      <w:bookmarkStart w:id="6" w:name="_Toc10114"/>
       <w:r>
         <w:rPr>
           <w:rFonts w:ascii="微软雅黑" w:hAnsi="微软雅黑" w:eastAsia="微软雅黑"/>
@@ -6811,7 +6945,7 @@
         <w:pStyle w:val="4"/>
         <w:spacing w:before="320" w:after="120"/>
       </w:pPr>
-      <w:bookmarkStart w:id="7" w:name="_Toc1286"/>
+      <w:bookmarkStart w:id="7" w:name="_Toc26426"/>
       <w:r>
         <w:rPr>
           <w:rFonts w:ascii="微软雅黑" w:hAnsi="微软雅黑" w:eastAsia="微软雅黑"/>
@@ -6827,7 +6961,7 @@
         <w:pStyle w:val="5"/>
         <w:spacing w:before="200" w:after="80"/>
       </w:pPr>
-      <w:bookmarkStart w:id="8" w:name="_Toc2757"/>
+      <w:bookmarkStart w:id="8" w:name="_Toc8362"/>
       <w:r>
         <w:rPr>
           <w:rFonts w:ascii="微软雅黑" w:hAnsi="微软雅黑" w:eastAsia="微软雅黑"/>
@@ -7011,7 +7145,7 @@
         <w:pStyle w:val="5"/>
         <w:spacing w:before="200" w:after="80"/>
       </w:pPr>
-      <w:bookmarkStart w:id="9" w:name="_Toc21010"/>
+      <w:bookmarkStart w:id="9" w:name="_Toc29311"/>
       <w:r>
         <w:rPr>
           <w:rFonts w:ascii="微软雅黑" w:hAnsi="微软雅黑" w:eastAsia="微软雅黑"/>
@@ -7197,7 +7331,7 @@
         <w:pStyle w:val="5"/>
         <w:spacing w:before="200" w:after="80"/>
       </w:pPr>
-      <w:bookmarkStart w:id="10" w:name="_Toc22845"/>
+      <w:bookmarkStart w:id="10" w:name="_Toc2755"/>
       <w:r>
         <w:rPr>
           <w:rFonts w:ascii="微软雅黑" w:hAnsi="微软雅黑" w:eastAsia="微软雅黑"/>
@@ -7254,7 +7388,7 @@
         <w:pStyle w:val="4"/>
         <w:spacing w:before="320" w:after="120"/>
       </w:pPr>
-      <w:bookmarkStart w:id="11" w:name="_Toc14455"/>
+      <w:bookmarkStart w:id="11" w:name="_Toc16413"/>
       <w:r>
         <w:rPr>
           <w:rFonts w:ascii="微软雅黑" w:hAnsi="微软雅黑" w:eastAsia="微软雅黑"/>
@@ -7270,7 +7404,7 @@
         <w:pStyle w:val="5"/>
         <w:spacing w:before="200" w:after="80"/>
       </w:pPr>
-      <w:bookmarkStart w:id="12" w:name="_Toc22733"/>
+      <w:bookmarkStart w:id="12" w:name="_Toc28491"/>
       <w:r>
         <w:rPr>
           <w:rFonts w:ascii="微软雅黑" w:hAnsi="微软雅黑" w:eastAsia="微软雅黑"/>
@@ -7894,7 +8028,7 @@
         <w:pStyle w:val="5"/>
         <w:spacing w:before="200" w:after="80"/>
       </w:pPr>
-      <w:bookmarkStart w:id="13" w:name="_Toc10543"/>
+      <w:bookmarkStart w:id="13" w:name="_Toc22271"/>
       <w:r>
         <w:rPr>
           <w:rFonts w:ascii="微软雅黑" w:hAnsi="微软雅黑" w:eastAsia="微软雅黑"/>
@@ -8252,7 +8386,7 @@
         <w:pStyle w:val="4"/>
         <w:spacing w:before="320" w:after="120"/>
       </w:pPr>
-      <w:bookmarkStart w:id="14" w:name="_Toc8589"/>
+      <w:bookmarkStart w:id="14" w:name="_Toc22365"/>
       <w:r>
         <w:rPr>
           <w:rFonts w:ascii="微软雅黑" w:hAnsi="微软雅黑" w:eastAsia="微软雅黑"/>
@@ -8314,7 +8448,7 @@
           <w:rFonts w:ascii="宋体" w:hAnsi="宋体" w:eastAsia="宋体"/>
           <w:sz w:val="21"/>
         </w:rPr>
-        <w:t xml:space="preserve">下一章，命令行还是今天这个命令行，我们往里边装 DeepAgent。装完之后 minihermes 会长出文件工具、任务规划和子智能体，也会第一次在磁盘上留下东西：一个叫 </w:t>
+        <w:t xml:space="preserve">下一章，命令行还是今天这个命令行，我们往里边装 DeepAgent。装完之后 minihermes 会长出文件工具和子智能体，也会第一次在磁盘上留下东西：一个叫 </w:t>
       </w:r>
       <w:r>
         <w:rPr>
@@ -8330,6 +8464,42 @@
           <w:sz w:val="21"/>
         </w:rPr>
         <w:t xml:space="preserve"> 的目录，里面躺着它自己写的笔记。</w:t>
+      </w:r>
+    </w:p>
+    <w:p>
+      <w:pPr>
+        <w:spacing w:after="120" w:line="336" w:lineRule="auto"/>
+        <w:ind w:firstLine="420"/>
+      </w:pPr>
+      <w:r>
+        <w:rPr>
+          <w:rFonts w:ascii="宋体" w:hAnsi="宋体" w:eastAsia="宋体"/>
+          <w:b/>
+          <w:sz w:val="21"/>
+        </w:rPr>
+        <w:t>Harness 视角</w:t>
+      </w:r>
+      <w:r>
+        <w:rPr>
+          <w:rFonts w:ascii="宋体" w:hAnsi="宋体" w:eastAsia="宋体"/>
+          <w:sz w:val="21"/>
+        </w:rPr>
+        <w:t xml:space="preserve">：这一章那十行就是一副最小的挽具，它只干两件事——把你说过的话按顺序攒起来，攒够了递给模型。整段程序里真正碰到模型的只有 </w:t>
+      </w:r>
+      <w:r>
+        <w:rPr>
+          <w:rFonts w:ascii="Consolas" w:hAnsi="Consolas" w:eastAsia="Consolas"/>
+          <w:color w:val="C0392B"/>
+          <w:sz w:val="20"/>
+        </w:rPr>
+        <w:t>agent.invoke(messages)</w:t>
+      </w:r>
+      <w:r>
+        <w:rPr>
+          <w:rFonts w:ascii="宋体" w:hAnsi="宋体" w:eastAsia="宋体"/>
+          <w:sz w:val="21"/>
+        </w:rPr>
+        <w:t xml:space="preserve"> 那一行，另外九行都在替它记着前情。往后每一章，都是往这十行上添零件：添手、添记事本、添规矩。模型的力气没变，挽具越来越像样。</w:t>
       </w:r>
     </w:p>
     <w:p>
@@ -8343,7 +8513,7 @@
         <w:spacing w:before="200" w:after="360"/>
         <w:jc w:val="center"/>
       </w:pPr>
-      <w:bookmarkStart w:id="15" w:name="_Toc17108"/>
+      <w:bookmarkStart w:id="15" w:name="_Toc10815"/>
       <w:r>
         <w:rPr>
           <w:rFonts w:ascii="微软雅黑" w:hAnsi="微软雅黑" w:eastAsia="微软雅黑"/>
@@ -8385,7 +8555,7 @@
         <w:pStyle w:val="4"/>
         <w:spacing w:before="320" w:after="120"/>
       </w:pPr>
-      <w:bookmarkStart w:id="16" w:name="_Toc11021"/>
+      <w:bookmarkStart w:id="16" w:name="_Toc1620"/>
       <w:r>
         <w:rPr>
           <w:rFonts w:ascii="微软雅黑" w:hAnsi="微软雅黑" w:eastAsia="微软雅黑"/>
@@ -8401,7 +8571,7 @@
         <w:pStyle w:val="5"/>
         <w:spacing w:before="200" w:after="80"/>
       </w:pPr>
-      <w:bookmarkStart w:id="17" w:name="_Toc3242"/>
+      <w:bookmarkStart w:id="17" w:name="_Toc16854"/>
       <w:r>
         <w:rPr>
           <w:rFonts w:ascii="微软雅黑" w:hAnsi="微软雅黑" w:eastAsia="微软雅黑"/>
@@ -8438,7 +8608,7 @@
         <w:pStyle w:val="5"/>
         <w:spacing w:before="200" w:after="80"/>
       </w:pPr>
-      <w:bookmarkStart w:id="18" w:name="_Toc23973"/>
+      <w:bookmarkStart w:id="18" w:name="_Toc30272"/>
       <w:r>
         <w:rPr>
           <w:rFonts w:ascii="微软雅黑" w:hAnsi="微软雅黑" w:eastAsia="微软雅黑"/>
@@ -8570,7 +8740,7 @@
         <w:pStyle w:val="5"/>
         <w:spacing w:before="200" w:after="80"/>
       </w:pPr>
-      <w:bookmarkStart w:id="19" w:name="_Toc31529"/>
+      <w:bookmarkStart w:id="19" w:name="_Toc24994"/>
       <w:r>
         <w:rPr>
           <w:rFonts w:ascii="微软雅黑" w:hAnsi="微软雅黑" w:eastAsia="微软雅黑"/>
@@ -8880,7 +9050,7 @@
         <w:pStyle w:val="5"/>
         <w:spacing w:before="200" w:after="80"/>
       </w:pPr>
-      <w:bookmarkStart w:id="20" w:name="_Toc23408"/>
+      <w:bookmarkStart w:id="20" w:name="_Toc3409"/>
       <w:r>
         <w:rPr>
           <w:rFonts w:ascii="微软雅黑" w:hAnsi="微软雅黑" w:eastAsia="微软雅黑"/>
@@ -9011,7 +9181,7 @@
         <w:pStyle w:val="4"/>
         <w:spacing w:before="320" w:after="120"/>
       </w:pPr>
-      <w:bookmarkStart w:id="21" w:name="_Toc4502"/>
+      <w:bookmarkStart w:id="21" w:name="_Toc27059"/>
       <w:r>
         <w:rPr>
           <w:rFonts w:ascii="微软雅黑" w:hAnsi="微软雅黑" w:eastAsia="微软雅黑"/>
@@ -9027,7 +9197,7 @@
         <w:pStyle w:val="5"/>
         <w:spacing w:before="200" w:after="80"/>
       </w:pPr>
-      <w:bookmarkStart w:id="22" w:name="_Toc9700"/>
+      <w:bookmarkStart w:id="22" w:name="_Toc31598"/>
       <w:r>
         <w:rPr>
           <w:rFonts w:ascii="微软雅黑" w:hAnsi="微软雅黑" w:eastAsia="微软雅黑"/>
@@ -9519,7 +9689,7 @@
         <w:pStyle w:val="5"/>
         <w:spacing w:before="200" w:after="80"/>
       </w:pPr>
-      <w:bookmarkStart w:id="23" w:name="_Toc20909"/>
+      <w:bookmarkStart w:id="23" w:name="_Toc16905"/>
       <w:r>
         <w:rPr>
           <w:rFonts w:ascii="微软雅黑" w:hAnsi="微软雅黑" w:eastAsia="微软雅黑"/>
@@ -9664,7 +9834,7 @@
         <w:pStyle w:val="5"/>
         <w:spacing w:before="200" w:after="80"/>
       </w:pPr>
-      <w:bookmarkStart w:id="24" w:name="_Toc11621"/>
+      <w:bookmarkStart w:id="24" w:name="_Toc27011"/>
       <w:r>
         <w:rPr>
           <w:rFonts w:ascii="微软雅黑" w:hAnsi="微软雅黑" w:eastAsia="微软雅黑"/>
@@ -9766,7 +9936,7 @@
         <w:pStyle w:val="5"/>
         <w:spacing w:before="200" w:after="80"/>
       </w:pPr>
-      <w:bookmarkStart w:id="25" w:name="_Toc29044"/>
+      <w:bookmarkStart w:id="25" w:name="_Toc29986"/>
       <w:r>
         <w:rPr>
           <w:rFonts w:ascii="微软雅黑" w:hAnsi="微软雅黑" w:eastAsia="微软雅黑"/>
@@ -9916,7 +10086,7 @@
         <w:pStyle w:val="4"/>
         <w:spacing w:before="320" w:after="120"/>
       </w:pPr>
-      <w:bookmarkStart w:id="26" w:name="_Toc589"/>
+      <w:bookmarkStart w:id="26" w:name="_Toc12372"/>
       <w:r>
         <w:rPr>
           <w:rFonts w:ascii="微软雅黑" w:hAnsi="微软雅黑" w:eastAsia="微软雅黑"/>
@@ -9932,7 +10102,7 @@
         <w:pStyle w:val="5"/>
         <w:spacing w:before="200" w:after="80"/>
       </w:pPr>
-      <w:bookmarkStart w:id="27" w:name="_Toc20642"/>
+      <w:bookmarkStart w:id="27" w:name="_Toc30722"/>
       <w:r>
         <w:rPr>
           <w:rFonts w:ascii="微软雅黑" w:hAnsi="微软雅黑" w:eastAsia="微软雅黑"/>
@@ -10053,7 +10223,7 @@
         <w:pStyle w:val="5"/>
         <w:spacing w:before="200" w:after="80"/>
       </w:pPr>
-      <w:bookmarkStart w:id="28" w:name="_Toc23347"/>
+      <w:bookmarkStart w:id="28" w:name="_Toc15062"/>
       <w:r>
         <w:rPr>
           <w:rFonts w:ascii="微软雅黑" w:hAnsi="微软雅黑" w:eastAsia="微软雅黑"/>
@@ -10484,7 +10654,7 @@
         <w:pStyle w:val="5"/>
         <w:spacing w:before="200" w:after="80"/>
       </w:pPr>
-      <w:bookmarkStart w:id="29" w:name="_Toc12865"/>
+      <w:bookmarkStart w:id="29" w:name="_Toc21423"/>
       <w:r>
         <w:rPr>
           <w:rFonts w:ascii="微软雅黑" w:hAnsi="微软雅黑" w:eastAsia="微软雅黑"/>
@@ -10569,7 +10739,7 @@
         <w:pStyle w:val="5"/>
         <w:spacing w:before="200" w:after="80"/>
       </w:pPr>
-      <w:bookmarkStart w:id="30" w:name="_Toc640"/>
+      <w:bookmarkStart w:id="30" w:name="_Toc6234"/>
       <w:r>
         <w:rPr>
           <w:rFonts w:ascii="微软雅黑" w:hAnsi="微软雅黑" w:eastAsia="微软雅黑"/>
@@ -10951,7 +11121,7 @@
         <w:pStyle w:val="5"/>
         <w:spacing w:before="200" w:after="80"/>
       </w:pPr>
-      <w:bookmarkStart w:id="31" w:name="_Toc9341"/>
+      <w:bookmarkStart w:id="31" w:name="_Toc17188"/>
       <w:r>
         <w:rPr>
           <w:rFonts w:ascii="微软雅黑" w:hAnsi="微软雅黑" w:eastAsia="微软雅黑"/>
@@ -11236,7 +11406,7 @@
         <w:pStyle w:val="4"/>
         <w:spacing w:before="320" w:after="120"/>
       </w:pPr>
-      <w:bookmarkStart w:id="32" w:name="_Toc3470"/>
+      <w:bookmarkStart w:id="32" w:name="_Toc9491"/>
       <w:r>
         <w:rPr>
           <w:rFonts w:ascii="微软雅黑" w:hAnsi="微软雅黑" w:eastAsia="微软雅黑"/>
@@ -11362,6 +11532,72 @@
       </w:r>
     </w:p>
     <w:p>
+      <w:pPr>
+        <w:spacing w:after="120" w:line="336" w:lineRule="auto"/>
+        <w:ind w:firstLine="420"/>
+      </w:pPr>
+      <w:r>
+        <w:rPr>
+          <w:rFonts w:ascii="宋体" w:hAnsi="宋体" w:eastAsia="宋体"/>
+          <w:b/>
+          <w:sz w:val="21"/>
+        </w:rPr>
+        <w:t>Harness 视角</w:t>
+      </w:r>
+      <w:r>
+        <w:rPr>
+          <w:rFonts w:ascii="宋体" w:hAnsi="宋体" w:eastAsia="宋体"/>
+          <w:sz w:val="21"/>
+        </w:rPr>
+        <w:t xml:space="preserve">：这一章添的是一整层中间件。第 1 章里"替它记着前情"这件事，现在交给 </w:t>
+      </w:r>
+      <w:r>
+        <w:rPr>
+          <w:rFonts w:ascii="Consolas" w:hAnsi="Consolas" w:eastAsia="Consolas"/>
+          <w:color w:val="C0392B"/>
+          <w:sz w:val="20"/>
+        </w:rPr>
+        <w:t>checkpointer</w:t>
+      </w:r>
+      <w:r>
+        <w:rPr>
+          <w:rFonts w:ascii="宋体" w:hAnsi="宋体" w:eastAsia="宋体"/>
+          <w:sz w:val="21"/>
+        </w:rPr>
+        <w:t>，</w:t>
+      </w:r>
+      <w:r>
+        <w:rPr>
+          <w:rFonts w:ascii="Consolas" w:hAnsi="Consolas" w:eastAsia="Consolas"/>
+          <w:color w:val="C0392B"/>
+          <w:sz w:val="20"/>
+        </w:rPr>
+        <w:t>thread_id</w:t>
+      </w:r>
+      <w:r>
+        <w:rPr>
+          <w:rFonts w:ascii="宋体" w:hAnsi="宋体" w:eastAsia="宋体"/>
+          <w:sz w:val="21"/>
+        </w:rPr>
+        <w:t xml:space="preserve"> 就是它记账的户头；模型每轮能看到的系统提示词、能调用的七个文件工具、以及能走到哪儿的边界（</w:t>
+      </w:r>
+      <w:r>
+        <w:rPr>
+          <w:rFonts w:ascii="Consolas" w:hAnsi="Consolas" w:eastAsia="Consolas"/>
+          <w:color w:val="C0392B"/>
+          <w:sz w:val="20"/>
+        </w:rPr>
+        <w:t>workspace/</w:t>
+      </w:r>
+      <w:r>
+        <w:rPr>
+          <w:rFonts w:ascii="宋体" w:hAnsi="宋体" w:eastAsia="宋体"/>
+          <w:sz w:val="21"/>
+        </w:rPr>
+        <w:t xml:space="preserve"> 这个院子），也全由这一层说了算。第 2 章的 32 行和第 1 章的 10 行比，只多了两处：一行把图装进来，一行把记事本挂上。外壳没动，换掉的是壳里的骨架。</w:t>
+      </w:r>
+    </w:p>
+    <w:p>
       <w:r>
         <w:br w:type="page"/>
       </w:r>
@@ -11372,7 +11608,7 @@
         <w:spacing w:before="200" w:after="360"/>
         <w:jc w:val="center"/>
       </w:pPr>
-      <w:bookmarkStart w:id="33" w:name="_Toc4020"/>
+      <w:bookmarkStart w:id="33" w:name="_Toc12878"/>
       <w:r>
         <w:rPr>
           <w:rFonts w:ascii="微软雅黑" w:hAnsi="微软雅黑" w:eastAsia="微软雅黑"/>
@@ -11444,7 +11680,7 @@
         <w:pStyle w:val="4"/>
         <w:spacing w:before="320" w:after="120"/>
       </w:pPr>
-      <w:bookmarkStart w:id="34" w:name="_Toc4584"/>
+      <w:bookmarkStart w:id="34" w:name="_Toc9145"/>
       <w:r>
         <w:rPr>
           <w:rFonts w:ascii="微软雅黑" w:hAnsi="微软雅黑" w:eastAsia="微软雅黑"/>
@@ -11460,7 +11696,7 @@
         <w:pStyle w:val="5"/>
         <w:spacing w:before="200" w:after="80"/>
       </w:pPr>
-      <w:bookmarkStart w:id="35" w:name="_Toc28487"/>
+      <w:bookmarkStart w:id="35" w:name="_Toc11670"/>
       <w:r>
         <w:rPr>
           <w:rFonts w:ascii="微软雅黑" w:hAnsi="微软雅黑" w:eastAsia="微软雅黑"/>
@@ -11678,7 +11914,7 @@
         <w:pStyle w:val="5"/>
         <w:spacing w:before="200" w:after="80"/>
       </w:pPr>
-      <w:bookmarkStart w:id="36" w:name="_Toc29031"/>
+      <w:bookmarkStart w:id="36" w:name="_Toc14679"/>
       <w:r>
         <w:rPr>
           <w:rFonts w:ascii="微软雅黑" w:hAnsi="微软雅黑" w:eastAsia="微软雅黑"/>
@@ -11765,7 +12001,7 @@
         <w:pStyle w:val="5"/>
         <w:spacing w:before="200" w:after="80"/>
       </w:pPr>
-      <w:bookmarkStart w:id="37" w:name="_Toc2497"/>
+      <w:bookmarkStart w:id="37" w:name="_Toc3834"/>
       <w:r>
         <w:rPr>
           <w:rFonts w:ascii="微软雅黑" w:hAnsi="微软雅黑" w:eastAsia="微软雅黑"/>
@@ -11907,7 +12143,7 @@
         <w:pStyle w:val="5"/>
         <w:spacing w:before="200" w:after="80"/>
       </w:pPr>
-      <w:bookmarkStart w:id="38" w:name="_Toc23605"/>
+      <w:bookmarkStart w:id="38" w:name="_Toc1164"/>
       <w:r>
         <w:rPr>
           <w:rFonts w:ascii="微软雅黑" w:hAnsi="微软雅黑" w:eastAsia="微软雅黑"/>
@@ -11964,7 +12200,7 @@
         <w:pStyle w:val="5"/>
         <w:spacing w:before="200" w:after="80"/>
       </w:pPr>
-      <w:bookmarkStart w:id="39" w:name="_Toc27459"/>
+      <w:bookmarkStart w:id="39" w:name="_Toc23761"/>
       <w:r>
         <w:rPr>
           <w:rFonts w:ascii="微软雅黑" w:hAnsi="微软雅黑" w:eastAsia="微软雅黑"/>
@@ -12034,7 +12270,7 @@
         <w:pStyle w:val="5"/>
         <w:spacing w:before="200" w:after="80"/>
       </w:pPr>
-      <w:bookmarkStart w:id="40" w:name="_Toc24584"/>
+      <w:bookmarkStart w:id="40" w:name="_Toc5060"/>
       <w:r>
         <w:rPr>
           <w:rFonts w:ascii="微软雅黑" w:hAnsi="微软雅黑" w:eastAsia="微软雅黑"/>
@@ -12412,7 +12648,7 @@
         <w:pStyle w:val="4"/>
         <w:spacing w:before="320" w:after="120"/>
       </w:pPr>
-      <w:bookmarkStart w:id="41" w:name="_Toc15457"/>
+      <w:bookmarkStart w:id="41" w:name="_Toc12189"/>
       <w:r>
         <w:rPr>
           <w:rFonts w:ascii="微软雅黑" w:hAnsi="微软雅黑" w:eastAsia="微软雅黑"/>
@@ -12428,7 +12664,7 @@
         <w:pStyle w:val="5"/>
         <w:spacing w:before="200" w:after="80"/>
       </w:pPr>
-      <w:bookmarkStart w:id="42" w:name="_Toc22029"/>
+      <w:bookmarkStart w:id="42" w:name="_Toc23083"/>
       <w:r>
         <w:rPr>
           <w:rFonts w:ascii="微软雅黑" w:hAnsi="微软雅黑" w:eastAsia="微软雅黑"/>
@@ -12895,7 +13131,7 @@
         <w:pStyle w:val="5"/>
         <w:spacing w:before="200" w:after="80"/>
       </w:pPr>
-      <w:bookmarkStart w:id="43" w:name="_Toc8401"/>
+      <w:bookmarkStart w:id="43" w:name="_Toc24486"/>
       <w:r>
         <w:rPr>
           <w:rFonts w:ascii="微软雅黑" w:hAnsi="微软雅黑" w:eastAsia="微软雅黑"/>
@@ -13189,7 +13425,7 @@
         <w:pStyle w:val="5"/>
         <w:spacing w:before="200" w:after="80"/>
       </w:pPr>
-      <w:bookmarkStart w:id="44" w:name="_Toc19807"/>
+      <w:bookmarkStart w:id="44" w:name="_Toc374"/>
       <w:r>
         <w:rPr>
           <w:rFonts w:ascii="微软雅黑" w:hAnsi="微软雅黑" w:eastAsia="微软雅黑"/>
@@ -13814,7 +14050,7 @@
         <w:pStyle w:val="5"/>
         <w:spacing w:before="200" w:after="80"/>
       </w:pPr>
-      <w:bookmarkStart w:id="45" w:name="_Toc25749"/>
+      <w:bookmarkStart w:id="45" w:name="_Toc48"/>
       <w:r>
         <w:rPr>
           <w:rFonts w:ascii="微软雅黑" w:hAnsi="微软雅黑" w:eastAsia="微软雅黑"/>
@@ -13953,7 +14189,7 @@
         <w:pStyle w:val="4"/>
         <w:spacing w:before="320" w:after="120"/>
       </w:pPr>
-      <w:bookmarkStart w:id="46" w:name="_Toc15870"/>
+      <w:bookmarkStart w:id="46" w:name="_Toc9908"/>
       <w:r>
         <w:rPr>
           <w:rFonts w:ascii="微软雅黑" w:hAnsi="微软雅黑" w:eastAsia="微软雅黑"/>
@@ -13969,7 +14205,7 @@
         <w:pStyle w:val="5"/>
         <w:spacing w:before="200" w:after="80"/>
       </w:pPr>
-      <w:bookmarkStart w:id="47" w:name="_Toc13202"/>
+      <w:bookmarkStart w:id="47" w:name="_Toc7554"/>
       <w:r>
         <w:rPr>
           <w:rFonts w:ascii="微软雅黑" w:hAnsi="微软雅黑" w:eastAsia="微软雅黑"/>
@@ -14069,7 +14305,7 @@
         <w:pStyle w:val="5"/>
         <w:spacing w:before="200" w:after="80"/>
       </w:pPr>
-      <w:bookmarkStart w:id="48" w:name="_Toc28826"/>
+      <w:bookmarkStart w:id="48" w:name="_Toc17080"/>
       <w:r>
         <w:rPr>
           <w:rFonts w:ascii="微软雅黑" w:hAnsi="微软雅黑" w:eastAsia="微软雅黑"/>
@@ -14535,7 +14771,7 @@
         <w:pStyle w:val="5"/>
         <w:spacing w:before="200" w:after="80"/>
       </w:pPr>
-      <w:bookmarkStart w:id="49" w:name="_Toc13992"/>
+      <w:bookmarkStart w:id="49" w:name="_Toc7203"/>
       <w:r>
         <w:rPr>
           <w:rFonts w:ascii="微软雅黑" w:hAnsi="微软雅黑" w:eastAsia="微软雅黑"/>
@@ -14614,7 +14850,7 @@
         <w:pStyle w:val="5"/>
         <w:spacing w:before="200" w:after="80"/>
       </w:pPr>
-      <w:bookmarkStart w:id="50" w:name="_Toc10680"/>
+      <w:bookmarkStart w:id="50" w:name="_Toc17130"/>
       <w:r>
         <w:rPr>
           <w:rFonts w:ascii="微软雅黑" w:hAnsi="微软雅黑" w:eastAsia="微软雅黑"/>
@@ -14686,7 +14922,7 @@
         <w:pStyle w:val="4"/>
         <w:spacing w:before="320" w:after="120"/>
       </w:pPr>
-      <w:bookmarkStart w:id="51" w:name="_Toc2765"/>
+      <w:bookmarkStart w:id="51" w:name="_Toc19185"/>
       <w:r>
         <w:rPr>
           <w:rFonts w:ascii="微软雅黑" w:hAnsi="微软雅黑" w:eastAsia="微软雅黑"/>
@@ -14825,6 +15061,42 @@
       </w:r>
     </w:p>
     <w:p>
+      <w:pPr>
+        <w:spacing w:after="120" w:line="336" w:lineRule="auto"/>
+        <w:ind w:firstLine="420"/>
+      </w:pPr>
+      <w:r>
+        <w:rPr>
+          <w:rFonts w:ascii="宋体" w:hAnsi="宋体" w:eastAsia="宋体"/>
+          <w:b/>
+          <w:sz w:val="21"/>
+        </w:rPr>
+        <w:t>Harness 视角</w:t>
+      </w:r>
+      <w:r>
+        <w:rPr>
+          <w:rFonts w:ascii="宋体" w:hAnsi="宋体" w:eastAsia="宋体"/>
+          <w:sz w:val="21"/>
+        </w:rPr>
+        <w:t xml:space="preserve">：这一章添的是手。模型自己既不会搜索也不会开网页，它能做的只是决定"我要调 </w:t>
+      </w:r>
+      <w:r>
+        <w:rPr>
+          <w:rFonts w:ascii="Consolas" w:hAnsi="Consolas" w:eastAsia="Consolas"/>
+          <w:color w:val="C0392B"/>
+          <w:sz w:val="20"/>
+        </w:rPr>
+        <w:t>web_search</w:t>
+      </w:r>
+      <w:r>
+        <w:rPr>
+          <w:rFonts w:ascii="宋体" w:hAnsi="宋体" w:eastAsia="宋体"/>
+          <w:sz w:val="21"/>
+        </w:rPr>
+        <w:t>，参数是这么几个词"；把请求发出去、把网页抓回来、把噪音滤掉，全是挽具这一侧的 Python 函数在干。还有个容易忽略的细节：模型只能看见 docstring 里写的那几行，所以写工具这件事，一半是写代码，另一半是替模型写说明书。返回留多长、失败怎么说，同样是挽具作者定的。</w:t>
+      </w:r>
+    </w:p>
+    <w:p>
       <w:r>
         <w:br w:type="page"/>
       </w:r>
@@ -14835,7 +15107,7 @@
         <w:spacing w:before="200" w:after="360"/>
         <w:jc w:val="center"/>
       </w:pPr>
-      <w:bookmarkStart w:id="52" w:name="_Toc23285"/>
+      <w:bookmarkStart w:id="52" w:name="_Toc15736"/>
       <w:r>
         <w:rPr>
           <w:rFonts w:ascii="微软雅黑" w:hAnsi="微软雅黑" w:eastAsia="微软雅黑"/>
@@ -14922,7 +15194,7 @@
         <w:pStyle w:val="4"/>
         <w:spacing w:before="320" w:after="120"/>
       </w:pPr>
-      <w:bookmarkStart w:id="53" w:name="_Toc27061"/>
+      <w:bookmarkStart w:id="53" w:name="_Toc1791"/>
       <w:r>
         <w:rPr>
           <w:rFonts w:ascii="微软雅黑" w:hAnsi="微软雅黑" w:eastAsia="微软雅黑"/>
@@ -14938,7 +15210,7 @@
         <w:pStyle w:val="5"/>
         <w:spacing w:before="200" w:after="80"/>
       </w:pPr>
-      <w:bookmarkStart w:id="54" w:name="_Toc29561"/>
+      <w:bookmarkStart w:id="54" w:name="_Toc17475"/>
       <w:r>
         <w:rPr>
           <w:rFonts w:ascii="微软雅黑" w:hAnsi="微软雅黑" w:eastAsia="微软雅黑"/>
@@ -15290,7 +15562,7 @@
         <w:pStyle w:val="5"/>
         <w:spacing w:before="200" w:after="80"/>
       </w:pPr>
-      <w:bookmarkStart w:id="55" w:name="_Toc22801"/>
+      <w:bookmarkStart w:id="55" w:name="_Toc1889"/>
       <w:r>
         <w:rPr>
           <w:rFonts w:ascii="微软雅黑" w:hAnsi="微软雅黑" w:eastAsia="微软雅黑"/>
@@ -15506,7 +15778,7 @@
         <w:pStyle w:val="5"/>
         <w:spacing w:before="200" w:after="80"/>
       </w:pPr>
-      <w:bookmarkStart w:id="56" w:name="_Toc28880"/>
+      <w:bookmarkStart w:id="56" w:name="_Toc13305"/>
       <w:r>
         <w:rPr>
           <w:rFonts w:ascii="微软雅黑" w:hAnsi="微软雅黑" w:eastAsia="微软雅黑"/>
@@ -15973,7 +16245,7 @@
         <w:pStyle w:val="5"/>
         <w:spacing w:before="200" w:after="80"/>
       </w:pPr>
-      <w:bookmarkStart w:id="57" w:name="_Toc7274"/>
+      <w:bookmarkStart w:id="57" w:name="_Toc22602"/>
       <w:r>
         <w:rPr>
           <w:rFonts w:ascii="微软雅黑" w:hAnsi="微软雅黑" w:eastAsia="微软雅黑"/>
@@ -16030,7 +16302,7 @@
         <w:pStyle w:val="5"/>
         <w:spacing w:before="200" w:after="80"/>
       </w:pPr>
-      <w:bookmarkStart w:id="58" w:name="_Toc7112"/>
+      <w:bookmarkStart w:id="58" w:name="_Toc2364"/>
       <w:r>
         <w:rPr>
           <w:rFonts w:ascii="微软雅黑" w:hAnsi="微软雅黑" w:eastAsia="微软雅黑"/>
@@ -16309,7 +16581,7 @@
         <w:pStyle w:val="5"/>
         <w:spacing w:before="200" w:after="80"/>
       </w:pPr>
-      <w:bookmarkStart w:id="59" w:name="_Toc18204"/>
+      <w:bookmarkStart w:id="59" w:name="_Toc2089"/>
       <w:r>
         <w:rPr>
           <w:rFonts w:ascii="微软雅黑" w:hAnsi="微软雅黑" w:eastAsia="微软雅黑"/>
@@ -16450,7 +16722,7 @@
         <w:pStyle w:val="4"/>
         <w:spacing w:before="320" w:after="120"/>
       </w:pPr>
-      <w:bookmarkStart w:id="60" w:name="_Toc30981"/>
+      <w:bookmarkStart w:id="60" w:name="_Toc21448"/>
       <w:r>
         <w:rPr>
           <w:rFonts w:ascii="微软雅黑" w:hAnsi="微软雅黑" w:eastAsia="微软雅黑"/>
@@ -16466,7 +16738,7 @@
         <w:pStyle w:val="5"/>
         <w:spacing w:before="200" w:after="80"/>
       </w:pPr>
-      <w:bookmarkStart w:id="61" w:name="_Toc30475"/>
+      <w:bookmarkStart w:id="61" w:name="_Toc24235"/>
       <w:r>
         <w:rPr>
           <w:rFonts w:ascii="微软雅黑" w:hAnsi="微软雅黑" w:eastAsia="微软雅黑"/>
@@ -16908,7 +17180,7 @@
         <w:pStyle w:val="5"/>
         <w:spacing w:before="200" w:after="80"/>
       </w:pPr>
-      <w:bookmarkStart w:id="62" w:name="_Toc29542"/>
+      <w:bookmarkStart w:id="62" w:name="_Toc24560"/>
       <w:r>
         <w:rPr>
           <w:rFonts w:ascii="微软雅黑" w:hAnsi="微软雅黑" w:eastAsia="微软雅黑"/>
@@ -17077,7 +17349,7 @@
         <w:pStyle w:val="5"/>
         <w:spacing w:before="200" w:after="80"/>
       </w:pPr>
-      <w:bookmarkStart w:id="63" w:name="_Toc17916"/>
+      <w:bookmarkStart w:id="63" w:name="_Toc29897"/>
       <w:r>
         <w:rPr>
           <w:rFonts w:ascii="微软雅黑" w:hAnsi="微软雅黑" w:eastAsia="微软雅黑"/>
@@ -17800,7 +18072,7 @@
         <w:pStyle w:val="5"/>
         <w:spacing w:before="200" w:after="80"/>
       </w:pPr>
-      <w:bookmarkStart w:id="64" w:name="_Toc13944"/>
+      <w:bookmarkStart w:id="64" w:name="_Toc12529"/>
       <w:r>
         <w:rPr>
           <w:rFonts w:ascii="微软雅黑" w:hAnsi="微软雅黑" w:eastAsia="微软雅黑"/>
@@ -18052,7 +18324,7 @@
         <w:pStyle w:val="4"/>
         <w:spacing w:before="320" w:after="120"/>
       </w:pPr>
-      <w:bookmarkStart w:id="65" w:name="_Toc11962"/>
+      <w:bookmarkStart w:id="65" w:name="_Toc32334"/>
       <w:r>
         <w:rPr>
           <w:rFonts w:ascii="微软雅黑" w:hAnsi="微软雅黑" w:eastAsia="微软雅黑"/>
@@ -18068,7 +18340,7 @@
         <w:pStyle w:val="5"/>
         <w:spacing w:before="200" w:after="80"/>
       </w:pPr>
-      <w:bookmarkStart w:id="66" w:name="_Toc8578"/>
+      <w:bookmarkStart w:id="66" w:name="_Toc31465"/>
       <w:r>
         <w:rPr>
           <w:rFonts w:ascii="微软雅黑" w:hAnsi="微软雅黑" w:eastAsia="微软雅黑"/>
@@ -18198,7 +18470,7 @@
         <w:pStyle w:val="5"/>
         <w:spacing w:before="200" w:after="80"/>
       </w:pPr>
-      <w:bookmarkStart w:id="67" w:name="_Toc19572"/>
+      <w:bookmarkStart w:id="67" w:name="_Toc22643"/>
       <w:r>
         <w:rPr>
           <w:rFonts w:ascii="微软雅黑" w:hAnsi="微软雅黑" w:eastAsia="微软雅黑"/>
@@ -18648,7 +18920,7 @@
         <w:pStyle w:val="5"/>
         <w:spacing w:before="200" w:after="80"/>
       </w:pPr>
-      <w:bookmarkStart w:id="68" w:name="_Toc16368"/>
+      <w:bookmarkStart w:id="68" w:name="_Toc370"/>
       <w:r>
         <w:rPr>
           <w:rFonts w:ascii="微软雅黑" w:hAnsi="微软雅黑" w:eastAsia="微软雅黑"/>
@@ -18808,7 +19080,7 @@
         <w:pStyle w:val="4"/>
         <w:spacing w:before="320" w:after="120"/>
       </w:pPr>
-      <w:bookmarkStart w:id="69" w:name="_Toc19957"/>
+      <w:bookmarkStart w:id="69" w:name="_Toc20106"/>
       <w:r>
         <w:rPr>
           <w:rFonts w:ascii="微软雅黑" w:hAnsi="微软雅黑" w:eastAsia="微软雅黑"/>
@@ -18874,6 +19146,57 @@
       </w:r>
     </w:p>
     <w:p>
+      <w:pPr>
+        <w:spacing w:after="120" w:line="336" w:lineRule="auto"/>
+        <w:ind w:firstLine="420"/>
+      </w:pPr>
+      <w:r>
+        <w:rPr>
+          <w:rFonts w:ascii="宋体" w:hAnsi="宋体" w:eastAsia="宋体"/>
+          <w:b/>
+          <w:sz w:val="21"/>
+        </w:rPr>
+        <w:t>Harness 视角</w:t>
+      </w:r>
+      <w:r>
+        <w:rPr>
+          <w:rFonts w:ascii="宋体" w:hAnsi="宋体" w:eastAsia="宋体"/>
+          <w:sz w:val="21"/>
+        </w:rPr>
+        <w:t xml:space="preserve">：这一章添的是手艺，还有一套上下文预算的做法。工具和技能分工不同：工具管"能不能做"，技能管"按什么套路做"。三级加载是这一层最值得记的取舍——开机时只把 </w:t>
+      </w:r>
+      <w:r>
+        <w:rPr>
+          <w:rFonts w:ascii="Consolas" w:hAnsi="Consolas" w:eastAsia="Consolas"/>
+          <w:color w:val="C0392B"/>
+          <w:sz w:val="20"/>
+        </w:rPr>
+        <w:t>description</w:t>
+      </w:r>
+      <w:r>
+        <w:rPr>
+          <w:rFonts w:ascii="宋体" w:hAnsi="宋体" w:eastAsia="宋体"/>
+          <w:sz w:val="21"/>
+        </w:rPr>
+        <w:t xml:space="preserve"> 那一行塞进上下文，真要干活了才让模型去读整份 </w:t>
+      </w:r>
+      <w:r>
+        <w:rPr>
+          <w:rFonts w:ascii="Consolas" w:hAnsi="Consolas" w:eastAsia="Consolas"/>
+          <w:color w:val="C0392B"/>
+          <w:sz w:val="20"/>
+        </w:rPr>
+        <w:t>SKILL.md</w:t>
+      </w:r>
+      <w:r>
+        <w:rPr>
+          <w:rFonts w:ascii="宋体" w:hAnsi="宋体" w:eastAsia="宋体"/>
+          <w:sz w:val="21"/>
+        </w:rPr>
+        <w:t>。上下文是挽具手里最紧的资源，谁往里塞、塞多少，是挽具作者要算的账，模型算不了。技能目录设成只读也是一个道理：能读不能改，模型就动不了自己的说明书。</w:t>
+      </w:r>
+    </w:p>
+    <w:p>
       <w:r>
         <w:br w:type="page"/>
       </w:r>
@@ -18884,7 +19207,7 @@
         <w:spacing w:before="200" w:after="360"/>
         <w:jc w:val="center"/>
       </w:pPr>
-      <w:bookmarkStart w:id="70" w:name="_Toc23084"/>
+      <w:bookmarkStart w:id="70" w:name="_Toc10294"/>
       <w:r>
         <w:rPr>
           <w:rFonts w:ascii="微软雅黑" w:hAnsi="微软雅黑" w:eastAsia="微软雅黑"/>
@@ -18926,7 +19249,7 @@
         <w:pStyle w:val="4"/>
         <w:spacing w:before="320" w:after="120"/>
       </w:pPr>
-      <w:bookmarkStart w:id="71" w:name="_Toc929"/>
+      <w:bookmarkStart w:id="71" w:name="_Toc19659"/>
       <w:r>
         <w:rPr>
           <w:rFonts w:ascii="微软雅黑" w:hAnsi="微软雅黑" w:eastAsia="微软雅黑"/>
@@ -18942,7 +19265,7 @@
         <w:pStyle w:val="5"/>
         <w:spacing w:before="200" w:after="80"/>
       </w:pPr>
-      <w:bookmarkStart w:id="72" w:name="_Toc2597"/>
+      <w:bookmarkStart w:id="72" w:name="_Toc11504"/>
       <w:r>
         <w:rPr>
           <w:rFonts w:ascii="微软雅黑" w:hAnsi="微软雅黑" w:eastAsia="微软雅黑"/>
@@ -19086,7 +19409,7 @@
         <w:pStyle w:val="5"/>
         <w:spacing w:before="200" w:after="80"/>
       </w:pPr>
-      <w:bookmarkStart w:id="73" w:name="_Toc26208"/>
+      <w:bookmarkStart w:id="73" w:name="_Toc15041"/>
       <w:r>
         <w:rPr>
           <w:rFonts w:ascii="微软雅黑" w:hAnsi="微软雅黑" w:eastAsia="微软雅黑"/>
@@ -19207,7 +19530,7 @@
         <w:pStyle w:val="5"/>
         <w:spacing w:before="200" w:after="80"/>
       </w:pPr>
-      <w:bookmarkStart w:id="74" w:name="_Toc22796"/>
+      <w:bookmarkStart w:id="74" w:name="_Toc32445"/>
       <w:r>
         <w:rPr>
           <w:rFonts w:ascii="微软雅黑" w:hAnsi="微软雅黑" w:eastAsia="微软雅黑"/>
@@ -19264,7 +19587,7 @@
         <w:pStyle w:val="5"/>
         <w:spacing w:before="200" w:after="80"/>
       </w:pPr>
-      <w:bookmarkStart w:id="75" w:name="_Toc9949"/>
+      <w:bookmarkStart w:id="75" w:name="_Toc16876"/>
       <w:r>
         <w:rPr>
           <w:rFonts w:ascii="微软雅黑" w:hAnsi="微软雅黑" w:eastAsia="微软雅黑"/>
@@ -19371,7 +19694,7 @@
         <w:pStyle w:val="5"/>
         <w:spacing w:before="200" w:after="80"/>
       </w:pPr>
-      <w:bookmarkStart w:id="76" w:name="_Toc22554"/>
+      <w:bookmarkStart w:id="76" w:name="_Toc1193"/>
       <w:r>
         <w:rPr>
           <w:rFonts w:ascii="微软雅黑" w:hAnsi="微软雅黑" w:eastAsia="微软雅黑"/>
@@ -19529,7 +19852,7 @@
         <w:pStyle w:val="5"/>
         <w:spacing w:before="200" w:after="80"/>
       </w:pPr>
-      <w:bookmarkStart w:id="77" w:name="_Toc4037"/>
+      <w:bookmarkStart w:id="77" w:name="_Toc10888"/>
       <w:r>
         <w:rPr>
           <w:rFonts w:ascii="微软雅黑" w:hAnsi="微软雅黑" w:eastAsia="微软雅黑"/>
@@ -19665,7 +19988,7 @@
         <w:pStyle w:val="4"/>
         <w:spacing w:before="320" w:after="120"/>
       </w:pPr>
-      <w:bookmarkStart w:id="78" w:name="_Toc29780"/>
+      <w:bookmarkStart w:id="78" w:name="_Toc30163"/>
       <w:r>
         <w:rPr>
           <w:rFonts w:ascii="微软雅黑" w:hAnsi="微软雅黑" w:eastAsia="微软雅黑"/>
@@ -19681,7 +20004,7 @@
         <w:pStyle w:val="5"/>
         <w:spacing w:before="200" w:after="80"/>
       </w:pPr>
-      <w:bookmarkStart w:id="79" w:name="_Toc6884"/>
+      <w:bookmarkStart w:id="79" w:name="_Toc1963"/>
       <w:r>
         <w:rPr>
           <w:rFonts w:ascii="微软雅黑" w:hAnsi="微软雅黑" w:eastAsia="微软雅黑"/>
@@ -20474,7 +20797,7 @@
         <w:pStyle w:val="5"/>
         <w:spacing w:before="200" w:after="80"/>
       </w:pPr>
-      <w:bookmarkStart w:id="80" w:name="_Toc1452"/>
+      <w:bookmarkStart w:id="80" w:name="_Toc14250"/>
       <w:r>
         <w:rPr>
           <w:rFonts w:ascii="微软雅黑" w:hAnsi="微软雅黑" w:eastAsia="微软雅黑"/>
@@ -20559,7 +20882,7 @@
         <w:pStyle w:val="5"/>
         <w:spacing w:before="200" w:after="80"/>
       </w:pPr>
-      <w:bookmarkStart w:id="81" w:name="_Toc22617"/>
+      <w:bookmarkStart w:id="81" w:name="_Toc29960"/>
       <w:r>
         <w:rPr>
           <w:rFonts w:ascii="微软雅黑" w:hAnsi="微软雅黑" w:eastAsia="微软雅黑"/>
@@ -20700,7 +21023,7 @@
         <w:pStyle w:val="5"/>
         <w:spacing w:before="200" w:after="80"/>
       </w:pPr>
-      <w:bookmarkStart w:id="82" w:name="_Toc23539"/>
+      <w:bookmarkStart w:id="82" w:name="_Toc6922"/>
       <w:r>
         <w:rPr>
           <w:rFonts w:ascii="微软雅黑" w:hAnsi="微软雅黑" w:eastAsia="微软雅黑"/>
@@ -20757,7 +21080,7 @@
         <w:pStyle w:val="4"/>
         <w:spacing w:before="320" w:after="120"/>
       </w:pPr>
-      <w:bookmarkStart w:id="83" w:name="_Toc54"/>
+      <w:bookmarkStart w:id="83" w:name="_Toc31775"/>
       <w:r>
         <w:rPr>
           <w:rFonts w:ascii="微软雅黑" w:hAnsi="微软雅黑" w:eastAsia="微软雅黑"/>
@@ -20773,7 +21096,7 @@
         <w:pStyle w:val="5"/>
         <w:spacing w:before="200" w:after="80"/>
       </w:pPr>
-      <w:bookmarkStart w:id="84" w:name="_Toc24683"/>
+      <w:bookmarkStart w:id="84" w:name="_Toc22338"/>
       <w:r>
         <w:rPr>
           <w:rFonts w:ascii="微软雅黑" w:hAnsi="微软雅黑" w:eastAsia="微软雅黑"/>
@@ -20845,7 +21168,7 @@
         <w:pStyle w:val="5"/>
         <w:spacing w:before="200" w:after="80"/>
       </w:pPr>
-      <w:bookmarkStart w:id="85" w:name="_Toc2625"/>
+      <w:bookmarkStart w:id="85" w:name="_Toc9124"/>
       <w:r>
         <w:rPr>
           <w:rFonts w:ascii="微软雅黑" w:hAnsi="微软雅黑" w:eastAsia="微软雅黑"/>
@@ -21303,7 +21626,7 @@
         <w:pStyle w:val="5"/>
         <w:spacing w:before="200" w:after="80"/>
       </w:pPr>
-      <w:bookmarkStart w:id="86" w:name="_Toc17596"/>
+      <w:bookmarkStart w:id="86" w:name="_Toc23114"/>
       <w:r>
         <w:rPr>
           <w:rFonts w:ascii="微软雅黑" w:hAnsi="微软雅黑" w:eastAsia="微软雅黑"/>
@@ -21375,7 +21698,7 @@
         <w:pStyle w:val="4"/>
         <w:spacing w:before="320" w:after="120"/>
       </w:pPr>
-      <w:bookmarkStart w:id="87" w:name="_Toc682"/>
+      <w:bookmarkStart w:id="87" w:name="_Toc865"/>
       <w:r>
         <w:rPr>
           <w:rFonts w:ascii="微软雅黑" w:hAnsi="微软雅黑" w:eastAsia="微软雅黑"/>
@@ -21499,6 +21822,57 @@
       </w:r>
     </w:p>
     <w:p>
+      <w:pPr>
+        <w:spacing w:after="120" w:line="336" w:lineRule="auto"/>
+        <w:ind w:firstLine="420"/>
+      </w:pPr>
+      <w:r>
+        <w:rPr>
+          <w:rFonts w:ascii="宋体" w:hAnsi="宋体" w:eastAsia="宋体"/>
+          <w:b/>
+          <w:sz w:val="21"/>
+        </w:rPr>
+        <w:t>Harness 视角</w:t>
+      </w:r>
+      <w:r>
+        <w:rPr>
+          <w:rFonts w:ascii="宋体" w:hAnsi="宋体" w:eastAsia="宋体"/>
+          <w:sz w:val="21"/>
+        </w:rPr>
+        <w:t xml:space="preserve">：这一章添的是记性，而且是挽具的记性。模型本身没记性，换个进程它就谁也不认识；能认出人，靠的是挽具在开机时把 </w:t>
+      </w:r>
+      <w:r>
+        <w:rPr>
+          <w:rFonts w:ascii="Consolas" w:hAnsi="Consolas" w:eastAsia="Consolas"/>
+          <w:color w:val="C0392B"/>
+          <w:sz w:val="20"/>
+        </w:rPr>
+        <w:t>memories/AGENTS.md</w:t>
+      </w:r>
+      <w:r>
+        <w:rPr>
+          <w:rFonts w:ascii="宋体" w:hAnsi="宋体" w:eastAsia="宋体"/>
+          <w:sz w:val="21"/>
+        </w:rPr>
+        <w:t xml:space="preserve"> 读进上下文、聊天中让模型自己去更新这份文件。会话里的记忆放在 </w:t>
+      </w:r>
+      <w:r>
+        <w:rPr>
+          <w:rFonts w:ascii="Consolas" w:hAnsi="Consolas" w:eastAsia="Consolas"/>
+          <w:color w:val="C0392B"/>
+          <w:sz w:val="20"/>
+        </w:rPr>
+        <w:t>checkpointer</w:t>
+      </w:r>
+      <w:r>
+        <w:rPr>
+          <w:rFonts w:ascii="宋体" w:hAnsi="宋体" w:eastAsia="宋体"/>
+          <w:sz w:val="21"/>
+        </w:rPr>
+        <w:t>，跨会话的记忆落在磁盘上，两份东西的分工在这一章讲清楚了。记忆也是这一层里最该防着的一块：今天写进去的备注，明天会被当成指令读回来，所以多用户场景下它的写入权限要收紧。</w:t>
+      </w:r>
+    </w:p>
+    <w:p>
       <w:r>
         <w:br w:type="page"/>
       </w:r>
@@ -21509,7 +21883,7 @@
         <w:spacing w:before="200" w:after="360"/>
         <w:jc w:val="center"/>
       </w:pPr>
-      <w:bookmarkStart w:id="88" w:name="_Toc27220"/>
+      <w:bookmarkStart w:id="88" w:name="_Toc32694"/>
       <w:r>
         <w:rPr>
           <w:rFonts w:ascii="微软雅黑" w:hAnsi="微软雅黑" w:eastAsia="微软雅黑"/>
@@ -21559,7 +21933,7 @@
         <w:pStyle w:val="4"/>
         <w:spacing w:before="320" w:after="120"/>
       </w:pPr>
-      <w:bookmarkStart w:id="89" w:name="_Toc8614"/>
+      <w:bookmarkStart w:id="89" w:name="_Toc18397"/>
       <w:r>
         <w:rPr>
           <w:rFonts w:ascii="微软雅黑" w:hAnsi="微软雅黑" w:eastAsia="微软雅黑"/>
@@ -21575,7 +21949,7 @@
         <w:pStyle w:val="5"/>
         <w:spacing w:before="200" w:after="80"/>
       </w:pPr>
-      <w:bookmarkStart w:id="90" w:name="_Toc30893"/>
+      <w:bookmarkStart w:id="90" w:name="_Toc3108"/>
       <w:r>
         <w:rPr>
           <w:rFonts w:ascii="微软雅黑" w:hAnsi="微软雅黑" w:eastAsia="微软雅黑"/>
@@ -21710,7 +22084,7 @@
         <w:pStyle w:val="5"/>
         <w:spacing w:before="200" w:after="80"/>
       </w:pPr>
-      <w:bookmarkStart w:id="91" w:name="_Toc25810"/>
+      <w:bookmarkStart w:id="91" w:name="_Toc11408"/>
       <w:r>
         <w:rPr>
           <w:rFonts w:ascii="微软雅黑" w:hAnsi="微软雅黑" w:eastAsia="微软雅黑"/>
@@ -21795,7 +22169,7 @@
         <w:pStyle w:val="5"/>
         <w:spacing w:before="200" w:after="80"/>
       </w:pPr>
-      <w:bookmarkStart w:id="92" w:name="_Toc21539"/>
+      <w:bookmarkStart w:id="92" w:name="_Toc31030"/>
       <w:r>
         <w:rPr>
           <w:rFonts w:ascii="微软雅黑" w:hAnsi="微软雅黑" w:eastAsia="微软雅黑"/>
@@ -21867,7 +22241,7 @@
         <w:pStyle w:val="5"/>
         <w:spacing w:before="200" w:after="80"/>
       </w:pPr>
-      <w:bookmarkStart w:id="93" w:name="_Toc5285"/>
+      <w:bookmarkStart w:id="93" w:name="_Toc26738"/>
       <w:r>
         <w:rPr>
           <w:rFonts w:ascii="微软雅黑" w:hAnsi="微软雅黑" w:eastAsia="微软雅黑"/>
@@ -22036,7 +22410,7 @@
         <w:pStyle w:val="5"/>
         <w:spacing w:before="200" w:after="80"/>
       </w:pPr>
-      <w:bookmarkStart w:id="94" w:name="_Toc27315"/>
+      <w:bookmarkStart w:id="94" w:name="_Toc15970"/>
       <w:r>
         <w:rPr>
           <w:rFonts w:ascii="微软雅黑" w:hAnsi="微软雅黑" w:eastAsia="微软雅黑"/>
@@ -22114,7 +22488,7 @@
         <w:pStyle w:val="5"/>
         <w:spacing w:before="200" w:after="80"/>
       </w:pPr>
-      <w:bookmarkStart w:id="95" w:name="_Toc6396"/>
+      <w:bookmarkStart w:id="95" w:name="_Toc10264"/>
       <w:r>
         <w:rPr>
           <w:rFonts w:ascii="微软雅黑" w:hAnsi="微软雅黑" w:eastAsia="微软雅黑"/>
@@ -22287,7 +22661,7 @@
         <w:pStyle w:val="5"/>
         <w:spacing w:before="200" w:after="80"/>
       </w:pPr>
-      <w:bookmarkStart w:id="96" w:name="_Toc22326"/>
+      <w:bookmarkStart w:id="96" w:name="_Toc25872"/>
       <w:r>
         <w:rPr>
           <w:rFonts w:ascii="微软雅黑" w:hAnsi="微软雅黑" w:eastAsia="微软雅黑"/>
@@ -22773,7 +23147,7 @@
         <w:pStyle w:val="4"/>
         <w:spacing w:before="320" w:after="120"/>
       </w:pPr>
-      <w:bookmarkStart w:id="97" w:name="_Toc29177"/>
+      <w:bookmarkStart w:id="97" w:name="_Toc18891"/>
       <w:r>
         <w:rPr>
           <w:rFonts w:ascii="微软雅黑" w:hAnsi="微软雅黑" w:eastAsia="微软雅黑"/>
@@ -22789,7 +23163,7 @@
         <w:pStyle w:val="5"/>
         <w:spacing w:before="200" w:after="80"/>
       </w:pPr>
-      <w:bookmarkStart w:id="98" w:name="_Toc20298"/>
+      <w:bookmarkStart w:id="98" w:name="_Toc27363"/>
       <w:r>
         <w:rPr>
           <w:rFonts w:ascii="微软雅黑" w:hAnsi="微软雅黑" w:eastAsia="微软雅黑"/>
@@ -24422,7 +24796,7 @@
         <w:pStyle w:val="5"/>
         <w:spacing w:before="200" w:after="80"/>
       </w:pPr>
-      <w:bookmarkStart w:id="99" w:name="_Toc25790"/>
+      <w:bookmarkStart w:id="99" w:name="_Toc29492"/>
       <w:r>
         <w:rPr>
           <w:rFonts w:ascii="微软雅黑" w:hAnsi="微软雅黑" w:eastAsia="微软雅黑"/>
@@ -24867,7 +25241,7 @@
         <w:pStyle w:val="5"/>
         <w:spacing w:before="200" w:after="80"/>
       </w:pPr>
-      <w:bookmarkStart w:id="100" w:name="_Toc14745"/>
+      <w:bookmarkStart w:id="100" w:name="_Toc19236"/>
       <w:r>
         <w:rPr>
           <w:rFonts w:ascii="微软雅黑" w:hAnsi="微软雅黑" w:eastAsia="微软雅黑"/>
@@ -25271,7 +25645,7 @@
         <w:pStyle w:val="5"/>
         <w:spacing w:before="200" w:after="80"/>
       </w:pPr>
-      <w:bookmarkStart w:id="101" w:name="_Toc25365"/>
+      <w:bookmarkStart w:id="101" w:name="_Toc5527"/>
       <w:r>
         <w:rPr>
           <w:rFonts w:ascii="微软雅黑" w:hAnsi="微软雅黑" w:eastAsia="微软雅黑"/>
@@ -25342,7 +25716,7 @@
         <w:pStyle w:val="5"/>
         <w:spacing w:before="200" w:after="80"/>
       </w:pPr>
-      <w:bookmarkStart w:id="102" w:name="_Toc30569"/>
+      <w:bookmarkStart w:id="102" w:name="_Toc4262"/>
       <w:r>
         <w:rPr>
           <w:rFonts w:ascii="微软雅黑" w:hAnsi="微软雅黑" w:eastAsia="微软雅黑"/>
@@ -25416,7 +25790,7 @@
         <w:pStyle w:val="4"/>
         <w:spacing w:before="320" w:after="120"/>
       </w:pPr>
-      <w:bookmarkStart w:id="103" w:name="_Toc11588"/>
+      <w:bookmarkStart w:id="103" w:name="_Toc23730"/>
       <w:r>
         <w:rPr>
           <w:rFonts w:ascii="微软雅黑" w:hAnsi="微软雅黑" w:eastAsia="微软雅黑"/>
@@ -25432,7 +25806,7 @@
         <w:pStyle w:val="5"/>
         <w:spacing w:before="200" w:after="80"/>
       </w:pPr>
-      <w:bookmarkStart w:id="104" w:name="_Toc920"/>
+      <w:bookmarkStart w:id="104" w:name="_Toc7064"/>
       <w:r>
         <w:rPr>
           <w:rFonts w:ascii="微软雅黑" w:hAnsi="微软雅黑" w:eastAsia="微软雅黑"/>
@@ -25592,7 +25966,7 @@
         <w:pStyle w:val="5"/>
         <w:spacing w:before="200" w:after="80"/>
       </w:pPr>
-      <w:bookmarkStart w:id="105" w:name="_Toc26530"/>
+      <w:bookmarkStart w:id="105" w:name="_Toc9653"/>
       <w:r>
         <w:rPr>
           <w:rFonts w:ascii="微软雅黑" w:hAnsi="微软雅黑" w:eastAsia="微软雅黑"/>
@@ -25803,7 +26177,7 @@
         <w:pStyle w:val="5"/>
         <w:spacing w:before="200" w:after="80"/>
       </w:pPr>
-      <w:bookmarkStart w:id="106" w:name="_Toc23141"/>
+      <w:bookmarkStart w:id="106" w:name="_Toc25380"/>
       <w:r>
         <w:rPr>
           <w:rFonts w:ascii="微软雅黑" w:hAnsi="微软雅黑" w:eastAsia="微软雅黑"/>
@@ -26219,7 +26593,7 @@
         <w:pStyle w:val="5"/>
         <w:spacing w:before="200" w:after="80"/>
       </w:pPr>
-      <w:bookmarkStart w:id="107" w:name="_Toc27043"/>
+      <w:bookmarkStart w:id="107" w:name="_Toc18167"/>
       <w:r>
         <w:rPr>
           <w:rFonts w:ascii="微软雅黑" w:hAnsi="微软雅黑" w:eastAsia="微软雅黑"/>
@@ -26331,7 +26705,7 @@
         <w:pStyle w:val="5"/>
         <w:spacing w:before="200" w:after="80"/>
       </w:pPr>
-      <w:bookmarkStart w:id="108" w:name="_Toc30918"/>
+      <w:bookmarkStart w:id="108" w:name="_Toc30925"/>
       <w:r>
         <w:rPr>
           <w:rFonts w:ascii="微软雅黑" w:hAnsi="微软雅黑" w:eastAsia="微软雅黑"/>
@@ -26416,7 +26790,7 @@
         <w:pStyle w:val="5"/>
         <w:spacing w:before="200" w:after="80"/>
       </w:pPr>
-      <w:bookmarkStart w:id="109" w:name="_Toc31349"/>
+      <w:bookmarkStart w:id="109" w:name="_Toc30288"/>
       <w:r>
         <w:rPr>
           <w:rFonts w:ascii="微软雅黑" w:hAnsi="微软雅黑" w:eastAsia="微软雅黑"/>
@@ -26998,7 +27372,7 @@
         <w:pStyle w:val="4"/>
         <w:spacing w:before="320" w:after="120"/>
       </w:pPr>
-      <w:bookmarkStart w:id="110" w:name="_Toc30482"/>
+      <w:bookmarkStart w:id="110" w:name="_Toc995"/>
       <w:r>
         <w:rPr>
           <w:rFonts w:ascii="微软雅黑" w:hAnsi="微软雅黑" w:eastAsia="微软雅黑"/>
@@ -27020,6 +27394,42 @@
           <w:sz w:val="21"/>
         </w:rPr>
         <w:t>这一章给了它一双手，也给了它四道闸门：黑名单挡住一眼就知道要出事的命令，工作目录划住能碰的范围，超时防住卡死的任务，审批让你在每一次真正动手之前看一眼。顺带记下了一个坑：虚拟文件系统和真实 shell 的路径不是一套，得在提示词里点明。</w:t>
+      </w:r>
+    </w:p>
+    <w:p>
+      <w:pPr>
+        <w:spacing w:after="120" w:line="336" w:lineRule="auto"/>
+        <w:ind w:firstLine="420"/>
+      </w:pPr>
+      <w:r>
+        <w:rPr>
+          <w:rFonts w:ascii="宋体" w:hAnsi="宋体" w:eastAsia="宋体"/>
+          <w:b/>
+          <w:sz w:val="21"/>
+        </w:rPr>
+        <w:t>Harness 视角</w:t>
+      </w:r>
+      <w:r>
+        <w:rPr>
+          <w:rFonts w:ascii="宋体" w:hAnsi="宋体" w:eastAsia="宋体"/>
+          <w:sz w:val="21"/>
+        </w:rPr>
+        <w:t xml:space="preserve">：这一章添的是边界，也是整套挽具里人和机器唯一正式碰面的地方。给模型一双手之前，先得回答几个问题：它能碰哪儿（工作目录）、能跑多久（超时）、哪些命令绝不许（黑名单）；至于"这一次到底动不动手"，交给 </w:t>
+      </w:r>
+      <w:r>
+        <w:rPr>
+          <w:rFonts w:ascii="Consolas" w:hAnsi="Consolas" w:eastAsia="Consolas"/>
+          <w:color w:val="C0392B"/>
+          <w:sz w:val="20"/>
+        </w:rPr>
+        <w:t>interrupt_on</w:t>
+      </w:r>
+      <w:r>
+        <w:rPr>
+          <w:rFonts w:ascii="宋体" w:hAnsi="宋体" w:eastAsia="宋体"/>
+          <w:sz w:val="21"/>
+        </w:rPr>
+        <w:t>，由你按下那一下。这四道闸门都长在模型外面，它既看不见，也绕不过去。把能力放出来，同时把破坏力关在门里，这是挽具存在的另一半理由。</w:t>
       </w:r>
     </w:p>
     <w:p>
@@ -27199,7 +27609,7 @@
                             <w:fldChar w:fldCharType="separate"/>
                           </w:r>
                           <w:r>
-                            <w:t>2</w:t>
+                            <w:t>4</w:t>
                           </w:r>
                           <w:r>
                             <w:fldChar w:fldCharType="end"/>
@@ -27239,7 +27649,7 @@
                       <w:fldChar w:fldCharType="separate"/>
                     </w:r>
                     <w:r>
-                      <w:t>2</w:t>
+                      <w:t>4</w:t>
                     </w:r>
                     <w:r>
                       <w:fldChar w:fldCharType="end"/>
@@ -27623,7 +28033,7 @@
     <w:lsdException w:uiPriority="99" w:name="endnote reference"/>
     <w:lsdException w:uiPriority="99" w:name="endnote text"/>
     <w:lsdException w:uiPriority="99" w:name="table of authorities"/>
-    <w:lsdException w:qFormat="1" w:uiPriority="99" w:semiHidden="0" w:name="macro"/>
+    <w:lsdException w:uiPriority="99" w:semiHidden="0" w:name="macro"/>
     <w:lsdException w:uiPriority="99" w:name="toa heading"/>
     <w:lsdException w:uiPriority="99" w:semiHidden="0" w:name="List"/>
     <w:lsdException w:uiPriority="99" w:semiHidden="0" w:name="List Bullet"/>
@@ -27647,8 +28057,8 @@
     <w:lsdException w:uiPriority="99" w:semiHidden="0" w:name="Body Text"/>
     <w:lsdException w:uiPriority="99" w:name="Body Text Indent"/>
     <w:lsdException w:uiPriority="99" w:semiHidden="0" w:name="List Continue"/>
-    <w:lsdException w:qFormat="1" w:uiPriority="99" w:semiHidden="0" w:name="List Continue 2"/>
-    <w:lsdException w:qFormat="1" w:uiPriority="99" w:semiHidden="0" w:name="List Continue 3"/>
+    <w:lsdException w:uiPriority="99" w:semiHidden="0" w:name="List Continue 2"/>
+    <w:lsdException w:uiPriority="99" w:semiHidden="0" w:name="List Continue 3"/>
     <w:lsdException w:uiPriority="99" w:name="List Continue 4"/>
     <w:lsdException w:uiPriority="99" w:name="List Continue 5"/>
     <w:lsdException w:uiPriority="99" w:name="Message Header"/>
@@ -27726,14 +28136,14 @@
     <w:lsdException w:uiPriority="99" w:name="Table Web 2"/>
     <w:lsdException w:uiPriority="99" w:name="Table Web 3"/>
     <w:lsdException w:uiPriority="99" w:name="Balloon Text"/>
-    <w:lsdException w:qFormat="1" w:unhideWhenUsed="0" w:uiPriority="59" w:semiHidden="0" w:name="Table Grid"/>
+    <w:lsdException w:unhideWhenUsed="0" w:uiPriority="59" w:semiHidden="0" w:name="Table Grid"/>
     <w:lsdException w:uiPriority="99" w:name="Table Theme"/>
     <w:lsdException w:qFormat="1" w:unhideWhenUsed="0" w:uiPriority="1" w:semiHidden="0" w:name="No Spacing"/>
     <w:lsdException w:unhideWhenUsed="0" w:uiPriority="60" w:semiHidden="0" w:name="Light Shading"/>
-    <w:lsdException w:qFormat="1" w:unhideWhenUsed="0" w:uiPriority="61" w:semiHidden="0" w:name="Light List"/>
-    <w:lsdException w:qFormat="1" w:unhideWhenUsed="0" w:uiPriority="62" w:semiHidden="0" w:name="Light Grid"/>
-    <w:lsdException w:qFormat="1" w:unhideWhenUsed="0" w:uiPriority="63" w:semiHidden="0" w:name="Medium Shading 1"/>
-    <w:lsdException w:qFormat="1" w:unhideWhenUsed="0" w:uiPriority="64" w:semiHidden="0" w:name="Medium Shading 2"/>
+    <w:lsdException w:unhideWhenUsed="0" w:uiPriority="61" w:semiHidden="0" w:name="Light List"/>
+    <w:lsdException w:unhideWhenUsed="0" w:uiPriority="62" w:semiHidden="0" w:name="Light Grid"/>
+    <w:lsdException w:unhideWhenUsed="0" w:uiPriority="63" w:semiHidden="0" w:name="Medium Shading 1"/>
+    <w:lsdException w:unhideWhenUsed="0" w:uiPriority="64" w:semiHidden="0" w:name="Medium Shading 2"/>
     <w:lsdException w:unhideWhenUsed="0" w:uiPriority="65" w:semiHidden="0" w:name="Medium List 1"/>
     <w:lsdException w:unhideWhenUsed="0" w:uiPriority="66" w:semiHidden="0" w:name="Medium List 2"/>
     <w:lsdException w:unhideWhenUsed="0" w:uiPriority="67" w:semiHidden="0" w:name="Medium Grid 1"/>
@@ -27742,12 +28152,12 @@
     <w:lsdException w:unhideWhenUsed="0" w:uiPriority="70" w:semiHidden="0" w:name="Dark List"/>
     <w:lsdException w:unhideWhenUsed="0" w:uiPriority="71" w:semiHidden="0" w:name="Colorful Shading"/>
     <w:lsdException w:unhideWhenUsed="0" w:uiPriority="72" w:semiHidden="0" w:name="Colorful List"/>
-    <w:lsdException w:qFormat="1" w:unhideWhenUsed="0" w:uiPriority="73" w:semiHidden="0" w:name="Colorful Grid"/>
+    <w:lsdException w:unhideWhenUsed="0" w:uiPriority="73" w:semiHidden="0" w:name="Colorful Grid"/>
     <w:lsdException w:unhideWhenUsed="0" w:uiPriority="60" w:semiHidden="0" w:name="Light Shading Accent 1"/>
-    <w:lsdException w:qFormat="1" w:unhideWhenUsed="0" w:uiPriority="61" w:semiHidden="0" w:name="Light List Accent 1"/>
-    <w:lsdException w:qFormat="1" w:unhideWhenUsed="0" w:uiPriority="62" w:semiHidden="0" w:name="Light Grid Accent 1"/>
-    <w:lsdException w:qFormat="1" w:unhideWhenUsed="0" w:uiPriority="63" w:semiHidden="0" w:name="Medium Shading 1 Accent 1"/>
-    <w:lsdException w:qFormat="1" w:unhideWhenUsed="0" w:uiPriority="64" w:semiHidden="0" w:name="Medium Shading 2 Accent 1"/>
+    <w:lsdException w:unhideWhenUsed="0" w:uiPriority="61" w:semiHidden="0" w:name="Light List Accent 1"/>
+    <w:lsdException w:unhideWhenUsed="0" w:uiPriority="62" w:semiHidden="0" w:name="Light Grid Accent 1"/>
+    <w:lsdException w:unhideWhenUsed="0" w:uiPriority="63" w:semiHidden="0" w:name="Medium Shading 1 Accent 1"/>
+    <w:lsdException w:unhideWhenUsed="0" w:uiPriority="64" w:semiHidden="0" w:name="Medium Shading 2 Accent 1"/>
     <w:lsdException w:unhideWhenUsed="0" w:uiPriority="65" w:semiHidden="0" w:name="Medium List 1 Accent 1"/>
     <w:lsdException w:qFormat="1" w:unhideWhenUsed="0" w:uiPriority="34" w:semiHidden="0" w:name="List Paragraph"/>
     <w:lsdException w:qFormat="1" w:unhideWhenUsed="0" w:uiPriority="29" w:semiHidden="0" w:name="Quote"/>
@@ -27760,25 +28170,25 @@
     <w:lsdException w:unhideWhenUsed="0" w:uiPriority="71" w:semiHidden="0" w:name="Colorful Shading Accent 1"/>
     <w:lsdException w:unhideWhenUsed="0" w:uiPriority="72" w:semiHidden="0" w:name="Colorful List Accent 1"/>
     <w:lsdException w:unhideWhenUsed="0" w:uiPriority="73" w:semiHidden="0" w:name="Colorful Grid Accent 1"/>
-    <w:lsdException w:qFormat="1" w:unhideWhenUsed="0" w:uiPriority="60" w:semiHidden="0" w:name="Light Shading Accent 2"/>
-    <w:lsdException w:qFormat="1" w:unhideWhenUsed="0" w:uiPriority="61" w:semiHidden="0" w:name="Light List Accent 2"/>
-    <w:lsdException w:qFormat="1" w:unhideWhenUsed="0" w:uiPriority="62" w:semiHidden="0" w:name="Light Grid Accent 2"/>
-    <w:lsdException w:qFormat="1" w:unhideWhenUsed="0" w:uiPriority="63" w:semiHidden="0" w:name="Medium Shading 1 Accent 2"/>
-    <w:lsdException w:qFormat="1" w:unhideWhenUsed="0" w:uiPriority="64" w:semiHidden="0" w:name="Medium Shading 2 Accent 2"/>
+    <w:lsdException w:unhideWhenUsed="0" w:uiPriority="60" w:semiHidden="0" w:name="Light Shading Accent 2"/>
+    <w:lsdException w:unhideWhenUsed="0" w:uiPriority="61" w:semiHidden="0" w:name="Light List Accent 2"/>
+    <w:lsdException w:unhideWhenUsed="0" w:uiPriority="62" w:semiHidden="0" w:name="Light Grid Accent 2"/>
+    <w:lsdException w:unhideWhenUsed="0" w:uiPriority="63" w:semiHidden="0" w:name="Medium Shading 1 Accent 2"/>
+    <w:lsdException w:unhideWhenUsed="0" w:uiPriority="64" w:semiHidden="0" w:name="Medium Shading 2 Accent 2"/>
     <w:lsdException w:unhideWhenUsed="0" w:uiPriority="65" w:semiHidden="0" w:name="Medium List 1 Accent 2"/>
     <w:lsdException w:unhideWhenUsed="0" w:uiPriority="66" w:semiHidden="0" w:name="Medium List 2 Accent 2"/>
     <w:lsdException w:unhideWhenUsed="0" w:uiPriority="67" w:semiHidden="0" w:name="Medium Grid 1 Accent 2"/>
     <w:lsdException w:unhideWhenUsed="0" w:uiPriority="68" w:semiHidden="0" w:name="Medium Grid 2 Accent 2"/>
     <w:lsdException w:unhideWhenUsed="0" w:uiPriority="69" w:semiHidden="0" w:name="Medium Grid 3 Accent 2"/>
-    <w:lsdException w:qFormat="1" w:unhideWhenUsed="0" w:uiPriority="70" w:semiHidden="0" w:name="Dark List Accent 2"/>
+    <w:lsdException w:unhideWhenUsed="0" w:uiPriority="70" w:semiHidden="0" w:name="Dark List Accent 2"/>
     <w:lsdException w:unhideWhenUsed="0" w:uiPriority="71" w:semiHidden="0" w:name="Colorful Shading Accent 2"/>
     <w:lsdException w:unhideWhenUsed="0" w:uiPriority="72" w:semiHidden="0" w:name="Colorful List Accent 2"/>
-    <w:lsdException w:qFormat="1" w:unhideWhenUsed="0" w:uiPriority="73" w:semiHidden="0" w:name="Colorful Grid Accent 2"/>
+    <w:lsdException w:unhideWhenUsed="0" w:uiPriority="73" w:semiHidden="0" w:name="Colorful Grid Accent 2"/>
     <w:lsdException w:unhideWhenUsed="0" w:uiPriority="60" w:semiHidden="0" w:name="Light Shading Accent 3"/>
-    <w:lsdException w:qFormat="1" w:unhideWhenUsed="0" w:uiPriority="61" w:semiHidden="0" w:name="Light List Accent 3"/>
+    <w:lsdException w:unhideWhenUsed="0" w:uiPriority="61" w:semiHidden="0" w:name="Light List Accent 3"/>
     <w:lsdException w:unhideWhenUsed="0" w:uiPriority="62" w:semiHidden="0" w:name="Light Grid Accent 3"/>
-    <w:lsdException w:qFormat="1" w:unhideWhenUsed="0" w:uiPriority="63" w:semiHidden="0" w:name="Medium Shading 1 Accent 3"/>
-    <w:lsdException w:qFormat="1" w:unhideWhenUsed="0" w:uiPriority="64" w:semiHidden="0" w:name="Medium Shading 2 Accent 3"/>
+    <w:lsdException w:unhideWhenUsed="0" w:uiPriority="63" w:semiHidden="0" w:name="Medium Shading 1 Accent 3"/>
+    <w:lsdException w:unhideWhenUsed="0" w:uiPriority="64" w:semiHidden="0" w:name="Medium Shading 2 Accent 3"/>
     <w:lsdException w:unhideWhenUsed="0" w:uiPriority="65" w:semiHidden="0" w:name="Medium List 1 Accent 3"/>
     <w:lsdException w:unhideWhenUsed="0" w:uiPriority="66" w:semiHidden="0" w:name="Medium List 2 Accent 3"/>
     <w:lsdException w:unhideWhenUsed="0" w:uiPriority="67" w:semiHidden="0" w:name="Medium Grid 1 Accent 3"/>
@@ -27788,10 +28198,10 @@
     <w:lsdException w:unhideWhenUsed="0" w:uiPriority="71" w:semiHidden="0" w:name="Colorful Shading Accent 3"/>
     <w:lsdException w:unhideWhenUsed="0" w:uiPriority="72" w:semiHidden="0" w:name="Colorful List Accent 3"/>
     <w:lsdException w:unhideWhenUsed="0" w:uiPriority="73" w:semiHidden="0" w:name="Colorful Grid Accent 3"/>
-    <w:lsdException w:qFormat="1" w:unhideWhenUsed="0" w:uiPriority="60" w:semiHidden="0" w:name="Light Shading Accent 4"/>
-    <w:lsdException w:qFormat="1" w:unhideWhenUsed="0" w:uiPriority="61" w:semiHidden="0" w:name="Light List Accent 4"/>
-    <w:lsdException w:qFormat="1" w:unhideWhenUsed="0" w:uiPriority="62" w:semiHidden="0" w:name="Light Grid Accent 4"/>
-    <w:lsdException w:qFormat="1" w:unhideWhenUsed="0" w:uiPriority="63" w:semiHidden="0" w:name="Medium Shading 1 Accent 4"/>
+    <w:lsdException w:unhideWhenUsed="0" w:uiPriority="60" w:semiHidden="0" w:name="Light Shading Accent 4"/>
+    <w:lsdException w:unhideWhenUsed="0" w:uiPriority="61" w:semiHidden="0" w:name="Light List Accent 4"/>
+    <w:lsdException w:unhideWhenUsed="0" w:uiPriority="62" w:semiHidden="0" w:name="Light Grid Accent 4"/>
+    <w:lsdException w:unhideWhenUsed="0" w:uiPriority="63" w:semiHidden="0" w:name="Medium Shading 1 Accent 4"/>
     <w:lsdException w:unhideWhenUsed="0" w:uiPriority="64" w:semiHidden="0" w:name="Medium Shading 2 Accent 4"/>
     <w:lsdException w:unhideWhenUsed="0" w:uiPriority="65" w:semiHidden="0" w:name="Medium List 1 Accent 4"/>
     <w:lsdException w:unhideWhenUsed="0" w:uiPriority="66" w:semiHidden="0" w:name="Medium List 2 Accent 4"/>
@@ -27800,12 +28210,12 @@
     <w:lsdException w:unhideWhenUsed="0" w:uiPriority="69" w:semiHidden="0" w:name="Medium Grid 3 Accent 4"/>
     <w:lsdException w:unhideWhenUsed="0" w:uiPriority="70" w:semiHidden="0" w:name="Dark List Accent 4"/>
     <w:lsdException w:unhideWhenUsed="0" w:uiPriority="71" w:semiHidden="0" w:name="Colorful Shading Accent 4"/>
-    <w:lsdException w:qFormat="1" w:unhideWhenUsed="0" w:uiPriority="72" w:semiHidden="0" w:name="Colorful List Accent 4"/>
-    <w:lsdException w:qFormat="1" w:unhideWhenUsed="0" w:uiPriority="73" w:semiHidden="0" w:name="Colorful Grid Accent 4"/>
+    <w:lsdException w:unhideWhenUsed="0" w:uiPriority="72" w:semiHidden="0" w:name="Colorful List Accent 4"/>
+    <w:lsdException w:unhideWhenUsed="0" w:uiPriority="73" w:semiHidden="0" w:name="Colorful Grid Accent 4"/>
     <w:lsdException w:unhideWhenUsed="0" w:uiPriority="60" w:semiHidden="0" w:name="Light Shading Accent 5"/>
-    <w:lsdException w:qFormat="1" w:unhideWhenUsed="0" w:uiPriority="61" w:semiHidden="0" w:name="Light List Accent 5"/>
-    <w:lsdException w:qFormat="1" w:unhideWhenUsed="0" w:uiPriority="62" w:semiHidden="0" w:name="Light Grid Accent 5"/>
-    <w:lsdException w:qFormat="1" w:unhideWhenUsed="0" w:uiPriority="63" w:semiHidden="0" w:name="Medium Shading 1 Accent 5"/>
+    <w:lsdException w:unhideWhenUsed="0" w:uiPriority="61" w:semiHidden="0" w:name="Light List Accent 5"/>
+    <w:lsdException w:unhideWhenUsed="0" w:uiPriority="62" w:semiHidden="0" w:name="Light Grid Accent 5"/>
+    <w:lsdException w:unhideWhenUsed="0" w:uiPriority="63" w:semiHidden="0" w:name="Medium Shading 1 Accent 5"/>
     <w:lsdException w:unhideWhenUsed="0" w:uiPriority="64" w:semiHidden="0" w:name="Medium Shading 2 Accent 5"/>
     <w:lsdException w:unhideWhenUsed="0" w:uiPriority="65" w:semiHidden="0" w:name="Medium List 1 Accent 5"/>
     <w:lsdException w:unhideWhenUsed="0" w:uiPriority="66" w:semiHidden="0" w:name="Medium List 2 Accent 5"/>
@@ -27814,21 +28224,21 @@
     <w:lsdException w:unhideWhenUsed="0" w:uiPriority="69" w:semiHidden="0" w:name="Medium Grid 3 Accent 5"/>
     <w:lsdException w:unhideWhenUsed="0" w:uiPriority="70" w:semiHidden="0" w:name="Dark List Accent 5"/>
     <w:lsdException w:unhideWhenUsed="0" w:uiPriority="71" w:semiHidden="0" w:name="Colorful Shading Accent 5"/>
-    <w:lsdException w:qFormat="1" w:unhideWhenUsed="0" w:uiPriority="72" w:semiHidden="0" w:name="Colorful List Accent 5"/>
-    <w:lsdException w:qFormat="1" w:unhideWhenUsed="0" w:uiPriority="73" w:semiHidden="0" w:name="Colorful Grid Accent 5"/>
-    <w:lsdException w:qFormat="1" w:unhideWhenUsed="0" w:uiPriority="60" w:semiHidden="0" w:name="Light Shading Accent 6"/>
-    <w:lsdException w:qFormat="1" w:unhideWhenUsed="0" w:uiPriority="61" w:semiHidden="0" w:name="Light List Accent 6"/>
-    <w:lsdException w:qFormat="1" w:unhideWhenUsed="0" w:uiPriority="62" w:semiHidden="0" w:name="Light Grid Accent 6"/>
-    <w:lsdException w:qFormat="1" w:unhideWhenUsed="0" w:uiPriority="63" w:semiHidden="0" w:name="Medium Shading 1 Accent 6"/>
+    <w:lsdException w:unhideWhenUsed="0" w:uiPriority="72" w:semiHidden="0" w:name="Colorful List Accent 5"/>
+    <w:lsdException w:unhideWhenUsed="0" w:uiPriority="73" w:semiHidden="0" w:name="Colorful Grid Accent 5"/>
+    <w:lsdException w:unhideWhenUsed="0" w:uiPriority="60" w:semiHidden="0" w:name="Light Shading Accent 6"/>
+    <w:lsdException w:unhideWhenUsed="0" w:uiPriority="61" w:semiHidden="0" w:name="Light List Accent 6"/>
+    <w:lsdException w:unhideWhenUsed="0" w:uiPriority="62" w:semiHidden="0" w:name="Light Grid Accent 6"/>
+    <w:lsdException w:unhideWhenUsed="0" w:uiPriority="63" w:semiHidden="0" w:name="Medium Shading 1 Accent 6"/>
     <w:lsdException w:unhideWhenUsed="0" w:uiPriority="64" w:semiHidden="0" w:name="Medium Shading 2 Accent 6"/>
     <w:lsdException w:unhideWhenUsed="0" w:uiPriority="65" w:semiHidden="0" w:name="Medium List 1 Accent 6"/>
     <w:lsdException w:unhideWhenUsed="0" w:uiPriority="66" w:semiHidden="0" w:name="Medium List 2 Accent 6"/>
     <w:lsdException w:unhideWhenUsed="0" w:uiPriority="67" w:semiHidden="0" w:name="Medium Grid 1 Accent 6"/>
     <w:lsdException w:unhideWhenUsed="0" w:uiPriority="68" w:semiHidden="0" w:name="Medium Grid 2 Accent 6"/>
-    <w:lsdException w:qFormat="1" w:unhideWhenUsed="0" w:uiPriority="69" w:semiHidden="0" w:name="Medium Grid 3 Accent 6"/>
+    <w:lsdException w:unhideWhenUsed="0" w:uiPriority="69" w:semiHidden="0" w:name="Medium Grid 3 Accent 6"/>
     <w:lsdException w:unhideWhenUsed="0" w:uiPriority="70" w:semiHidden="0" w:name="Dark List Accent 6"/>
     <w:lsdException w:unhideWhenUsed="0" w:uiPriority="71" w:semiHidden="0" w:name="Colorful Shading Accent 6"/>
-    <w:lsdException w:qFormat="1" w:unhideWhenUsed="0" w:uiPriority="72" w:semiHidden="0" w:name="Colorful List Accent 6"/>
+    <w:lsdException w:unhideWhenUsed="0" w:uiPriority="72" w:semiHidden="0" w:name="Colorful List Accent 6"/>
     <w:lsdException w:unhideWhenUsed="0" w:uiPriority="73" w:semiHidden="0" w:name="Colorful Grid Accent 6"/>
   </w:latentStyles>
   <w:style w:type="paragraph" w:default="1" w:styleId="1">
@@ -28105,7 +28515,6 @@
     <w:name w:val="macro"/>
     <w:link w:val="150"/>
     <w:unhideWhenUsed/>
-    <w:qFormat/>
     <w:uiPriority w:val="99"/>
     <w:pPr>
       <w:tabs>
@@ -28387,7 +28796,6 @@
     <w:name w:val="List Continue 2"/>
     <w:basedOn w:val="1"/>
     <w:unhideWhenUsed/>
-    <w:qFormat/>
     <w:uiPriority w:val="99"/>
     <w:pPr>
       <w:spacing w:after="120"/>
@@ -28399,7 +28807,6 @@
     <w:name w:val="List Continue 3"/>
     <w:basedOn w:val="1"/>
     <w:unhideWhenUsed/>
-    <w:qFormat/>
     <w:uiPriority w:val="99"/>
     <w:pPr>
       <w:spacing w:after="120"/>
@@ -28433,7 +28840,6 @@
   <w:style w:type="table" w:styleId="36">
     <w:name w:val="Table Grid"/>
     <w:basedOn w:val="35"/>
-    <w:qFormat/>
     <w:uiPriority w:val="59"/>
     <w:pPr>
       <w:spacing w:after="0" w:line="240" w:lineRule="auto"/>
@@ -28656,7 +29062,6 @@
   <w:style w:type="table" w:styleId="39">
     <w:name w:val="Light Shading Accent 2"/>
     <w:basedOn w:val="35"/>
-    <w:qFormat/>
     <w:uiPriority w:val="60"/>
     <w:pPr>
       <w:spacing w:after="0" w:line="240" w:lineRule="auto"/>
@@ -28855,7 +29260,6 @@
   <w:style w:type="table" w:styleId="41">
     <w:name w:val="Light Shading Accent 4"/>
     <w:basedOn w:val="35"/>
-    <w:qFormat/>
     <w:uiPriority w:val="60"/>
     <w:pPr>
       <w:spacing w:after="0" w:line="240" w:lineRule="auto"/>
@@ -29054,7 +29458,6 @@
   <w:style w:type="table" w:styleId="43">
     <w:name w:val="Light Shading Accent 6"/>
     <w:basedOn w:val="35"/>
-    <w:qFormat/>
     <w:uiPriority w:val="60"/>
     <w:pPr>
       <w:spacing w:after="0" w:line="240" w:lineRule="auto"/>
@@ -29154,7 +29557,6 @@
   <w:style w:type="table" w:styleId="44">
     <w:name w:val="Light List"/>
     <w:basedOn w:val="35"/>
-    <w:qFormat/>
     <w:uiPriority w:val="61"/>
     <w:pPr>
       <w:spacing w:after="0" w:line="240" w:lineRule="auto"/>
@@ -29248,7 +29650,6 @@
   <w:style w:type="table" w:styleId="45">
     <w:name w:val="Light List Accent 1"/>
     <w:basedOn w:val="35"/>
-    <w:qFormat/>
     <w:uiPriority w:val="61"/>
     <w:pPr>
       <w:spacing w:after="0" w:line="240" w:lineRule="auto"/>
@@ -29342,7 +29743,6 @@
   <w:style w:type="table" w:styleId="46">
     <w:name w:val="Light List Accent 2"/>
     <w:basedOn w:val="35"/>
-    <w:qFormat/>
     <w:uiPriority w:val="61"/>
     <w:pPr>
       <w:spacing w:after="0" w:line="240" w:lineRule="auto"/>
@@ -29436,7 +29836,6 @@
   <w:style w:type="table" w:styleId="47">
     <w:name w:val="Light List Accent 3"/>
     <w:basedOn w:val="35"/>
-    <w:qFormat/>
     <w:uiPriority w:val="61"/>
     <w:pPr>
       <w:spacing w:after="0" w:line="240" w:lineRule="auto"/>
@@ -29530,7 +29929,6 @@
   <w:style w:type="table" w:styleId="48">
     <w:name w:val="Light List Accent 4"/>
     <w:basedOn w:val="35"/>
-    <w:qFormat/>
     <w:uiPriority w:val="61"/>
     <w:pPr>
       <w:spacing w:after="0" w:line="240" w:lineRule="auto"/>
@@ -29624,7 +30022,6 @@
   <w:style w:type="table" w:styleId="49">
     <w:name w:val="Light List Accent 5"/>
     <w:basedOn w:val="35"/>
-    <w:qFormat/>
     <w:uiPriority w:val="61"/>
     <w:pPr>
       <w:spacing w:after="0" w:line="240" w:lineRule="auto"/>
@@ -29718,7 +30115,6 @@
   <w:style w:type="table" w:styleId="50">
     <w:name w:val="Light List Accent 6"/>
     <w:basedOn w:val="35"/>
-    <w:qFormat/>
     <w:uiPriority w:val="61"/>
     <w:pPr>
       <w:spacing w:after="0" w:line="240" w:lineRule="auto"/>
@@ -29812,7 +30208,6 @@
   <w:style w:type="table" w:styleId="51">
     <w:name w:val="Light Grid"/>
     <w:basedOn w:val="35"/>
-    <w:qFormat/>
     <w:uiPriority w:val="62"/>
     <w:pPr>
       <w:spacing w:after="0" w:line="240" w:lineRule="auto"/>
@@ -29939,7 +30334,6 @@
   <w:style w:type="table" w:styleId="52">
     <w:name w:val="Light Grid Accent 1"/>
     <w:basedOn w:val="35"/>
-    <w:qFormat/>
     <w:uiPriority w:val="62"/>
     <w:pPr>
       <w:spacing w:after="0" w:line="240" w:lineRule="auto"/>
@@ -30066,7 +30460,6 @@
   <w:style w:type="table" w:styleId="53">
     <w:name w:val="Light Grid Accent 2"/>
     <w:basedOn w:val="35"/>
-    <w:qFormat/>
     <w:uiPriority w:val="62"/>
     <w:pPr>
       <w:spacing w:after="0" w:line="240" w:lineRule="auto"/>
@@ -30319,7 +30712,6 @@
   <w:style w:type="table" w:styleId="55">
     <w:name w:val="Light Grid Accent 4"/>
     <w:basedOn w:val="35"/>
-    <w:qFormat/>
     <w:uiPriority w:val="62"/>
     <w:pPr>
       <w:spacing w:after="0" w:line="240" w:lineRule="auto"/>
@@ -30446,7 +30838,6 @@
   <w:style w:type="table" w:styleId="56">
     <w:name w:val="Light Grid Accent 5"/>
     <w:basedOn w:val="35"/>
-    <w:qFormat/>
     <w:uiPriority w:val="62"/>
     <w:pPr>
       <w:spacing w:after="0" w:line="240" w:lineRule="auto"/>
@@ -30573,7 +30964,6 @@
   <w:style w:type="table" w:styleId="57">
     <w:name w:val="Light Grid Accent 6"/>
     <w:basedOn w:val="35"/>
-    <w:qFormat/>
     <w:uiPriority w:val="62"/>
     <w:pPr>
       <w:spacing w:after="0" w:line="240" w:lineRule="auto"/>
@@ -30700,7 +31090,6 @@
   <w:style w:type="table" w:styleId="58">
     <w:name w:val="Medium Shading 1"/>
     <w:basedOn w:val="35"/>
-    <w:qFormat/>
     <w:uiPriority w:val="63"/>
     <w:pPr>
       <w:spacing w:after="0" w:line="240" w:lineRule="auto"/>
@@ -30808,7 +31197,6 @@
   <w:style w:type="table" w:styleId="59">
     <w:name w:val="Medium Shading 1 Accent 1"/>
     <w:basedOn w:val="35"/>
-    <w:qFormat/>
     <w:uiPriority w:val="63"/>
     <w:pPr>
       <w:spacing w:after="0" w:line="240" w:lineRule="auto"/>
@@ -30916,7 +31304,6 @@
   <w:style w:type="table" w:styleId="60">
     <w:name w:val="Medium Shading 1 Accent 2"/>
     <w:basedOn w:val="35"/>
-    <w:qFormat/>
     <w:uiPriority w:val="63"/>
     <w:pPr>
       <w:spacing w:after="0" w:line="240" w:lineRule="auto"/>
@@ -31024,7 +31411,6 @@
   <w:style w:type="table" w:styleId="61">
     <w:name w:val="Medium Shading 1 Accent 3"/>
     <w:basedOn w:val="35"/>
-    <w:qFormat/>
     <w:uiPriority w:val="63"/>
     <w:pPr>
       <w:spacing w:after="0" w:line="240" w:lineRule="auto"/>
@@ -31132,7 +31518,6 @@
   <w:style w:type="table" w:styleId="62">
     <w:name w:val="Medium Shading 1 Accent 4"/>
     <w:basedOn w:val="35"/>
-    <w:qFormat/>
     <w:uiPriority w:val="63"/>
     <w:pPr>
       <w:spacing w:after="0" w:line="240" w:lineRule="auto"/>
@@ -31240,7 +31625,6 @@
   <w:style w:type="table" w:styleId="63">
     <w:name w:val="Medium Shading 1 Accent 5"/>
     <w:basedOn w:val="35"/>
-    <w:qFormat/>
     <w:uiPriority w:val="63"/>
     <w:pPr>
       <w:spacing w:after="0" w:line="240" w:lineRule="auto"/>
@@ -31348,7 +31732,6 @@
   <w:style w:type="table" w:styleId="64">
     <w:name w:val="Medium Shading 1 Accent 6"/>
     <w:basedOn w:val="35"/>
-    <w:qFormat/>
     <w:uiPriority w:val="63"/>
     <w:pPr>
       <w:spacing w:after="0" w:line="240" w:lineRule="auto"/>
@@ -31456,7 +31839,6 @@
   <w:style w:type="table" w:styleId="65">
     <w:name w:val="Medium Shading 2"/>
     <w:basedOn w:val="35"/>
-    <w:qFormat/>
     <w:uiPriority w:val="64"/>
     <w:pPr>
       <w:spacing w:after="0" w:line="240" w:lineRule="auto"/>
@@ -31622,7 +32004,6 @@
   <w:style w:type="table" w:styleId="66">
     <w:name w:val="Medium Shading 2 Accent 1"/>
     <w:basedOn w:val="35"/>
-    <w:qFormat/>
     <w:uiPriority w:val="64"/>
     <w:pPr>
       <w:spacing w:after="0" w:line="240" w:lineRule="auto"/>
@@ -31788,7 +32169,6 @@
   <w:style w:type="table" w:styleId="67">
     <w:name w:val="Medium Shading 2 Accent 2"/>
     <w:basedOn w:val="35"/>
-    <w:qFormat/>
     <w:uiPriority w:val="64"/>
     <w:pPr>
       <w:spacing w:after="0" w:line="240" w:lineRule="auto"/>
@@ -31954,7 +32334,6 @@
   <w:style w:type="table" w:styleId="68">
     <w:name w:val="Medium Shading 2 Accent 3"/>
     <w:basedOn w:val="35"/>
-    <w:qFormat/>
     <w:uiPriority w:val="64"/>
     <w:pPr>
       <w:spacing w:after="0" w:line="240" w:lineRule="auto"/>
@@ -36595,7 +36974,6 @@
   <w:style w:type="table" w:styleId="106">
     <w:name w:val="Medium Grid 3 Accent 6"/>
     <w:basedOn w:val="35"/>
-    <w:qFormat/>
     <w:uiPriority w:val="69"/>
     <w:pPr>
       <w:spacing w:after="0" w:line="240" w:lineRule="auto"/>
@@ -36983,7 +37361,6 @@
   <w:style w:type="table" w:styleId="109">
     <w:name w:val="Dark List Accent 2"/>
     <w:basedOn w:val="35"/>
-    <w:qFormat/>
     <w:uiPriority w:val="70"/>
     <w:pPr>
       <w:spacing w:after="0" w:line="240" w:lineRule="auto"/>
@@ -38943,7 +39320,6 @@
   <w:style w:type="table" w:styleId="125">
     <w:name w:val="Colorful List Accent 4"/>
     <w:basedOn w:val="35"/>
-    <w:qFormat/>
     <w:uiPriority w:val="72"/>
     <w:pPr>
       <w:spacing w:after="0" w:line="240" w:lineRule="auto"/>
@@ -39036,7 +39412,6 @@
   <w:style w:type="table" w:styleId="126">
     <w:name w:val="Colorful List Accent 5"/>
     <w:basedOn w:val="35"/>
-    <w:qFormat/>
     <w:uiPriority w:val="72"/>
     <w:pPr>
       <w:spacing w:after="0" w:line="240" w:lineRule="auto"/>
@@ -39129,7 +39504,6 @@
   <w:style w:type="table" w:styleId="127">
     <w:name w:val="Colorful List Accent 6"/>
     <w:basedOn w:val="35"/>
-    <w:qFormat/>
     <w:uiPriority w:val="72"/>
     <w:pPr>
       <w:spacing w:after="0" w:line="240" w:lineRule="auto"/>
@@ -39222,7 +39596,6 @@
   <w:style w:type="table" w:styleId="128">
     <w:name w:val="Colorful Grid"/>
     <w:basedOn w:val="35"/>
-    <w:qFormat/>
     <w:uiPriority w:val="73"/>
     <w:pPr>
       <w:spacing w:after="0" w:line="240" w:lineRule="auto"/>
@@ -39415,7 +39788,6 @@
   <w:style w:type="table" w:styleId="130">
     <w:name w:val="Colorful Grid Accent 2"/>
     <w:basedOn w:val="35"/>
-    <w:qFormat/>
     <w:uiPriority w:val="73"/>
     <w:pPr>
       <w:spacing w:after="0" w:line="240" w:lineRule="auto"/>
@@ -39608,7 +39980,6 @@
   <w:style w:type="table" w:styleId="132">
     <w:name w:val="Colorful Grid Accent 4"/>
     <w:basedOn w:val="35"/>
-    <w:qFormat/>
     <w:uiPriority w:val="73"/>
     <w:pPr>
       <w:spacing w:after="0" w:line="240" w:lineRule="auto"/>
@@ -39705,7 +40076,6 @@
   <w:style w:type="table" w:styleId="133">
     <w:name w:val="Colorful Grid Accent 5"/>
     <w:basedOn w:val="35"/>
-    <w:qFormat/>
     <w:uiPriority w:val="73"/>
     <w:pPr>
       <w:spacing w:after="0" w:line="240" w:lineRule="auto"/>
@@ -40090,7 +40460,6 @@
     <w:name w:val="Quote Char"/>
     <w:basedOn w:val="135"/>
     <w:link w:val="151"/>
-    <w:qFormat/>
     <w:uiPriority w:val="29"/>
     <w:rPr>
       <w:i/>
@@ -40108,7 +40477,6 @@
     <w:basedOn w:val="135"/>
     <w:link w:val="6"/>
     <w:semiHidden/>
-    <w:qFormat/>
     <w:uiPriority w:val="9"/>
     <w:rPr>
       <w:rFonts w:asciiTheme="majorHAnsi" w:hAnsiTheme="majorHAnsi" w:eastAsiaTheme="majorEastAsia" w:cstheme="majorBidi"/>
@@ -40129,7 +40497,6 @@
     <w:basedOn w:val="135"/>
     <w:link w:val="7"/>
     <w:semiHidden/>
-    <w:qFormat/>
     <w:uiPriority w:val="9"/>
     <w:rPr>
       <w:rFonts w:asciiTheme="majorHAnsi" w:hAnsiTheme="majorHAnsi" w:eastAsiaTheme="majorEastAsia" w:cstheme="majorBidi"/>
@@ -40141,7 +40508,6 @@
     <w:basedOn w:val="135"/>
     <w:link w:val="8"/>
     <w:semiHidden/>
-    <w:qFormat/>
     <w:uiPriority w:val="9"/>
     <w:rPr>
       <w:rFonts w:asciiTheme="majorHAnsi" w:hAnsiTheme="majorHAnsi" w:eastAsiaTheme="majorEastAsia" w:cstheme="majorBidi"/>
@@ -40155,7 +40521,6 @@
     <w:basedOn w:val="135"/>
     <w:link w:val="9"/>
     <w:semiHidden/>
-    <w:qFormat/>
     <w:uiPriority w:val="9"/>
     <w:rPr>
       <w:rFonts w:asciiTheme="majorHAnsi" w:hAnsiTheme="majorHAnsi" w:eastAsiaTheme="majorEastAsia" w:cstheme="majorBidi"/>
@@ -40177,7 +40542,6 @@
     <w:basedOn w:val="135"/>
     <w:link w:val="10"/>
     <w:semiHidden/>
-    <w:qFormat/>
     <w:uiPriority w:val="9"/>
     <w:rPr>
       <w:rFonts w:asciiTheme="majorHAnsi" w:hAnsiTheme="majorHAnsi" w:eastAsiaTheme="majorEastAsia" w:cstheme="majorBidi"/>
@@ -40196,7 +40560,6 @@
     <w:basedOn w:val="135"/>
     <w:link w:val="11"/>
     <w:semiHidden/>
-    <w:qFormat/>
     <w:uiPriority w:val="9"/>
     <w:rPr>
       <w:rFonts w:asciiTheme="majorHAnsi" w:hAnsiTheme="majorHAnsi" w:eastAsiaTheme="majorEastAsia" w:cstheme="majorBidi"/>
@@ -40246,7 +40609,6 @@
     <w:name w:val="Intense Quote Char"/>
     <w:basedOn w:val="135"/>
     <w:link w:val="159"/>
-    <w:qFormat/>
     <w:uiPriority w:val="30"/>
     <w:rPr>
       <w:b/>

--- a/DeepAgent实战-自己动手写一个Hermes.docx
+++ b/DeepAgent实战-自己动手写一个Hermes.docx
@@ -59,8 +59,8 @@
           <w:tab w:val="right" w:leader="dot" w:pos="9072"/>
         </w:tabs>
       </w:pPr>
-      <w:bookmarkStart w:id="111" w:name="_GoBack"/>
-      <w:bookmarkEnd w:id="111"/>
+      <w:bookmarkStart w:id="113" w:name="_GoBack"/>
+      <w:bookmarkEnd w:id="113"/>
       <w:r>
         <w:fldChar w:fldCharType="begin"/>
       </w:r>
@@ -74,7 +74,7 @@
         <w:fldChar w:fldCharType="begin"/>
       </w:r>
       <w:r>
-        <w:instrText xml:space="preserve"> HYPERLINK \l _Toc15118 </w:instrText>
+        <w:instrText xml:space="preserve"> HYPERLINK \l _Toc4271 </w:instrText>
       </w:r>
       <w:r>
         <w:fldChar w:fldCharType="separate"/>
@@ -92,7 +92,7 @@
         <w:fldChar w:fldCharType="begin"/>
       </w:r>
       <w:r>
-        <w:instrText xml:space="preserve"> PAGEREF _Toc15118 \h </w:instrText>
+        <w:instrText xml:space="preserve"> PAGEREF _Toc4271 \h </w:instrText>
       </w:r>
       <w:r>
         <w:fldChar w:fldCharType="separate"/>
@@ -118,7 +118,7 @@
         <w:fldChar w:fldCharType="begin"/>
       </w:r>
       <w:r>
-        <w:instrText xml:space="preserve"> HYPERLINK \l _Toc22787 </w:instrText>
+        <w:instrText xml:space="preserve"> HYPERLINK \l _Toc31887 </w:instrText>
       </w:r>
       <w:r>
         <w:fldChar w:fldCharType="separate"/>
@@ -136,7 +136,7 @@
         <w:fldChar w:fldCharType="begin"/>
       </w:r>
       <w:r>
-        <w:instrText xml:space="preserve"> PAGEREF _Toc22787 \h </w:instrText>
+        <w:instrText xml:space="preserve"> PAGEREF _Toc31887 \h </w:instrText>
       </w:r>
       <w:r>
         <w:fldChar w:fldCharType="separate"/>
@@ -162,7 +162,7 @@
         <w:fldChar w:fldCharType="begin"/>
       </w:r>
       <w:r>
-        <w:instrText xml:space="preserve"> HYPERLINK \l _Toc27562 </w:instrText>
+        <w:instrText xml:space="preserve"> HYPERLINK \l _Toc23457 </w:instrText>
       </w:r>
       <w:r>
         <w:fldChar w:fldCharType="separate"/>
@@ -180,7 +180,7 @@
         <w:fldChar w:fldCharType="begin"/>
       </w:r>
       <w:r>
-        <w:instrText xml:space="preserve"> PAGEREF _Toc27562 \h </w:instrText>
+        <w:instrText xml:space="preserve"> PAGEREF _Toc23457 \h </w:instrText>
       </w:r>
       <w:r>
         <w:fldChar w:fldCharType="separate"/>
@@ -206,7 +206,7 @@
         <w:fldChar w:fldCharType="begin"/>
       </w:r>
       <w:r>
-        <w:instrText xml:space="preserve"> HYPERLINK \l _Toc16275 </w:instrText>
+        <w:instrText xml:space="preserve"> HYPERLINK \l _Toc18442 </w:instrText>
       </w:r>
       <w:r>
         <w:fldChar w:fldCharType="separate"/>
@@ -224,7 +224,7 @@
         <w:fldChar w:fldCharType="begin"/>
       </w:r>
       <w:r>
-        <w:instrText xml:space="preserve"> PAGEREF _Toc16275 \h </w:instrText>
+        <w:instrText xml:space="preserve"> PAGEREF _Toc18442 \h </w:instrText>
       </w:r>
       <w:r>
         <w:fldChar w:fldCharType="separate"/>
@@ -250,7 +250,7 @@
         <w:fldChar w:fldCharType="begin"/>
       </w:r>
       <w:r>
-        <w:instrText xml:space="preserve"> HYPERLINK \l _Toc27625 </w:instrText>
+        <w:instrText xml:space="preserve"> HYPERLINK \l _Toc20708 </w:instrText>
       </w:r>
       <w:r>
         <w:fldChar w:fldCharType="separate"/>
@@ -259,7 +259,7 @@
         <w:rPr>
           <w:rFonts w:ascii="微软雅黑" w:hAnsi="微软雅黑" w:eastAsia="微软雅黑"/>
         </w:rPr>
-        <w:t>1.3 它有骨架，但没有外壳</w:t>
+        <w:t>1.3 这个词是怎么来的</w:t>
       </w:r>
       <w:r>
         <w:tab/>
@@ -268,7 +268,7 @@
         <w:fldChar w:fldCharType="begin"/>
       </w:r>
       <w:r>
-        <w:instrText xml:space="preserve"> PAGEREF _Toc27625 \h </w:instrText>
+        <w:instrText xml:space="preserve"> PAGEREF _Toc20708 \h </w:instrText>
       </w:r>
       <w:r>
         <w:fldChar w:fldCharType="separate"/>
@@ -294,7 +294,7 @@
         <w:fldChar w:fldCharType="begin"/>
       </w:r>
       <w:r>
-        <w:instrText xml:space="preserve"> HYPERLINK \l _Toc19360 </w:instrText>
+        <w:instrText xml:space="preserve"> HYPERLINK \l _Toc19270 </w:instrText>
       </w:r>
       <w:r>
         <w:fldChar w:fldCharType="separate"/>
@@ -303,7 +303,7 @@
         <w:rPr>
           <w:rFonts w:ascii="微软雅黑" w:hAnsi="微软雅黑" w:eastAsia="微软雅黑"/>
         </w:rPr>
-        <w:t>1.4 全书路线</w:t>
+        <w:t>1.4 它管哪些事</w:t>
       </w:r>
       <w:r>
         <w:tab/>
@@ -312,7 +312,7 @@
         <w:fldChar w:fldCharType="begin"/>
       </w:r>
       <w:r>
-        <w:instrText xml:space="preserve"> PAGEREF _Toc19360 \h </w:instrText>
+        <w:instrText xml:space="preserve"> PAGEREF _Toc19270 \h </w:instrText>
       </w:r>
       <w:r>
         <w:fldChar w:fldCharType="separate"/>
@@ -338,7 +338,7 @@
         <w:fldChar w:fldCharType="begin"/>
       </w:r>
       <w:r>
-        <w:instrText xml:space="preserve"> HYPERLINK \l _Toc10114 </w:instrText>
+        <w:instrText xml:space="preserve"> HYPERLINK \l _Toc24518 </w:instrText>
       </w:r>
       <w:r>
         <w:fldChar w:fldCharType="separate"/>
@@ -347,7 +347,7 @@
         <w:rPr>
           <w:rFonts w:ascii="微软雅黑" w:hAnsi="微软雅黑" w:eastAsia="微软雅黑"/>
         </w:rPr>
-        <w:t>1.5 依赖环境：三样东西</w:t>
+        <w:t>1.5 它有骨架，但没有外壳</w:t>
       </w:r>
       <w:r>
         <w:tab/>
@@ -356,13 +356,101 @@
         <w:fldChar w:fldCharType="begin"/>
       </w:r>
       <w:r>
-        <w:instrText xml:space="preserve"> PAGEREF _Toc10114 \h </w:instrText>
+        <w:instrText xml:space="preserve"> PAGEREF _Toc24518 \h </w:instrText>
       </w:r>
       <w:r>
         <w:fldChar w:fldCharType="separate"/>
       </w:r>
       <w:r>
         <w:t>3</w:t>
+      </w:r>
+      <w:r>
+        <w:fldChar w:fldCharType="end"/>
+      </w:r>
+      <w:r>
+        <w:fldChar w:fldCharType="end"/>
+      </w:r>
+    </w:p>
+    <w:p>
+      <w:pPr>
+        <w:pStyle w:val="24"/>
+        <w:tabs>
+          <w:tab w:val="right" w:leader="dot" w:pos="9072"/>
+        </w:tabs>
+      </w:pPr>
+      <w:r>
+        <w:fldChar w:fldCharType="begin"/>
+      </w:r>
+      <w:r>
+        <w:instrText xml:space="preserve"> HYPERLINK \l _Toc4097 </w:instrText>
+      </w:r>
+      <w:r>
+        <w:fldChar w:fldCharType="separate"/>
+      </w:r>
+      <w:r>
+        <w:rPr>
+          <w:rFonts w:ascii="微软雅黑" w:hAnsi="微软雅黑" w:eastAsia="微软雅黑"/>
+        </w:rPr>
+        <w:t>1.6 全书路线</w:t>
+      </w:r>
+      <w:r>
+        <w:tab/>
+      </w:r>
+      <w:r>
+        <w:fldChar w:fldCharType="begin"/>
+      </w:r>
+      <w:r>
+        <w:instrText xml:space="preserve"> PAGEREF _Toc4097 \h </w:instrText>
+      </w:r>
+      <w:r>
+        <w:fldChar w:fldCharType="separate"/>
+      </w:r>
+      <w:r>
+        <w:t>3</w:t>
+      </w:r>
+      <w:r>
+        <w:fldChar w:fldCharType="end"/>
+      </w:r>
+      <w:r>
+        <w:fldChar w:fldCharType="end"/>
+      </w:r>
+    </w:p>
+    <w:p>
+      <w:pPr>
+        <w:pStyle w:val="24"/>
+        <w:tabs>
+          <w:tab w:val="right" w:leader="dot" w:pos="9072"/>
+        </w:tabs>
+      </w:pPr>
+      <w:r>
+        <w:fldChar w:fldCharType="begin"/>
+      </w:r>
+      <w:r>
+        <w:instrText xml:space="preserve"> HYPERLINK \l _Toc3081 </w:instrText>
+      </w:r>
+      <w:r>
+        <w:fldChar w:fldCharType="separate"/>
+      </w:r>
+      <w:r>
+        <w:rPr>
+          <w:rFonts w:ascii="微软雅黑" w:hAnsi="微软雅黑" w:eastAsia="微软雅黑"/>
+        </w:rPr>
+        <w:t>1.7 依赖环境：三样东西</w:t>
+      </w:r>
+      <w:r>
+        <w:tab/>
+      </w:r>
+      <w:r>
+        <w:fldChar w:fldCharType="begin"/>
+      </w:r>
+      <w:r>
+        <w:instrText xml:space="preserve"> PAGEREF _Toc3081 \h </w:instrText>
+      </w:r>
+      <w:r>
+        <w:fldChar w:fldCharType="separate"/>
+      </w:r>
+      <w:r>
+        <w:t>4</w:t>
       </w:r>
       <w:r>
         <w:fldChar w:fldCharType="end"/>
@@ -382,7 +470,7 @@
         <w:fldChar w:fldCharType="begin"/>
       </w:r>
       <w:r>
-        <w:instrText xml:space="preserve"> HYPERLINK \l _Toc26426 </w:instrText>
+        <w:instrText xml:space="preserve"> HYPERLINK \l _Toc12277 </w:instrText>
       </w:r>
       <w:r>
         <w:fldChar w:fldCharType="separate"/>
@@ -400,13 +488,13 @@
         <w:fldChar w:fldCharType="begin"/>
       </w:r>
       <w:r>
-        <w:instrText xml:space="preserve"> PAGEREF _Toc26426 \h </w:instrText>
+        <w:instrText xml:space="preserve"> PAGEREF _Toc12277 \h </w:instrText>
       </w:r>
       <w:r>
         <w:fldChar w:fldCharType="separate"/>
       </w:r>
       <w:r>
-        <w:t>3</w:t>
+        <w:t>4</w:t>
       </w:r>
       <w:r>
         <w:fldChar w:fldCharType="end"/>
@@ -426,7 +514,7 @@
         <w:fldChar w:fldCharType="begin"/>
       </w:r>
       <w:r>
-        <w:instrText xml:space="preserve"> HYPERLINK \l _Toc8362 </w:instrText>
+        <w:instrText xml:space="preserve"> HYPERLINK \l _Toc409 </w:instrText>
       </w:r>
       <w:r>
         <w:fldChar w:fldCharType="separate"/>
@@ -444,13 +532,13 @@
         <w:fldChar w:fldCharType="begin"/>
       </w:r>
       <w:r>
-        <w:instrText xml:space="preserve"> PAGEREF _Toc8362 \h </w:instrText>
+        <w:instrText xml:space="preserve"> PAGEREF _Toc409 \h </w:instrText>
       </w:r>
       <w:r>
         <w:fldChar w:fldCharType="separate"/>
       </w:r>
       <w:r>
-        <w:t>3</w:t>
+        <w:t>4</w:t>
       </w:r>
       <w:r>
         <w:fldChar w:fldCharType="end"/>
@@ -470,7 +558,7 @@
         <w:fldChar w:fldCharType="begin"/>
       </w:r>
       <w:r>
-        <w:instrText xml:space="preserve"> HYPERLINK \l _Toc29311 </w:instrText>
+        <w:instrText xml:space="preserve"> HYPERLINK \l _Toc1060 </w:instrText>
       </w:r>
       <w:r>
         <w:fldChar w:fldCharType="separate"/>
@@ -488,13 +576,13 @@
         <w:fldChar w:fldCharType="begin"/>
       </w:r>
       <w:r>
-        <w:instrText xml:space="preserve"> PAGEREF _Toc29311 \h </w:instrText>
+        <w:instrText xml:space="preserve"> PAGEREF _Toc1060 \h </w:instrText>
       </w:r>
       <w:r>
         <w:fldChar w:fldCharType="separate"/>
       </w:r>
       <w:r>
-        <w:t>4</w:t>
+        <w:t>5</w:t>
       </w:r>
       <w:r>
         <w:fldChar w:fldCharType="end"/>
@@ -514,7 +602,7 @@
         <w:fldChar w:fldCharType="begin"/>
       </w:r>
       <w:r>
-        <w:instrText xml:space="preserve"> HYPERLINK \l _Toc2755 </w:instrText>
+        <w:instrText xml:space="preserve"> HYPERLINK \l _Toc18188 </w:instrText>
       </w:r>
       <w:r>
         <w:fldChar w:fldCharType="separate"/>
@@ -532,13 +620,13 @@
         <w:fldChar w:fldCharType="begin"/>
       </w:r>
       <w:r>
-        <w:instrText xml:space="preserve"> PAGEREF _Toc2755 \h </w:instrText>
+        <w:instrText xml:space="preserve"> PAGEREF _Toc18188 \h </w:instrText>
       </w:r>
       <w:r>
         <w:fldChar w:fldCharType="separate"/>
       </w:r>
       <w:r>
-        <w:t>4</w:t>
+        <w:t>5</w:t>
       </w:r>
       <w:r>
         <w:fldChar w:fldCharType="end"/>
@@ -558,7 +646,7 @@
         <w:fldChar w:fldCharType="begin"/>
       </w:r>
       <w:r>
-        <w:instrText xml:space="preserve"> HYPERLINK \l _Toc16413 </w:instrText>
+        <w:instrText xml:space="preserve"> HYPERLINK \l _Toc19431 </w:instrText>
       </w:r>
       <w:r>
         <w:fldChar w:fldCharType="separate"/>
@@ -576,13 +664,13 @@
         <w:fldChar w:fldCharType="begin"/>
       </w:r>
       <w:r>
-        <w:instrText xml:space="preserve"> PAGEREF _Toc16413 \h </w:instrText>
+        <w:instrText xml:space="preserve"> PAGEREF _Toc19431 \h </w:instrText>
       </w:r>
       <w:r>
         <w:fldChar w:fldCharType="separate"/>
       </w:r>
       <w:r>
-        <w:t>4</w:t>
+        <w:t>5</w:t>
       </w:r>
       <w:r>
         <w:fldChar w:fldCharType="end"/>
@@ -602,7 +690,7 @@
         <w:fldChar w:fldCharType="begin"/>
       </w:r>
       <w:r>
-        <w:instrText xml:space="preserve"> HYPERLINK \l _Toc28491 </w:instrText>
+        <w:instrText xml:space="preserve"> HYPERLINK \l _Toc3341 </w:instrText>
       </w:r>
       <w:r>
         <w:fldChar w:fldCharType="separate"/>
@@ -620,13 +708,13 @@
         <w:fldChar w:fldCharType="begin"/>
       </w:r>
       <w:r>
-        <w:instrText xml:space="preserve"> PAGEREF _Toc28491 \h </w:instrText>
+        <w:instrText xml:space="preserve"> PAGEREF _Toc3341 \h </w:instrText>
       </w:r>
       <w:r>
         <w:fldChar w:fldCharType="separate"/>
       </w:r>
       <w:r>
-        <w:t>4</w:t>
+        <w:t>5</w:t>
       </w:r>
       <w:r>
         <w:fldChar w:fldCharType="end"/>
@@ -646,7 +734,7 @@
         <w:fldChar w:fldCharType="begin"/>
       </w:r>
       <w:r>
-        <w:instrText xml:space="preserve"> HYPERLINK \l _Toc22271 </w:instrText>
+        <w:instrText xml:space="preserve"> HYPERLINK \l _Toc28970 </w:instrText>
       </w:r>
       <w:r>
         <w:fldChar w:fldCharType="separate"/>
@@ -664,13 +752,13 @@
         <w:fldChar w:fldCharType="begin"/>
       </w:r>
       <w:r>
-        <w:instrText xml:space="preserve"> PAGEREF _Toc22271 \h </w:instrText>
+        <w:instrText xml:space="preserve"> PAGEREF _Toc28970 \h </w:instrText>
       </w:r>
       <w:r>
         <w:fldChar w:fldCharType="separate"/>
       </w:r>
       <w:r>
-        <w:t>5</w:t>
+        <w:t>6</w:t>
       </w:r>
       <w:r>
         <w:fldChar w:fldCharType="end"/>
@@ -690,7 +778,7 @@
         <w:fldChar w:fldCharType="begin"/>
       </w:r>
       <w:r>
-        <w:instrText xml:space="preserve"> HYPERLINK \l _Toc22365 </w:instrText>
+        <w:instrText xml:space="preserve"> HYPERLINK \l _Toc18968 </w:instrText>
       </w:r>
       <w:r>
         <w:fldChar w:fldCharType="separate"/>
@@ -708,13 +796,13 @@
         <w:fldChar w:fldCharType="begin"/>
       </w:r>
       <w:r>
-        <w:instrText xml:space="preserve"> PAGEREF _Toc22365 \h </w:instrText>
+        <w:instrText xml:space="preserve"> PAGEREF _Toc18968 \h </w:instrText>
       </w:r>
       <w:r>
         <w:fldChar w:fldCharType="separate"/>
       </w:r>
       <w:r>
-        <w:t>6</w:t>
+        <w:t>7</w:t>
       </w:r>
       <w:r>
         <w:fldChar w:fldCharType="end"/>
@@ -734,7 +822,7 @@
         <w:fldChar w:fldCharType="begin"/>
       </w:r>
       <w:r>
-        <w:instrText xml:space="preserve"> HYPERLINK \l _Toc10815 </w:instrText>
+        <w:instrText xml:space="preserve"> HYPERLINK \l _Toc31662 </w:instrText>
       </w:r>
       <w:r>
         <w:fldChar w:fldCharType="separate"/>
@@ -752,13 +840,13 @@
         <w:fldChar w:fldCharType="begin"/>
       </w:r>
       <w:r>
-        <w:instrText xml:space="preserve"> PAGEREF _Toc10815 \h </w:instrText>
+        <w:instrText xml:space="preserve"> PAGEREF _Toc31662 \h </w:instrText>
       </w:r>
       <w:r>
         <w:fldChar w:fldCharType="separate"/>
       </w:r>
       <w:r>
-        <w:t>7</w:t>
+        <w:t>8</w:t>
       </w:r>
       <w:r>
         <w:fldChar w:fldCharType="end"/>
@@ -778,7 +866,7 @@
         <w:fldChar w:fldCharType="begin"/>
       </w:r>
       <w:r>
-        <w:instrText xml:space="preserve"> HYPERLINK \l _Toc1620 </w:instrText>
+        <w:instrText xml:space="preserve"> HYPERLINK \l _Toc3387 </w:instrText>
       </w:r>
       <w:r>
         <w:fldChar w:fldCharType="separate"/>
@@ -796,13 +884,13 @@
         <w:fldChar w:fldCharType="begin"/>
       </w:r>
       <w:r>
-        <w:instrText xml:space="preserve"> PAGEREF _Toc1620 \h </w:instrText>
+        <w:instrText xml:space="preserve"> PAGEREF _Toc3387 \h </w:instrText>
       </w:r>
       <w:r>
         <w:fldChar w:fldCharType="separate"/>
       </w:r>
       <w:r>
-        <w:t>7</w:t>
+        <w:t>8</w:t>
       </w:r>
       <w:r>
         <w:fldChar w:fldCharType="end"/>
@@ -822,7 +910,7 @@
         <w:fldChar w:fldCharType="begin"/>
       </w:r>
       <w:r>
-        <w:instrText xml:space="preserve"> HYPERLINK \l _Toc16854 </w:instrText>
+        <w:instrText xml:space="preserve"> HYPERLINK \l _Toc4948 </w:instrText>
       </w:r>
       <w:r>
         <w:fldChar w:fldCharType="separate"/>
@@ -840,13 +928,13 @@
         <w:fldChar w:fldCharType="begin"/>
       </w:r>
       <w:r>
-        <w:instrText xml:space="preserve"> PAGEREF _Toc16854 \h </w:instrText>
+        <w:instrText xml:space="preserve"> PAGEREF _Toc4948 \h </w:instrText>
       </w:r>
       <w:r>
         <w:fldChar w:fldCharType="separate"/>
       </w:r>
       <w:r>
-        <w:t>7</w:t>
+        <w:t>8</w:t>
       </w:r>
       <w:r>
         <w:fldChar w:fldCharType="end"/>
@@ -866,7 +954,7 @@
         <w:fldChar w:fldCharType="begin"/>
       </w:r>
       <w:r>
-        <w:instrText xml:space="preserve"> HYPERLINK \l _Toc30272 </w:instrText>
+        <w:instrText xml:space="preserve"> HYPERLINK \l _Toc1975 </w:instrText>
       </w:r>
       <w:r>
         <w:fldChar w:fldCharType="separate"/>
@@ -884,13 +972,13 @@
         <w:fldChar w:fldCharType="begin"/>
       </w:r>
       <w:r>
-        <w:instrText xml:space="preserve"> PAGEREF _Toc30272 \h </w:instrText>
+        <w:instrText xml:space="preserve"> PAGEREF _Toc1975 \h </w:instrText>
       </w:r>
       <w:r>
         <w:fldChar w:fldCharType="separate"/>
       </w:r>
       <w:r>
-        <w:t>7</w:t>
+        <w:t>8</w:t>
       </w:r>
       <w:r>
         <w:fldChar w:fldCharType="end"/>
@@ -910,7 +998,7 @@
         <w:fldChar w:fldCharType="begin"/>
       </w:r>
       <w:r>
-        <w:instrText xml:space="preserve"> HYPERLINK \l _Toc24994 </w:instrText>
+        <w:instrText xml:space="preserve"> HYPERLINK \l _Toc12728 </w:instrText>
       </w:r>
       <w:r>
         <w:fldChar w:fldCharType="separate"/>
@@ -928,13 +1016,13 @@
         <w:fldChar w:fldCharType="begin"/>
       </w:r>
       <w:r>
-        <w:instrText xml:space="preserve"> PAGEREF _Toc24994 \h </w:instrText>
+        <w:instrText xml:space="preserve"> PAGEREF _Toc12728 \h </w:instrText>
       </w:r>
       <w:r>
         <w:fldChar w:fldCharType="separate"/>
       </w:r>
       <w:r>
-        <w:t>7</w:t>
+        <w:t>8</w:t>
       </w:r>
       <w:r>
         <w:fldChar w:fldCharType="end"/>
@@ -954,7 +1042,7 @@
         <w:fldChar w:fldCharType="begin"/>
       </w:r>
       <w:r>
-        <w:instrText xml:space="preserve"> HYPERLINK \l _Toc3409 </w:instrText>
+        <w:instrText xml:space="preserve"> HYPERLINK \l _Toc3242 </w:instrText>
       </w:r>
       <w:r>
         <w:fldChar w:fldCharType="separate"/>
@@ -972,13 +1060,13 @@
         <w:fldChar w:fldCharType="begin"/>
       </w:r>
       <w:r>
-        <w:instrText xml:space="preserve"> PAGEREF _Toc3409 \h </w:instrText>
+        <w:instrText xml:space="preserve"> PAGEREF _Toc3242 \h </w:instrText>
       </w:r>
       <w:r>
         <w:fldChar w:fldCharType="separate"/>
       </w:r>
       <w:r>
-        <w:t>8</w:t>
+        <w:t>9</w:t>
       </w:r>
       <w:r>
         <w:fldChar w:fldCharType="end"/>
@@ -998,7 +1086,7 @@
         <w:fldChar w:fldCharType="begin"/>
       </w:r>
       <w:r>
-        <w:instrText xml:space="preserve"> HYPERLINK \l _Toc27059 </w:instrText>
+        <w:instrText xml:space="preserve"> HYPERLINK \l _Toc26019 </w:instrText>
       </w:r>
       <w:r>
         <w:fldChar w:fldCharType="separate"/>
@@ -1016,13 +1104,13 @@
         <w:fldChar w:fldCharType="begin"/>
       </w:r>
       <w:r>
-        <w:instrText xml:space="preserve"> PAGEREF _Toc27059 \h </w:instrText>
+        <w:instrText xml:space="preserve"> PAGEREF _Toc26019 \h </w:instrText>
       </w:r>
       <w:r>
         <w:fldChar w:fldCharType="separate"/>
       </w:r>
       <w:r>
-        <w:t>8</w:t>
+        <w:t>9</w:t>
       </w:r>
       <w:r>
         <w:fldChar w:fldCharType="end"/>
@@ -1042,7 +1130,7 @@
         <w:fldChar w:fldCharType="begin"/>
       </w:r>
       <w:r>
-        <w:instrText xml:space="preserve"> HYPERLINK \l _Toc31598 </w:instrText>
+        <w:instrText xml:space="preserve"> HYPERLINK \l _Toc32570 </w:instrText>
       </w:r>
       <w:r>
         <w:fldChar w:fldCharType="separate"/>
@@ -1060,13 +1148,13 @@
         <w:fldChar w:fldCharType="begin"/>
       </w:r>
       <w:r>
-        <w:instrText xml:space="preserve"> PAGEREF _Toc31598 \h </w:instrText>
+        <w:instrText xml:space="preserve"> PAGEREF _Toc32570 \h </w:instrText>
       </w:r>
       <w:r>
         <w:fldChar w:fldCharType="separate"/>
       </w:r>
       <w:r>
-        <w:t>8</w:t>
+        <w:t>9</w:t>
       </w:r>
       <w:r>
         <w:fldChar w:fldCharType="end"/>
@@ -1086,7 +1174,7 @@
         <w:fldChar w:fldCharType="begin"/>
       </w:r>
       <w:r>
-        <w:instrText xml:space="preserve"> HYPERLINK \l _Toc16905 </w:instrText>
+        <w:instrText xml:space="preserve"> HYPERLINK \l _Toc24355 </w:instrText>
       </w:r>
       <w:r>
         <w:fldChar w:fldCharType="separate"/>
@@ -1104,13 +1192,13 @@
         <w:fldChar w:fldCharType="begin"/>
       </w:r>
       <w:r>
-        <w:instrText xml:space="preserve"> PAGEREF _Toc16905 \h </w:instrText>
+        <w:instrText xml:space="preserve"> PAGEREF _Toc24355 \h </w:instrText>
       </w:r>
       <w:r>
         <w:fldChar w:fldCharType="separate"/>
       </w:r>
       <w:r>
-        <w:t>9</w:t>
+        <w:t>10</w:t>
       </w:r>
       <w:r>
         <w:fldChar w:fldCharType="end"/>
@@ -1130,7 +1218,7 @@
         <w:fldChar w:fldCharType="begin"/>
       </w:r>
       <w:r>
-        <w:instrText xml:space="preserve"> HYPERLINK \l _Toc27011 </w:instrText>
+        <w:instrText xml:space="preserve"> HYPERLINK \l _Toc10958 </w:instrText>
       </w:r>
       <w:r>
         <w:fldChar w:fldCharType="separate"/>
@@ -1148,13 +1236,13 @@
         <w:fldChar w:fldCharType="begin"/>
       </w:r>
       <w:r>
-        <w:instrText xml:space="preserve"> PAGEREF _Toc27011 \h </w:instrText>
+        <w:instrText xml:space="preserve"> PAGEREF _Toc10958 \h </w:instrText>
       </w:r>
       <w:r>
         <w:fldChar w:fldCharType="separate"/>
       </w:r>
       <w:r>
-        <w:t>9</w:t>
+        <w:t>10</w:t>
       </w:r>
       <w:r>
         <w:fldChar w:fldCharType="end"/>
@@ -1174,7 +1262,7 @@
         <w:fldChar w:fldCharType="begin"/>
       </w:r>
       <w:r>
-        <w:instrText xml:space="preserve"> HYPERLINK \l _Toc29986 </w:instrText>
+        <w:instrText xml:space="preserve"> HYPERLINK \l _Toc29000 </w:instrText>
       </w:r>
       <w:r>
         <w:fldChar w:fldCharType="separate"/>
@@ -1192,13 +1280,13 @@
         <w:fldChar w:fldCharType="begin"/>
       </w:r>
       <w:r>
-        <w:instrText xml:space="preserve"> PAGEREF _Toc29986 \h </w:instrText>
+        <w:instrText xml:space="preserve"> PAGEREF _Toc29000 \h </w:instrText>
       </w:r>
       <w:r>
         <w:fldChar w:fldCharType="separate"/>
       </w:r>
       <w:r>
-        <w:t>9</w:t>
+        <w:t>10</w:t>
       </w:r>
       <w:r>
         <w:fldChar w:fldCharType="end"/>
@@ -1218,7 +1306,7 @@
         <w:fldChar w:fldCharType="begin"/>
       </w:r>
       <w:r>
-        <w:instrText xml:space="preserve"> HYPERLINK \l _Toc12372 </w:instrText>
+        <w:instrText xml:space="preserve"> HYPERLINK \l _Toc7770 </w:instrText>
       </w:r>
       <w:r>
         <w:fldChar w:fldCharType="separate"/>
@@ -1236,13 +1324,13 @@
         <w:fldChar w:fldCharType="begin"/>
       </w:r>
       <w:r>
-        <w:instrText xml:space="preserve"> PAGEREF _Toc12372 \h </w:instrText>
+        <w:instrText xml:space="preserve"> PAGEREF _Toc7770 \h </w:instrText>
       </w:r>
       <w:r>
         <w:fldChar w:fldCharType="separate"/>
       </w:r>
       <w:r>
-        <w:t>9</w:t>
+        <w:t>10</w:t>
       </w:r>
       <w:r>
         <w:fldChar w:fldCharType="end"/>
@@ -1262,7 +1350,7 @@
         <w:fldChar w:fldCharType="begin"/>
       </w:r>
       <w:r>
-        <w:instrText xml:space="preserve"> HYPERLINK \l _Toc30722 </w:instrText>
+        <w:instrText xml:space="preserve"> HYPERLINK \l _Toc24274 </w:instrText>
       </w:r>
       <w:r>
         <w:fldChar w:fldCharType="separate"/>
@@ -1280,13 +1368,13 @@
         <w:fldChar w:fldCharType="begin"/>
       </w:r>
       <w:r>
-        <w:instrText xml:space="preserve"> PAGEREF _Toc30722 \h </w:instrText>
+        <w:instrText xml:space="preserve"> PAGEREF _Toc24274 \h </w:instrText>
       </w:r>
       <w:r>
         <w:fldChar w:fldCharType="separate"/>
       </w:r>
       <w:r>
-        <w:t>9</w:t>
+        <w:t>10</w:t>
       </w:r>
       <w:r>
         <w:fldChar w:fldCharType="end"/>
@@ -1306,7 +1394,7 @@
         <w:fldChar w:fldCharType="begin"/>
       </w:r>
       <w:r>
-        <w:instrText xml:space="preserve"> HYPERLINK \l _Toc15062 </w:instrText>
+        <w:instrText xml:space="preserve"> HYPERLINK \l _Toc12636 </w:instrText>
       </w:r>
       <w:r>
         <w:fldChar w:fldCharType="separate"/>
@@ -1324,13 +1412,13 @@
         <w:fldChar w:fldCharType="begin"/>
       </w:r>
       <w:r>
-        <w:instrText xml:space="preserve"> PAGEREF _Toc15062 \h </w:instrText>
+        <w:instrText xml:space="preserve"> PAGEREF _Toc12636 \h </w:instrText>
       </w:r>
       <w:r>
         <w:fldChar w:fldCharType="separate"/>
       </w:r>
       <w:r>
-        <w:t>10</w:t>
+        <w:t>11</w:t>
       </w:r>
       <w:r>
         <w:fldChar w:fldCharType="end"/>
@@ -1350,7 +1438,7 @@
         <w:fldChar w:fldCharType="begin"/>
       </w:r>
       <w:r>
-        <w:instrText xml:space="preserve"> HYPERLINK \l _Toc21423 </w:instrText>
+        <w:instrText xml:space="preserve"> HYPERLINK \l _Toc26143 </w:instrText>
       </w:r>
       <w:r>
         <w:fldChar w:fldCharType="separate"/>
@@ -1368,13 +1456,13 @@
         <w:fldChar w:fldCharType="begin"/>
       </w:r>
       <w:r>
-        <w:instrText xml:space="preserve"> PAGEREF _Toc21423 \h </w:instrText>
+        <w:instrText xml:space="preserve"> PAGEREF _Toc26143 \h </w:instrText>
       </w:r>
       <w:r>
         <w:fldChar w:fldCharType="separate"/>
       </w:r>
       <w:r>
-        <w:t>10</w:t>
+        <w:t>11</w:t>
       </w:r>
       <w:r>
         <w:fldChar w:fldCharType="end"/>
@@ -1394,7 +1482,7 @@
         <w:fldChar w:fldCharType="begin"/>
       </w:r>
       <w:r>
-        <w:instrText xml:space="preserve"> HYPERLINK \l _Toc6234 </w:instrText>
+        <w:instrText xml:space="preserve"> HYPERLINK \l _Toc5825 </w:instrText>
       </w:r>
       <w:r>
         <w:fldChar w:fldCharType="separate"/>
@@ -1412,13 +1500,13 @@
         <w:fldChar w:fldCharType="begin"/>
       </w:r>
       <w:r>
-        <w:instrText xml:space="preserve"> PAGEREF _Toc6234 \h </w:instrText>
+        <w:instrText xml:space="preserve"> PAGEREF _Toc5825 \h </w:instrText>
       </w:r>
       <w:r>
         <w:fldChar w:fldCharType="separate"/>
       </w:r>
       <w:r>
-        <w:t>10</w:t>
+        <w:t>11</w:t>
       </w:r>
       <w:r>
         <w:fldChar w:fldCharType="end"/>
@@ -1438,7 +1526,7 @@
         <w:fldChar w:fldCharType="begin"/>
       </w:r>
       <w:r>
-        <w:instrText xml:space="preserve"> HYPERLINK \l _Toc17188 </w:instrText>
+        <w:instrText xml:space="preserve"> HYPERLINK \l _Toc24459 </w:instrText>
       </w:r>
       <w:r>
         <w:fldChar w:fldCharType="separate"/>
@@ -1456,13 +1544,13 @@
         <w:fldChar w:fldCharType="begin"/>
       </w:r>
       <w:r>
-        <w:instrText xml:space="preserve"> PAGEREF _Toc17188 \h </w:instrText>
+        <w:instrText xml:space="preserve"> PAGEREF _Toc24459 \h </w:instrText>
       </w:r>
       <w:r>
         <w:fldChar w:fldCharType="separate"/>
       </w:r>
       <w:r>
-        <w:t>11</w:t>
+        <w:t>12</w:t>
       </w:r>
       <w:r>
         <w:fldChar w:fldCharType="end"/>
@@ -1482,7 +1570,7 @@
         <w:fldChar w:fldCharType="begin"/>
       </w:r>
       <w:r>
-        <w:instrText xml:space="preserve"> HYPERLINK \l _Toc9491 </w:instrText>
+        <w:instrText xml:space="preserve"> HYPERLINK \l _Toc24273 </w:instrText>
       </w:r>
       <w:r>
         <w:fldChar w:fldCharType="separate"/>
@@ -1500,13 +1588,13 @@
         <w:fldChar w:fldCharType="begin"/>
       </w:r>
       <w:r>
-        <w:instrText xml:space="preserve"> PAGEREF _Toc9491 \h </w:instrText>
+        <w:instrText xml:space="preserve"> PAGEREF _Toc24273 \h </w:instrText>
       </w:r>
       <w:r>
         <w:fldChar w:fldCharType="separate"/>
       </w:r>
       <w:r>
-        <w:t>12</w:t>
+        <w:t>13</w:t>
       </w:r>
       <w:r>
         <w:fldChar w:fldCharType="end"/>
@@ -1526,7 +1614,7 @@
         <w:fldChar w:fldCharType="begin"/>
       </w:r>
       <w:r>
-        <w:instrText xml:space="preserve"> HYPERLINK \l _Toc12878 </w:instrText>
+        <w:instrText xml:space="preserve"> HYPERLINK \l _Toc22273 </w:instrText>
       </w:r>
       <w:r>
         <w:fldChar w:fldCharType="separate"/>
@@ -1544,13 +1632,13 @@
         <w:fldChar w:fldCharType="begin"/>
       </w:r>
       <w:r>
-        <w:instrText xml:space="preserve"> PAGEREF _Toc12878 \h </w:instrText>
+        <w:instrText xml:space="preserve"> PAGEREF _Toc22273 \h </w:instrText>
       </w:r>
       <w:r>
         <w:fldChar w:fldCharType="separate"/>
       </w:r>
       <w:r>
-        <w:t>13</w:t>
+        <w:t>14</w:t>
       </w:r>
       <w:r>
         <w:fldChar w:fldCharType="end"/>
@@ -1570,7 +1658,7 @@
         <w:fldChar w:fldCharType="begin"/>
       </w:r>
       <w:r>
-        <w:instrText xml:space="preserve"> HYPERLINK \l _Toc9145 </w:instrText>
+        <w:instrText xml:space="preserve"> HYPERLINK \l _Toc17301 </w:instrText>
       </w:r>
       <w:r>
         <w:fldChar w:fldCharType="separate"/>
@@ -1588,13 +1676,13 @@
         <w:fldChar w:fldCharType="begin"/>
       </w:r>
       <w:r>
-        <w:instrText xml:space="preserve"> PAGEREF _Toc9145 \h </w:instrText>
+        <w:instrText xml:space="preserve"> PAGEREF _Toc17301 \h </w:instrText>
       </w:r>
       <w:r>
         <w:fldChar w:fldCharType="separate"/>
       </w:r>
       <w:r>
-        <w:t>13</w:t>
+        <w:t>14</w:t>
       </w:r>
       <w:r>
         <w:fldChar w:fldCharType="end"/>
@@ -1614,7 +1702,7 @@
         <w:fldChar w:fldCharType="begin"/>
       </w:r>
       <w:r>
-        <w:instrText xml:space="preserve"> HYPERLINK \l _Toc11670 </w:instrText>
+        <w:instrText xml:space="preserve"> HYPERLINK \l _Toc6365 </w:instrText>
       </w:r>
       <w:r>
         <w:fldChar w:fldCharType="separate"/>
@@ -1632,13 +1720,13 @@
         <w:fldChar w:fldCharType="begin"/>
       </w:r>
       <w:r>
-        <w:instrText xml:space="preserve"> PAGEREF _Toc11670 \h </w:instrText>
+        <w:instrText xml:space="preserve"> PAGEREF _Toc6365 \h </w:instrText>
       </w:r>
       <w:r>
         <w:fldChar w:fldCharType="separate"/>
       </w:r>
       <w:r>
-        <w:t>13</w:t>
+        <w:t>14</w:t>
       </w:r>
       <w:r>
         <w:fldChar w:fldCharType="end"/>
@@ -1658,7 +1746,7 @@
         <w:fldChar w:fldCharType="begin"/>
       </w:r>
       <w:r>
-        <w:instrText xml:space="preserve"> HYPERLINK \l _Toc14679 </w:instrText>
+        <w:instrText xml:space="preserve"> HYPERLINK \l _Toc14505 </w:instrText>
       </w:r>
       <w:r>
         <w:fldChar w:fldCharType="separate"/>
@@ -1676,13 +1764,13 @@
         <w:fldChar w:fldCharType="begin"/>
       </w:r>
       <w:r>
-        <w:instrText xml:space="preserve"> PAGEREF _Toc14679 \h </w:instrText>
+        <w:instrText xml:space="preserve"> PAGEREF _Toc14505 \h </w:instrText>
       </w:r>
       <w:r>
         <w:fldChar w:fldCharType="separate"/>
       </w:r>
       <w:r>
-        <w:t>13</w:t>
+        <w:t>14</w:t>
       </w:r>
       <w:r>
         <w:fldChar w:fldCharType="end"/>
@@ -1702,7 +1790,7 @@
         <w:fldChar w:fldCharType="begin"/>
       </w:r>
       <w:r>
-        <w:instrText xml:space="preserve"> HYPERLINK \l _Toc3834 </w:instrText>
+        <w:instrText xml:space="preserve"> HYPERLINK \l _Toc26702 </w:instrText>
       </w:r>
       <w:r>
         <w:fldChar w:fldCharType="separate"/>
@@ -1720,13 +1808,13 @@
         <w:fldChar w:fldCharType="begin"/>
       </w:r>
       <w:r>
-        <w:instrText xml:space="preserve"> PAGEREF _Toc3834 \h </w:instrText>
+        <w:instrText xml:space="preserve"> PAGEREF _Toc26702 \h </w:instrText>
       </w:r>
       <w:r>
         <w:fldChar w:fldCharType="separate"/>
       </w:r>
       <w:r>
-        <w:t>14</w:t>
+        <w:t>15</w:t>
       </w:r>
       <w:r>
         <w:fldChar w:fldCharType="end"/>
@@ -1746,7 +1834,7 @@
         <w:fldChar w:fldCharType="begin"/>
       </w:r>
       <w:r>
-        <w:instrText xml:space="preserve"> HYPERLINK \l _Toc1164 </w:instrText>
+        <w:instrText xml:space="preserve"> HYPERLINK \l _Toc8824 </w:instrText>
       </w:r>
       <w:r>
         <w:fldChar w:fldCharType="separate"/>
@@ -1764,13 +1852,13 @@
         <w:fldChar w:fldCharType="begin"/>
       </w:r>
       <w:r>
-        <w:instrText xml:space="preserve"> PAGEREF _Toc1164 \h </w:instrText>
+        <w:instrText xml:space="preserve"> PAGEREF _Toc8824 \h </w:instrText>
       </w:r>
       <w:r>
         <w:fldChar w:fldCharType="separate"/>
       </w:r>
       <w:r>
-        <w:t>14</w:t>
+        <w:t>15</w:t>
       </w:r>
       <w:r>
         <w:fldChar w:fldCharType="end"/>
@@ -1790,7 +1878,7 @@
         <w:fldChar w:fldCharType="begin"/>
       </w:r>
       <w:r>
-        <w:instrText xml:space="preserve"> HYPERLINK \l _Toc23761 </w:instrText>
+        <w:instrText xml:space="preserve"> HYPERLINK \l _Toc30239 </w:instrText>
       </w:r>
       <w:r>
         <w:fldChar w:fldCharType="separate"/>
@@ -1808,13 +1896,13 @@
         <w:fldChar w:fldCharType="begin"/>
       </w:r>
       <w:r>
-        <w:instrText xml:space="preserve"> PAGEREF _Toc23761 \h </w:instrText>
+        <w:instrText xml:space="preserve"> PAGEREF _Toc30239 \h </w:instrText>
       </w:r>
       <w:r>
         <w:fldChar w:fldCharType="separate"/>
       </w:r>
       <w:r>
-        <w:t>14</w:t>
+        <w:t>15</w:t>
       </w:r>
       <w:r>
         <w:fldChar w:fldCharType="end"/>
@@ -1834,7 +1922,7 @@
         <w:fldChar w:fldCharType="begin"/>
       </w:r>
       <w:r>
-        <w:instrText xml:space="preserve"> HYPERLINK \l _Toc5060 </w:instrText>
+        <w:instrText xml:space="preserve"> HYPERLINK \l _Toc7269 </w:instrText>
       </w:r>
       <w:r>
         <w:fldChar w:fldCharType="separate"/>
@@ -1852,13 +1940,13 @@
         <w:fldChar w:fldCharType="begin"/>
       </w:r>
       <w:r>
-        <w:instrText xml:space="preserve"> PAGEREF _Toc5060 \h </w:instrText>
+        <w:instrText xml:space="preserve"> PAGEREF _Toc7269 \h </w:instrText>
       </w:r>
       <w:r>
         <w:fldChar w:fldCharType="separate"/>
       </w:r>
       <w:r>
-        <w:t>14</w:t>
+        <w:t>15</w:t>
       </w:r>
       <w:r>
         <w:fldChar w:fldCharType="end"/>
@@ -1878,7 +1966,7 @@
         <w:fldChar w:fldCharType="begin"/>
       </w:r>
       <w:r>
-        <w:instrText xml:space="preserve"> HYPERLINK \l _Toc12189 </w:instrText>
+        <w:instrText xml:space="preserve"> HYPERLINK \l _Toc3787 </w:instrText>
       </w:r>
       <w:r>
         <w:fldChar w:fldCharType="separate"/>
@@ -1896,13 +1984,13 @@
         <w:fldChar w:fldCharType="begin"/>
       </w:r>
       <w:r>
-        <w:instrText xml:space="preserve"> PAGEREF _Toc12189 \h </w:instrText>
+        <w:instrText xml:space="preserve"> PAGEREF _Toc3787 \h </w:instrText>
       </w:r>
       <w:r>
         <w:fldChar w:fldCharType="separate"/>
       </w:r>
       <w:r>
-        <w:t>15</w:t>
+        <w:t>16</w:t>
       </w:r>
       <w:r>
         <w:fldChar w:fldCharType="end"/>
@@ -1922,7 +2010,7 @@
         <w:fldChar w:fldCharType="begin"/>
       </w:r>
       <w:r>
-        <w:instrText xml:space="preserve"> HYPERLINK \l _Toc23083 </w:instrText>
+        <w:instrText xml:space="preserve"> HYPERLINK \l _Toc27939 </w:instrText>
       </w:r>
       <w:r>
         <w:fldChar w:fldCharType="separate"/>
@@ -1940,13 +2028,13 @@
         <w:fldChar w:fldCharType="begin"/>
       </w:r>
       <w:r>
-        <w:instrText xml:space="preserve"> PAGEREF _Toc23083 \h </w:instrText>
+        <w:instrText xml:space="preserve"> PAGEREF _Toc27939 \h </w:instrText>
       </w:r>
       <w:r>
         <w:fldChar w:fldCharType="separate"/>
       </w:r>
       <w:r>
-        <w:t>15</w:t>
+        <w:t>16</w:t>
       </w:r>
       <w:r>
         <w:fldChar w:fldCharType="end"/>
@@ -1966,7 +2054,7 @@
         <w:fldChar w:fldCharType="begin"/>
       </w:r>
       <w:r>
-        <w:instrText xml:space="preserve"> HYPERLINK \l _Toc24486 </w:instrText>
+        <w:instrText xml:space="preserve"> HYPERLINK \l _Toc16879 </w:instrText>
       </w:r>
       <w:r>
         <w:fldChar w:fldCharType="separate"/>
@@ -1984,13 +2072,13 @@
         <w:fldChar w:fldCharType="begin"/>
       </w:r>
       <w:r>
-        <w:instrText xml:space="preserve"> PAGEREF _Toc24486 \h </w:instrText>
+        <w:instrText xml:space="preserve"> PAGEREF _Toc16879 \h </w:instrText>
       </w:r>
       <w:r>
         <w:fldChar w:fldCharType="separate"/>
       </w:r>
       <w:r>
-        <w:t>15</w:t>
+        <w:t>16</w:t>
       </w:r>
       <w:r>
         <w:fldChar w:fldCharType="end"/>
@@ -2010,7 +2098,7 @@
         <w:fldChar w:fldCharType="begin"/>
       </w:r>
       <w:r>
-        <w:instrText xml:space="preserve"> HYPERLINK \l _Toc374 </w:instrText>
+        <w:instrText xml:space="preserve"> HYPERLINK \l _Toc705 </w:instrText>
       </w:r>
       <w:r>
         <w:fldChar w:fldCharType="separate"/>
@@ -2028,13 +2116,13 @@
         <w:fldChar w:fldCharType="begin"/>
       </w:r>
       <w:r>
-        <w:instrText xml:space="preserve"> PAGEREF _Toc374 \h </w:instrText>
+        <w:instrText xml:space="preserve"> PAGEREF _Toc705 \h </w:instrText>
       </w:r>
       <w:r>
         <w:fldChar w:fldCharType="separate"/>
       </w:r>
       <w:r>
-        <w:t>16</w:t>
+        <w:t>17</w:t>
       </w:r>
       <w:r>
         <w:fldChar w:fldCharType="end"/>
@@ -2054,7 +2142,7 @@
         <w:fldChar w:fldCharType="begin"/>
       </w:r>
       <w:r>
-        <w:instrText xml:space="preserve"> HYPERLINK \l _Toc48 </w:instrText>
+        <w:instrText xml:space="preserve"> HYPERLINK \l _Toc5790 </w:instrText>
       </w:r>
       <w:r>
         <w:fldChar w:fldCharType="separate"/>
@@ -2072,13 +2160,13 @@
         <w:fldChar w:fldCharType="begin"/>
       </w:r>
       <w:r>
-        <w:instrText xml:space="preserve"> PAGEREF _Toc48 \h </w:instrText>
+        <w:instrText xml:space="preserve"> PAGEREF _Toc5790 \h </w:instrText>
       </w:r>
       <w:r>
         <w:fldChar w:fldCharType="separate"/>
       </w:r>
       <w:r>
-        <w:t>16</w:t>
+        <w:t>17</w:t>
       </w:r>
       <w:r>
         <w:fldChar w:fldCharType="end"/>
@@ -2098,7 +2186,7 @@
         <w:fldChar w:fldCharType="begin"/>
       </w:r>
       <w:r>
-        <w:instrText xml:space="preserve"> HYPERLINK \l _Toc9908 </w:instrText>
+        <w:instrText xml:space="preserve"> HYPERLINK \l _Toc23612 </w:instrText>
       </w:r>
       <w:r>
         <w:fldChar w:fldCharType="separate"/>
@@ -2116,13 +2204,13 @@
         <w:fldChar w:fldCharType="begin"/>
       </w:r>
       <w:r>
-        <w:instrText xml:space="preserve"> PAGEREF _Toc9908 \h </w:instrText>
+        <w:instrText xml:space="preserve"> PAGEREF _Toc23612 \h </w:instrText>
       </w:r>
       <w:r>
         <w:fldChar w:fldCharType="separate"/>
       </w:r>
       <w:r>
-        <w:t>17</w:t>
+        <w:t>18</w:t>
       </w:r>
       <w:r>
         <w:fldChar w:fldCharType="end"/>
@@ -2142,7 +2230,7 @@
         <w:fldChar w:fldCharType="begin"/>
       </w:r>
       <w:r>
-        <w:instrText xml:space="preserve"> HYPERLINK \l _Toc7554 </w:instrText>
+        <w:instrText xml:space="preserve"> HYPERLINK \l _Toc15151 </w:instrText>
       </w:r>
       <w:r>
         <w:fldChar w:fldCharType="separate"/>
@@ -2160,13 +2248,13 @@
         <w:fldChar w:fldCharType="begin"/>
       </w:r>
       <w:r>
-        <w:instrText xml:space="preserve"> PAGEREF _Toc7554 \h </w:instrText>
+        <w:instrText xml:space="preserve"> PAGEREF _Toc15151 \h </w:instrText>
       </w:r>
       <w:r>
         <w:fldChar w:fldCharType="separate"/>
       </w:r>
       <w:r>
-        <w:t>17</w:t>
+        <w:t>18</w:t>
       </w:r>
       <w:r>
         <w:fldChar w:fldCharType="end"/>
@@ -2186,7 +2274,7 @@
         <w:fldChar w:fldCharType="begin"/>
       </w:r>
       <w:r>
-        <w:instrText xml:space="preserve"> HYPERLINK \l _Toc17080 </w:instrText>
+        <w:instrText xml:space="preserve"> HYPERLINK \l _Toc13470 </w:instrText>
       </w:r>
       <w:r>
         <w:fldChar w:fldCharType="separate"/>
@@ -2204,13 +2292,13 @@
         <w:fldChar w:fldCharType="begin"/>
       </w:r>
       <w:r>
-        <w:instrText xml:space="preserve"> PAGEREF _Toc17080 \h </w:instrText>
+        <w:instrText xml:space="preserve"> PAGEREF _Toc13470 \h </w:instrText>
       </w:r>
       <w:r>
         <w:fldChar w:fldCharType="separate"/>
       </w:r>
       <w:r>
-        <w:t>17</w:t>
+        <w:t>18</w:t>
       </w:r>
       <w:r>
         <w:fldChar w:fldCharType="end"/>
@@ -2230,7 +2318,7 @@
         <w:fldChar w:fldCharType="begin"/>
       </w:r>
       <w:r>
-        <w:instrText xml:space="preserve"> HYPERLINK \l _Toc7203 </w:instrText>
+        <w:instrText xml:space="preserve"> HYPERLINK \l _Toc21611 </w:instrText>
       </w:r>
       <w:r>
         <w:fldChar w:fldCharType="separate"/>
@@ -2248,13 +2336,13 @@
         <w:fldChar w:fldCharType="begin"/>
       </w:r>
       <w:r>
-        <w:instrText xml:space="preserve"> PAGEREF _Toc7203 \h </w:instrText>
+        <w:instrText xml:space="preserve"> PAGEREF _Toc21611 \h </w:instrText>
       </w:r>
       <w:r>
         <w:fldChar w:fldCharType="separate"/>
       </w:r>
       <w:r>
-        <w:t>18</w:t>
+        <w:t>19</w:t>
       </w:r>
       <w:r>
         <w:fldChar w:fldCharType="end"/>
@@ -2274,7 +2362,7 @@
         <w:fldChar w:fldCharType="begin"/>
       </w:r>
       <w:r>
-        <w:instrText xml:space="preserve"> HYPERLINK \l _Toc17130 </w:instrText>
+        <w:instrText xml:space="preserve"> HYPERLINK \l _Toc9187 </w:instrText>
       </w:r>
       <w:r>
         <w:fldChar w:fldCharType="separate"/>
@@ -2292,13 +2380,13 @@
         <w:fldChar w:fldCharType="begin"/>
       </w:r>
       <w:r>
-        <w:instrText xml:space="preserve"> PAGEREF _Toc17130 \h </w:instrText>
+        <w:instrText xml:space="preserve"> PAGEREF _Toc9187 \h </w:instrText>
       </w:r>
       <w:r>
         <w:fldChar w:fldCharType="separate"/>
       </w:r>
       <w:r>
-        <w:t>18</w:t>
+        <w:t>19</w:t>
       </w:r>
       <w:r>
         <w:fldChar w:fldCharType="end"/>
@@ -2318,7 +2406,7 @@
         <w:fldChar w:fldCharType="begin"/>
       </w:r>
       <w:r>
-        <w:instrText xml:space="preserve"> HYPERLINK \l _Toc19185 </w:instrText>
+        <w:instrText xml:space="preserve"> HYPERLINK \l _Toc28495 </w:instrText>
       </w:r>
       <w:r>
         <w:fldChar w:fldCharType="separate"/>
@@ -2336,13 +2424,13 @@
         <w:fldChar w:fldCharType="begin"/>
       </w:r>
       <w:r>
-        <w:instrText xml:space="preserve"> PAGEREF _Toc19185 \h </w:instrText>
+        <w:instrText xml:space="preserve"> PAGEREF _Toc28495 \h </w:instrText>
       </w:r>
       <w:r>
         <w:fldChar w:fldCharType="separate"/>
       </w:r>
       <w:r>
-        <w:t>19</w:t>
+        <w:t>20</w:t>
       </w:r>
       <w:r>
         <w:fldChar w:fldCharType="end"/>
@@ -2362,7 +2450,7 @@
         <w:fldChar w:fldCharType="begin"/>
       </w:r>
       <w:r>
-        <w:instrText xml:space="preserve"> HYPERLINK \l _Toc15736 </w:instrText>
+        <w:instrText xml:space="preserve"> HYPERLINK \l _Toc19520 </w:instrText>
       </w:r>
       <w:r>
         <w:fldChar w:fldCharType="separate"/>
@@ -2380,13 +2468,13 @@
         <w:fldChar w:fldCharType="begin"/>
       </w:r>
       <w:r>
-        <w:instrText xml:space="preserve"> PAGEREF _Toc15736 \h </w:instrText>
+        <w:instrText xml:space="preserve"> PAGEREF _Toc19520 \h </w:instrText>
       </w:r>
       <w:r>
         <w:fldChar w:fldCharType="separate"/>
       </w:r>
       <w:r>
-        <w:t>20</w:t>
+        <w:t>21</w:t>
       </w:r>
       <w:r>
         <w:fldChar w:fldCharType="end"/>
@@ -2406,7 +2494,7 @@
         <w:fldChar w:fldCharType="begin"/>
       </w:r>
       <w:r>
-        <w:instrText xml:space="preserve"> HYPERLINK \l _Toc1791 </w:instrText>
+        <w:instrText xml:space="preserve"> HYPERLINK \l _Toc29118 </w:instrText>
       </w:r>
       <w:r>
         <w:fldChar w:fldCharType="separate"/>
@@ -2424,13 +2512,13 @@
         <w:fldChar w:fldCharType="begin"/>
       </w:r>
       <w:r>
-        <w:instrText xml:space="preserve"> PAGEREF _Toc1791 \h </w:instrText>
+        <w:instrText xml:space="preserve"> PAGEREF _Toc29118 \h </w:instrText>
       </w:r>
       <w:r>
         <w:fldChar w:fldCharType="separate"/>
       </w:r>
       <w:r>
-        <w:t>20</w:t>
+        <w:t>21</w:t>
       </w:r>
       <w:r>
         <w:fldChar w:fldCharType="end"/>
@@ -2450,7 +2538,7 @@
         <w:fldChar w:fldCharType="begin"/>
       </w:r>
       <w:r>
-        <w:instrText xml:space="preserve"> HYPERLINK \l _Toc17475 </w:instrText>
+        <w:instrText xml:space="preserve"> HYPERLINK \l _Toc7816 </w:instrText>
       </w:r>
       <w:r>
         <w:fldChar w:fldCharType="separate"/>
@@ -2468,13 +2556,13 @@
         <w:fldChar w:fldCharType="begin"/>
       </w:r>
       <w:r>
-        <w:instrText xml:space="preserve"> PAGEREF _Toc17475 \h </w:instrText>
+        <w:instrText xml:space="preserve"> PAGEREF _Toc7816 \h </w:instrText>
       </w:r>
       <w:r>
         <w:fldChar w:fldCharType="separate"/>
       </w:r>
       <w:r>
-        <w:t>20</w:t>
+        <w:t>21</w:t>
       </w:r>
       <w:r>
         <w:fldChar w:fldCharType="end"/>
@@ -2494,7 +2582,7 @@
         <w:fldChar w:fldCharType="begin"/>
       </w:r>
       <w:r>
-        <w:instrText xml:space="preserve"> HYPERLINK \l _Toc1889 </w:instrText>
+        <w:instrText xml:space="preserve"> HYPERLINK \l _Toc2511 </w:instrText>
       </w:r>
       <w:r>
         <w:fldChar w:fldCharType="separate"/>
@@ -2512,13 +2600,13 @@
         <w:fldChar w:fldCharType="begin"/>
       </w:r>
       <w:r>
-        <w:instrText xml:space="preserve"> PAGEREF _Toc1889 \h </w:instrText>
+        <w:instrText xml:space="preserve"> PAGEREF _Toc2511 \h </w:instrText>
       </w:r>
       <w:r>
         <w:fldChar w:fldCharType="separate"/>
       </w:r>
       <w:r>
-        <w:t>20</w:t>
+        <w:t>21</w:t>
       </w:r>
       <w:r>
         <w:fldChar w:fldCharType="end"/>
@@ -2538,7 +2626,7 @@
         <w:fldChar w:fldCharType="begin"/>
       </w:r>
       <w:r>
-        <w:instrText xml:space="preserve"> HYPERLINK \l _Toc13305 </w:instrText>
+        <w:instrText xml:space="preserve"> HYPERLINK \l _Toc22201 </w:instrText>
       </w:r>
       <w:r>
         <w:fldChar w:fldCharType="separate"/>
@@ -2556,13 +2644,13 @@
         <w:fldChar w:fldCharType="begin"/>
       </w:r>
       <w:r>
-        <w:instrText xml:space="preserve"> PAGEREF _Toc13305 \h </w:instrText>
+        <w:instrText xml:space="preserve"> PAGEREF _Toc22201 \h </w:instrText>
       </w:r>
       <w:r>
         <w:fldChar w:fldCharType="separate"/>
       </w:r>
       <w:r>
-        <w:t>21</w:t>
+        <w:t>22</w:t>
       </w:r>
       <w:r>
         <w:fldChar w:fldCharType="end"/>
@@ -2582,7 +2670,7 @@
         <w:fldChar w:fldCharType="begin"/>
       </w:r>
       <w:r>
-        <w:instrText xml:space="preserve"> HYPERLINK \l _Toc22602 </w:instrText>
+        <w:instrText xml:space="preserve"> HYPERLINK \l _Toc22697 </w:instrText>
       </w:r>
       <w:r>
         <w:fldChar w:fldCharType="separate"/>
@@ -2600,13 +2688,13 @@
         <w:fldChar w:fldCharType="begin"/>
       </w:r>
       <w:r>
-        <w:instrText xml:space="preserve"> PAGEREF _Toc22602 \h </w:instrText>
+        <w:instrText xml:space="preserve"> PAGEREF _Toc22697 \h </w:instrText>
       </w:r>
       <w:r>
         <w:fldChar w:fldCharType="separate"/>
       </w:r>
       <w:r>
-        <w:t>21</w:t>
+        <w:t>22</w:t>
       </w:r>
       <w:r>
         <w:fldChar w:fldCharType="end"/>
@@ -2626,7 +2714,7 @@
         <w:fldChar w:fldCharType="begin"/>
       </w:r>
       <w:r>
-        <w:instrText xml:space="preserve"> HYPERLINK \l _Toc2364 </w:instrText>
+        <w:instrText xml:space="preserve"> HYPERLINK \l _Toc6655 </w:instrText>
       </w:r>
       <w:r>
         <w:fldChar w:fldCharType="separate"/>
@@ -2644,13 +2732,13 @@
         <w:fldChar w:fldCharType="begin"/>
       </w:r>
       <w:r>
-        <w:instrText xml:space="preserve"> PAGEREF _Toc2364 \h </w:instrText>
+        <w:instrText xml:space="preserve"> PAGEREF _Toc6655 \h </w:instrText>
       </w:r>
       <w:r>
         <w:fldChar w:fldCharType="separate"/>
       </w:r>
       <w:r>
-        <w:t>21</w:t>
+        <w:t>22</w:t>
       </w:r>
       <w:r>
         <w:fldChar w:fldCharType="end"/>
@@ -2670,7 +2758,7 @@
         <w:fldChar w:fldCharType="begin"/>
       </w:r>
       <w:r>
-        <w:instrText xml:space="preserve"> HYPERLINK \l _Toc2089 </w:instrText>
+        <w:instrText xml:space="preserve"> HYPERLINK \l _Toc15615 </w:instrText>
       </w:r>
       <w:r>
         <w:fldChar w:fldCharType="separate"/>
@@ -2688,13 +2776,13 @@
         <w:fldChar w:fldCharType="begin"/>
       </w:r>
       <w:r>
-        <w:instrText xml:space="preserve"> PAGEREF _Toc2089 \h </w:instrText>
+        <w:instrText xml:space="preserve"> PAGEREF _Toc15615 \h </w:instrText>
       </w:r>
       <w:r>
         <w:fldChar w:fldCharType="separate"/>
       </w:r>
       <w:r>
-        <w:t>22</w:t>
+        <w:t>23</w:t>
       </w:r>
       <w:r>
         <w:fldChar w:fldCharType="end"/>
@@ -2714,7 +2802,7 @@
         <w:fldChar w:fldCharType="begin"/>
       </w:r>
       <w:r>
-        <w:instrText xml:space="preserve"> HYPERLINK \l _Toc21448 </w:instrText>
+        <w:instrText xml:space="preserve"> HYPERLINK \l _Toc10661 </w:instrText>
       </w:r>
       <w:r>
         <w:fldChar w:fldCharType="separate"/>
@@ -2732,13 +2820,13 @@
         <w:fldChar w:fldCharType="begin"/>
       </w:r>
       <w:r>
-        <w:instrText xml:space="preserve"> PAGEREF _Toc21448 \h </w:instrText>
+        <w:instrText xml:space="preserve"> PAGEREF _Toc10661 \h </w:instrText>
       </w:r>
       <w:r>
         <w:fldChar w:fldCharType="separate"/>
       </w:r>
       <w:r>
-        <w:t>22</w:t>
+        <w:t>23</w:t>
       </w:r>
       <w:r>
         <w:fldChar w:fldCharType="end"/>
@@ -2758,7 +2846,7 @@
         <w:fldChar w:fldCharType="begin"/>
       </w:r>
       <w:r>
-        <w:instrText xml:space="preserve"> HYPERLINK \l _Toc24235 </w:instrText>
+        <w:instrText xml:space="preserve"> HYPERLINK \l _Toc686 </w:instrText>
       </w:r>
       <w:r>
         <w:fldChar w:fldCharType="separate"/>
@@ -2776,13 +2864,13 @@
         <w:fldChar w:fldCharType="begin"/>
       </w:r>
       <w:r>
-        <w:instrText xml:space="preserve"> PAGEREF _Toc24235 \h </w:instrText>
+        <w:instrText xml:space="preserve"> PAGEREF _Toc686 \h </w:instrText>
       </w:r>
       <w:r>
         <w:fldChar w:fldCharType="separate"/>
       </w:r>
       <w:r>
-        <w:t>22</w:t>
+        <w:t>23</w:t>
       </w:r>
       <w:r>
         <w:fldChar w:fldCharType="end"/>
@@ -2802,7 +2890,7 @@
         <w:fldChar w:fldCharType="begin"/>
       </w:r>
       <w:r>
-        <w:instrText xml:space="preserve"> HYPERLINK \l _Toc24560 </w:instrText>
+        <w:instrText xml:space="preserve"> HYPERLINK \l _Toc31446 </w:instrText>
       </w:r>
       <w:r>
         <w:fldChar w:fldCharType="separate"/>
@@ -2820,13 +2908,13 @@
         <w:fldChar w:fldCharType="begin"/>
       </w:r>
       <w:r>
-        <w:instrText xml:space="preserve"> PAGEREF _Toc24560 \h </w:instrText>
+        <w:instrText xml:space="preserve"> PAGEREF _Toc31446 \h </w:instrText>
       </w:r>
       <w:r>
         <w:fldChar w:fldCharType="separate"/>
       </w:r>
       <w:r>
-        <w:t>23</w:t>
+        <w:t>24</w:t>
       </w:r>
       <w:r>
         <w:fldChar w:fldCharType="end"/>
@@ -2846,7 +2934,7 @@
         <w:fldChar w:fldCharType="begin"/>
       </w:r>
       <w:r>
-        <w:instrText xml:space="preserve"> HYPERLINK \l _Toc29897 </w:instrText>
+        <w:instrText xml:space="preserve"> HYPERLINK \l _Toc10250 </w:instrText>
       </w:r>
       <w:r>
         <w:fldChar w:fldCharType="separate"/>
@@ -2864,13 +2952,13 @@
         <w:fldChar w:fldCharType="begin"/>
       </w:r>
       <w:r>
-        <w:instrText xml:space="preserve"> PAGEREF _Toc29897 \h </w:instrText>
+        <w:instrText xml:space="preserve"> PAGEREF _Toc10250 \h </w:instrText>
       </w:r>
       <w:r>
         <w:fldChar w:fldCharType="separate"/>
       </w:r>
       <w:r>
-        <w:t>23</w:t>
+        <w:t>24</w:t>
       </w:r>
       <w:r>
         <w:fldChar w:fldCharType="end"/>
@@ -2890,7 +2978,7 @@
         <w:fldChar w:fldCharType="begin"/>
       </w:r>
       <w:r>
-        <w:instrText xml:space="preserve"> HYPERLINK \l _Toc12529 </w:instrText>
+        <w:instrText xml:space="preserve"> HYPERLINK \l _Toc16664 </w:instrText>
       </w:r>
       <w:r>
         <w:fldChar w:fldCharType="separate"/>
@@ -2908,13 +2996,13 @@
         <w:fldChar w:fldCharType="begin"/>
       </w:r>
       <w:r>
-        <w:instrText xml:space="preserve"> PAGEREF _Toc12529 \h </w:instrText>
+        <w:instrText xml:space="preserve"> PAGEREF _Toc16664 \h </w:instrText>
       </w:r>
       <w:r>
         <w:fldChar w:fldCharType="separate"/>
       </w:r>
       <w:r>
-        <w:t>24</w:t>
+        <w:t>25</w:t>
       </w:r>
       <w:r>
         <w:fldChar w:fldCharType="end"/>
@@ -2934,7 +3022,7 @@
         <w:fldChar w:fldCharType="begin"/>
       </w:r>
       <w:r>
-        <w:instrText xml:space="preserve"> HYPERLINK \l _Toc32334 </w:instrText>
+        <w:instrText xml:space="preserve"> HYPERLINK \l _Toc11998 </w:instrText>
       </w:r>
       <w:r>
         <w:fldChar w:fldCharType="separate"/>
@@ -2952,13 +3040,13 @@
         <w:fldChar w:fldCharType="begin"/>
       </w:r>
       <w:r>
-        <w:instrText xml:space="preserve"> PAGEREF _Toc32334 \h </w:instrText>
+        <w:instrText xml:space="preserve"> PAGEREF _Toc11998 \h </w:instrText>
       </w:r>
       <w:r>
         <w:fldChar w:fldCharType="separate"/>
       </w:r>
       <w:r>
-        <w:t>24</w:t>
+        <w:t>25</w:t>
       </w:r>
       <w:r>
         <w:fldChar w:fldCharType="end"/>
@@ -2978,7 +3066,7 @@
         <w:fldChar w:fldCharType="begin"/>
       </w:r>
       <w:r>
-        <w:instrText xml:space="preserve"> HYPERLINK \l _Toc31465 </w:instrText>
+        <w:instrText xml:space="preserve"> HYPERLINK \l _Toc10726 </w:instrText>
       </w:r>
       <w:r>
         <w:fldChar w:fldCharType="separate"/>
@@ -2996,13 +3084,13 @@
         <w:fldChar w:fldCharType="begin"/>
       </w:r>
       <w:r>
-        <w:instrText xml:space="preserve"> PAGEREF _Toc31465 \h </w:instrText>
+        <w:instrText xml:space="preserve"> PAGEREF _Toc10726 \h </w:instrText>
       </w:r>
       <w:r>
         <w:fldChar w:fldCharType="separate"/>
       </w:r>
       <w:r>
-        <w:t>24</w:t>
+        <w:t>25</w:t>
       </w:r>
       <w:r>
         <w:fldChar w:fldCharType="end"/>
@@ -3022,7 +3110,7 @@
         <w:fldChar w:fldCharType="begin"/>
       </w:r>
       <w:r>
-        <w:instrText xml:space="preserve"> HYPERLINK \l _Toc22643 </w:instrText>
+        <w:instrText xml:space="preserve"> HYPERLINK \l _Toc24114 </w:instrText>
       </w:r>
       <w:r>
         <w:fldChar w:fldCharType="separate"/>
@@ -3040,13 +3128,13 @@
         <w:fldChar w:fldCharType="begin"/>
       </w:r>
       <w:r>
-        <w:instrText xml:space="preserve"> PAGEREF _Toc22643 \h </w:instrText>
+        <w:instrText xml:space="preserve"> PAGEREF _Toc24114 \h </w:instrText>
       </w:r>
       <w:r>
         <w:fldChar w:fldCharType="separate"/>
       </w:r>
       <w:r>
-        <w:t>24</w:t>
+        <w:t>25</w:t>
       </w:r>
       <w:r>
         <w:fldChar w:fldCharType="end"/>
@@ -3066,7 +3154,7 @@
         <w:fldChar w:fldCharType="begin"/>
       </w:r>
       <w:r>
-        <w:instrText xml:space="preserve"> HYPERLINK \l _Toc370 </w:instrText>
+        <w:instrText xml:space="preserve"> HYPERLINK \l _Toc14805 </w:instrText>
       </w:r>
       <w:r>
         <w:fldChar w:fldCharType="separate"/>
@@ -3084,13 +3172,13 @@
         <w:fldChar w:fldCharType="begin"/>
       </w:r>
       <w:r>
-        <w:instrText xml:space="preserve"> PAGEREF _Toc370 \h </w:instrText>
+        <w:instrText xml:space="preserve"> PAGEREF _Toc14805 \h </w:instrText>
       </w:r>
       <w:r>
         <w:fldChar w:fldCharType="separate"/>
       </w:r>
       <w:r>
-        <w:t>25</w:t>
+        <w:t>26</w:t>
       </w:r>
       <w:r>
         <w:fldChar w:fldCharType="end"/>
@@ -3110,7 +3198,7 @@
         <w:fldChar w:fldCharType="begin"/>
       </w:r>
       <w:r>
-        <w:instrText xml:space="preserve"> HYPERLINK \l _Toc20106 </w:instrText>
+        <w:instrText xml:space="preserve"> HYPERLINK \l _Toc17219 </w:instrText>
       </w:r>
       <w:r>
         <w:fldChar w:fldCharType="separate"/>
@@ -3128,13 +3216,13 @@
         <w:fldChar w:fldCharType="begin"/>
       </w:r>
       <w:r>
-        <w:instrText xml:space="preserve"> PAGEREF _Toc20106 \h </w:instrText>
+        <w:instrText xml:space="preserve"> PAGEREF _Toc17219 \h </w:instrText>
       </w:r>
       <w:r>
         <w:fldChar w:fldCharType="separate"/>
       </w:r>
       <w:r>
-        <w:t>26</w:t>
+        <w:t>27</w:t>
       </w:r>
       <w:r>
         <w:fldChar w:fldCharType="end"/>
@@ -3154,7 +3242,7 @@
         <w:fldChar w:fldCharType="begin"/>
       </w:r>
       <w:r>
-        <w:instrText xml:space="preserve"> HYPERLINK \l _Toc10294 </w:instrText>
+        <w:instrText xml:space="preserve"> HYPERLINK \l _Toc40 </w:instrText>
       </w:r>
       <w:r>
         <w:fldChar w:fldCharType="separate"/>
@@ -3172,13 +3260,13 @@
         <w:fldChar w:fldCharType="begin"/>
       </w:r>
       <w:r>
-        <w:instrText xml:space="preserve"> PAGEREF _Toc10294 \h </w:instrText>
+        <w:instrText xml:space="preserve"> PAGEREF _Toc40 \h </w:instrText>
       </w:r>
       <w:r>
         <w:fldChar w:fldCharType="separate"/>
       </w:r>
       <w:r>
-        <w:t>27</w:t>
+        <w:t>28</w:t>
       </w:r>
       <w:r>
         <w:fldChar w:fldCharType="end"/>
@@ -3198,7 +3286,7 @@
         <w:fldChar w:fldCharType="begin"/>
       </w:r>
       <w:r>
-        <w:instrText xml:space="preserve"> HYPERLINK \l _Toc19659 </w:instrText>
+        <w:instrText xml:space="preserve"> HYPERLINK \l _Toc29533 </w:instrText>
       </w:r>
       <w:r>
         <w:fldChar w:fldCharType="separate"/>
@@ -3216,13 +3304,13 @@
         <w:fldChar w:fldCharType="begin"/>
       </w:r>
       <w:r>
-        <w:instrText xml:space="preserve"> PAGEREF _Toc19659 \h </w:instrText>
+        <w:instrText xml:space="preserve"> PAGEREF _Toc29533 \h </w:instrText>
       </w:r>
       <w:r>
         <w:fldChar w:fldCharType="separate"/>
       </w:r>
       <w:r>
-        <w:t>27</w:t>
+        <w:t>28</w:t>
       </w:r>
       <w:r>
         <w:fldChar w:fldCharType="end"/>
@@ -3242,7 +3330,7 @@
         <w:fldChar w:fldCharType="begin"/>
       </w:r>
       <w:r>
-        <w:instrText xml:space="preserve"> HYPERLINK \l _Toc11504 </w:instrText>
+        <w:instrText xml:space="preserve"> HYPERLINK \l _Toc15297 </w:instrText>
       </w:r>
       <w:r>
         <w:fldChar w:fldCharType="separate"/>
@@ -3260,13 +3348,13 @@
         <w:fldChar w:fldCharType="begin"/>
       </w:r>
       <w:r>
-        <w:instrText xml:space="preserve"> PAGEREF _Toc11504 \h </w:instrText>
+        <w:instrText xml:space="preserve"> PAGEREF _Toc15297 \h </w:instrText>
       </w:r>
       <w:r>
         <w:fldChar w:fldCharType="separate"/>
       </w:r>
       <w:r>
-        <w:t>27</w:t>
+        <w:t>28</w:t>
       </w:r>
       <w:r>
         <w:fldChar w:fldCharType="end"/>
@@ -3286,7 +3374,7 @@
         <w:fldChar w:fldCharType="begin"/>
       </w:r>
       <w:r>
-        <w:instrText xml:space="preserve"> HYPERLINK \l _Toc15041 </w:instrText>
+        <w:instrText xml:space="preserve"> HYPERLINK \l _Toc23932 </w:instrText>
       </w:r>
       <w:r>
         <w:fldChar w:fldCharType="separate"/>
@@ -3304,13 +3392,13 @@
         <w:fldChar w:fldCharType="begin"/>
       </w:r>
       <w:r>
-        <w:instrText xml:space="preserve"> PAGEREF _Toc15041 \h </w:instrText>
+        <w:instrText xml:space="preserve"> PAGEREF _Toc23932 \h </w:instrText>
       </w:r>
       <w:r>
         <w:fldChar w:fldCharType="separate"/>
       </w:r>
       <w:r>
-        <w:t>27</w:t>
+        <w:t>28</w:t>
       </w:r>
       <w:r>
         <w:fldChar w:fldCharType="end"/>
@@ -3330,7 +3418,7 @@
         <w:fldChar w:fldCharType="begin"/>
       </w:r>
       <w:r>
-        <w:instrText xml:space="preserve"> HYPERLINK \l _Toc32445 </w:instrText>
+        <w:instrText xml:space="preserve"> HYPERLINK \l _Toc9418 </w:instrText>
       </w:r>
       <w:r>
         <w:fldChar w:fldCharType="separate"/>
@@ -3348,13 +3436,13 @@
         <w:fldChar w:fldCharType="begin"/>
       </w:r>
       <w:r>
-        <w:instrText xml:space="preserve"> PAGEREF _Toc32445 \h </w:instrText>
+        <w:instrText xml:space="preserve"> PAGEREF _Toc9418 \h </w:instrText>
       </w:r>
       <w:r>
         <w:fldChar w:fldCharType="separate"/>
       </w:r>
       <w:r>
-        <w:t>28</w:t>
+        <w:t>29</w:t>
       </w:r>
       <w:r>
         <w:fldChar w:fldCharType="end"/>
@@ -3374,7 +3462,7 @@
         <w:fldChar w:fldCharType="begin"/>
       </w:r>
       <w:r>
-        <w:instrText xml:space="preserve"> HYPERLINK \l _Toc16876 </w:instrText>
+        <w:instrText xml:space="preserve"> HYPERLINK \l _Toc12753 </w:instrText>
       </w:r>
       <w:r>
         <w:fldChar w:fldCharType="separate"/>
@@ -3392,13 +3480,13 @@
         <w:fldChar w:fldCharType="begin"/>
       </w:r>
       <w:r>
-        <w:instrText xml:space="preserve"> PAGEREF _Toc16876 \h </w:instrText>
+        <w:instrText xml:space="preserve"> PAGEREF _Toc12753 \h </w:instrText>
       </w:r>
       <w:r>
         <w:fldChar w:fldCharType="separate"/>
       </w:r>
       <w:r>
-        <w:t>28</w:t>
+        <w:t>29</w:t>
       </w:r>
       <w:r>
         <w:fldChar w:fldCharType="end"/>
@@ -3418,7 +3506,7 @@
         <w:fldChar w:fldCharType="begin"/>
       </w:r>
       <w:r>
-        <w:instrText xml:space="preserve"> HYPERLINK \l _Toc1193 </w:instrText>
+        <w:instrText xml:space="preserve"> HYPERLINK \l _Toc26775 </w:instrText>
       </w:r>
       <w:r>
         <w:fldChar w:fldCharType="separate"/>
@@ -3436,13 +3524,13 @@
         <w:fldChar w:fldCharType="begin"/>
       </w:r>
       <w:r>
-        <w:instrText xml:space="preserve"> PAGEREF _Toc1193 \h </w:instrText>
+        <w:instrText xml:space="preserve"> PAGEREF _Toc26775 \h </w:instrText>
       </w:r>
       <w:r>
         <w:fldChar w:fldCharType="separate"/>
       </w:r>
       <w:r>
-        <w:t>28</w:t>
+        <w:t>29</w:t>
       </w:r>
       <w:r>
         <w:fldChar w:fldCharType="end"/>
@@ -3462,7 +3550,7 @@
         <w:fldChar w:fldCharType="begin"/>
       </w:r>
       <w:r>
-        <w:instrText xml:space="preserve"> HYPERLINK \l _Toc10888 </w:instrText>
+        <w:instrText xml:space="preserve"> HYPERLINK \l _Toc22183 </w:instrText>
       </w:r>
       <w:r>
         <w:fldChar w:fldCharType="separate"/>
@@ -3480,13 +3568,13 @@
         <w:fldChar w:fldCharType="begin"/>
       </w:r>
       <w:r>
-        <w:instrText xml:space="preserve"> PAGEREF _Toc10888 \h </w:instrText>
+        <w:instrText xml:space="preserve"> PAGEREF _Toc22183 \h </w:instrText>
       </w:r>
       <w:r>
         <w:fldChar w:fldCharType="separate"/>
       </w:r>
       <w:r>
-        <w:t>28</w:t>
+        <w:t>29</w:t>
       </w:r>
       <w:r>
         <w:fldChar w:fldCharType="end"/>
@@ -3506,7 +3594,7 @@
         <w:fldChar w:fldCharType="begin"/>
       </w:r>
       <w:r>
-        <w:instrText xml:space="preserve"> HYPERLINK \l _Toc30163 </w:instrText>
+        <w:instrText xml:space="preserve"> HYPERLINK \l _Toc4482 </w:instrText>
       </w:r>
       <w:r>
         <w:fldChar w:fldCharType="separate"/>
@@ -3524,13 +3612,13 @@
         <w:fldChar w:fldCharType="begin"/>
       </w:r>
       <w:r>
-        <w:instrText xml:space="preserve"> PAGEREF _Toc30163 \h </w:instrText>
+        <w:instrText xml:space="preserve"> PAGEREF _Toc4482 \h </w:instrText>
       </w:r>
       <w:r>
         <w:fldChar w:fldCharType="separate"/>
       </w:r>
       <w:r>
-        <w:t>29</w:t>
+        <w:t>30</w:t>
       </w:r>
       <w:r>
         <w:fldChar w:fldCharType="end"/>
@@ -3550,7 +3638,7 @@
         <w:fldChar w:fldCharType="begin"/>
       </w:r>
       <w:r>
-        <w:instrText xml:space="preserve"> HYPERLINK \l _Toc1963 </w:instrText>
+        <w:instrText xml:space="preserve"> HYPERLINK \l _Toc23868 </w:instrText>
       </w:r>
       <w:r>
         <w:fldChar w:fldCharType="separate"/>
@@ -3568,13 +3656,13 @@
         <w:fldChar w:fldCharType="begin"/>
       </w:r>
       <w:r>
-        <w:instrText xml:space="preserve"> PAGEREF _Toc1963 \h </w:instrText>
+        <w:instrText xml:space="preserve"> PAGEREF _Toc23868 \h </w:instrText>
       </w:r>
       <w:r>
         <w:fldChar w:fldCharType="separate"/>
       </w:r>
       <w:r>
-        <w:t>29</w:t>
+        <w:t>30</w:t>
       </w:r>
       <w:r>
         <w:fldChar w:fldCharType="end"/>
@@ -3594,7 +3682,7 @@
         <w:fldChar w:fldCharType="begin"/>
       </w:r>
       <w:r>
-        <w:instrText xml:space="preserve"> HYPERLINK \l _Toc14250 </w:instrText>
+        <w:instrText xml:space="preserve"> HYPERLINK \l _Toc8924 </w:instrText>
       </w:r>
       <w:r>
         <w:fldChar w:fldCharType="separate"/>
@@ -3612,13 +3700,13 @@
         <w:fldChar w:fldCharType="begin"/>
       </w:r>
       <w:r>
-        <w:instrText xml:space="preserve"> PAGEREF _Toc14250 \h </w:instrText>
+        <w:instrText xml:space="preserve"> PAGEREF _Toc8924 \h </w:instrText>
       </w:r>
       <w:r>
         <w:fldChar w:fldCharType="separate"/>
       </w:r>
       <w:r>
-        <w:t>30</w:t>
+        <w:t>31</w:t>
       </w:r>
       <w:r>
         <w:fldChar w:fldCharType="end"/>
@@ -3638,7 +3726,7 @@
         <w:fldChar w:fldCharType="begin"/>
       </w:r>
       <w:r>
-        <w:instrText xml:space="preserve"> HYPERLINK \l _Toc29960 </w:instrText>
+        <w:instrText xml:space="preserve"> HYPERLINK \l _Toc16004 </w:instrText>
       </w:r>
       <w:r>
         <w:fldChar w:fldCharType="separate"/>
@@ -3656,13 +3744,13 @@
         <w:fldChar w:fldCharType="begin"/>
       </w:r>
       <w:r>
-        <w:instrText xml:space="preserve"> PAGEREF _Toc29960 \h </w:instrText>
+        <w:instrText xml:space="preserve"> PAGEREF _Toc16004 \h </w:instrText>
       </w:r>
       <w:r>
         <w:fldChar w:fldCharType="separate"/>
       </w:r>
       <w:r>
-        <w:t>30</w:t>
+        <w:t>31</w:t>
       </w:r>
       <w:r>
         <w:fldChar w:fldCharType="end"/>
@@ -3682,7 +3770,7 @@
         <w:fldChar w:fldCharType="begin"/>
       </w:r>
       <w:r>
-        <w:instrText xml:space="preserve"> HYPERLINK \l _Toc6922 </w:instrText>
+        <w:instrText xml:space="preserve"> HYPERLINK \l _Toc12579 </w:instrText>
       </w:r>
       <w:r>
         <w:fldChar w:fldCharType="separate"/>
@@ -3700,13 +3788,13 @@
         <w:fldChar w:fldCharType="begin"/>
       </w:r>
       <w:r>
-        <w:instrText xml:space="preserve"> PAGEREF _Toc6922 \h </w:instrText>
+        <w:instrText xml:space="preserve"> PAGEREF _Toc12579 \h </w:instrText>
       </w:r>
       <w:r>
         <w:fldChar w:fldCharType="separate"/>
       </w:r>
       <w:r>
-        <w:t>30</w:t>
+        <w:t>31</w:t>
       </w:r>
       <w:r>
         <w:fldChar w:fldCharType="end"/>
@@ -3726,7 +3814,7 @@
         <w:fldChar w:fldCharType="begin"/>
       </w:r>
       <w:r>
-        <w:instrText xml:space="preserve"> HYPERLINK \l _Toc31775 </w:instrText>
+        <w:instrText xml:space="preserve"> HYPERLINK \l _Toc9975 </w:instrText>
       </w:r>
       <w:r>
         <w:fldChar w:fldCharType="separate"/>
@@ -3744,13 +3832,13 @@
         <w:fldChar w:fldCharType="begin"/>
       </w:r>
       <w:r>
-        <w:instrText xml:space="preserve"> PAGEREF _Toc31775 \h </w:instrText>
+        <w:instrText xml:space="preserve"> PAGEREF _Toc9975 \h </w:instrText>
       </w:r>
       <w:r>
         <w:fldChar w:fldCharType="separate"/>
       </w:r>
       <w:r>
-        <w:t>30</w:t>
+        <w:t>31</w:t>
       </w:r>
       <w:r>
         <w:fldChar w:fldCharType="end"/>
@@ -3770,7 +3858,7 @@
         <w:fldChar w:fldCharType="begin"/>
       </w:r>
       <w:r>
-        <w:instrText xml:space="preserve"> HYPERLINK \l _Toc22338 </w:instrText>
+        <w:instrText xml:space="preserve"> HYPERLINK \l _Toc16662 </w:instrText>
       </w:r>
       <w:r>
         <w:fldChar w:fldCharType="separate"/>
@@ -3788,13 +3876,13 @@
         <w:fldChar w:fldCharType="begin"/>
       </w:r>
       <w:r>
-        <w:instrText xml:space="preserve"> PAGEREF _Toc22338 \h </w:instrText>
+        <w:instrText xml:space="preserve"> PAGEREF _Toc16662 \h </w:instrText>
       </w:r>
       <w:r>
         <w:fldChar w:fldCharType="separate"/>
       </w:r>
       <w:r>
-        <w:t>30</w:t>
+        <w:t>31</w:t>
       </w:r>
       <w:r>
         <w:fldChar w:fldCharType="end"/>
@@ -3814,7 +3902,7 @@
         <w:fldChar w:fldCharType="begin"/>
       </w:r>
       <w:r>
-        <w:instrText xml:space="preserve"> HYPERLINK \l _Toc9124 </w:instrText>
+        <w:instrText xml:space="preserve"> HYPERLINK \l _Toc4566 </w:instrText>
       </w:r>
       <w:r>
         <w:fldChar w:fldCharType="separate"/>
@@ -3832,13 +3920,13 @@
         <w:fldChar w:fldCharType="begin"/>
       </w:r>
       <w:r>
-        <w:instrText xml:space="preserve"> PAGEREF _Toc9124 \h </w:instrText>
+        <w:instrText xml:space="preserve"> PAGEREF _Toc4566 \h </w:instrText>
       </w:r>
       <w:r>
         <w:fldChar w:fldCharType="separate"/>
       </w:r>
       <w:r>
-        <w:t>30</w:t>
+        <w:t>31</w:t>
       </w:r>
       <w:r>
         <w:fldChar w:fldCharType="end"/>
@@ -3858,7 +3946,7 @@
         <w:fldChar w:fldCharType="begin"/>
       </w:r>
       <w:r>
-        <w:instrText xml:space="preserve"> HYPERLINK \l _Toc23114 </w:instrText>
+        <w:instrText xml:space="preserve"> HYPERLINK \l _Toc19566 </w:instrText>
       </w:r>
       <w:r>
         <w:fldChar w:fldCharType="separate"/>
@@ -3876,13 +3964,13 @@
         <w:fldChar w:fldCharType="begin"/>
       </w:r>
       <w:r>
-        <w:instrText xml:space="preserve"> PAGEREF _Toc23114 \h </w:instrText>
+        <w:instrText xml:space="preserve"> PAGEREF _Toc19566 \h </w:instrText>
       </w:r>
       <w:r>
         <w:fldChar w:fldCharType="separate"/>
       </w:r>
       <w:r>
-        <w:t>31</w:t>
+        <w:t>32</w:t>
       </w:r>
       <w:r>
         <w:fldChar w:fldCharType="end"/>
@@ -3902,7 +3990,7 @@
         <w:fldChar w:fldCharType="begin"/>
       </w:r>
       <w:r>
-        <w:instrText xml:space="preserve"> HYPERLINK \l _Toc865 </w:instrText>
+        <w:instrText xml:space="preserve"> HYPERLINK \l _Toc14219 </w:instrText>
       </w:r>
       <w:r>
         <w:fldChar w:fldCharType="separate"/>
@@ -3920,13 +4008,13 @@
         <w:fldChar w:fldCharType="begin"/>
       </w:r>
       <w:r>
-        <w:instrText xml:space="preserve"> PAGEREF _Toc865 \h </w:instrText>
+        <w:instrText xml:space="preserve"> PAGEREF _Toc14219 \h </w:instrText>
       </w:r>
       <w:r>
         <w:fldChar w:fldCharType="separate"/>
       </w:r>
       <w:r>
-        <w:t>31</w:t>
+        <w:t>32</w:t>
       </w:r>
       <w:r>
         <w:fldChar w:fldCharType="end"/>
@@ -3946,7 +4034,7 @@
         <w:fldChar w:fldCharType="begin"/>
       </w:r>
       <w:r>
-        <w:instrText xml:space="preserve"> HYPERLINK \l _Toc32694 </w:instrText>
+        <w:instrText xml:space="preserve"> HYPERLINK \l _Toc313 </w:instrText>
       </w:r>
       <w:r>
         <w:fldChar w:fldCharType="separate"/>
@@ -3964,13 +4052,13 @@
         <w:fldChar w:fldCharType="begin"/>
       </w:r>
       <w:r>
-        <w:instrText xml:space="preserve"> PAGEREF _Toc32694 \h </w:instrText>
+        <w:instrText xml:space="preserve"> PAGEREF _Toc313 \h </w:instrText>
       </w:r>
       <w:r>
         <w:fldChar w:fldCharType="separate"/>
       </w:r>
       <w:r>
-        <w:t>33</w:t>
+        <w:t>34</w:t>
       </w:r>
       <w:r>
         <w:fldChar w:fldCharType="end"/>
@@ -3990,7 +4078,7 @@
         <w:fldChar w:fldCharType="begin"/>
       </w:r>
       <w:r>
-        <w:instrText xml:space="preserve"> HYPERLINK \l _Toc18397 </w:instrText>
+        <w:instrText xml:space="preserve"> HYPERLINK \l _Toc12301 </w:instrText>
       </w:r>
       <w:r>
         <w:fldChar w:fldCharType="separate"/>
@@ -4008,13 +4096,13 @@
         <w:fldChar w:fldCharType="begin"/>
       </w:r>
       <w:r>
-        <w:instrText xml:space="preserve"> PAGEREF _Toc18397 \h </w:instrText>
+        <w:instrText xml:space="preserve"> PAGEREF _Toc12301 \h </w:instrText>
       </w:r>
       <w:r>
         <w:fldChar w:fldCharType="separate"/>
       </w:r>
       <w:r>
-        <w:t>33</w:t>
+        <w:t>34</w:t>
       </w:r>
       <w:r>
         <w:fldChar w:fldCharType="end"/>
@@ -4034,7 +4122,7 @@
         <w:fldChar w:fldCharType="begin"/>
       </w:r>
       <w:r>
-        <w:instrText xml:space="preserve"> HYPERLINK \l _Toc3108 </w:instrText>
+        <w:instrText xml:space="preserve"> HYPERLINK \l _Toc14634 </w:instrText>
       </w:r>
       <w:r>
         <w:fldChar w:fldCharType="separate"/>
@@ -4052,13 +4140,13 @@
         <w:fldChar w:fldCharType="begin"/>
       </w:r>
       <w:r>
-        <w:instrText xml:space="preserve"> PAGEREF _Toc3108 \h </w:instrText>
+        <w:instrText xml:space="preserve"> PAGEREF _Toc14634 \h </w:instrText>
       </w:r>
       <w:r>
         <w:fldChar w:fldCharType="separate"/>
       </w:r>
       <w:r>
-        <w:t>33</w:t>
+        <w:t>34</w:t>
       </w:r>
       <w:r>
         <w:fldChar w:fldCharType="end"/>
@@ -4078,7 +4166,7 @@
         <w:fldChar w:fldCharType="begin"/>
       </w:r>
       <w:r>
-        <w:instrText xml:space="preserve"> HYPERLINK \l _Toc11408 </w:instrText>
+        <w:instrText xml:space="preserve"> HYPERLINK \l _Toc29045 </w:instrText>
       </w:r>
       <w:r>
         <w:fldChar w:fldCharType="separate"/>
@@ -4096,13 +4184,13 @@
         <w:fldChar w:fldCharType="begin"/>
       </w:r>
       <w:r>
-        <w:instrText xml:space="preserve"> PAGEREF _Toc11408 \h </w:instrText>
+        <w:instrText xml:space="preserve"> PAGEREF _Toc29045 \h </w:instrText>
       </w:r>
       <w:r>
         <w:fldChar w:fldCharType="separate"/>
       </w:r>
       <w:r>
-        <w:t>33</w:t>
+        <w:t>34</w:t>
       </w:r>
       <w:r>
         <w:fldChar w:fldCharType="end"/>
@@ -4122,7 +4210,7 @@
         <w:fldChar w:fldCharType="begin"/>
       </w:r>
       <w:r>
-        <w:instrText xml:space="preserve"> HYPERLINK \l _Toc31030 </w:instrText>
+        <w:instrText xml:space="preserve"> HYPERLINK \l _Toc20578 </w:instrText>
       </w:r>
       <w:r>
         <w:fldChar w:fldCharType="separate"/>
@@ -4140,13 +4228,13 @@
         <w:fldChar w:fldCharType="begin"/>
       </w:r>
       <w:r>
-        <w:instrText xml:space="preserve"> PAGEREF _Toc31030 \h </w:instrText>
+        <w:instrText xml:space="preserve"> PAGEREF _Toc20578 \h </w:instrText>
       </w:r>
       <w:r>
         <w:fldChar w:fldCharType="separate"/>
       </w:r>
       <w:r>
-        <w:t>34</w:t>
+        <w:t>35</w:t>
       </w:r>
       <w:r>
         <w:fldChar w:fldCharType="end"/>
@@ -4166,7 +4254,7 @@
         <w:fldChar w:fldCharType="begin"/>
       </w:r>
       <w:r>
-        <w:instrText xml:space="preserve"> HYPERLINK \l _Toc26738 </w:instrText>
+        <w:instrText xml:space="preserve"> HYPERLINK \l _Toc21539 </w:instrText>
       </w:r>
       <w:r>
         <w:fldChar w:fldCharType="separate"/>
@@ -4184,13 +4272,13 @@
         <w:fldChar w:fldCharType="begin"/>
       </w:r>
       <w:r>
-        <w:instrText xml:space="preserve"> PAGEREF _Toc26738 \h </w:instrText>
+        <w:instrText xml:space="preserve"> PAGEREF _Toc21539 \h </w:instrText>
       </w:r>
       <w:r>
         <w:fldChar w:fldCharType="separate"/>
       </w:r>
       <w:r>
-        <w:t>34</w:t>
+        <w:t>35</w:t>
       </w:r>
       <w:r>
         <w:fldChar w:fldCharType="end"/>
@@ -4210,7 +4298,7 @@
         <w:fldChar w:fldCharType="begin"/>
       </w:r>
       <w:r>
-        <w:instrText xml:space="preserve"> HYPERLINK \l _Toc15970 </w:instrText>
+        <w:instrText xml:space="preserve"> HYPERLINK \l _Toc32631 </w:instrText>
       </w:r>
       <w:r>
         <w:fldChar w:fldCharType="separate"/>
@@ -4228,13 +4316,13 @@
         <w:fldChar w:fldCharType="begin"/>
       </w:r>
       <w:r>
-        <w:instrText xml:space="preserve"> PAGEREF _Toc15970 \h </w:instrText>
+        <w:instrText xml:space="preserve"> PAGEREF _Toc32631 \h </w:instrText>
       </w:r>
       <w:r>
         <w:fldChar w:fldCharType="separate"/>
       </w:r>
       <w:r>
-        <w:t>34</w:t>
+        <w:t>35</w:t>
       </w:r>
       <w:r>
         <w:fldChar w:fldCharType="end"/>
@@ -4254,7 +4342,7 @@
         <w:fldChar w:fldCharType="begin"/>
       </w:r>
       <w:r>
-        <w:instrText xml:space="preserve"> HYPERLINK \l _Toc10264 </w:instrText>
+        <w:instrText xml:space="preserve"> HYPERLINK \l _Toc20774 </w:instrText>
       </w:r>
       <w:r>
         <w:fldChar w:fldCharType="separate"/>
@@ -4272,13 +4360,13 @@
         <w:fldChar w:fldCharType="begin"/>
       </w:r>
       <w:r>
-        <w:instrText xml:space="preserve"> PAGEREF _Toc10264 \h </w:instrText>
+        <w:instrText xml:space="preserve"> PAGEREF _Toc20774 \h </w:instrText>
       </w:r>
       <w:r>
         <w:fldChar w:fldCharType="separate"/>
       </w:r>
       <w:r>
-        <w:t>34</w:t>
+        <w:t>35</w:t>
       </w:r>
       <w:r>
         <w:fldChar w:fldCharType="end"/>
@@ -4298,7 +4386,7 @@
         <w:fldChar w:fldCharType="begin"/>
       </w:r>
       <w:r>
-        <w:instrText xml:space="preserve"> HYPERLINK \l _Toc25872 </w:instrText>
+        <w:instrText xml:space="preserve"> HYPERLINK \l _Toc15047 </w:instrText>
       </w:r>
       <w:r>
         <w:fldChar w:fldCharType="separate"/>
@@ -4316,13 +4404,13 @@
         <w:fldChar w:fldCharType="begin"/>
       </w:r>
       <w:r>
-        <w:instrText xml:space="preserve"> PAGEREF _Toc25872 \h </w:instrText>
+        <w:instrText xml:space="preserve"> PAGEREF _Toc15047 \h </w:instrText>
       </w:r>
       <w:r>
         <w:fldChar w:fldCharType="separate"/>
       </w:r>
       <w:r>
-        <w:t>35</w:t>
+        <w:t>36</w:t>
       </w:r>
       <w:r>
         <w:fldChar w:fldCharType="end"/>
@@ -4342,7 +4430,7 @@
         <w:fldChar w:fldCharType="begin"/>
       </w:r>
       <w:r>
-        <w:instrText xml:space="preserve"> HYPERLINK \l _Toc18891 </w:instrText>
+        <w:instrText xml:space="preserve"> HYPERLINK \l _Toc5316 </w:instrText>
       </w:r>
       <w:r>
         <w:fldChar w:fldCharType="separate"/>
@@ -4360,13 +4448,13 @@
         <w:fldChar w:fldCharType="begin"/>
       </w:r>
       <w:r>
-        <w:instrText xml:space="preserve"> PAGEREF _Toc18891 \h </w:instrText>
+        <w:instrText xml:space="preserve"> PAGEREF _Toc5316 \h </w:instrText>
       </w:r>
       <w:r>
         <w:fldChar w:fldCharType="separate"/>
       </w:r>
       <w:r>
-        <w:t>35</w:t>
+        <w:t>36</w:t>
       </w:r>
       <w:r>
         <w:fldChar w:fldCharType="end"/>
@@ -4386,7 +4474,7 @@
         <w:fldChar w:fldCharType="begin"/>
       </w:r>
       <w:r>
-        <w:instrText xml:space="preserve"> HYPERLINK \l _Toc27363 </w:instrText>
+        <w:instrText xml:space="preserve"> HYPERLINK \l _Toc26975 </w:instrText>
       </w:r>
       <w:r>
         <w:fldChar w:fldCharType="separate"/>
@@ -4404,13 +4492,13 @@
         <w:fldChar w:fldCharType="begin"/>
       </w:r>
       <w:r>
-        <w:instrText xml:space="preserve"> PAGEREF _Toc27363 \h </w:instrText>
+        <w:instrText xml:space="preserve"> PAGEREF _Toc26975 \h </w:instrText>
       </w:r>
       <w:r>
         <w:fldChar w:fldCharType="separate"/>
       </w:r>
       <w:r>
-        <w:t>35</w:t>
+        <w:t>36</w:t>
       </w:r>
       <w:r>
         <w:fldChar w:fldCharType="end"/>
@@ -4430,7 +4518,7 @@
         <w:fldChar w:fldCharType="begin"/>
       </w:r>
       <w:r>
-        <w:instrText xml:space="preserve"> HYPERLINK \l _Toc29492 </w:instrText>
+        <w:instrText xml:space="preserve"> HYPERLINK \l _Toc3662 </w:instrText>
       </w:r>
       <w:r>
         <w:fldChar w:fldCharType="separate"/>
@@ -4448,13 +4536,13 @@
         <w:fldChar w:fldCharType="begin"/>
       </w:r>
       <w:r>
-        <w:instrText xml:space="preserve"> PAGEREF _Toc29492 \h </w:instrText>
+        <w:instrText xml:space="preserve"> PAGEREF _Toc3662 \h </w:instrText>
       </w:r>
       <w:r>
         <w:fldChar w:fldCharType="separate"/>
       </w:r>
       <w:r>
-        <w:t>37</w:t>
+        <w:t>38</w:t>
       </w:r>
       <w:r>
         <w:fldChar w:fldCharType="end"/>
@@ -4474,7 +4562,7 @@
         <w:fldChar w:fldCharType="begin"/>
       </w:r>
       <w:r>
-        <w:instrText xml:space="preserve"> HYPERLINK \l _Toc19236 </w:instrText>
+        <w:instrText xml:space="preserve"> HYPERLINK \l _Toc6126 </w:instrText>
       </w:r>
       <w:r>
         <w:fldChar w:fldCharType="separate"/>
@@ -4492,13 +4580,13 @@
         <w:fldChar w:fldCharType="begin"/>
       </w:r>
       <w:r>
-        <w:instrText xml:space="preserve"> PAGEREF _Toc19236 \h </w:instrText>
+        <w:instrText xml:space="preserve"> PAGEREF _Toc6126 \h </w:instrText>
       </w:r>
       <w:r>
         <w:fldChar w:fldCharType="separate"/>
       </w:r>
       <w:r>
-        <w:t>38</w:t>
+        <w:t>39</w:t>
       </w:r>
       <w:r>
         <w:fldChar w:fldCharType="end"/>
@@ -4518,7 +4606,7 @@
         <w:fldChar w:fldCharType="begin"/>
       </w:r>
       <w:r>
-        <w:instrText xml:space="preserve"> HYPERLINK \l _Toc5527 </w:instrText>
+        <w:instrText xml:space="preserve"> HYPERLINK \l _Toc12209 </w:instrText>
       </w:r>
       <w:r>
         <w:fldChar w:fldCharType="separate"/>
@@ -4536,13 +4624,13 @@
         <w:fldChar w:fldCharType="begin"/>
       </w:r>
       <w:r>
-        <w:instrText xml:space="preserve"> PAGEREF _Toc5527 \h </w:instrText>
+        <w:instrText xml:space="preserve"> PAGEREF _Toc12209 \h </w:instrText>
       </w:r>
       <w:r>
         <w:fldChar w:fldCharType="separate"/>
       </w:r>
       <w:r>
-        <w:t>38</w:t>
+        <w:t>39</w:t>
       </w:r>
       <w:r>
         <w:fldChar w:fldCharType="end"/>
@@ -4562,7 +4650,7 @@
         <w:fldChar w:fldCharType="begin"/>
       </w:r>
       <w:r>
-        <w:instrText xml:space="preserve"> HYPERLINK \l _Toc4262 </w:instrText>
+        <w:instrText xml:space="preserve"> HYPERLINK \l _Toc12462 </w:instrText>
       </w:r>
       <w:r>
         <w:fldChar w:fldCharType="separate"/>
@@ -4580,13 +4668,13 @@
         <w:fldChar w:fldCharType="begin"/>
       </w:r>
       <w:r>
-        <w:instrText xml:space="preserve"> PAGEREF _Toc4262 \h </w:instrText>
+        <w:instrText xml:space="preserve"> PAGEREF _Toc12462 \h </w:instrText>
       </w:r>
       <w:r>
         <w:fldChar w:fldCharType="separate"/>
       </w:r>
       <w:r>
-        <w:t>38</w:t>
+        <w:t>39</w:t>
       </w:r>
       <w:r>
         <w:fldChar w:fldCharType="end"/>
@@ -4606,7 +4694,7 @@
         <w:fldChar w:fldCharType="begin"/>
       </w:r>
       <w:r>
-        <w:instrText xml:space="preserve"> HYPERLINK \l _Toc23730 </w:instrText>
+        <w:instrText xml:space="preserve"> HYPERLINK \l _Toc25178 </w:instrText>
       </w:r>
       <w:r>
         <w:fldChar w:fldCharType="separate"/>
@@ -4624,13 +4712,13 @@
         <w:fldChar w:fldCharType="begin"/>
       </w:r>
       <w:r>
-        <w:instrText xml:space="preserve"> PAGEREF _Toc23730 \h </w:instrText>
+        <w:instrText xml:space="preserve"> PAGEREF _Toc25178 \h </w:instrText>
       </w:r>
       <w:r>
         <w:fldChar w:fldCharType="separate"/>
       </w:r>
       <w:r>
-        <w:t>38</w:t>
+        <w:t>39</w:t>
       </w:r>
       <w:r>
         <w:fldChar w:fldCharType="end"/>
@@ -4650,7 +4738,7 @@
         <w:fldChar w:fldCharType="begin"/>
       </w:r>
       <w:r>
-        <w:instrText xml:space="preserve"> HYPERLINK \l _Toc7064 </w:instrText>
+        <w:instrText xml:space="preserve"> HYPERLINK \l _Toc18206 </w:instrText>
       </w:r>
       <w:r>
         <w:fldChar w:fldCharType="separate"/>
@@ -4668,13 +4756,13 @@
         <w:fldChar w:fldCharType="begin"/>
       </w:r>
       <w:r>
-        <w:instrText xml:space="preserve"> PAGEREF _Toc7064 \h </w:instrText>
+        <w:instrText xml:space="preserve"> PAGEREF _Toc18206 \h </w:instrText>
       </w:r>
       <w:r>
         <w:fldChar w:fldCharType="separate"/>
       </w:r>
       <w:r>
-        <w:t>38</w:t>
+        <w:t>39</w:t>
       </w:r>
       <w:r>
         <w:fldChar w:fldCharType="end"/>
@@ -4694,7 +4782,7 @@
         <w:fldChar w:fldCharType="begin"/>
       </w:r>
       <w:r>
-        <w:instrText xml:space="preserve"> HYPERLINK \l _Toc9653 </w:instrText>
+        <w:instrText xml:space="preserve"> HYPERLINK \l _Toc9318 </w:instrText>
       </w:r>
       <w:r>
         <w:fldChar w:fldCharType="separate"/>
@@ -4712,13 +4800,13 @@
         <w:fldChar w:fldCharType="begin"/>
       </w:r>
       <w:r>
-        <w:instrText xml:space="preserve"> PAGEREF _Toc9653 \h </w:instrText>
+        <w:instrText xml:space="preserve"> PAGEREF _Toc9318 \h </w:instrText>
       </w:r>
       <w:r>
         <w:fldChar w:fldCharType="separate"/>
       </w:r>
       <w:r>
-        <w:t>39</w:t>
+        <w:t>40</w:t>
       </w:r>
       <w:r>
         <w:fldChar w:fldCharType="end"/>
@@ -4738,7 +4826,7 @@
         <w:fldChar w:fldCharType="begin"/>
       </w:r>
       <w:r>
-        <w:instrText xml:space="preserve"> HYPERLINK \l _Toc25380 </w:instrText>
+        <w:instrText xml:space="preserve"> HYPERLINK \l _Toc16131 </w:instrText>
       </w:r>
       <w:r>
         <w:fldChar w:fldCharType="separate"/>
@@ -4756,13 +4844,13 @@
         <w:fldChar w:fldCharType="begin"/>
       </w:r>
       <w:r>
-        <w:instrText xml:space="preserve"> PAGEREF _Toc25380 \h </w:instrText>
+        <w:instrText xml:space="preserve"> PAGEREF _Toc16131 \h </w:instrText>
       </w:r>
       <w:r>
         <w:fldChar w:fldCharType="separate"/>
       </w:r>
       <w:r>
-        <w:t>39</w:t>
+        <w:t>40</w:t>
       </w:r>
       <w:r>
         <w:fldChar w:fldCharType="end"/>
@@ -4782,7 +4870,7 @@
         <w:fldChar w:fldCharType="begin"/>
       </w:r>
       <w:r>
-        <w:instrText xml:space="preserve"> HYPERLINK \l _Toc18167 </w:instrText>
+        <w:instrText xml:space="preserve"> HYPERLINK \l _Toc6203 </w:instrText>
       </w:r>
       <w:r>
         <w:fldChar w:fldCharType="separate"/>
@@ -4800,13 +4888,13 @@
         <w:fldChar w:fldCharType="begin"/>
       </w:r>
       <w:r>
-        <w:instrText xml:space="preserve"> PAGEREF _Toc18167 \h </w:instrText>
+        <w:instrText xml:space="preserve"> PAGEREF _Toc6203 \h </w:instrText>
       </w:r>
       <w:r>
         <w:fldChar w:fldCharType="separate"/>
       </w:r>
       <w:r>
-        <w:t>40</w:t>
+        <w:t>41</w:t>
       </w:r>
       <w:r>
         <w:fldChar w:fldCharType="end"/>
@@ -4826,7 +4914,7 @@
         <w:fldChar w:fldCharType="begin"/>
       </w:r>
       <w:r>
-        <w:instrText xml:space="preserve"> HYPERLINK \l _Toc30925 </w:instrText>
+        <w:instrText xml:space="preserve"> HYPERLINK \l _Toc4116 </w:instrText>
       </w:r>
       <w:r>
         <w:fldChar w:fldCharType="separate"/>
@@ -4844,13 +4932,13 @@
         <w:fldChar w:fldCharType="begin"/>
       </w:r>
       <w:r>
-        <w:instrText xml:space="preserve"> PAGEREF _Toc30925 \h </w:instrText>
+        <w:instrText xml:space="preserve"> PAGEREF _Toc4116 \h </w:instrText>
       </w:r>
       <w:r>
         <w:fldChar w:fldCharType="separate"/>
       </w:r>
       <w:r>
-        <w:t>40</w:t>
+        <w:t>41</w:t>
       </w:r>
       <w:r>
         <w:fldChar w:fldCharType="end"/>
@@ -4870,7 +4958,7 @@
         <w:fldChar w:fldCharType="begin"/>
       </w:r>
       <w:r>
-        <w:instrText xml:space="preserve"> HYPERLINK \l _Toc30288 </w:instrText>
+        <w:instrText xml:space="preserve"> HYPERLINK \l _Toc25083 </w:instrText>
       </w:r>
       <w:r>
         <w:fldChar w:fldCharType="separate"/>
@@ -4888,13 +4976,13 @@
         <w:fldChar w:fldCharType="begin"/>
       </w:r>
       <w:r>
-        <w:instrText xml:space="preserve"> PAGEREF _Toc30288 \h </w:instrText>
+        <w:instrText xml:space="preserve"> PAGEREF _Toc25083 \h </w:instrText>
       </w:r>
       <w:r>
         <w:fldChar w:fldCharType="separate"/>
       </w:r>
       <w:r>
-        <w:t>40</w:t>
+        <w:t>41</w:t>
       </w:r>
       <w:r>
         <w:fldChar w:fldCharType="end"/>
@@ -4914,7 +5002,7 @@
         <w:fldChar w:fldCharType="begin"/>
       </w:r>
       <w:r>
-        <w:instrText xml:space="preserve"> HYPERLINK \l _Toc995 </w:instrText>
+        <w:instrText xml:space="preserve"> HYPERLINK \l _Toc13352 </w:instrText>
       </w:r>
       <w:r>
         <w:fldChar w:fldCharType="separate"/>
@@ -4932,13 +5020,13 @@
         <w:fldChar w:fldCharType="begin"/>
       </w:r>
       <w:r>
-        <w:instrText xml:space="preserve"> PAGEREF _Toc995 \h </w:instrText>
+        <w:instrText xml:space="preserve"> PAGEREF _Toc13352 \h </w:instrText>
       </w:r>
       <w:r>
         <w:fldChar w:fldCharType="separate"/>
       </w:r>
       <w:r>
-        <w:t>40</w:t>
+        <w:t>41</w:t>
       </w:r>
       <w:r>
         <w:fldChar w:fldCharType="end"/>
@@ -4977,7 +5065,7 @@
         <w:spacing w:before="200" w:after="360"/>
         <w:jc w:val="center"/>
       </w:pPr>
-      <w:bookmarkStart w:id="0" w:name="_Toc15118"/>
+      <w:bookmarkStart w:id="0" w:name="_Toc4271"/>
       <w:r>
         <w:rPr>
           <w:rFonts w:ascii="微软雅黑" w:hAnsi="微软雅黑" w:eastAsia="微软雅黑"/>
@@ -5011,7 +5099,7 @@
           <w:rFonts w:ascii="宋体" w:hAnsi="宋体" w:eastAsia="宋体"/>
           <w:sz w:val="21"/>
         </w:rPr>
-        <w:t>本章就干这件事，分两部分：先把工作台搭起来（git bash 敲命令、uv 管环境、DeepSeek 作为模型支持），再写出第一个能用的命令行程序——十行代码，先只实现对话，它叫 minihermes。学完这一章应该能自己复现一套相同的环境，让程序在终端里连着跟你聊天，并且明白三件事：模型其实什么都不记得、"聊天记录"是怎么来的、为什么说智能体只是"一个循环加一份上下文"。后面五章要加的所有东西，都得从这个十行的内核里长出来。</w:t>
+        <w:t>本章就干这件事，分两部分：先把工作台搭起来（git bash 敲命令、uv 管环境、DeepSeek 作为模型支持），再写出第一个能用的命令行程序——十行代码，先只实现对话，它叫 minihermes。学完这一章应该能自己复现一套相同的环境，让程序在终端里连着跟你聊天，并且明白四件事：模型其实什么都不记得、"聊天记录"是怎么来的、为什么说智能体只是"一个循环加一份上下文"，以及 Harness 这层工程到底管什么。后面五章要加的所有东西，都得从这个十行的内核里长出来。</w:t>
       </w:r>
     </w:p>
     <w:p>
@@ -5019,7 +5107,7 @@
         <w:pStyle w:val="4"/>
         <w:spacing w:before="320" w:after="120"/>
       </w:pPr>
-      <w:bookmarkStart w:id="1" w:name="_Toc22787"/>
+      <w:bookmarkStart w:id="1" w:name="_Toc31887"/>
       <w:r>
         <w:rPr>
           <w:rFonts w:ascii="微软雅黑" w:hAnsi="微软雅黑" w:eastAsia="微软雅黑"/>
@@ -5035,7 +5123,7 @@
         <w:pStyle w:val="5"/>
         <w:spacing w:before="200" w:after="80"/>
       </w:pPr>
-      <w:bookmarkStart w:id="2" w:name="_Toc27562"/>
+      <w:bookmarkStart w:id="2" w:name="_Toc23457"/>
       <w:r>
         <w:rPr>
           <w:rFonts w:ascii="微软雅黑" w:hAnsi="微软雅黑" w:eastAsia="微软雅黑"/>
@@ -5142,7 +5230,7 @@
         <w:pStyle w:val="5"/>
         <w:spacing w:before="200" w:after="80"/>
       </w:pPr>
-      <w:bookmarkStart w:id="3" w:name="_Toc16275"/>
+      <w:bookmarkStart w:id="3" w:name="_Toc18442"/>
       <w:r>
         <w:rPr>
           <w:rFonts w:ascii="微软雅黑" w:hAnsi="微软雅黑" w:eastAsia="微软雅黑"/>
@@ -5890,14 +5978,14 @@
         <w:pStyle w:val="5"/>
         <w:spacing w:before="200" w:after="80"/>
       </w:pPr>
-      <w:bookmarkStart w:id="4" w:name="_Toc27625"/>
+      <w:bookmarkStart w:id="4" w:name="_Toc20708"/>
       <w:r>
         <w:rPr>
           <w:rFonts w:ascii="微软雅黑" w:hAnsi="微软雅黑" w:eastAsia="微软雅黑"/>
           <w:b/>
           <w:sz w:val="24"/>
         </w:rPr>
-        <w:t>1.3 它有骨架，但没有外壳</w:t>
+        <w:t>1.3 这个词是怎么来的</w:t>
       </w:r>
       <w:bookmarkEnd w:id="4"/>
     </w:p>
@@ -5911,7 +5999,7 @@
           <w:rFonts w:ascii="宋体" w:hAnsi="宋体" w:eastAsia="宋体"/>
           <w:sz w:val="21"/>
         </w:rPr>
-        <w:t>有件事得先说清楚，不然到第二章会可能会疑惑，那就是：deepagents 是个库，不是命令行程序。</w:t>
+        <w:t>harness 这层工程是 2026 年 2 月才被正式命名的。HashiCorp 的创始人 Mitchell Hashimoto 在一篇讲他自己怎么用 AI 的博客里给了它一个用法，大意是：每次你发现智能体犯了错，就花点时间把它干活的环境改一改，让它再也不可能犯同一个错。他把这套做法叫 harness engineering。</w:t>
       </w:r>
     </w:p>
     <w:p>
@@ -5924,7 +6012,33 @@
           <w:rFonts w:ascii="宋体" w:hAnsi="宋体" w:eastAsia="宋体"/>
           <w:sz w:val="21"/>
         </w:rPr>
-        <w:t xml:space="preserve">经过验证：装完之后 </w:t>
+        <w:t>六天之后，OpenAI 的 Ryan Lopopolo 发了一篇同名的文章，把一件更狠的事摆了出来。他们团队从空仓库起步，五个月做了一个内部产品：大约一百万行代码、一千五百来个 Pull Request，三个人起头，后来七个人。这个项目里没有一行代码是手写的，全由 Codex 写。作者把这件事浓缩成一句话：人类掌舵，智能体执行。</w:t>
+      </w:r>
+    </w:p>
+    <w:p>
+      <w:pPr>
+        <w:spacing w:after="120" w:line="336" w:lineRule="auto"/>
+        <w:ind w:firstLine="420"/>
+      </w:pPr>
+      <w:r>
+        <w:rPr>
+          <w:rFonts w:ascii="宋体" w:hAnsi="宋体" w:eastAsia="宋体"/>
+          <w:sz w:val="21"/>
+        </w:rPr>
+        <w:t>照那篇文章的说法，工程师干的活变了：写代码退到一边，主要工作成了设计环境、把意图说清楚、搭好反馈回路，好让智能体可靠地干活。早期进展慢，卡在环境这一头：智能体缺工具、缺抽象、缺能用的内部结构。所以进度卡住的时候，他们的问法不是"再努力一点"，而是"还缺什么能力，这个能力怎么才能对智能体既清晰可读、又能强制执行"。</w:t>
+      </w:r>
+    </w:p>
+    <w:p>
+      <w:pPr>
+        <w:spacing w:after="120" w:line="336" w:lineRule="auto"/>
+        <w:ind w:firstLine="420"/>
+      </w:pPr>
+      <w:r>
+        <w:rPr>
+          <w:rFonts w:ascii="宋体" w:hAnsi="宋体" w:eastAsia="宋体"/>
+          <w:sz w:val="21"/>
+        </w:rPr>
+        <w:t xml:space="preserve">文章里我印象最深的一条：要给智能体一张地图，不要给它一本一千页的说明书。他们一开始试过把 </w:t>
       </w:r>
       <w:r>
         <w:rPr>
@@ -5932,14 +6046,14 @@
           <w:color w:val="C0392B"/>
           <w:sz w:val="20"/>
         </w:rPr>
-        <w:t>.venv/Scripts</w:t>
-      </w:r>
-      <w:r>
-        <w:rPr>
-          <w:rFonts w:ascii="宋体" w:hAnsi="宋体" w:eastAsia="宋体"/>
-          <w:sz w:val="21"/>
-        </w:rPr>
-        <w:t xml:space="preserve"> 里没有任何可执行文件，包也没注册任何命令。</w:t>
+        <w:t>AGENTS.md</w:t>
+      </w:r>
+      <w:r>
+        <w:rPr>
+          <w:rFonts w:ascii="宋体" w:hAnsi="宋体" w:eastAsia="宋体"/>
+          <w:sz w:val="21"/>
+        </w:rPr>
+        <w:t xml:space="preserve"> 写成大百科，很快就烂掉了——上下文是稀缺资源，什么都"重要"就等于什么都不重要。最后那份文件只剩一百来行，只当地图用，真正的知识放进了结构化的 </w:t>
       </w:r>
       <w:r>
         <w:rPr>
@@ -5947,113 +6061,14 @@
           <w:color w:val="C0392B"/>
           <w:sz w:val="20"/>
         </w:rPr>
-        <w:t>create_deep_agent(...)</w:t>
-      </w:r>
-      <w:r>
-        <w:rPr>
-          <w:rFonts w:ascii="宋体" w:hAnsi="宋体" w:eastAsia="宋体"/>
-          <w:sz w:val="21"/>
-        </w:rPr>
-        <w:t xml:space="preserve"> 交给你的是一张编译好的 LangGraph 图，剩下的事情得你自己来。读输入、打印输出、</w:t>
-      </w:r>
-      <w:r>
-        <w:rPr>
-          <w:rFonts w:ascii="Consolas" w:hAnsi="Consolas" w:eastAsia="Consolas"/>
-          <w:color w:val="C0392B"/>
-          <w:sz w:val="20"/>
-        </w:rPr>
-        <w:t xml:space="preserve">你 &gt; </w:t>
-      </w:r>
-      <w:r>
-        <w:rPr>
-          <w:rFonts w:ascii="宋体" w:hAnsi="宋体" w:eastAsia="宋体"/>
-          <w:sz w:val="21"/>
-        </w:rPr>
-        <w:t xml:space="preserve"> 这个提示符、斜杠命令，全都不在包里。</w:t>
-      </w:r>
-    </w:p>
-    <w:p>
-      <w:pPr>
-        <w:spacing w:after="120" w:line="336" w:lineRule="auto"/>
-        <w:ind w:firstLine="420"/>
-      </w:pPr>
-      <w:r>
-        <w:rPr>
-          <w:rFonts w:ascii="宋体" w:hAnsi="宋体" w:eastAsia="宋体"/>
-          <w:sz w:val="21"/>
-        </w:rPr>
-        <w:t>换句话说，</w:t>
-      </w:r>
-      <w:r>
-        <w:rPr>
-          <w:rFonts w:ascii="宋体" w:hAnsi="宋体" w:eastAsia="宋体"/>
-          <w:b/>
-          <w:sz w:val="21"/>
-        </w:rPr>
-        <w:t>命令行是我们自己搭的外壳</w:t>
-      </w:r>
-      <w:r>
-        <w:rPr>
-          <w:rFonts w:ascii="宋体" w:hAnsi="宋体" w:eastAsia="宋体"/>
-          <w:sz w:val="21"/>
-        </w:rPr>
-        <w:t>（本章那十行干的就是这件事），DeepAgent 是往这个外壳里装的骨架。两件事分得很清楚。</w:t>
-      </w:r>
-    </w:p>
-    <w:p>
-      <w:pPr>
-        <w:spacing w:after="120" w:line="336" w:lineRule="auto"/>
-        <w:ind w:firstLine="420"/>
-      </w:pPr>
-      <w:r>
-        <w:rPr>
-          <w:rFonts w:ascii="宋体" w:hAnsi="宋体" w:eastAsia="宋体"/>
-          <w:sz w:val="21"/>
-        </w:rPr>
-        <w:t xml:space="preserve">（官方另有一个做好的终端智能体叫 Deep Agents Code，命令是 </w:t>
-      </w:r>
-      <w:r>
-        <w:rPr>
-          <w:rFonts w:ascii="Consolas" w:hAnsi="Consolas" w:eastAsia="Consolas"/>
-          <w:color w:val="C0392B"/>
-          <w:sz w:val="20"/>
-        </w:rPr>
-        <w:t>dcode</w:t>
-      </w:r>
-      <w:r>
-        <w:rPr>
-          <w:rFonts w:ascii="宋体" w:hAnsi="宋体" w:eastAsia="宋体"/>
-          <w:sz w:val="21"/>
-        </w:rPr>
-        <w:t xml:space="preserve">，装完敲 </w:t>
-      </w:r>
-      <w:r>
-        <w:rPr>
-          <w:rFonts w:ascii="Consolas" w:hAnsi="Consolas" w:eastAsia="Consolas"/>
-          <w:color w:val="C0392B"/>
-          <w:sz w:val="20"/>
-        </w:rPr>
-        <w:t>dcode</w:t>
-      </w:r>
-      <w:r>
-        <w:rPr>
-          <w:rFonts w:ascii="宋体" w:hAnsi="宋体" w:eastAsia="宋体"/>
-          <w:sz w:val="21"/>
-        </w:rPr>
-        <w:t xml:space="preserve"> 就能用，记忆、技能、沙盒、审批都齐了。它把一切都封好，也正因为封得太好，你看不到里面的循环。那是留给我们当对照用的，不是这本书的起点。）</w:t>
-      </w:r>
-    </w:p>
-    <w:p>
-      <w:pPr>
-        <w:spacing w:after="120" w:line="336" w:lineRule="auto"/>
-        <w:ind w:firstLine="420"/>
-      </w:pPr>
-      <w:r>
-        <w:rPr>
-          <w:rFonts w:ascii="宋体" w:hAnsi="宋体" w:eastAsia="宋体"/>
-          <w:sz w:val="21"/>
-        </w:rPr>
-        <w:t>那为什么不干脆用现成的？因为后面五章我们干的事，全都是改这个循环：换工具、塞技能、接记忆、加沙盒。如果连循环长什么样都不知道，改起来就是瞎猜，出了问题也不知道该往哪看。</w:t>
+        <w:t>docs/</w:t>
+      </w:r>
+      <w:r>
+        <w:rPr>
+          <w:rFonts w:ascii="宋体" w:hAnsi="宋体" w:eastAsia="宋体"/>
+          <w:sz w:val="21"/>
+        </w:rPr>
+        <w:t xml:space="preserve"> 目录。这一条等到第 4 章讲技能、第 5 章讲记忆时还会碰到。</w:t>
       </w:r>
     </w:p>
     <w:p>
@@ -6061,16 +6076,558 @@
         <w:pStyle w:val="5"/>
         <w:spacing w:before="200" w:after="80"/>
       </w:pPr>
-      <w:bookmarkStart w:id="5" w:name="_Toc19360"/>
+      <w:bookmarkStart w:id="5" w:name="_Toc19270"/>
       <w:r>
         <w:rPr>
           <w:rFonts w:ascii="微软雅黑" w:hAnsi="微软雅黑" w:eastAsia="微软雅黑"/>
           <w:b/>
           <w:sz w:val="24"/>
         </w:rPr>
-        <w:t>1.4 全书路线</w:t>
+        <w:t>1.4 它管哪些事</w:t>
       </w:r>
       <w:bookmarkEnd w:id="5"/>
+    </w:p>
+    <w:p>
+      <w:pPr>
+        <w:spacing w:after="120" w:line="336" w:lineRule="auto"/>
+        <w:ind w:firstLine="420"/>
+      </w:pPr>
+      <w:r>
+        <w:rPr>
+          <w:rFonts w:ascii="宋体" w:hAnsi="宋体" w:eastAsia="宋体"/>
+          <w:sz w:val="21"/>
+        </w:rPr>
+        <w:t>把这几家的做法放到一起看，harness 干的事可以归成两条法则和四件事。</w:t>
+      </w:r>
+    </w:p>
+    <w:p>
+      <w:pPr>
+        <w:spacing w:after="120" w:line="336" w:lineRule="auto"/>
+        <w:ind w:firstLine="420"/>
+      </w:pPr>
+      <w:r>
+        <w:rPr>
+          <w:rFonts w:ascii="宋体" w:hAnsi="宋体" w:eastAsia="宋体"/>
+          <w:sz w:val="21"/>
+        </w:rPr>
+        <w:t>两条法则是：能用确定性的办法卡死的地方，就别靠提示词去求它；以及，智能体要能从环境里拿到"地面真相"，能自己判断做没做对、错了能回头。前一条对应代码里的类型检查、lint、沙盒、CI 的硬失败；后一条对应"跑一遍看结果"这种最朴素的验证。圈里还有个说法：能不能用智能体真把活干成，跟它能不能验证自己的活强相关。</w:t>
+      </w:r>
+    </w:p>
+    <w:p>
+      <w:pPr>
+        <w:spacing w:after="120" w:line="336" w:lineRule="auto"/>
+        <w:ind w:firstLine="420"/>
+      </w:pPr>
+      <w:r>
+        <w:rPr>
+          <w:rFonts w:ascii="宋体" w:hAnsi="宋体" w:eastAsia="宋体"/>
+          <w:sz w:val="21"/>
+        </w:rPr>
+        <w:t>四件事是：</w:t>
+      </w:r>
+    </w:p>
+    <w:tbl>
+      <w:tblPr>
+        <w:tblStyle w:val="36"/>
+        <w:tblW w:w="0" w:type="auto"/>
+        <w:jc w:val="center"/>
+        <w:tblBorders>
+          <w:top w:val="single" w:color="auto" w:sz="4" w:space="0"/>
+          <w:left w:val="single" w:color="auto" w:sz="4" w:space="0"/>
+          <w:bottom w:val="single" w:color="auto" w:sz="4" w:space="0"/>
+          <w:right w:val="single" w:color="auto" w:sz="4" w:space="0"/>
+          <w:insideH w:val="single" w:color="auto" w:sz="4" w:space="0"/>
+          <w:insideV w:val="single" w:color="auto" w:sz="4" w:space="0"/>
+        </w:tblBorders>
+        <w:tblLayout w:type="autofit"/>
+        <w:tblCellMar>
+          <w:top w:w="0" w:type="dxa"/>
+          <w:left w:w="108" w:type="dxa"/>
+          <w:bottom w:w="0" w:type="dxa"/>
+          <w:right w:w="108" w:type="dxa"/>
+        </w:tblCellMar>
+      </w:tblPr>
+      <w:tblGrid>
+        <w:gridCol w:w="4536"/>
+        <w:gridCol w:w="4536"/>
+      </w:tblGrid>
+      <w:tr>
+        <w:tblPrEx>
+          <w:tblBorders>
+            <w:top w:val="single" w:color="auto" w:sz="4" w:space="0"/>
+            <w:left w:val="single" w:color="auto" w:sz="4" w:space="0"/>
+            <w:bottom w:val="single" w:color="auto" w:sz="4" w:space="0"/>
+            <w:right w:val="single" w:color="auto" w:sz="4" w:space="0"/>
+            <w:insideH w:val="single" w:color="auto" w:sz="4" w:space="0"/>
+            <w:insideV w:val="single" w:color="auto" w:sz="4" w:space="0"/>
+          </w:tblBorders>
+          <w:tblCellMar>
+            <w:top w:w="0" w:type="dxa"/>
+            <w:left w:w="108" w:type="dxa"/>
+            <w:bottom w:w="0" w:type="dxa"/>
+            <w:right w:w="108" w:type="dxa"/>
+          </w:tblCellMar>
+        </w:tblPrEx>
+        <w:trPr>
+          <w:jc w:val="center"/>
+        </w:trPr>
+        <w:tc>
+          <w:tcPr>
+            <w:tcW w:w="4536" w:type="dxa"/>
+          </w:tcPr>
+          <w:p>
+            <w:pPr>
+              <w:spacing w:after="0" w:line="240" w:lineRule="auto"/>
+            </w:pPr>
+            <w:r>
+              <w:rPr>
+                <w:rFonts w:ascii="微软雅黑" w:hAnsi="微软雅黑" w:eastAsia="微软雅黑"/>
+                <w:b/>
+                <w:sz w:val="19"/>
+              </w:rPr>
+              <w:t>管什么</w:t>
+            </w:r>
+          </w:p>
+        </w:tc>
+        <w:tc>
+          <w:tcPr>
+            <w:tcW w:w="4536" w:type="dxa"/>
+          </w:tcPr>
+          <w:p>
+            <w:pPr>
+              <w:spacing w:after="0" w:line="240" w:lineRule="auto"/>
+            </w:pPr>
+            <w:r>
+              <w:rPr>
+                <w:rFonts w:ascii="微软雅黑" w:hAnsi="微软雅黑" w:eastAsia="微软雅黑"/>
+                <w:b/>
+                <w:sz w:val="19"/>
+              </w:rPr>
+              <w:t>具体指什么</w:t>
+            </w:r>
+          </w:p>
+        </w:tc>
+      </w:tr>
+      <w:tr>
+        <w:tblPrEx>
+          <w:tblBorders>
+            <w:top w:val="single" w:color="auto" w:sz="4" w:space="0"/>
+            <w:left w:val="single" w:color="auto" w:sz="4" w:space="0"/>
+            <w:bottom w:val="single" w:color="auto" w:sz="4" w:space="0"/>
+            <w:right w:val="single" w:color="auto" w:sz="4" w:space="0"/>
+            <w:insideH w:val="single" w:color="auto" w:sz="4" w:space="0"/>
+            <w:insideV w:val="single" w:color="auto" w:sz="4" w:space="0"/>
+          </w:tblBorders>
+          <w:tblCellMar>
+            <w:top w:w="0" w:type="dxa"/>
+            <w:left w:w="108" w:type="dxa"/>
+            <w:bottom w:w="0" w:type="dxa"/>
+            <w:right w:w="108" w:type="dxa"/>
+          </w:tblCellMar>
+        </w:tblPrEx>
+        <w:trPr>
+          <w:jc w:val="center"/>
+        </w:trPr>
+        <w:tc>
+          <w:tcPr>
+            <w:tcW w:w="4536" w:type="dxa"/>
+          </w:tcPr>
+          <w:p>
+            <w:pPr>
+              <w:spacing w:after="0" w:line="240" w:lineRule="auto"/>
+            </w:pPr>
+            <w:r>
+              <w:rPr>
+                <w:rFonts w:ascii="宋体" w:hAnsi="宋体" w:eastAsia="宋体"/>
+                <w:sz w:val="19"/>
+              </w:rPr>
+              <w:t>上下文</w:t>
+            </w:r>
+          </w:p>
+        </w:tc>
+        <w:tc>
+          <w:tcPr>
+            <w:tcW w:w="4536" w:type="dxa"/>
+          </w:tcPr>
+          <w:p>
+            <w:pPr>
+              <w:spacing w:after="0" w:line="240" w:lineRule="auto"/>
+            </w:pPr>
+            <w:r>
+              <w:rPr>
+                <w:rFonts w:ascii="宋体" w:hAnsi="宋体" w:eastAsia="宋体"/>
+                <w:sz w:val="19"/>
+              </w:rPr>
+              <w:t>给地图，不给百科全书；要细节的时候再让它自己去读</w:t>
+            </w:r>
+          </w:p>
+        </w:tc>
+      </w:tr>
+      <w:tr>
+        <w:tblPrEx>
+          <w:tblBorders>
+            <w:top w:val="single" w:color="auto" w:sz="4" w:space="0"/>
+            <w:left w:val="single" w:color="auto" w:sz="4" w:space="0"/>
+            <w:bottom w:val="single" w:color="auto" w:sz="4" w:space="0"/>
+            <w:right w:val="single" w:color="auto" w:sz="4" w:space="0"/>
+            <w:insideH w:val="single" w:color="auto" w:sz="4" w:space="0"/>
+            <w:insideV w:val="single" w:color="auto" w:sz="4" w:space="0"/>
+          </w:tblBorders>
+          <w:tblCellMar>
+            <w:top w:w="0" w:type="dxa"/>
+            <w:left w:w="108" w:type="dxa"/>
+            <w:bottom w:w="0" w:type="dxa"/>
+            <w:right w:w="108" w:type="dxa"/>
+          </w:tblCellMar>
+        </w:tblPrEx>
+        <w:trPr>
+          <w:jc w:val="center"/>
+        </w:trPr>
+        <w:tc>
+          <w:tcPr>
+            <w:tcW w:w="4536" w:type="dxa"/>
+          </w:tcPr>
+          <w:p>
+            <w:pPr>
+              <w:spacing w:after="0" w:line="240" w:lineRule="auto"/>
+            </w:pPr>
+            <w:r>
+              <w:rPr>
+                <w:rFonts w:ascii="宋体" w:hAnsi="宋体" w:eastAsia="宋体"/>
+                <w:sz w:val="19"/>
+              </w:rPr>
+              <w:t>工具与权限</w:t>
+            </w:r>
+          </w:p>
+        </w:tc>
+        <w:tc>
+          <w:tcPr>
+            <w:tcW w:w="4536" w:type="dxa"/>
+          </w:tcPr>
+          <w:p>
+            <w:pPr>
+              <w:spacing w:after="0" w:line="240" w:lineRule="auto"/>
+            </w:pPr>
+            <w:r>
+              <w:rPr>
+                <w:rFonts w:ascii="宋体" w:hAnsi="宋体" w:eastAsia="宋体"/>
+                <w:sz w:val="19"/>
+              </w:rPr>
+              <w:t>哪些事能干、从哪个接口干（MCP 是通用接口之一）、哪些操作必须先问人</w:t>
+            </w:r>
+          </w:p>
+        </w:tc>
+      </w:tr>
+      <w:tr>
+        <w:tblPrEx>
+          <w:tblBorders>
+            <w:top w:val="single" w:color="auto" w:sz="4" w:space="0"/>
+            <w:left w:val="single" w:color="auto" w:sz="4" w:space="0"/>
+            <w:bottom w:val="single" w:color="auto" w:sz="4" w:space="0"/>
+            <w:right w:val="single" w:color="auto" w:sz="4" w:space="0"/>
+            <w:insideH w:val="single" w:color="auto" w:sz="4" w:space="0"/>
+            <w:insideV w:val="single" w:color="auto" w:sz="4" w:space="0"/>
+          </w:tblBorders>
+          <w:tblCellMar>
+            <w:top w:w="0" w:type="dxa"/>
+            <w:left w:w="108" w:type="dxa"/>
+            <w:bottom w:w="0" w:type="dxa"/>
+            <w:right w:w="108" w:type="dxa"/>
+          </w:tblCellMar>
+        </w:tblPrEx>
+        <w:trPr>
+          <w:jc w:val="center"/>
+        </w:trPr>
+        <w:tc>
+          <w:tcPr>
+            <w:tcW w:w="4536" w:type="dxa"/>
+          </w:tcPr>
+          <w:p>
+            <w:pPr>
+              <w:spacing w:after="0" w:line="240" w:lineRule="auto"/>
+            </w:pPr>
+            <w:r>
+              <w:rPr>
+                <w:rFonts w:ascii="宋体" w:hAnsi="宋体" w:eastAsia="宋体"/>
+                <w:sz w:val="19"/>
+              </w:rPr>
+              <w:t>状态</w:t>
+            </w:r>
+          </w:p>
+        </w:tc>
+        <w:tc>
+          <w:tcPr>
+            <w:tcW w:w="4536" w:type="dxa"/>
+          </w:tcPr>
+          <w:p>
+            <w:pPr>
+              <w:spacing w:after="0" w:line="240" w:lineRule="auto"/>
+            </w:pPr>
+            <w:r>
+              <w:rPr>
+                <w:rFonts w:ascii="宋体" w:hAnsi="宋体" w:eastAsia="宋体"/>
+                <w:sz w:val="19"/>
+              </w:rPr>
+              <w:t>进度落到文件里，不必全靠一张越聊越长的上下文</w:t>
+            </w:r>
+          </w:p>
+        </w:tc>
+      </w:tr>
+      <w:tr>
+        <w:tblPrEx>
+          <w:tblBorders>
+            <w:top w:val="single" w:color="auto" w:sz="4" w:space="0"/>
+            <w:left w:val="single" w:color="auto" w:sz="4" w:space="0"/>
+            <w:bottom w:val="single" w:color="auto" w:sz="4" w:space="0"/>
+            <w:right w:val="single" w:color="auto" w:sz="4" w:space="0"/>
+            <w:insideH w:val="single" w:color="auto" w:sz="4" w:space="0"/>
+            <w:insideV w:val="single" w:color="auto" w:sz="4" w:space="0"/>
+          </w:tblBorders>
+          <w:tblCellMar>
+            <w:top w:w="0" w:type="dxa"/>
+            <w:left w:w="108" w:type="dxa"/>
+            <w:bottom w:w="0" w:type="dxa"/>
+            <w:right w:w="108" w:type="dxa"/>
+          </w:tblCellMar>
+        </w:tblPrEx>
+        <w:trPr>
+          <w:jc w:val="center"/>
+        </w:trPr>
+        <w:tc>
+          <w:tcPr>
+            <w:tcW w:w="4536" w:type="dxa"/>
+          </w:tcPr>
+          <w:p>
+            <w:pPr>
+              <w:spacing w:after="0" w:line="240" w:lineRule="auto"/>
+            </w:pPr>
+            <w:r>
+              <w:rPr>
+                <w:rFonts w:ascii="宋体" w:hAnsi="宋体" w:eastAsia="宋体"/>
+                <w:sz w:val="19"/>
+              </w:rPr>
+              <w:t>执行</w:t>
+            </w:r>
+          </w:p>
+        </w:tc>
+        <w:tc>
+          <w:tcPr>
+            <w:tcW w:w="4536" w:type="dxa"/>
+          </w:tcPr>
+          <w:p>
+            <w:pPr>
+              <w:spacing w:after="0" w:line="240" w:lineRule="auto"/>
+            </w:pPr>
+            <w:r>
+              <w:rPr>
+                <w:rFonts w:ascii="宋体" w:hAnsi="宋体" w:eastAsia="宋体"/>
+                <w:sz w:val="19"/>
+              </w:rPr>
+              <w:t>在隔离的环境里跑，跑完能自己看结果</w:t>
+            </w:r>
+          </w:p>
+        </w:tc>
+      </w:tr>
+    </w:tbl>
+    <w:p>
+      <w:pPr>
+        <w:spacing w:after="120" w:line="336" w:lineRule="auto"/>
+        <w:ind w:firstLine="420"/>
+      </w:pPr>
+      <w:r>
+        <w:rPr>
+          <w:rFonts w:ascii="宋体" w:hAnsi="宋体" w:eastAsia="宋体"/>
+          <w:sz w:val="21"/>
+        </w:rPr>
+        <w:t>对照本书六章，这四件事正好被拆开讲了一遍：第 2 章把循环和上下文托管起来，第 3 章自己写工具，第 4 章用技能回答"上下文怎么省着给"，第 5 章把记忆落到磁盘上，第 6 章补上执行环境和四道闸门。所以这本书从头到尾只做一件事：给它加挽具。</w:t>
+      </w:r>
+    </w:p>
+    <w:p>
+      <w:pPr>
+        <w:pStyle w:val="5"/>
+        <w:spacing w:before="200" w:after="80"/>
+      </w:pPr>
+      <w:bookmarkStart w:id="6" w:name="_Toc24518"/>
+      <w:r>
+        <w:rPr>
+          <w:rFonts w:ascii="微软雅黑" w:hAnsi="微软雅黑" w:eastAsia="微软雅黑"/>
+          <w:b/>
+          <w:sz w:val="24"/>
+        </w:rPr>
+        <w:t>1.5 它有骨架，但没有外壳</w:t>
+      </w:r>
+      <w:bookmarkEnd w:id="6"/>
+    </w:p>
+    <w:p>
+      <w:pPr>
+        <w:spacing w:after="120" w:line="336" w:lineRule="auto"/>
+        <w:ind w:firstLine="420"/>
+      </w:pPr>
+      <w:r>
+        <w:rPr>
+          <w:rFonts w:ascii="宋体" w:hAnsi="宋体" w:eastAsia="宋体"/>
+          <w:sz w:val="21"/>
+        </w:rPr>
+        <w:t>有件事得先说清楚，不然到第二章会可能会疑惑，那就是：deepagents 是个库，不是命令行程序。</w:t>
+      </w:r>
+    </w:p>
+    <w:p>
+      <w:pPr>
+        <w:spacing w:after="120" w:line="336" w:lineRule="auto"/>
+        <w:ind w:firstLine="420"/>
+      </w:pPr>
+      <w:r>
+        <w:rPr>
+          <w:rFonts w:ascii="宋体" w:hAnsi="宋体" w:eastAsia="宋体"/>
+          <w:sz w:val="21"/>
+        </w:rPr>
+        <w:t xml:space="preserve">经过验证：装完之后 </w:t>
+      </w:r>
+      <w:r>
+        <w:rPr>
+          <w:rFonts w:ascii="Consolas" w:hAnsi="Consolas" w:eastAsia="Consolas"/>
+          <w:color w:val="C0392B"/>
+          <w:sz w:val="20"/>
+        </w:rPr>
+        <w:t>.venv/Scripts</w:t>
+      </w:r>
+      <w:r>
+        <w:rPr>
+          <w:rFonts w:ascii="宋体" w:hAnsi="宋体" w:eastAsia="宋体"/>
+          <w:sz w:val="21"/>
+        </w:rPr>
+        <w:t xml:space="preserve"> 里没有任何可执行文件，包也没注册任何命令。</w:t>
+      </w:r>
+      <w:r>
+        <w:rPr>
+          <w:rFonts w:ascii="Consolas" w:hAnsi="Consolas" w:eastAsia="Consolas"/>
+          <w:color w:val="C0392B"/>
+          <w:sz w:val="20"/>
+        </w:rPr>
+        <w:t>create_deep_agent(...)</w:t>
+      </w:r>
+      <w:r>
+        <w:rPr>
+          <w:rFonts w:ascii="宋体" w:hAnsi="宋体" w:eastAsia="宋体"/>
+          <w:sz w:val="21"/>
+        </w:rPr>
+        <w:t xml:space="preserve"> 交给你的是一张编译好的 LangGraph 图，剩下的事情得你自己来。读输入、打印输出、</w:t>
+      </w:r>
+      <w:r>
+        <w:rPr>
+          <w:rFonts w:ascii="Consolas" w:hAnsi="Consolas" w:eastAsia="Consolas"/>
+          <w:color w:val="C0392B"/>
+          <w:sz w:val="20"/>
+        </w:rPr>
+        <w:t xml:space="preserve">你 &gt; </w:t>
+      </w:r>
+      <w:r>
+        <w:rPr>
+          <w:rFonts w:ascii="宋体" w:hAnsi="宋体" w:eastAsia="宋体"/>
+          <w:sz w:val="21"/>
+        </w:rPr>
+        <w:t xml:space="preserve"> 这个提示符、斜杠命令，全都不在包里。</w:t>
+      </w:r>
+    </w:p>
+    <w:p>
+      <w:pPr>
+        <w:spacing w:after="120" w:line="336" w:lineRule="auto"/>
+        <w:ind w:firstLine="420"/>
+      </w:pPr>
+      <w:r>
+        <w:rPr>
+          <w:rFonts w:ascii="宋体" w:hAnsi="宋体" w:eastAsia="宋体"/>
+          <w:sz w:val="21"/>
+        </w:rPr>
+        <w:t>换句话说，</w:t>
+      </w:r>
+      <w:r>
+        <w:rPr>
+          <w:rFonts w:ascii="宋体" w:hAnsi="宋体" w:eastAsia="宋体"/>
+          <w:b/>
+          <w:sz w:val="21"/>
+        </w:rPr>
+        <w:t>命令行是我们自己搭的外壳</w:t>
+      </w:r>
+      <w:r>
+        <w:rPr>
+          <w:rFonts w:ascii="宋体" w:hAnsi="宋体" w:eastAsia="宋体"/>
+          <w:sz w:val="21"/>
+        </w:rPr>
+        <w:t>（本章那十行干的就是这件事），DeepAgent 是往这个外壳里装的骨架。两件事分得很清楚。</w:t>
+      </w:r>
+    </w:p>
+    <w:p>
+      <w:pPr>
+        <w:spacing w:after="120" w:line="336" w:lineRule="auto"/>
+        <w:ind w:firstLine="420"/>
+      </w:pPr>
+      <w:r>
+        <w:rPr>
+          <w:rFonts w:ascii="宋体" w:hAnsi="宋体" w:eastAsia="宋体"/>
+          <w:sz w:val="21"/>
+        </w:rPr>
+        <w:t xml:space="preserve">（官方另有一个做好的终端智能体叫 Deep Agents Code，命令是 </w:t>
+      </w:r>
+      <w:r>
+        <w:rPr>
+          <w:rFonts w:ascii="Consolas" w:hAnsi="Consolas" w:eastAsia="Consolas"/>
+          <w:color w:val="C0392B"/>
+          <w:sz w:val="20"/>
+        </w:rPr>
+        <w:t>dcode</w:t>
+      </w:r>
+      <w:r>
+        <w:rPr>
+          <w:rFonts w:ascii="宋体" w:hAnsi="宋体" w:eastAsia="宋体"/>
+          <w:sz w:val="21"/>
+        </w:rPr>
+        <w:t xml:space="preserve">，装完敲 </w:t>
+      </w:r>
+      <w:r>
+        <w:rPr>
+          <w:rFonts w:ascii="Consolas" w:hAnsi="Consolas" w:eastAsia="Consolas"/>
+          <w:color w:val="C0392B"/>
+          <w:sz w:val="20"/>
+        </w:rPr>
+        <w:t>dcode</w:t>
+      </w:r>
+      <w:r>
+        <w:rPr>
+          <w:rFonts w:ascii="宋体" w:hAnsi="宋体" w:eastAsia="宋体"/>
+          <w:sz w:val="21"/>
+        </w:rPr>
+        <w:t xml:space="preserve"> 就能用，记忆、技能、沙盒、审批都齐了。它把一切都封好，也正因为封得太好，你看不到里面的循环。那是留给我们当对照用的，不是这本书的起点。）</w:t>
+      </w:r>
+    </w:p>
+    <w:p>
+      <w:pPr>
+        <w:spacing w:after="120" w:line="336" w:lineRule="auto"/>
+        <w:ind w:firstLine="420"/>
+      </w:pPr>
+      <w:r>
+        <w:rPr>
+          <w:rFonts w:ascii="宋体" w:hAnsi="宋体" w:eastAsia="宋体"/>
+          <w:sz w:val="21"/>
+        </w:rPr>
+        <w:t>那为什么不干脆用现成的？因为后面五章我们干的事，全都是改这个循环：换工具、塞技能、接记忆、加沙盒。如果连循环长什么样都不知道，改起来就是瞎猜，出了问题也不知道该往哪看。</w:t>
+      </w:r>
+    </w:p>
+    <w:p>
+      <w:pPr>
+        <w:pStyle w:val="5"/>
+        <w:spacing w:before="200" w:after="80"/>
+      </w:pPr>
+      <w:bookmarkStart w:id="7" w:name="_Toc4097"/>
+      <w:r>
+        <w:rPr>
+          <w:rFonts w:ascii="微软雅黑" w:hAnsi="微软雅黑" w:eastAsia="微软雅黑"/>
+          <w:b/>
+          <w:sz w:val="24"/>
+        </w:rPr>
+        <w:t>1.6 全书路线</w:t>
+      </w:r>
+      <w:bookmarkEnd w:id="7"/>
     </w:p>
     <w:p>
       <w:pPr>
@@ -6667,16 +7224,16 @@
         <w:pStyle w:val="5"/>
         <w:spacing w:before="200" w:after="80"/>
       </w:pPr>
-      <w:bookmarkStart w:id="6" w:name="_Toc10114"/>
+      <w:bookmarkStart w:id="8" w:name="_Toc3081"/>
       <w:r>
         <w:rPr>
           <w:rFonts w:ascii="微软雅黑" w:hAnsi="微软雅黑" w:eastAsia="微软雅黑"/>
           <w:b/>
           <w:sz w:val="24"/>
         </w:rPr>
-        <w:t>1.5 依赖环境：三样东西</w:t>
-      </w:r>
-      <w:bookmarkEnd w:id="6"/>
+        <w:t>1.7 依赖环境：三样东西</w:t>
+      </w:r>
+      <w:bookmarkEnd w:id="8"/>
     </w:p>
     <w:p>
       <w:pPr>
@@ -6945,7 +7502,7 @@
         <w:pStyle w:val="4"/>
         <w:spacing w:before="320" w:after="120"/>
       </w:pPr>
-      <w:bookmarkStart w:id="7" w:name="_Toc26426"/>
+      <w:bookmarkStart w:id="9" w:name="_Toc12277"/>
       <w:r>
         <w:rPr>
           <w:rFonts w:ascii="微软雅黑" w:hAnsi="微软雅黑" w:eastAsia="微软雅黑"/>
@@ -6954,14 +7511,14 @@
         </w:rPr>
         <w:t>二、程序介绍</w:t>
       </w:r>
-      <w:bookmarkEnd w:id="7"/>
+      <w:bookmarkEnd w:id="9"/>
     </w:p>
     <w:p>
       <w:pPr>
         <w:pStyle w:val="5"/>
         <w:spacing w:before="200" w:after="80"/>
       </w:pPr>
-      <w:bookmarkStart w:id="8" w:name="_Toc8362"/>
+      <w:bookmarkStart w:id="10" w:name="_Toc409"/>
       <w:r>
         <w:rPr>
           <w:rFonts w:ascii="微软雅黑" w:hAnsi="微软雅黑" w:eastAsia="微软雅黑"/>
@@ -6970,7 +7527,7 @@
         </w:rPr>
         <w:t>2.1 完整程序</w:t>
       </w:r>
-      <w:bookmarkEnd w:id="8"/>
+      <w:bookmarkEnd w:id="10"/>
     </w:p>
     <w:p>
       <w:pPr>
@@ -7145,7 +7702,7 @@
         <w:pStyle w:val="5"/>
         <w:spacing w:before="200" w:after="80"/>
       </w:pPr>
-      <w:bookmarkStart w:id="9" w:name="_Toc29311"/>
+      <w:bookmarkStart w:id="11" w:name="_Toc1060"/>
       <w:r>
         <w:rPr>
           <w:rFonts w:ascii="微软雅黑" w:hAnsi="微软雅黑" w:eastAsia="微软雅黑"/>
@@ -7154,7 +7711,7 @@
         </w:rPr>
         <w:t>2.2 逐行讲解</w:t>
       </w:r>
-      <w:bookmarkEnd w:id="9"/>
+      <w:bookmarkEnd w:id="11"/>
     </w:p>
     <w:p>
       <w:pPr>
@@ -7331,7 +7888,7 @@
         <w:pStyle w:val="5"/>
         <w:spacing w:before="200" w:after="80"/>
       </w:pPr>
-      <w:bookmarkStart w:id="10" w:name="_Toc2755"/>
+      <w:bookmarkStart w:id="12" w:name="_Toc18188"/>
       <w:r>
         <w:rPr>
           <w:rFonts w:ascii="微软雅黑" w:hAnsi="微软雅黑" w:eastAsia="微软雅黑"/>
@@ -7340,7 +7897,7 @@
         </w:rPr>
         <w:t>2.3 这段程序里没有的东西</w:t>
       </w:r>
-      <w:bookmarkEnd w:id="10"/>
+      <w:bookmarkEnd w:id="12"/>
     </w:p>
     <w:p>
       <w:pPr>
@@ -7388,7 +7945,7 @@
         <w:pStyle w:val="4"/>
         <w:spacing w:before="320" w:after="120"/>
       </w:pPr>
-      <w:bookmarkStart w:id="11" w:name="_Toc16413"/>
+      <w:bookmarkStart w:id="13" w:name="_Toc19431"/>
       <w:r>
         <w:rPr>
           <w:rFonts w:ascii="微软雅黑" w:hAnsi="微软雅黑" w:eastAsia="微软雅黑"/>
@@ -7397,14 +7954,14 @@
         </w:rPr>
         <w:t>三、运行过程</w:t>
       </w:r>
-      <w:bookmarkEnd w:id="11"/>
+      <w:bookmarkEnd w:id="13"/>
     </w:p>
     <w:p>
       <w:pPr>
         <w:pStyle w:val="5"/>
         <w:spacing w:before="200" w:after="80"/>
       </w:pPr>
-      <w:bookmarkStart w:id="12" w:name="_Toc28491"/>
+      <w:bookmarkStart w:id="14" w:name="_Toc3341"/>
       <w:r>
         <w:rPr>
           <w:rFonts w:ascii="微软雅黑" w:hAnsi="微软雅黑" w:eastAsia="微软雅黑"/>
@@ -7413,7 +7970,7 @@
         </w:rPr>
         <w:t>3.1 环境准备</w:t>
       </w:r>
-      <w:bookmarkEnd w:id="12"/>
+      <w:bookmarkEnd w:id="14"/>
     </w:p>
     <w:p>
       <w:pPr>
@@ -8028,7 +8585,7 @@
         <w:pStyle w:val="5"/>
         <w:spacing w:before="200" w:after="80"/>
       </w:pPr>
-      <w:bookmarkStart w:id="13" w:name="_Toc22271"/>
+      <w:bookmarkStart w:id="15" w:name="_Toc28970"/>
       <w:r>
         <w:rPr>
           <w:rFonts w:ascii="微软雅黑" w:hAnsi="微软雅黑" w:eastAsia="微软雅黑"/>
@@ -8037,7 +8594,7 @@
         </w:rPr>
         <w:t>3.2 跑起来</w:t>
       </w:r>
-      <w:bookmarkEnd w:id="13"/>
+      <w:bookmarkEnd w:id="15"/>
     </w:p>
     <w:p>
       <w:pPr>
@@ -8386,7 +8943,7 @@
         <w:pStyle w:val="4"/>
         <w:spacing w:before="320" w:after="120"/>
       </w:pPr>
-      <w:bookmarkStart w:id="14" w:name="_Toc22365"/>
+      <w:bookmarkStart w:id="16" w:name="_Toc18968"/>
       <w:r>
         <w:rPr>
           <w:rFonts w:ascii="微软雅黑" w:hAnsi="微软雅黑" w:eastAsia="微软雅黑"/>
@@ -8395,7 +8952,7 @@
         </w:rPr>
         <w:t>四、本章小结</w:t>
       </w:r>
-      <w:bookmarkEnd w:id="14"/>
+      <w:bookmarkEnd w:id="16"/>
     </w:p>
     <w:p>
       <w:pPr>
@@ -8513,7 +9070,7 @@
         <w:spacing w:before="200" w:after="360"/>
         <w:jc w:val="center"/>
       </w:pPr>
-      <w:bookmarkStart w:id="15" w:name="_Toc10815"/>
+      <w:bookmarkStart w:id="17" w:name="_Toc31662"/>
       <w:r>
         <w:rPr>
           <w:rFonts w:ascii="微软雅黑" w:hAnsi="微软雅黑" w:eastAsia="微软雅黑"/>
@@ -8522,7 +9079,7 @@
         </w:rPr>
         <w:t>第 2 章 用 DeepAgent 开发最简智能体</w:t>
       </w:r>
-      <w:bookmarkEnd w:id="15"/>
+      <w:bookmarkEnd w:id="17"/>
     </w:p>
     <w:p>
       <w:pPr>
@@ -8555,7 +9112,7 @@
         <w:pStyle w:val="4"/>
         <w:spacing w:before="320" w:after="120"/>
       </w:pPr>
-      <w:bookmarkStart w:id="16" w:name="_Toc1620"/>
+      <w:bookmarkStart w:id="18" w:name="_Toc3387"/>
       <w:r>
         <w:rPr>
           <w:rFonts w:ascii="微软雅黑" w:hAnsi="微软雅黑" w:eastAsia="微软雅黑"/>
@@ -8564,14 +9121,14 @@
         </w:rPr>
         <w:t>一、基本原理</w:t>
       </w:r>
-      <w:bookmarkEnd w:id="16"/>
+      <w:bookmarkEnd w:id="18"/>
     </w:p>
     <w:p>
       <w:pPr>
         <w:pStyle w:val="5"/>
         <w:spacing w:before="200" w:after="80"/>
       </w:pPr>
-      <w:bookmarkStart w:id="17" w:name="_Toc16854"/>
+      <w:bookmarkStart w:id="19" w:name="_Toc4948"/>
       <w:r>
         <w:rPr>
           <w:rFonts w:ascii="微软雅黑" w:hAnsi="微软雅黑" w:eastAsia="微软雅黑"/>
@@ -8580,7 +9137,7 @@
         </w:rPr>
         <w:t>1.1 装进去的是一张图，不是模型</w:t>
       </w:r>
-      <w:bookmarkEnd w:id="17"/>
+      <w:bookmarkEnd w:id="19"/>
     </w:p>
     <w:p>
       <w:pPr>
@@ -8608,7 +9165,7 @@
         <w:pStyle w:val="5"/>
         <w:spacing w:before="200" w:after="80"/>
       </w:pPr>
-      <w:bookmarkStart w:id="18" w:name="_Toc30272"/>
+      <w:bookmarkStart w:id="20" w:name="_Toc1975"/>
       <w:r>
         <w:rPr>
           <w:rFonts w:ascii="微软雅黑" w:hAnsi="微软雅黑" w:eastAsia="微软雅黑"/>
@@ -8617,7 +9174,7 @@
         </w:rPr>
         <w:t>1.2 外壳不变，变的是中间层</w:t>
       </w:r>
-      <w:bookmarkEnd w:id="18"/>
+      <w:bookmarkEnd w:id="20"/>
     </w:p>
     <w:p>
       <w:pPr>
@@ -8740,7 +9297,7 @@
         <w:pStyle w:val="5"/>
         <w:spacing w:before="200" w:after="80"/>
       </w:pPr>
-      <w:bookmarkStart w:id="19" w:name="_Toc24994"/>
+      <w:bookmarkStart w:id="21" w:name="_Toc12728"/>
       <w:r>
         <w:rPr>
           <w:rFonts w:ascii="微软雅黑" w:hAnsi="微软雅黑" w:eastAsia="微软雅黑"/>
@@ -8749,7 +9306,7 @@
         </w:rPr>
         <w:t>1.3 包里带的七个文件工具</w:t>
       </w:r>
-      <w:bookmarkEnd w:id="19"/>
+      <w:bookmarkEnd w:id="21"/>
     </w:p>
     <w:p>
       <w:pPr>
@@ -9050,7 +9607,7 @@
         <w:pStyle w:val="5"/>
         <w:spacing w:before="200" w:after="80"/>
       </w:pPr>
-      <w:bookmarkStart w:id="20" w:name="_Toc3409"/>
+      <w:bookmarkStart w:id="22" w:name="_Toc3242"/>
       <w:r>
         <w:rPr>
           <w:rFonts w:ascii="微软雅黑" w:hAnsi="微软雅黑" w:eastAsia="微软雅黑"/>
@@ -9059,7 +9616,7 @@
         </w:rPr>
         <w:t>1.4 它进来时的两个默认</w:t>
       </w:r>
-      <w:bookmarkEnd w:id="20"/>
+      <w:bookmarkEnd w:id="22"/>
     </w:p>
     <w:p>
       <w:pPr>
@@ -9181,7 +9738,7 @@
         <w:pStyle w:val="4"/>
         <w:spacing w:before="320" w:after="120"/>
       </w:pPr>
-      <w:bookmarkStart w:id="21" w:name="_Toc27059"/>
+      <w:bookmarkStart w:id="23" w:name="_Toc26019"/>
       <w:r>
         <w:rPr>
           <w:rFonts w:ascii="微软雅黑" w:hAnsi="微软雅黑" w:eastAsia="微软雅黑"/>
@@ -9190,14 +9747,14 @@
         </w:rPr>
         <w:t>二、程序介绍</w:t>
       </w:r>
-      <w:bookmarkEnd w:id="21"/>
+      <w:bookmarkEnd w:id="23"/>
     </w:p>
     <w:p>
       <w:pPr>
         <w:pStyle w:val="5"/>
         <w:spacing w:before="200" w:after="80"/>
       </w:pPr>
-      <w:bookmarkStart w:id="22" w:name="_Toc31598"/>
+      <w:bookmarkStart w:id="24" w:name="_Toc32570"/>
       <w:r>
         <w:rPr>
           <w:rFonts w:ascii="微软雅黑" w:hAnsi="微软雅黑" w:eastAsia="微软雅黑"/>
@@ -9206,7 +9763,7 @@
         </w:rPr>
         <w:t>2.1 完整程序</w:t>
       </w:r>
-      <w:bookmarkEnd w:id="22"/>
+      <w:bookmarkEnd w:id="24"/>
     </w:p>
     <w:p>
       <w:pPr>
@@ -9689,7 +10246,7 @@
         <w:pStyle w:val="5"/>
         <w:spacing w:before="200" w:after="80"/>
       </w:pPr>
-      <w:bookmarkStart w:id="23" w:name="_Toc16905"/>
+      <w:bookmarkStart w:id="25" w:name="_Toc24355"/>
       <w:r>
         <w:rPr>
           <w:rFonts w:ascii="微软雅黑" w:hAnsi="微软雅黑" w:eastAsia="微软雅黑"/>
@@ -9698,7 +10255,7 @@
         </w:rPr>
         <w:t>2.2 与第 1 章的差别</w:t>
       </w:r>
-      <w:bookmarkEnd w:id="23"/>
+      <w:bookmarkEnd w:id="25"/>
     </w:p>
     <w:p>
       <w:pPr>
@@ -9834,7 +10391,7 @@
         <w:pStyle w:val="5"/>
         <w:spacing w:before="200" w:after="80"/>
       </w:pPr>
-      <w:bookmarkStart w:id="24" w:name="_Toc27011"/>
+      <w:bookmarkStart w:id="26" w:name="_Toc10958"/>
       <w:r>
         <w:rPr>
           <w:rFonts w:ascii="微软雅黑" w:hAnsi="微软雅黑" w:eastAsia="微软雅黑"/>
@@ -9843,7 +10400,7 @@
         </w:rPr>
         <w:t>2.3 那几行 print 是干什么的</w:t>
       </w:r>
-      <w:bookmarkEnd w:id="24"/>
+      <w:bookmarkEnd w:id="26"/>
     </w:p>
     <w:p>
       <w:pPr>
@@ -9936,7 +10493,7 @@
         <w:pStyle w:val="5"/>
         <w:spacing w:before="200" w:after="80"/>
       </w:pPr>
-      <w:bookmarkStart w:id="25" w:name="_Toc29986"/>
+      <w:bookmarkStart w:id="27" w:name="_Toc29000"/>
       <w:r>
         <w:rPr>
           <w:rFonts w:ascii="微软雅黑" w:hAnsi="微软雅黑" w:eastAsia="微软雅黑"/>
@@ -9945,7 +10502,7 @@
         </w:rPr>
         <w:t>2.4 两颗螺丝</w:t>
       </w:r>
-      <w:bookmarkEnd w:id="25"/>
+      <w:bookmarkEnd w:id="27"/>
     </w:p>
     <w:p>
       <w:pPr>
@@ -10086,7 +10643,7 @@
         <w:pStyle w:val="4"/>
         <w:spacing w:before="320" w:after="120"/>
       </w:pPr>
-      <w:bookmarkStart w:id="26" w:name="_Toc12372"/>
+      <w:bookmarkStart w:id="28" w:name="_Toc7770"/>
       <w:r>
         <w:rPr>
           <w:rFonts w:ascii="微软雅黑" w:hAnsi="微软雅黑" w:eastAsia="微软雅黑"/>
@@ -10095,14 +10652,14 @@
         </w:rPr>
         <w:t>三、运行过程</w:t>
       </w:r>
-      <w:bookmarkEnd w:id="26"/>
+      <w:bookmarkEnd w:id="28"/>
     </w:p>
     <w:p>
       <w:pPr>
         <w:pStyle w:val="5"/>
         <w:spacing w:before="200" w:after="80"/>
       </w:pPr>
-      <w:bookmarkStart w:id="27" w:name="_Toc30722"/>
+      <w:bookmarkStart w:id="29" w:name="_Toc24274"/>
       <w:r>
         <w:rPr>
           <w:rFonts w:ascii="微软雅黑" w:hAnsi="微软雅黑" w:eastAsia="微软雅黑"/>
@@ -10111,7 +10668,7 @@
         </w:rPr>
         <w:t>3.1 环境准备</w:t>
       </w:r>
-      <w:bookmarkEnd w:id="27"/>
+      <w:bookmarkEnd w:id="29"/>
     </w:p>
     <w:p>
       <w:pPr>
@@ -10223,7 +10780,7 @@
         <w:pStyle w:val="5"/>
         <w:spacing w:before="200" w:after="80"/>
       </w:pPr>
-      <w:bookmarkStart w:id="28" w:name="_Toc15062"/>
+      <w:bookmarkStart w:id="30" w:name="_Toc12636"/>
       <w:r>
         <w:rPr>
           <w:rFonts w:ascii="微软雅黑" w:hAnsi="微软雅黑" w:eastAsia="微软雅黑"/>
@@ -10232,7 +10789,7 @@
         </w:rPr>
         <w:t>3.2 第一次跑：把两颗螺丝都松开</w:t>
       </w:r>
-      <w:bookmarkEnd w:id="28"/>
+      <w:bookmarkEnd w:id="30"/>
     </w:p>
     <w:p>
       <w:pPr>
@@ -10654,7 +11211,7 @@
         <w:pStyle w:val="5"/>
         <w:spacing w:before="200" w:after="80"/>
       </w:pPr>
-      <w:bookmarkStart w:id="29" w:name="_Toc21423"/>
+      <w:bookmarkStart w:id="31" w:name="_Toc26143"/>
       <w:r>
         <w:rPr>
           <w:rFonts w:ascii="微软雅黑" w:hAnsi="微软雅黑" w:eastAsia="微软雅黑"/>
@@ -10663,7 +11220,7 @@
         </w:rPr>
         <w:t>3.3 加上第一颗螺丝：身份</w:t>
       </w:r>
-      <w:bookmarkEnd w:id="29"/>
+      <w:bookmarkEnd w:id="31"/>
     </w:p>
     <w:p>
       <w:pPr>
@@ -10739,7 +11296,7 @@
         <w:pStyle w:val="5"/>
         <w:spacing w:before="200" w:after="80"/>
       </w:pPr>
-      <w:bookmarkStart w:id="30" w:name="_Toc6234"/>
+      <w:bookmarkStart w:id="32" w:name="_Toc5825"/>
       <w:r>
         <w:rPr>
           <w:rFonts w:ascii="微软雅黑" w:hAnsi="微软雅黑" w:eastAsia="微软雅黑"/>
@@ -10748,7 +11305,7 @@
         </w:rPr>
         <w:t>3.4 加上第二颗螺丝：文件落盘</w:t>
       </w:r>
-      <w:bookmarkEnd w:id="30"/>
+      <w:bookmarkEnd w:id="32"/>
     </w:p>
     <w:p>
       <w:pPr>
@@ -11121,7 +11678,7 @@
         <w:pStyle w:val="5"/>
         <w:spacing w:before="200" w:after="80"/>
       </w:pPr>
-      <w:bookmarkStart w:id="31" w:name="_Toc17188"/>
+      <w:bookmarkStart w:id="33" w:name="_Toc24459"/>
       <w:r>
         <w:rPr>
           <w:rFonts w:ascii="微软雅黑" w:hAnsi="微软雅黑" w:eastAsia="微软雅黑"/>
@@ -11130,7 +11687,7 @@
         </w:rPr>
         <w:t>3.5 一次多步任务的实录</w:t>
       </w:r>
-      <w:bookmarkEnd w:id="31"/>
+      <w:bookmarkEnd w:id="33"/>
     </w:p>
     <w:p>
       <w:pPr>
@@ -11406,7 +11963,7 @@
         <w:pStyle w:val="4"/>
         <w:spacing w:before="320" w:after="120"/>
       </w:pPr>
-      <w:bookmarkStart w:id="32" w:name="_Toc9491"/>
+      <w:bookmarkStart w:id="34" w:name="_Toc24273"/>
       <w:r>
         <w:rPr>
           <w:rFonts w:ascii="微软雅黑" w:hAnsi="微软雅黑" w:eastAsia="微软雅黑"/>
@@ -11415,7 +11972,7 @@
         </w:rPr>
         <w:t>四、本章小结</w:t>
       </w:r>
-      <w:bookmarkEnd w:id="32"/>
+      <w:bookmarkEnd w:id="34"/>
     </w:p>
     <w:p>
       <w:pPr>
@@ -11608,7 +12165,7 @@
         <w:spacing w:before="200" w:after="360"/>
         <w:jc w:val="center"/>
       </w:pPr>
-      <w:bookmarkStart w:id="33" w:name="_Toc12878"/>
+      <w:bookmarkStart w:id="35" w:name="_Toc22273"/>
       <w:r>
         <w:rPr>
           <w:rFonts w:ascii="微软雅黑" w:hAnsi="微软雅黑" w:eastAsia="微软雅黑"/>
@@ -11617,7 +12174,7 @@
         </w:rPr>
         <w:t>第 3 章 工具调用：给智能体接入联网能力</w:t>
       </w:r>
-      <w:bookmarkEnd w:id="33"/>
+      <w:bookmarkEnd w:id="35"/>
     </w:p>
     <w:p>
       <w:pPr>
@@ -11680,7 +12237,7 @@
         <w:pStyle w:val="4"/>
         <w:spacing w:before="320" w:after="120"/>
       </w:pPr>
-      <w:bookmarkStart w:id="34" w:name="_Toc9145"/>
+      <w:bookmarkStart w:id="36" w:name="_Toc17301"/>
       <w:r>
         <w:rPr>
           <w:rFonts w:ascii="微软雅黑" w:hAnsi="微软雅黑" w:eastAsia="微软雅黑"/>
@@ -11689,14 +12246,14 @@
         </w:rPr>
         <w:t>一、基本原理</w:t>
       </w:r>
-      <w:bookmarkEnd w:id="34"/>
+      <w:bookmarkEnd w:id="36"/>
     </w:p>
     <w:p>
       <w:pPr>
         <w:pStyle w:val="5"/>
         <w:spacing w:before="200" w:after="80"/>
       </w:pPr>
-      <w:bookmarkStart w:id="35" w:name="_Toc11670"/>
+      <w:bookmarkStart w:id="37" w:name="_Toc6365"/>
       <w:r>
         <w:rPr>
           <w:rFonts w:ascii="微软雅黑" w:hAnsi="微软雅黑" w:eastAsia="微软雅黑"/>
@@ -11705,7 +12262,7 @@
         </w:rPr>
         <w:t>1.1 工具就是一个普通函数</w:t>
       </w:r>
-      <w:bookmarkEnd w:id="35"/>
+      <w:bookmarkEnd w:id="37"/>
     </w:p>
     <w:p>
       <w:pPr>
@@ -11914,7 +12471,7 @@
         <w:pStyle w:val="5"/>
         <w:spacing w:before="200" w:after="80"/>
       </w:pPr>
-      <w:bookmarkStart w:id="36" w:name="_Toc14679"/>
+      <w:bookmarkStart w:id="38" w:name="_Toc14505"/>
       <w:r>
         <w:rPr>
           <w:rFonts w:ascii="微软雅黑" w:hAnsi="微软雅黑" w:eastAsia="微软雅黑"/>
@@ -11923,7 +12480,7 @@
         </w:rPr>
         <w:t>1.2 docstring 是产品文案</w:t>
       </w:r>
-      <w:bookmarkEnd w:id="36"/>
+      <w:bookmarkEnd w:id="38"/>
     </w:p>
     <w:p>
       <w:pPr>
@@ -12001,7 +12558,7 @@
         <w:pStyle w:val="5"/>
         <w:spacing w:before="200" w:after="80"/>
       </w:pPr>
-      <w:bookmarkStart w:id="37" w:name="_Toc3834"/>
+      <w:bookmarkStart w:id="39" w:name="_Toc26702"/>
       <w:r>
         <w:rPr>
           <w:rFonts w:ascii="微软雅黑" w:hAnsi="微软雅黑" w:eastAsia="微软雅黑"/>
@@ -12010,7 +12567,7 @@
         </w:rPr>
         <w:t>1.3 搜索为什么自己造</w:t>
       </w:r>
-      <w:bookmarkEnd w:id="37"/>
+      <w:bookmarkEnd w:id="39"/>
     </w:p>
     <w:p>
       <w:pPr>
@@ -12143,7 +12700,7 @@
         <w:pStyle w:val="5"/>
         <w:spacing w:before="200" w:after="80"/>
       </w:pPr>
-      <w:bookmarkStart w:id="38" w:name="_Toc1164"/>
+      <w:bookmarkStart w:id="40" w:name="_Toc8824"/>
       <w:r>
         <w:rPr>
           <w:rFonts w:ascii="微软雅黑" w:hAnsi="微软雅黑" w:eastAsia="微软雅黑"/>
@@ -12152,7 +12709,7 @@
         </w:rPr>
         <w:t>1.4 返回的东西要进上下文</w:t>
       </w:r>
-      <w:bookmarkEnd w:id="38"/>
+      <w:bookmarkEnd w:id="40"/>
     </w:p>
     <w:p>
       <w:pPr>
@@ -12200,7 +12757,7 @@
         <w:pStyle w:val="5"/>
         <w:spacing w:before="200" w:after="80"/>
       </w:pPr>
-      <w:bookmarkStart w:id="39" w:name="_Toc23761"/>
+      <w:bookmarkStart w:id="41" w:name="_Toc30239"/>
       <w:r>
         <w:rPr>
           <w:rFonts w:ascii="微软雅黑" w:hAnsi="微软雅黑" w:eastAsia="微软雅黑"/>
@@ -12209,7 +12766,7 @@
         </w:rPr>
         <w:t>1.5 失败要能读懂</w:t>
       </w:r>
-      <w:bookmarkEnd w:id="39"/>
+      <w:bookmarkEnd w:id="41"/>
     </w:p>
     <w:p>
       <w:pPr>
@@ -12270,7 +12827,7 @@
         <w:pStyle w:val="5"/>
         <w:spacing w:before="200" w:after="80"/>
       </w:pPr>
-      <w:bookmarkStart w:id="40" w:name="_Toc5060"/>
+      <w:bookmarkStart w:id="42" w:name="_Toc7269"/>
       <w:r>
         <w:rPr>
           <w:rFonts w:ascii="微软雅黑" w:hAnsi="微软雅黑" w:eastAsia="微软雅黑"/>
@@ -12279,7 +12836,7 @@
         </w:rPr>
         <w:t>1.6 依赖环境</w:t>
       </w:r>
-      <w:bookmarkEnd w:id="40"/>
+      <w:bookmarkEnd w:id="42"/>
     </w:p>
     <w:p>
       <w:pPr>
@@ -12360,12 +12917,6 @@
             <w:insideH w:val="single" w:color="auto" w:sz="4" w:space="0"/>
             <w:insideV w:val="single" w:color="auto" w:sz="4" w:space="0"/>
           </w:tblBorders>
-          <w:tblCellMar>
-            <w:top w:w="0" w:type="dxa"/>
-            <w:left w:w="108" w:type="dxa"/>
-            <w:bottom w:w="0" w:type="dxa"/>
-            <w:right w:w="108" w:type="dxa"/>
-          </w:tblCellMar>
         </w:tblPrEx>
         <w:trPr>
           <w:jc w:val="center"/>
@@ -12648,7 +13199,7 @@
         <w:pStyle w:val="4"/>
         <w:spacing w:before="320" w:after="120"/>
       </w:pPr>
-      <w:bookmarkStart w:id="41" w:name="_Toc12189"/>
+      <w:bookmarkStart w:id="43" w:name="_Toc3787"/>
       <w:r>
         <w:rPr>
           <w:rFonts w:ascii="微软雅黑" w:hAnsi="微软雅黑" w:eastAsia="微软雅黑"/>
@@ -12657,14 +13208,14 @@
         </w:rPr>
         <w:t>二、程序介绍</w:t>
       </w:r>
-      <w:bookmarkEnd w:id="41"/>
+      <w:bookmarkEnd w:id="43"/>
     </w:p>
     <w:p>
       <w:pPr>
         <w:pStyle w:val="5"/>
         <w:spacing w:before="200" w:after="80"/>
       </w:pPr>
-      <w:bookmarkStart w:id="42" w:name="_Toc23083"/>
+      <w:bookmarkStart w:id="44" w:name="_Toc27939"/>
       <w:r>
         <w:rPr>
           <w:rFonts w:ascii="微软雅黑" w:hAnsi="微软雅黑" w:eastAsia="微软雅黑"/>
@@ -12673,7 +13224,7 @@
         </w:rPr>
         <w:t>2.1 工具一：web_search</w:t>
       </w:r>
-      <w:bookmarkEnd w:id="42"/>
+      <w:bookmarkEnd w:id="44"/>
     </w:p>
     <w:p>
       <w:pPr>
@@ -13131,7 +13682,7 @@
         <w:pStyle w:val="5"/>
         <w:spacing w:before="200" w:after="80"/>
       </w:pPr>
-      <w:bookmarkStart w:id="43" w:name="_Toc24486"/>
+      <w:bookmarkStart w:id="45" w:name="_Toc16879"/>
       <w:r>
         <w:rPr>
           <w:rFonts w:ascii="微软雅黑" w:hAnsi="微软雅黑" w:eastAsia="微软雅黑"/>
@@ -13140,7 +13691,7 @@
         </w:rPr>
         <w:t>2.2 工具二：fetch_url</w:t>
       </w:r>
-      <w:bookmarkEnd w:id="43"/>
+      <w:bookmarkEnd w:id="45"/>
     </w:p>
     <w:p>
       <w:pPr>
@@ -13425,7 +13976,7 @@
         <w:pStyle w:val="5"/>
         <w:spacing w:before="200" w:after="80"/>
       </w:pPr>
-      <w:bookmarkStart w:id="44" w:name="_Toc374"/>
+      <w:bookmarkStart w:id="46" w:name="_Toc705"/>
       <w:r>
         <w:rPr>
           <w:rFonts w:ascii="微软雅黑" w:hAnsi="微软雅黑" w:eastAsia="微软雅黑"/>
@@ -13434,7 +13985,7 @@
         </w:rPr>
         <w:t>2.3 主程序</w:t>
       </w:r>
-      <w:bookmarkEnd w:id="44"/>
+      <w:bookmarkEnd w:id="46"/>
     </w:p>
     <w:p>
       <w:pPr>
@@ -14050,7 +14601,7 @@
         <w:pStyle w:val="5"/>
         <w:spacing w:before="200" w:after="80"/>
       </w:pPr>
-      <w:bookmarkStart w:id="45" w:name="_Toc48"/>
+      <w:bookmarkStart w:id="47" w:name="_Toc5790"/>
       <w:r>
         <w:rPr>
           <w:rFonts w:ascii="微软雅黑" w:hAnsi="微软雅黑" w:eastAsia="微软雅黑"/>
@@ -14059,7 +14610,7 @@
         </w:rPr>
         <w:t>2.4 与第 2 章的差别</w:t>
       </w:r>
-      <w:bookmarkEnd w:id="45"/>
+      <w:bookmarkEnd w:id="47"/>
     </w:p>
     <w:p>
       <w:pPr>
@@ -14189,7 +14740,7 @@
         <w:pStyle w:val="4"/>
         <w:spacing w:before="320" w:after="120"/>
       </w:pPr>
-      <w:bookmarkStart w:id="46" w:name="_Toc9908"/>
+      <w:bookmarkStart w:id="48" w:name="_Toc23612"/>
       <w:r>
         <w:rPr>
           <w:rFonts w:ascii="微软雅黑" w:hAnsi="微软雅黑" w:eastAsia="微软雅黑"/>
@@ -14198,14 +14749,14 @@
         </w:rPr>
         <w:t>三、运行过程</w:t>
       </w:r>
-      <w:bookmarkEnd w:id="46"/>
+      <w:bookmarkEnd w:id="48"/>
     </w:p>
     <w:p>
       <w:pPr>
         <w:pStyle w:val="5"/>
         <w:spacing w:before="200" w:after="80"/>
       </w:pPr>
-      <w:bookmarkStart w:id="47" w:name="_Toc7554"/>
+      <w:bookmarkStart w:id="49" w:name="_Toc15151"/>
       <w:r>
         <w:rPr>
           <w:rFonts w:ascii="微软雅黑" w:hAnsi="微软雅黑" w:eastAsia="微软雅黑"/>
@@ -14214,7 +14765,7 @@
         </w:rPr>
         <w:t>3.1 环境准备</w:t>
       </w:r>
-      <w:bookmarkEnd w:id="47"/>
+      <w:bookmarkEnd w:id="49"/>
     </w:p>
     <w:p>
       <w:pPr>
@@ -14305,7 +14856,7 @@
         <w:pStyle w:val="5"/>
         <w:spacing w:before="200" w:after="80"/>
       </w:pPr>
-      <w:bookmarkStart w:id="48" w:name="_Toc17080"/>
+      <w:bookmarkStart w:id="50" w:name="_Toc13470"/>
       <w:r>
         <w:rPr>
           <w:rFonts w:ascii="微软雅黑" w:hAnsi="微软雅黑" w:eastAsia="微软雅黑"/>
@@ -14314,7 +14865,7 @@
         </w:rPr>
         <w:t>3.2 一次真实调研</w:t>
       </w:r>
-      <w:bookmarkEnd w:id="48"/>
+      <w:bookmarkEnd w:id="50"/>
     </w:p>
     <w:p>
       <w:pPr>
@@ -14771,7 +15322,7 @@
         <w:pStyle w:val="5"/>
         <w:spacing w:before="200" w:after="80"/>
       </w:pPr>
-      <w:bookmarkStart w:id="49" w:name="_Toc7203"/>
+      <w:bookmarkStart w:id="51" w:name="_Toc21611"/>
       <w:r>
         <w:rPr>
           <w:rFonts w:ascii="微软雅黑" w:hAnsi="微软雅黑" w:eastAsia="微软雅黑"/>
@@ -14780,7 +15331,7 @@
         </w:rPr>
         <w:t>3.3 实录里的三件事</w:t>
       </w:r>
-      <w:bookmarkEnd w:id="49"/>
+      <w:bookmarkEnd w:id="51"/>
     </w:p>
     <w:p>
       <w:pPr>
@@ -14850,7 +15401,7 @@
         <w:pStyle w:val="5"/>
         <w:spacing w:before="200" w:after="80"/>
       </w:pPr>
-      <w:bookmarkStart w:id="50" w:name="_Toc17130"/>
+      <w:bookmarkStart w:id="52" w:name="_Toc9187"/>
       <w:r>
         <w:rPr>
           <w:rFonts w:ascii="微软雅黑" w:hAnsi="微软雅黑" w:eastAsia="微软雅黑"/>
@@ -14859,7 +15410,7 @@
         </w:rPr>
         <w:t>3.4 现阶段的不足</w:t>
       </w:r>
-      <w:bookmarkEnd w:id="50"/>
+      <w:bookmarkEnd w:id="52"/>
     </w:p>
     <w:p>
       <w:pPr>
@@ -14922,7 +15473,7 @@
         <w:pStyle w:val="4"/>
         <w:spacing w:before="320" w:after="120"/>
       </w:pPr>
-      <w:bookmarkStart w:id="51" w:name="_Toc19185"/>
+      <w:bookmarkStart w:id="53" w:name="_Toc28495"/>
       <w:r>
         <w:rPr>
           <w:rFonts w:ascii="微软雅黑" w:hAnsi="微软雅黑" w:eastAsia="微软雅黑"/>
@@ -14931,7 +15482,7 @@
         </w:rPr>
         <w:t>四、本章小结</w:t>
       </w:r>
-      <w:bookmarkEnd w:id="51"/>
+      <w:bookmarkEnd w:id="53"/>
     </w:p>
     <w:p>
       <w:pPr>
@@ -15107,7 +15658,7 @@
         <w:spacing w:before="200" w:after="360"/>
         <w:jc w:val="center"/>
       </w:pPr>
-      <w:bookmarkStart w:id="52" w:name="_Toc15736"/>
+      <w:bookmarkStart w:id="54" w:name="_Toc19520"/>
       <w:r>
         <w:rPr>
           <w:rFonts w:ascii="微软雅黑" w:hAnsi="微软雅黑" w:eastAsia="微软雅黑"/>
@@ -15116,7 +15667,7 @@
         </w:rPr>
         <w:t>第 4 章 技能（Skills）：把做事的方法固化成能力</w:t>
       </w:r>
-      <w:bookmarkEnd w:id="52"/>
+      <w:bookmarkEnd w:id="54"/>
     </w:p>
     <w:p>
       <w:pPr>
@@ -15194,7 +15745,7 @@
         <w:pStyle w:val="4"/>
         <w:spacing w:before="320" w:after="120"/>
       </w:pPr>
-      <w:bookmarkStart w:id="53" w:name="_Toc1791"/>
+      <w:bookmarkStart w:id="55" w:name="_Toc29118"/>
       <w:r>
         <w:rPr>
           <w:rFonts w:ascii="微软雅黑" w:hAnsi="微软雅黑" w:eastAsia="微软雅黑"/>
@@ -15203,14 +15754,14 @@
         </w:rPr>
         <w:t>一、基本原理</w:t>
       </w:r>
-      <w:bookmarkEnd w:id="53"/>
+      <w:bookmarkEnd w:id="55"/>
     </w:p>
     <w:p>
       <w:pPr>
         <w:pStyle w:val="5"/>
         <w:spacing w:before="200" w:after="80"/>
       </w:pPr>
-      <w:bookmarkStart w:id="54" w:name="_Toc17475"/>
+      <w:bookmarkStart w:id="56" w:name="_Toc7816"/>
       <w:r>
         <w:rPr>
           <w:rFonts w:ascii="微软雅黑" w:hAnsi="微软雅黑" w:eastAsia="微软雅黑"/>
@@ -15219,7 +15770,7 @@
         </w:rPr>
         <w:t>1.1 工具是手，技能是手艺</w:t>
       </w:r>
-      <w:bookmarkEnd w:id="54"/>
+      <w:bookmarkEnd w:id="56"/>
     </w:p>
     <w:p>
       <w:pPr>
@@ -15562,7 +16113,7 @@
         <w:pStyle w:val="5"/>
         <w:spacing w:before="200" w:after="80"/>
       </w:pPr>
-      <w:bookmarkStart w:id="55" w:name="_Toc1889"/>
+      <w:bookmarkStart w:id="57" w:name="_Toc2511"/>
       <w:r>
         <w:rPr>
           <w:rFonts w:ascii="微软雅黑" w:hAnsi="微软雅黑" w:eastAsia="微软雅黑"/>
@@ -15571,7 +16122,7 @@
         </w:rPr>
         <w:t>1.2 一个技能长什么样</w:t>
       </w:r>
-      <w:bookmarkEnd w:id="55"/>
+      <w:bookmarkEnd w:id="57"/>
     </w:p>
     <w:p>
       <w:pPr>
@@ -15778,7 +16329,7 @@
         <w:pStyle w:val="5"/>
         <w:spacing w:before="200" w:after="80"/>
       </w:pPr>
-      <w:bookmarkStart w:id="56" w:name="_Toc13305"/>
+      <w:bookmarkStart w:id="58" w:name="_Toc22201"/>
       <w:r>
         <w:rPr>
           <w:rFonts w:ascii="微软雅黑" w:hAnsi="微软雅黑" w:eastAsia="微软雅黑"/>
@@ -15787,7 +16338,7 @@
         </w:rPr>
         <w:t>1.3 三级渐进加载</w:t>
       </w:r>
-      <w:bookmarkEnd w:id="56"/>
+      <w:bookmarkEnd w:id="58"/>
     </w:p>
     <w:p>
       <w:pPr>
@@ -16245,7 +16796,7 @@
         <w:pStyle w:val="5"/>
         <w:spacing w:before="200" w:after="80"/>
       </w:pPr>
-      <w:bookmarkStart w:id="57" w:name="_Toc22602"/>
+      <w:bookmarkStart w:id="59" w:name="_Toc22697"/>
       <w:r>
         <w:rPr>
           <w:rFonts w:ascii="微软雅黑" w:hAnsi="微软雅黑" w:eastAsia="微软雅黑"/>
@@ -16254,7 +16805,7 @@
         </w:rPr>
         <w:t>1.4 技能是作者写的东西，只读</w:t>
       </w:r>
-      <w:bookmarkEnd w:id="57"/>
+      <w:bookmarkEnd w:id="59"/>
     </w:p>
     <w:p>
       <w:pPr>
@@ -16302,7 +16853,7 @@
         <w:pStyle w:val="5"/>
         <w:spacing w:before="200" w:after="80"/>
       </w:pPr>
-      <w:bookmarkStart w:id="58" w:name="_Toc2364"/>
+      <w:bookmarkStart w:id="60" w:name="_Toc6655"/>
       <w:r>
         <w:rPr>
           <w:rFonts w:ascii="微软雅黑" w:hAnsi="微软雅黑" w:eastAsia="微软雅黑"/>
@@ -16311,7 +16862,7 @@
         </w:rPr>
         <w:t>1.5 自进化与三道闸门</w:t>
       </w:r>
-      <w:bookmarkEnd w:id="58"/>
+      <w:bookmarkEnd w:id="60"/>
     </w:p>
     <w:p>
       <w:pPr>
@@ -16581,7 +17132,7 @@
         <w:pStyle w:val="5"/>
         <w:spacing w:before="200" w:after="80"/>
       </w:pPr>
-      <w:bookmarkStart w:id="59" w:name="_Toc2089"/>
+      <w:bookmarkStart w:id="61" w:name="_Toc15615"/>
       <w:r>
         <w:rPr>
           <w:rFonts w:ascii="微软雅黑" w:hAnsi="微软雅黑" w:eastAsia="微软雅黑"/>
@@ -16590,7 +17141,7 @@
         </w:rPr>
         <w:t>1.6 依赖环境</w:t>
       </w:r>
-      <w:bookmarkEnd w:id="59"/>
+      <w:bookmarkEnd w:id="61"/>
     </w:p>
     <w:p>
       <w:pPr>
@@ -16722,7 +17273,7 @@
         <w:pStyle w:val="4"/>
         <w:spacing w:before="320" w:after="120"/>
       </w:pPr>
-      <w:bookmarkStart w:id="60" w:name="_Toc21448"/>
+      <w:bookmarkStart w:id="62" w:name="_Toc10661"/>
       <w:r>
         <w:rPr>
           <w:rFonts w:ascii="微软雅黑" w:hAnsi="微软雅黑" w:eastAsia="微软雅黑"/>
@@ -16731,14 +17282,14 @@
         </w:rPr>
         <w:t>二、程序介绍</w:t>
       </w:r>
-      <w:bookmarkEnd w:id="60"/>
+      <w:bookmarkEnd w:id="62"/>
     </w:p>
     <w:p>
       <w:pPr>
         <w:pStyle w:val="5"/>
         <w:spacing w:before="200" w:after="80"/>
       </w:pPr>
-      <w:bookmarkStart w:id="61" w:name="_Toc24235"/>
+      <w:bookmarkStart w:id="63" w:name="_Toc686"/>
       <w:r>
         <w:rPr>
           <w:rFonts w:ascii="微软雅黑" w:hAnsi="微软雅黑" w:eastAsia="微软雅黑"/>
@@ -16747,7 +17298,7 @@
         </w:rPr>
         <w:t>2.1 技能文件：SKILL.md</w:t>
       </w:r>
-      <w:bookmarkEnd w:id="61"/>
+      <w:bookmarkEnd w:id="63"/>
     </w:p>
     <w:p>
       <w:pPr>
@@ -17180,7 +17731,7 @@
         <w:pStyle w:val="5"/>
         <w:spacing w:before="200" w:after="80"/>
       </w:pPr>
-      <w:bookmarkStart w:id="62" w:name="_Toc24560"/>
+      <w:bookmarkStart w:id="64" w:name="_Toc31446"/>
       <w:r>
         <w:rPr>
           <w:rFonts w:ascii="微软雅黑" w:hAnsi="微软雅黑" w:eastAsia="微软雅黑"/>
@@ -17189,7 +17740,7 @@
         </w:rPr>
         <w:t>2.2 附件：references/report-template.md</w:t>
       </w:r>
-      <w:bookmarkEnd w:id="62"/>
+      <w:bookmarkEnd w:id="64"/>
     </w:p>
     <w:p>
       <w:pPr>
@@ -17349,7 +17900,7 @@
         <w:pStyle w:val="5"/>
         <w:spacing w:before="200" w:after="80"/>
       </w:pPr>
-      <w:bookmarkStart w:id="63" w:name="_Toc29897"/>
+      <w:bookmarkStart w:id="65" w:name="_Toc10250"/>
       <w:r>
         <w:rPr>
           <w:rFonts w:ascii="微软雅黑" w:hAnsi="微软雅黑" w:eastAsia="微软雅黑"/>
@@ -17358,7 +17909,7 @@
         </w:rPr>
         <w:t>2.3 主程序</w:t>
       </w:r>
-      <w:bookmarkEnd w:id="63"/>
+      <w:bookmarkEnd w:id="65"/>
     </w:p>
     <w:p>
       <w:pPr>
@@ -18072,7 +18623,7 @@
         <w:pStyle w:val="5"/>
         <w:spacing w:before="200" w:after="80"/>
       </w:pPr>
-      <w:bookmarkStart w:id="64" w:name="_Toc12529"/>
+      <w:bookmarkStart w:id="66" w:name="_Toc16664"/>
       <w:r>
         <w:rPr>
           <w:rFonts w:ascii="微软雅黑" w:hAnsi="微软雅黑" w:eastAsia="微软雅黑"/>
@@ -18081,7 +18632,7 @@
         </w:rPr>
         <w:t>2.4 三处改动各解决什么问题</w:t>
       </w:r>
-      <w:bookmarkEnd w:id="64"/>
+      <w:bookmarkEnd w:id="66"/>
     </w:p>
     <w:p>
       <w:pPr>
@@ -18324,7 +18875,7 @@
         <w:pStyle w:val="4"/>
         <w:spacing w:before="320" w:after="120"/>
       </w:pPr>
-      <w:bookmarkStart w:id="65" w:name="_Toc32334"/>
+      <w:bookmarkStart w:id="67" w:name="_Toc11998"/>
       <w:r>
         <w:rPr>
           <w:rFonts w:ascii="微软雅黑" w:hAnsi="微软雅黑" w:eastAsia="微软雅黑"/>
@@ -18333,14 +18884,14 @@
         </w:rPr>
         <w:t>三、运行过程</w:t>
       </w:r>
-      <w:bookmarkEnd w:id="65"/>
+      <w:bookmarkEnd w:id="67"/>
     </w:p>
     <w:p>
       <w:pPr>
         <w:pStyle w:val="5"/>
         <w:spacing w:before="200" w:after="80"/>
       </w:pPr>
-      <w:bookmarkStart w:id="66" w:name="_Toc31465"/>
+      <w:bookmarkStart w:id="68" w:name="_Toc10726"/>
       <w:r>
         <w:rPr>
           <w:rFonts w:ascii="微软雅黑" w:hAnsi="微软雅黑" w:eastAsia="微软雅黑"/>
@@ -18349,7 +18900,7 @@
         </w:rPr>
         <w:t>3.1 环境准备</w:t>
       </w:r>
-      <w:bookmarkEnd w:id="66"/>
+      <w:bookmarkEnd w:id="68"/>
     </w:p>
     <w:p>
       <w:pPr>
@@ -18470,7 +19021,7 @@
         <w:pStyle w:val="5"/>
         <w:spacing w:before="200" w:after="80"/>
       </w:pPr>
-      <w:bookmarkStart w:id="67" w:name="_Toc22643"/>
+      <w:bookmarkStart w:id="69" w:name="_Toc24114"/>
       <w:r>
         <w:rPr>
           <w:rFonts w:ascii="微软雅黑" w:hAnsi="微软雅黑" w:eastAsia="微软雅黑"/>
@@ -18479,7 +19030,7 @@
         </w:rPr>
         <w:t>3.2 看它怎么用</w:t>
       </w:r>
-      <w:bookmarkEnd w:id="67"/>
+      <w:bookmarkEnd w:id="69"/>
     </w:p>
     <w:p>
       <w:pPr>
@@ -18920,7 +19471,7 @@
         <w:pStyle w:val="5"/>
         <w:spacing w:before="200" w:after="80"/>
       </w:pPr>
-      <w:bookmarkStart w:id="68" w:name="_Toc370"/>
+      <w:bookmarkStart w:id="70" w:name="_Toc14805"/>
       <w:r>
         <w:rPr>
           <w:rFonts w:ascii="微软雅黑" w:hAnsi="微软雅黑" w:eastAsia="微软雅黑"/>
@@ -18929,7 +19480,7 @@
         </w:rPr>
         <w:t>3.3 实录里的三件事</w:t>
       </w:r>
-      <w:bookmarkEnd w:id="68"/>
+      <w:bookmarkEnd w:id="70"/>
     </w:p>
     <w:p>
       <w:pPr>
@@ -19080,7 +19631,7 @@
         <w:pStyle w:val="4"/>
         <w:spacing w:before="320" w:after="120"/>
       </w:pPr>
-      <w:bookmarkStart w:id="69" w:name="_Toc20106"/>
+      <w:bookmarkStart w:id="71" w:name="_Toc17219"/>
       <w:r>
         <w:rPr>
           <w:rFonts w:ascii="微软雅黑" w:hAnsi="微软雅黑" w:eastAsia="微软雅黑"/>
@@ -19089,7 +19640,7 @@
         </w:rPr>
         <w:t>四、本章小结</w:t>
       </w:r>
-      <w:bookmarkEnd w:id="69"/>
+      <w:bookmarkEnd w:id="71"/>
     </w:p>
     <w:p>
       <w:pPr>
@@ -19207,7 +19758,7 @@
         <w:spacing w:before="200" w:after="360"/>
         <w:jc w:val="center"/>
       </w:pPr>
-      <w:bookmarkStart w:id="70" w:name="_Toc10294"/>
+      <w:bookmarkStart w:id="72" w:name="_Toc40"/>
       <w:r>
         <w:rPr>
           <w:rFonts w:ascii="微软雅黑" w:hAnsi="微软雅黑" w:eastAsia="微软雅黑"/>
@@ -19216,7 +19767,7 @@
         </w:rPr>
         <w:t>第 5 章 记忆（Memory）：让智能体跨会话记住用户</w:t>
       </w:r>
-      <w:bookmarkEnd w:id="70"/>
+      <w:bookmarkEnd w:id="72"/>
     </w:p>
     <w:p>
       <w:pPr>
@@ -19249,7 +19800,7 @@
         <w:pStyle w:val="4"/>
         <w:spacing w:before="320" w:after="120"/>
       </w:pPr>
-      <w:bookmarkStart w:id="71" w:name="_Toc19659"/>
+      <w:bookmarkStart w:id="73" w:name="_Toc29533"/>
       <w:r>
         <w:rPr>
           <w:rFonts w:ascii="微软雅黑" w:hAnsi="微软雅黑" w:eastAsia="微软雅黑"/>
@@ -19258,14 +19809,14 @@
         </w:rPr>
         <w:t>一、基本原理</w:t>
       </w:r>
-      <w:bookmarkEnd w:id="71"/>
+      <w:bookmarkEnd w:id="73"/>
     </w:p>
     <w:p>
       <w:pPr>
         <w:pStyle w:val="5"/>
         <w:spacing w:before="200" w:after="80"/>
       </w:pPr>
-      <w:bookmarkStart w:id="72" w:name="_Toc11504"/>
+      <w:bookmarkStart w:id="74" w:name="_Toc15297"/>
       <w:r>
         <w:rPr>
           <w:rFonts w:ascii="微软雅黑" w:hAnsi="微软雅黑" w:eastAsia="微软雅黑"/>
@@ -19274,7 +19825,7 @@
         </w:rPr>
         <w:t>1.1 先分清两种记忆</w:t>
       </w:r>
-      <w:bookmarkEnd w:id="72"/>
+      <w:bookmarkEnd w:id="74"/>
     </w:p>
     <w:p>
       <w:pPr>
@@ -19409,7 +19960,7 @@
         <w:pStyle w:val="5"/>
         <w:spacing w:before="200" w:after="80"/>
       </w:pPr>
-      <w:bookmarkStart w:id="73" w:name="_Toc15041"/>
+      <w:bookmarkStart w:id="75" w:name="_Toc23932"/>
       <w:r>
         <w:rPr>
           <w:rFonts w:ascii="微软雅黑" w:hAnsi="微软雅黑" w:eastAsia="微软雅黑"/>
@@ -19418,7 +19969,7 @@
         </w:rPr>
         <w:t>1.2 长期记忆就是个文件</w:t>
       </w:r>
-      <w:bookmarkEnd w:id="73"/>
+      <w:bookmarkEnd w:id="75"/>
     </w:p>
     <w:p>
       <w:pPr>
@@ -19530,7 +20081,7 @@
         <w:pStyle w:val="5"/>
         <w:spacing w:before="200" w:after="80"/>
       </w:pPr>
-      <w:bookmarkStart w:id="74" w:name="_Toc32445"/>
+      <w:bookmarkStart w:id="76" w:name="_Toc9418"/>
       <w:r>
         <w:rPr>
           <w:rFonts w:ascii="微软雅黑" w:hAnsi="微软雅黑" w:eastAsia="微软雅黑"/>
@@ -19539,7 +20090,7 @@
         </w:rPr>
         <w:t>1.3 记忆的开与关</w:t>
       </w:r>
-      <w:bookmarkEnd w:id="74"/>
+      <w:bookmarkEnd w:id="76"/>
     </w:p>
     <w:p>
       <w:pPr>
@@ -19587,7 +20138,7 @@
         <w:pStyle w:val="5"/>
         <w:spacing w:before="200" w:after="80"/>
       </w:pPr>
-      <w:bookmarkStart w:id="75" w:name="_Toc16876"/>
+      <w:bookmarkStart w:id="77" w:name="_Toc12753"/>
       <w:r>
         <w:rPr>
           <w:rFonts w:ascii="微软雅黑" w:hAnsi="微软雅黑" w:eastAsia="微软雅黑"/>
@@ -19596,7 +20147,7 @@
         </w:rPr>
         <w:t>1.4 什么该记，什么不该记</w:t>
       </w:r>
-      <w:bookmarkEnd w:id="75"/>
+      <w:bookmarkEnd w:id="77"/>
     </w:p>
     <w:p>
       <w:pPr>
@@ -19694,7 +20245,7 @@
         <w:pStyle w:val="5"/>
         <w:spacing w:before="200" w:after="80"/>
       </w:pPr>
-      <w:bookmarkStart w:id="76" w:name="_Toc1193"/>
+      <w:bookmarkStart w:id="78" w:name="_Toc26775"/>
       <w:r>
         <w:rPr>
           <w:rFonts w:ascii="微软雅黑" w:hAnsi="微软雅黑" w:eastAsia="微软雅黑"/>
@@ -19703,7 +20254,7 @@
         </w:rPr>
         <w:t>1.5 多用户时要换的东西</w:t>
       </w:r>
-      <w:bookmarkEnd w:id="76"/>
+      <w:bookmarkEnd w:id="78"/>
     </w:p>
     <w:p>
       <w:pPr>
@@ -19852,7 +20403,7 @@
         <w:pStyle w:val="5"/>
         <w:spacing w:before="200" w:after="80"/>
       </w:pPr>
-      <w:bookmarkStart w:id="77" w:name="_Toc10888"/>
+      <w:bookmarkStart w:id="79" w:name="_Toc22183"/>
       <w:r>
         <w:rPr>
           <w:rFonts w:ascii="微软雅黑" w:hAnsi="微软雅黑" w:eastAsia="微软雅黑"/>
@@ -19861,7 +20412,7 @@
         </w:rPr>
         <w:t>1.6 依赖环境</w:t>
       </w:r>
-      <w:bookmarkEnd w:id="77"/>
+      <w:bookmarkEnd w:id="79"/>
     </w:p>
     <w:p>
       <w:pPr>
@@ -19988,7 +20539,7 @@
         <w:pStyle w:val="4"/>
         <w:spacing w:before="320" w:after="120"/>
       </w:pPr>
-      <w:bookmarkStart w:id="78" w:name="_Toc30163"/>
+      <w:bookmarkStart w:id="80" w:name="_Toc4482"/>
       <w:r>
         <w:rPr>
           <w:rFonts w:ascii="微软雅黑" w:hAnsi="微软雅黑" w:eastAsia="微软雅黑"/>
@@ -19997,14 +20548,14 @@
         </w:rPr>
         <w:t>二、程序介绍</w:t>
       </w:r>
-      <w:bookmarkEnd w:id="78"/>
+      <w:bookmarkEnd w:id="80"/>
     </w:p>
     <w:p>
       <w:pPr>
         <w:pStyle w:val="5"/>
         <w:spacing w:before="200" w:after="80"/>
       </w:pPr>
-      <w:bookmarkStart w:id="79" w:name="_Toc1963"/>
+      <w:bookmarkStart w:id="81" w:name="_Toc23868"/>
       <w:r>
         <w:rPr>
           <w:rFonts w:ascii="微软雅黑" w:hAnsi="微软雅黑" w:eastAsia="微软雅黑"/>
@@ -20013,7 +20564,7 @@
         </w:rPr>
         <w:t>2.1 完整程序</w:t>
       </w:r>
-      <w:bookmarkEnd w:id="79"/>
+      <w:bookmarkEnd w:id="81"/>
     </w:p>
     <w:p>
       <w:pPr>
@@ -20797,7 +21348,7 @@
         <w:pStyle w:val="5"/>
         <w:spacing w:before="200" w:after="80"/>
       </w:pPr>
-      <w:bookmarkStart w:id="80" w:name="_Toc14250"/>
+      <w:bookmarkStart w:id="82" w:name="_Toc8924"/>
       <w:r>
         <w:rPr>
           <w:rFonts w:ascii="微软雅黑" w:hAnsi="微软雅黑" w:eastAsia="微软雅黑"/>
@@ -20806,7 +21357,7 @@
         </w:rPr>
         <w:t>2.2 开头那五行：给记忆文件开张</w:t>
       </w:r>
-      <w:bookmarkEnd w:id="80"/>
+      <w:bookmarkEnd w:id="82"/>
     </w:p>
     <w:p>
       <w:pPr>
@@ -20882,7 +21433,7 @@
         <w:pStyle w:val="5"/>
         <w:spacing w:before="200" w:after="80"/>
       </w:pPr>
-      <w:bookmarkStart w:id="81" w:name="_Toc29960"/>
+      <w:bookmarkStart w:id="83" w:name="_Toc16004"/>
       <w:r>
         <w:rPr>
           <w:rFonts w:ascii="微软雅黑" w:hAnsi="微软雅黑" w:eastAsia="微软雅黑"/>
@@ -20891,7 +21442,7 @@
         </w:rPr>
         <w:t>2.3 三处改动</w:t>
       </w:r>
-      <w:bookmarkEnd w:id="81"/>
+      <w:bookmarkEnd w:id="83"/>
     </w:p>
     <w:p>
       <w:pPr>
@@ -21023,7 +21574,7 @@
         <w:pStyle w:val="5"/>
         <w:spacing w:before="200" w:after="80"/>
       </w:pPr>
-      <w:bookmarkStart w:id="82" w:name="_Toc6922"/>
+      <w:bookmarkStart w:id="84" w:name="_Toc12579"/>
       <w:r>
         <w:rPr>
           <w:rFonts w:ascii="微软雅黑" w:hAnsi="微软雅黑" w:eastAsia="微软雅黑"/>
@@ -21032,7 +21583,7 @@
         </w:rPr>
         <w:t>2.4 章末为什么要把记忆打印出来</w:t>
       </w:r>
-      <w:bookmarkEnd w:id="82"/>
+      <w:bookmarkEnd w:id="84"/>
     </w:p>
     <w:p>
       <w:pPr>
@@ -21080,7 +21631,7 @@
         <w:pStyle w:val="4"/>
         <w:spacing w:before="320" w:after="120"/>
       </w:pPr>
-      <w:bookmarkStart w:id="83" w:name="_Toc31775"/>
+      <w:bookmarkStart w:id="85" w:name="_Toc9975"/>
       <w:r>
         <w:rPr>
           <w:rFonts w:ascii="微软雅黑" w:hAnsi="微软雅黑" w:eastAsia="微软雅黑"/>
@@ -21089,14 +21640,14 @@
         </w:rPr>
         <w:t>三、运行过程</w:t>
       </w:r>
-      <w:bookmarkEnd w:id="83"/>
+      <w:bookmarkEnd w:id="85"/>
     </w:p>
     <w:p>
       <w:pPr>
         <w:pStyle w:val="5"/>
         <w:spacing w:before="200" w:after="80"/>
       </w:pPr>
-      <w:bookmarkStart w:id="84" w:name="_Toc22338"/>
+      <w:bookmarkStart w:id="86" w:name="_Toc16662"/>
       <w:r>
         <w:rPr>
           <w:rFonts w:ascii="微软雅黑" w:hAnsi="微软雅黑" w:eastAsia="微软雅黑"/>
@@ -21105,7 +21656,7 @@
         </w:rPr>
         <w:t>3.1 环境准备</w:t>
       </w:r>
-      <w:bookmarkEnd w:id="84"/>
+      <w:bookmarkEnd w:id="86"/>
     </w:p>
     <w:p>
       <w:pPr>
@@ -21168,7 +21719,7 @@
         <w:pStyle w:val="5"/>
         <w:spacing w:before="200" w:after="80"/>
       </w:pPr>
-      <w:bookmarkStart w:id="85" w:name="_Toc9124"/>
+      <w:bookmarkStart w:id="87" w:name="_Toc4566"/>
       <w:r>
         <w:rPr>
           <w:rFonts w:ascii="微软雅黑" w:hAnsi="微软雅黑" w:eastAsia="微软雅黑"/>
@@ -21177,7 +21728,7 @@
         </w:rPr>
         <w:t>3.2 两个进程，验一遍</w:t>
       </w:r>
-      <w:bookmarkEnd w:id="85"/>
+      <w:bookmarkEnd w:id="87"/>
     </w:p>
     <w:p>
       <w:pPr>
@@ -21626,7 +22177,7 @@
         <w:pStyle w:val="5"/>
         <w:spacing w:before="200" w:after="80"/>
       </w:pPr>
-      <w:bookmarkStart w:id="86" w:name="_Toc23114"/>
+      <w:bookmarkStart w:id="88" w:name="_Toc19566"/>
       <w:r>
         <w:rPr>
           <w:rFonts w:ascii="微软雅黑" w:hAnsi="微软雅黑" w:eastAsia="微软雅黑"/>
@@ -21635,7 +22186,7 @@
         </w:rPr>
         <w:t>3.3 这个测试说明了什么</w:t>
       </w:r>
-      <w:bookmarkEnd w:id="86"/>
+      <w:bookmarkEnd w:id="88"/>
     </w:p>
     <w:p>
       <w:pPr>
@@ -21698,7 +22249,7 @@
         <w:pStyle w:val="4"/>
         <w:spacing w:before="320" w:after="120"/>
       </w:pPr>
-      <w:bookmarkStart w:id="87" w:name="_Toc865"/>
+      <w:bookmarkStart w:id="89" w:name="_Toc14219"/>
       <w:r>
         <w:rPr>
           <w:rFonts w:ascii="微软雅黑" w:hAnsi="微软雅黑" w:eastAsia="微软雅黑"/>
@@ -21707,7 +22258,7 @@
         </w:rPr>
         <w:t>四、本章小结</w:t>
       </w:r>
-      <w:bookmarkEnd w:id="87"/>
+      <w:bookmarkEnd w:id="89"/>
     </w:p>
     <w:p>
       <w:pPr>
@@ -21883,7 +22434,7 @@
         <w:spacing w:before="200" w:after="360"/>
         <w:jc w:val="center"/>
       </w:pPr>
-      <w:bookmarkStart w:id="88" w:name="_Toc32694"/>
+      <w:bookmarkStart w:id="90" w:name="_Toc313"/>
       <w:r>
         <w:rPr>
           <w:rFonts w:ascii="微软雅黑" w:hAnsi="微软雅黑" w:eastAsia="微软雅黑"/>
@@ -21892,7 +22443,7 @@
         </w:rPr>
         <w:t>第 6 章 程序执行与沙盒：让智能体安全地动手干活</w:t>
       </w:r>
-      <w:bookmarkEnd w:id="88"/>
+      <w:bookmarkEnd w:id="90"/>
     </w:p>
     <w:p>
       <w:pPr>
@@ -21933,7 +22484,7 @@
         <w:pStyle w:val="4"/>
         <w:spacing w:before="320" w:after="120"/>
       </w:pPr>
-      <w:bookmarkStart w:id="89" w:name="_Toc18397"/>
+      <w:bookmarkStart w:id="91" w:name="_Toc12301"/>
       <w:r>
         <w:rPr>
           <w:rFonts w:ascii="微软雅黑" w:hAnsi="微软雅黑" w:eastAsia="微软雅黑"/>
@@ -21942,14 +22493,14 @@
         </w:rPr>
         <w:t>一、基本原理</w:t>
       </w:r>
-      <w:bookmarkEnd w:id="89"/>
+      <w:bookmarkEnd w:id="91"/>
     </w:p>
     <w:p>
       <w:pPr>
         <w:pStyle w:val="5"/>
         <w:spacing w:before="200" w:after="80"/>
       </w:pPr>
-      <w:bookmarkStart w:id="90" w:name="_Toc3108"/>
+      <w:bookmarkStart w:id="92" w:name="_Toc14634"/>
       <w:r>
         <w:rPr>
           <w:rFonts w:ascii="微软雅黑" w:hAnsi="微软雅黑" w:eastAsia="微软雅黑"/>
@@ -21958,7 +22509,7 @@
         </w:rPr>
         <w:t>1.1 三档执行，从安全到危险</w:t>
       </w:r>
-      <w:bookmarkEnd w:id="90"/>
+      <w:bookmarkEnd w:id="92"/>
     </w:p>
     <w:p>
       <w:pPr>
@@ -22084,7 +22635,7 @@
         <w:pStyle w:val="5"/>
         <w:spacing w:before="200" w:after="80"/>
       </w:pPr>
-      <w:bookmarkStart w:id="91" w:name="_Toc11408"/>
+      <w:bookmarkStart w:id="93" w:name="_Toc29045"/>
       <w:r>
         <w:rPr>
           <w:rFonts w:ascii="微软雅黑" w:hAnsi="微软雅黑" w:eastAsia="微软雅黑"/>
@@ -22093,7 +22644,7 @@
         </w:rPr>
         <w:t>1.2 为什么不用 Docker</w:t>
       </w:r>
-      <w:bookmarkEnd w:id="91"/>
+      <w:bookmarkEnd w:id="93"/>
     </w:p>
     <w:p>
       <w:pPr>
@@ -22169,7 +22720,7 @@
         <w:pStyle w:val="5"/>
         <w:spacing w:before="200" w:after="80"/>
       </w:pPr>
-      <w:bookmarkStart w:id="92" w:name="_Toc31030"/>
+      <w:bookmarkStart w:id="94" w:name="_Toc20578"/>
       <w:r>
         <w:rPr>
           <w:rFonts w:ascii="微软雅黑" w:hAnsi="微软雅黑" w:eastAsia="微软雅黑"/>
@@ -22178,7 +22729,7 @@
         </w:rPr>
         <w:t>1.3 四道闸门</w:t>
       </w:r>
-      <w:bookmarkEnd w:id="92"/>
+      <w:bookmarkEnd w:id="94"/>
     </w:p>
     <w:p>
       <w:pPr>
@@ -22241,7 +22792,7 @@
         <w:pStyle w:val="5"/>
         <w:spacing w:before="200" w:after="80"/>
       </w:pPr>
-      <w:bookmarkStart w:id="93" w:name="_Toc26738"/>
+      <w:bookmarkStart w:id="95" w:name="_Toc21539"/>
       <w:r>
         <w:rPr>
           <w:rFonts w:ascii="微软雅黑" w:hAnsi="微软雅黑" w:eastAsia="微软雅黑"/>
@@ -22250,7 +22801,7 @@
         </w:rPr>
         <w:t>1.4 一个坑：两套路径会打架</w:t>
       </w:r>
-      <w:bookmarkEnd w:id="93"/>
+      <w:bookmarkEnd w:id="95"/>
     </w:p>
     <w:p>
       <w:pPr>
@@ -22410,7 +22961,7 @@
         <w:pStyle w:val="5"/>
         <w:spacing w:before="200" w:after="80"/>
       </w:pPr>
-      <w:bookmarkStart w:id="94" w:name="_Toc15970"/>
+      <w:bookmarkStart w:id="96" w:name="_Toc32631"/>
       <w:r>
         <w:rPr>
           <w:rFonts w:ascii="微软雅黑" w:hAnsi="微软雅黑" w:eastAsia="微软雅黑"/>
@@ -22419,7 +22970,7 @@
         </w:rPr>
         <w:t>1.5 什么时候用哪一档</w:t>
       </w:r>
-      <w:bookmarkEnd w:id="94"/>
+      <w:bookmarkEnd w:id="96"/>
     </w:p>
     <w:p>
       <w:pPr>
@@ -22488,7 +23039,7 @@
         <w:pStyle w:val="5"/>
         <w:spacing w:before="200" w:after="80"/>
       </w:pPr>
-      <w:bookmarkStart w:id="95" w:name="_Toc10264"/>
+      <w:bookmarkStart w:id="97" w:name="_Toc20774"/>
       <w:r>
         <w:rPr>
           <w:rFonts w:ascii="微软雅黑" w:hAnsi="微软雅黑" w:eastAsia="微软雅黑"/>
@@ -22497,7 +23048,7 @@
         </w:rPr>
         <w:t>1.6 几条安全习惯</w:t>
       </w:r>
-      <w:bookmarkEnd w:id="95"/>
+      <w:bookmarkEnd w:id="97"/>
     </w:p>
     <w:p>
       <w:pPr>
@@ -22661,7 +23212,7 @@
         <w:pStyle w:val="5"/>
         <w:spacing w:before="200" w:after="80"/>
       </w:pPr>
-      <w:bookmarkStart w:id="96" w:name="_Toc25872"/>
+      <w:bookmarkStart w:id="98" w:name="_Toc15047"/>
       <w:r>
         <w:rPr>
           <w:rFonts w:ascii="微软雅黑" w:hAnsi="微软雅黑" w:eastAsia="微软雅黑"/>
@@ -22670,7 +23221,7 @@
         </w:rPr>
         <w:t>1.7 依赖环境</w:t>
       </w:r>
-      <w:bookmarkEnd w:id="96"/>
+      <w:bookmarkEnd w:id="98"/>
     </w:p>
     <w:tbl>
       <w:tblPr>
@@ -23147,7 +23698,7 @@
         <w:pStyle w:val="4"/>
         <w:spacing w:before="320" w:after="120"/>
       </w:pPr>
-      <w:bookmarkStart w:id="97" w:name="_Toc18891"/>
+      <w:bookmarkStart w:id="99" w:name="_Toc5316"/>
       <w:r>
         <w:rPr>
           <w:rFonts w:ascii="微软雅黑" w:hAnsi="微软雅黑" w:eastAsia="微软雅黑"/>
@@ -23156,14 +23707,14 @@
         </w:rPr>
         <w:t>二、程序介绍</w:t>
       </w:r>
-      <w:bookmarkEnd w:id="97"/>
+      <w:bookmarkEnd w:id="99"/>
     </w:p>
     <w:p>
       <w:pPr>
         <w:pStyle w:val="5"/>
         <w:spacing w:before="200" w:after="80"/>
       </w:pPr>
-      <w:bookmarkStart w:id="98" w:name="_Toc27363"/>
+      <w:bookmarkStart w:id="100" w:name="_Toc26975"/>
       <w:r>
         <w:rPr>
           <w:rFonts w:ascii="微软雅黑" w:hAnsi="微软雅黑" w:eastAsia="微软雅黑"/>
@@ -23172,7 +23723,7 @@
         </w:rPr>
         <w:t>2.1 完整程序</w:t>
       </w:r>
-      <w:bookmarkEnd w:id="98"/>
+      <w:bookmarkEnd w:id="100"/>
     </w:p>
     <w:p>
       <w:pPr>
@@ -24796,7 +25347,7 @@
         <w:pStyle w:val="5"/>
         <w:spacing w:before="200" w:after="80"/>
       </w:pPr>
-      <w:bookmarkStart w:id="99" w:name="_Toc29492"/>
+      <w:bookmarkStart w:id="101" w:name="_Toc3662"/>
       <w:r>
         <w:rPr>
           <w:rFonts w:ascii="微软雅黑" w:hAnsi="微软雅黑" w:eastAsia="微软雅黑"/>
@@ -24805,7 +25356,7 @@
         </w:rPr>
         <w:t>2.2 工具 run_bash：四道闸门里的三道</w:t>
       </w:r>
-      <w:bookmarkEnd w:id="99"/>
+      <w:bookmarkEnd w:id="101"/>
     </w:p>
     <w:p>
       <w:pPr>
@@ -25241,7 +25792,7 @@
         <w:pStyle w:val="5"/>
         <w:spacing w:before="200" w:after="80"/>
       </w:pPr>
-      <w:bookmarkStart w:id="100" w:name="_Toc19236"/>
+      <w:bookmarkStart w:id="102" w:name="_Toc6126"/>
       <w:r>
         <w:rPr>
           <w:rFonts w:ascii="微软雅黑" w:hAnsi="微软雅黑" w:eastAsia="微软雅黑"/>
@@ -25250,7 +25801,7 @@
         </w:rPr>
         <w:t>2.3 审批：interrupt_on 与 resume</w:t>
       </w:r>
-      <w:bookmarkEnd w:id="100"/>
+      <w:bookmarkEnd w:id="102"/>
     </w:p>
     <w:p>
       <w:pPr>
@@ -25645,7 +26196,7 @@
         <w:pStyle w:val="5"/>
         <w:spacing w:before="200" w:after="80"/>
       </w:pPr>
-      <w:bookmarkStart w:id="101" w:name="_Toc5527"/>
+      <w:bookmarkStart w:id="103" w:name="_Toc12209"/>
       <w:r>
         <w:rPr>
           <w:rFonts w:ascii="微软雅黑" w:hAnsi="微软雅黑" w:eastAsia="微软雅黑"/>
@@ -25654,7 +26205,7 @@
         </w:rPr>
         <w:t>2.4 内存解释器：一行中间件</w:t>
       </w:r>
-      <w:bookmarkEnd w:id="101"/>
+      <w:bookmarkEnd w:id="103"/>
     </w:p>
     <w:p>
       <w:pPr>
@@ -25716,7 +26267,7 @@
         <w:pStyle w:val="5"/>
         <w:spacing w:before="200" w:after="80"/>
       </w:pPr>
-      <w:bookmarkStart w:id="102" w:name="_Toc4262"/>
+      <w:bookmarkStart w:id="104" w:name="_Toc12462"/>
       <w:r>
         <w:rPr>
           <w:rFonts w:ascii="微软雅黑" w:hAnsi="微软雅黑" w:eastAsia="微软雅黑"/>
@@ -25725,7 +26276,7 @@
         </w:rPr>
         <w:t>2.5 这一章往程序里加的东西</w:t>
       </w:r>
-      <w:bookmarkEnd w:id="102"/>
+      <w:bookmarkEnd w:id="104"/>
     </w:p>
     <w:p>
       <w:pPr>
@@ -25790,7 +26341,7 @@
         <w:pStyle w:val="4"/>
         <w:spacing w:before="320" w:after="120"/>
       </w:pPr>
-      <w:bookmarkStart w:id="103" w:name="_Toc23730"/>
+      <w:bookmarkStart w:id="105" w:name="_Toc25178"/>
       <w:r>
         <w:rPr>
           <w:rFonts w:ascii="微软雅黑" w:hAnsi="微软雅黑" w:eastAsia="微软雅黑"/>
@@ -25799,14 +26350,14 @@
         </w:rPr>
         <w:t>三、运行过程</w:t>
       </w:r>
-      <w:bookmarkEnd w:id="103"/>
+      <w:bookmarkEnd w:id="105"/>
     </w:p>
     <w:p>
       <w:pPr>
         <w:pStyle w:val="5"/>
         <w:spacing w:before="200" w:after="80"/>
       </w:pPr>
-      <w:bookmarkStart w:id="104" w:name="_Toc7064"/>
+      <w:bookmarkStart w:id="106" w:name="_Toc18206"/>
       <w:r>
         <w:rPr>
           <w:rFonts w:ascii="微软雅黑" w:hAnsi="微软雅黑" w:eastAsia="微软雅黑"/>
@@ -25815,7 +26366,7 @@
         </w:rPr>
         <w:t>3.1 环境准备</w:t>
       </w:r>
-      <w:bookmarkEnd w:id="104"/>
+      <w:bookmarkEnd w:id="106"/>
     </w:p>
     <w:p>
       <w:pPr>
@@ -25966,7 +26517,7 @@
         <w:pStyle w:val="5"/>
         <w:spacing w:before="200" w:after="80"/>
       </w:pPr>
-      <w:bookmarkStart w:id="105" w:name="_Toc9653"/>
+      <w:bookmarkStart w:id="107" w:name="_Toc9318"/>
       <w:r>
         <w:rPr>
           <w:rFonts w:ascii="微软雅黑" w:hAnsi="微软雅黑" w:eastAsia="微软雅黑"/>
@@ -25975,7 +26526,7 @@
         </w:rPr>
         <w:t>3.2 审批：同意执行</w:t>
       </w:r>
-      <w:bookmarkEnd w:id="105"/>
+      <w:bookmarkEnd w:id="107"/>
     </w:p>
     <w:p>
       <w:pPr>
@@ -26177,7 +26728,7 @@
         <w:pStyle w:val="5"/>
         <w:spacing w:before="200" w:after="80"/>
       </w:pPr>
-      <w:bookmarkStart w:id="106" w:name="_Toc25380"/>
+      <w:bookmarkStart w:id="108" w:name="_Toc16131"/>
       <w:r>
         <w:rPr>
           <w:rFonts w:ascii="微软雅黑" w:hAnsi="微软雅黑" w:eastAsia="微软雅黑"/>
@@ -26186,7 +26737,7 @@
         </w:rPr>
         <w:t>3.3 审批：拒绝</w:t>
       </w:r>
-      <w:bookmarkEnd w:id="106"/>
+      <w:bookmarkEnd w:id="108"/>
     </w:p>
     <w:p>
       <w:pPr>
@@ -26593,7 +27144,7 @@
         <w:pStyle w:val="5"/>
         <w:spacing w:before="200" w:after="80"/>
       </w:pPr>
-      <w:bookmarkStart w:id="107" w:name="_Toc18167"/>
+      <w:bookmarkStart w:id="109" w:name="_Toc6203"/>
       <w:r>
         <w:rPr>
           <w:rFonts w:ascii="微软雅黑" w:hAnsi="微软雅黑" w:eastAsia="微软雅黑"/>
@@ -26602,7 +27153,7 @@
         </w:rPr>
         <w:t>3.4 黑名单拦截</w:t>
       </w:r>
-      <w:bookmarkEnd w:id="107"/>
+      <w:bookmarkEnd w:id="109"/>
     </w:p>
     <w:p>
       <w:pPr>
@@ -26705,7 +27256,7 @@
         <w:pStyle w:val="5"/>
         <w:spacing w:before="200" w:after="80"/>
       </w:pPr>
-      <w:bookmarkStart w:id="108" w:name="_Toc30925"/>
+      <w:bookmarkStart w:id="110" w:name="_Toc4116"/>
       <w:r>
         <w:rPr>
           <w:rFonts w:ascii="微软雅黑" w:hAnsi="微软雅黑" w:eastAsia="微软雅黑"/>
@@ -26714,7 +27265,7 @@
         </w:rPr>
         <w:t>3.5 内存解释器</w:t>
       </w:r>
-      <w:bookmarkEnd w:id="108"/>
+      <w:bookmarkEnd w:id="110"/>
     </w:p>
     <w:p>
       <w:pPr>
@@ -26790,7 +27341,7 @@
         <w:pStyle w:val="5"/>
         <w:spacing w:before="200" w:after="80"/>
       </w:pPr>
-      <w:bookmarkStart w:id="109" w:name="_Toc30288"/>
+      <w:bookmarkStart w:id="111" w:name="_Toc25083"/>
       <w:r>
         <w:rPr>
           <w:rFonts w:ascii="微软雅黑" w:hAnsi="微软雅黑" w:eastAsia="微软雅黑"/>
@@ -26799,7 +27350,7 @@
         </w:rPr>
         <w:t>3.6 六章下来，minihermes 会什么</w:t>
       </w:r>
-      <w:bookmarkEnd w:id="109"/>
+      <w:bookmarkEnd w:id="111"/>
     </w:p>
     <w:tbl>
       <w:tblPr>
@@ -27372,7 +27923,7 @@
         <w:pStyle w:val="4"/>
         <w:spacing w:before="320" w:after="120"/>
       </w:pPr>
-      <w:bookmarkStart w:id="110" w:name="_Toc995"/>
+      <w:bookmarkStart w:id="112" w:name="_Toc13352"/>
       <w:r>
         <w:rPr>
           <w:rFonts w:ascii="微软雅黑" w:hAnsi="微软雅黑" w:eastAsia="微软雅黑"/>
@@ -27381,7 +27932,7 @@
         </w:rPr>
         <w:t>四、本章小结</w:t>
       </w:r>
-      <w:bookmarkEnd w:id="110"/>
+      <w:bookmarkEnd w:id="112"/>
     </w:p>
     <w:p>
       <w:pPr>
@@ -28033,21 +28584,21 @@
     <w:lsdException w:uiPriority="99" w:name="endnote reference"/>
     <w:lsdException w:uiPriority="99" w:name="endnote text"/>
     <w:lsdException w:uiPriority="99" w:name="table of authorities"/>
-    <w:lsdException w:uiPriority="99" w:semiHidden="0" w:name="macro"/>
+    <w:lsdException w:qFormat="1" w:uiPriority="99" w:semiHidden="0" w:name="macro"/>
     <w:lsdException w:uiPriority="99" w:name="toa heading"/>
-    <w:lsdException w:uiPriority="99" w:semiHidden="0" w:name="List"/>
-    <w:lsdException w:uiPriority="99" w:semiHidden="0" w:name="List Bullet"/>
-    <w:lsdException w:uiPriority="99" w:semiHidden="0" w:name="List Number"/>
-    <w:lsdException w:uiPriority="99" w:semiHidden="0" w:name="List 2"/>
+    <w:lsdException w:qFormat="1" w:uiPriority="99" w:semiHidden="0" w:name="List"/>
+    <w:lsdException w:qFormat="1" w:uiPriority="99" w:semiHidden="0" w:name="List Bullet"/>
+    <w:lsdException w:qFormat="1" w:uiPriority="99" w:semiHidden="0" w:name="List Number"/>
+    <w:lsdException w:qFormat="1" w:uiPriority="99" w:semiHidden="0" w:name="List 2"/>
     <w:lsdException w:uiPriority="99" w:semiHidden="0" w:name="List 3"/>
     <w:lsdException w:uiPriority="99" w:name="List 4"/>
     <w:lsdException w:uiPriority="99" w:name="List 5"/>
-    <w:lsdException w:uiPriority="99" w:semiHidden="0" w:name="List Bullet 2"/>
-    <w:lsdException w:uiPriority="99" w:semiHidden="0" w:name="List Bullet 3"/>
+    <w:lsdException w:qFormat="1" w:uiPriority="99" w:semiHidden="0" w:name="List Bullet 2"/>
+    <w:lsdException w:qFormat="1" w:uiPriority="99" w:semiHidden="0" w:name="List Bullet 3"/>
     <w:lsdException w:uiPriority="99" w:name="List Bullet 4"/>
     <w:lsdException w:uiPriority="99" w:name="List Bullet 5"/>
-    <w:lsdException w:uiPriority="99" w:semiHidden="0" w:name="List Number 2"/>
-    <w:lsdException w:uiPriority="99" w:semiHidden="0" w:name="List Number 3"/>
+    <w:lsdException w:qFormat="1" w:uiPriority="99" w:semiHidden="0" w:name="List Number 2"/>
+    <w:lsdException w:qFormat="1" w:uiPriority="99" w:semiHidden="0" w:name="List Number 3"/>
     <w:lsdException w:uiPriority="99" w:name="List Number 4"/>
     <w:lsdException w:uiPriority="99" w:name="List Number 5"/>
     <w:lsdException w:qFormat="1" w:unhideWhenUsed="0" w:uiPriority="10" w:semiHidden="0" w:name="Title"/>
@@ -28056,9 +28607,9 @@
     <w:lsdException w:uiPriority="1" w:name="Default Paragraph Font"/>
     <w:lsdException w:uiPriority="99" w:semiHidden="0" w:name="Body Text"/>
     <w:lsdException w:uiPriority="99" w:name="Body Text Indent"/>
-    <w:lsdException w:uiPriority="99" w:semiHidden="0" w:name="List Continue"/>
-    <w:lsdException w:uiPriority="99" w:semiHidden="0" w:name="List Continue 2"/>
-    <w:lsdException w:uiPriority="99" w:semiHidden="0" w:name="List Continue 3"/>
+    <w:lsdException w:qFormat="1" w:uiPriority="99" w:semiHidden="0" w:name="List Continue"/>
+    <w:lsdException w:qFormat="1" w:uiPriority="99" w:semiHidden="0" w:name="List Continue 2"/>
+    <w:lsdException w:qFormat="1" w:uiPriority="99" w:semiHidden="0" w:name="List Continue 3"/>
     <w:lsdException w:uiPriority="99" w:name="List Continue 4"/>
     <w:lsdException w:uiPriority="99" w:name="List Continue 5"/>
     <w:lsdException w:uiPriority="99" w:name="Message Header"/>
@@ -28069,7 +28620,7 @@
     <w:lsdException w:uiPriority="99" w:name="Body Text First Indent 2"/>
     <w:lsdException w:uiPriority="99" w:name="Note Heading"/>
     <w:lsdException w:uiPriority="99" w:semiHidden="0" w:name="Body Text 2"/>
-    <w:lsdException w:uiPriority="99" w:semiHidden="0" w:name="Body Text 3"/>
+    <w:lsdException w:qFormat="1" w:uiPriority="99" w:semiHidden="0" w:name="Body Text 3"/>
     <w:lsdException w:uiPriority="99" w:name="Body Text Indent 2"/>
     <w:lsdException w:uiPriority="99" w:name="Body Text Indent 3"/>
     <w:lsdException w:uiPriority="99" w:name="Block Text"/>
@@ -28142,8 +28693,8 @@
     <w:lsdException w:unhideWhenUsed="0" w:uiPriority="60" w:semiHidden="0" w:name="Light Shading"/>
     <w:lsdException w:unhideWhenUsed="0" w:uiPriority="61" w:semiHidden="0" w:name="Light List"/>
     <w:lsdException w:unhideWhenUsed="0" w:uiPriority="62" w:semiHidden="0" w:name="Light Grid"/>
-    <w:lsdException w:unhideWhenUsed="0" w:uiPriority="63" w:semiHidden="0" w:name="Medium Shading 1"/>
-    <w:lsdException w:unhideWhenUsed="0" w:uiPriority="64" w:semiHidden="0" w:name="Medium Shading 2"/>
+    <w:lsdException w:qFormat="1" w:unhideWhenUsed="0" w:uiPriority="63" w:semiHidden="0" w:name="Medium Shading 1"/>
+    <w:lsdException w:qFormat="1" w:unhideWhenUsed="0" w:uiPriority="64" w:semiHidden="0" w:name="Medium Shading 2"/>
     <w:lsdException w:unhideWhenUsed="0" w:uiPriority="65" w:semiHidden="0" w:name="Medium List 1"/>
     <w:lsdException w:unhideWhenUsed="0" w:uiPriority="66" w:semiHidden="0" w:name="Medium List 2"/>
     <w:lsdException w:unhideWhenUsed="0" w:uiPriority="67" w:semiHidden="0" w:name="Medium Grid 1"/>
@@ -28157,7 +28708,7 @@
     <w:lsdException w:unhideWhenUsed="0" w:uiPriority="61" w:semiHidden="0" w:name="Light List Accent 1"/>
     <w:lsdException w:unhideWhenUsed="0" w:uiPriority="62" w:semiHidden="0" w:name="Light Grid Accent 1"/>
     <w:lsdException w:unhideWhenUsed="0" w:uiPriority="63" w:semiHidden="0" w:name="Medium Shading 1 Accent 1"/>
-    <w:lsdException w:unhideWhenUsed="0" w:uiPriority="64" w:semiHidden="0" w:name="Medium Shading 2 Accent 1"/>
+    <w:lsdException w:qFormat="1" w:unhideWhenUsed="0" w:uiPriority="64" w:semiHidden="0" w:name="Medium Shading 2 Accent 1"/>
     <w:lsdException w:unhideWhenUsed="0" w:uiPriority="65" w:semiHidden="0" w:name="Medium List 1 Accent 1"/>
     <w:lsdException w:qFormat="1" w:unhideWhenUsed="0" w:uiPriority="34" w:semiHidden="0" w:name="List Paragraph"/>
     <w:lsdException w:qFormat="1" w:unhideWhenUsed="0" w:uiPriority="29" w:semiHidden="0" w:name="Quote"/>
@@ -28201,7 +28752,7 @@
     <w:lsdException w:unhideWhenUsed="0" w:uiPriority="60" w:semiHidden="0" w:name="Light Shading Accent 4"/>
     <w:lsdException w:unhideWhenUsed="0" w:uiPriority="61" w:semiHidden="0" w:name="Light List Accent 4"/>
     <w:lsdException w:unhideWhenUsed="0" w:uiPriority="62" w:semiHidden="0" w:name="Light Grid Accent 4"/>
-    <w:lsdException w:unhideWhenUsed="0" w:uiPriority="63" w:semiHidden="0" w:name="Medium Shading 1 Accent 4"/>
+    <w:lsdException w:qFormat="1" w:unhideWhenUsed="0" w:uiPriority="63" w:semiHidden="0" w:name="Medium Shading 1 Accent 4"/>
     <w:lsdException w:unhideWhenUsed="0" w:uiPriority="64" w:semiHidden="0" w:name="Medium Shading 2 Accent 4"/>
     <w:lsdException w:unhideWhenUsed="0" w:uiPriority="65" w:semiHidden="0" w:name="Medium List 1 Accent 4"/>
     <w:lsdException w:unhideWhenUsed="0" w:uiPriority="66" w:semiHidden="0" w:name="Medium List 2 Accent 4"/>
@@ -28215,7 +28766,7 @@
     <w:lsdException w:unhideWhenUsed="0" w:uiPriority="60" w:semiHidden="0" w:name="Light Shading Accent 5"/>
     <w:lsdException w:unhideWhenUsed="0" w:uiPriority="61" w:semiHidden="0" w:name="Light List Accent 5"/>
     <w:lsdException w:unhideWhenUsed="0" w:uiPriority="62" w:semiHidden="0" w:name="Light Grid Accent 5"/>
-    <w:lsdException w:unhideWhenUsed="0" w:uiPriority="63" w:semiHidden="0" w:name="Medium Shading 1 Accent 5"/>
+    <w:lsdException w:qFormat="1" w:unhideWhenUsed="0" w:uiPriority="63" w:semiHidden="0" w:name="Medium Shading 1 Accent 5"/>
     <w:lsdException w:unhideWhenUsed="0" w:uiPriority="64" w:semiHidden="0" w:name="Medium Shading 2 Accent 5"/>
     <w:lsdException w:unhideWhenUsed="0" w:uiPriority="65" w:semiHidden="0" w:name="Medium List 1 Accent 5"/>
     <w:lsdException w:unhideWhenUsed="0" w:uiPriority="66" w:semiHidden="0" w:name="Medium List 2 Accent 5"/>
@@ -28228,8 +28779,8 @@
     <w:lsdException w:unhideWhenUsed="0" w:uiPriority="73" w:semiHidden="0" w:name="Colorful Grid Accent 5"/>
     <w:lsdException w:unhideWhenUsed="0" w:uiPriority="60" w:semiHidden="0" w:name="Light Shading Accent 6"/>
     <w:lsdException w:unhideWhenUsed="0" w:uiPriority="61" w:semiHidden="0" w:name="Light List Accent 6"/>
-    <w:lsdException w:unhideWhenUsed="0" w:uiPriority="62" w:semiHidden="0" w:name="Light Grid Accent 6"/>
-    <w:lsdException w:unhideWhenUsed="0" w:uiPriority="63" w:semiHidden="0" w:name="Medium Shading 1 Accent 6"/>
+    <w:lsdException w:qFormat="1" w:unhideWhenUsed="0" w:uiPriority="62" w:semiHidden="0" w:name="Light Grid Accent 6"/>
+    <w:lsdException w:qFormat="1" w:unhideWhenUsed="0" w:uiPriority="63" w:semiHidden="0" w:name="Medium Shading 1 Accent 6"/>
     <w:lsdException w:unhideWhenUsed="0" w:uiPriority="64" w:semiHidden="0" w:name="Medium Shading 2 Accent 6"/>
     <w:lsdException w:unhideWhenUsed="0" w:uiPriority="65" w:semiHidden="0" w:name="Medium List 1 Accent 6"/>
     <w:lsdException w:unhideWhenUsed="0" w:uiPriority="66" w:semiHidden="0" w:name="Medium List 2 Accent 6"/>
@@ -28515,6 +29066,7 @@
     <w:name w:val="macro"/>
     <w:link w:val="150"/>
     <w:unhideWhenUsed/>
+    <w:qFormat/>
     <w:uiPriority w:val="99"/>
     <w:pPr>
       <w:tabs>
@@ -28549,6 +29101,7 @@
     <w:name w:val="List Number 2"/>
     <w:basedOn w:val="1"/>
     <w:unhideWhenUsed/>
+    <w:qFormat/>
     <w:uiPriority w:val="99"/>
     <w:pPr>
       <w:numPr>
@@ -28562,6 +29115,7 @@
     <w:name w:val="List Number"/>
     <w:basedOn w:val="1"/>
     <w:unhideWhenUsed/>
+    <w:qFormat/>
     <w:uiPriority w:val="99"/>
     <w:pPr>
       <w:numPr>
@@ -28599,6 +29153,7 @@
     <w:name w:val="List Bullet"/>
     <w:basedOn w:val="1"/>
     <w:unhideWhenUsed/>
+    <w:qFormat/>
     <w:uiPriority w:val="99"/>
     <w:pPr>
       <w:numPr>
@@ -28613,6 +29168,7 @@
     <w:basedOn w:val="1"/>
     <w:link w:val="149"/>
     <w:unhideWhenUsed/>
+    <w:qFormat/>
     <w:uiPriority w:val="99"/>
     <w:pPr>
       <w:spacing w:after="120"/>
@@ -28626,6 +29182,7 @@
     <w:name w:val="List Bullet 3"/>
     <w:basedOn w:val="1"/>
     <w:unhideWhenUsed/>
+    <w:qFormat/>
     <w:uiPriority w:val="99"/>
     <w:pPr>
       <w:numPr>
@@ -28649,6 +29206,7 @@
     <w:name w:val="List Number 3"/>
     <w:basedOn w:val="1"/>
     <w:unhideWhenUsed/>
+    <w:qFormat/>
     <w:uiPriority w:val="99"/>
     <w:pPr>
       <w:numPr>
@@ -28662,6 +29220,7 @@
     <w:name w:val="List 2"/>
     <w:basedOn w:val="1"/>
     <w:unhideWhenUsed/>
+    <w:qFormat/>
     <w:uiPriority w:val="99"/>
     <w:pPr>
       <w:ind w:left="720" w:hanging="360"/>
@@ -28672,6 +29231,7 @@
     <w:name w:val="List Continue"/>
     <w:basedOn w:val="1"/>
     <w:unhideWhenUsed/>
+    <w:qFormat/>
     <w:uiPriority w:val="99"/>
     <w:pPr>
       <w:spacing w:after="120"/>
@@ -28683,6 +29243,7 @@
     <w:name w:val="List Bullet 2"/>
     <w:basedOn w:val="1"/>
     <w:unhideWhenUsed/>
+    <w:qFormat/>
     <w:uiPriority w:val="99"/>
     <w:pPr>
       <w:numPr>
@@ -28765,6 +29326,7 @@
     <w:name w:val="List"/>
     <w:basedOn w:val="1"/>
     <w:unhideWhenUsed/>
+    <w:qFormat/>
     <w:uiPriority w:val="99"/>
     <w:pPr>
       <w:ind w:left="360" w:hanging="360"/>
@@ -28796,6 +29358,7 @@
     <w:name w:val="List Continue 2"/>
     <w:basedOn w:val="1"/>
     <w:unhideWhenUsed/>
+    <w:qFormat/>
     <w:uiPriority w:val="99"/>
     <w:pPr>
       <w:spacing w:after="120"/>
@@ -28807,6 +29370,7 @@
     <w:name w:val="List Continue 3"/>
     <w:basedOn w:val="1"/>
     <w:unhideWhenUsed/>
+    <w:qFormat/>
     <w:uiPriority w:val="99"/>
     <w:pPr>
       <w:spacing w:after="120"/>
@@ -30964,6 +31528,7 @@
   <w:style w:type="table" w:styleId="57">
     <w:name w:val="Light Grid Accent 6"/>
     <w:basedOn w:val="35"/>
+    <w:qFormat/>
     <w:uiPriority w:val="62"/>
     <w:pPr>
       <w:spacing w:after="0" w:line="240" w:lineRule="auto"/>
@@ -31090,6 +31655,7 @@
   <w:style w:type="table" w:styleId="58">
     <w:name w:val="Medium Shading 1"/>
     <w:basedOn w:val="35"/>
+    <w:qFormat/>
     <w:uiPriority w:val="63"/>
     <w:pPr>
       <w:spacing w:after="0" w:line="240" w:lineRule="auto"/>
@@ -31518,6 +32084,7 @@
   <w:style w:type="table" w:styleId="62">
     <w:name w:val="Medium Shading 1 Accent 4"/>
     <w:basedOn w:val="35"/>
+    <w:qFormat/>
     <w:uiPriority w:val="63"/>
     <w:pPr>
       <w:spacing w:after="0" w:line="240" w:lineRule="auto"/>
@@ -31625,6 +32192,7 @@
   <w:style w:type="table" w:styleId="63">
     <w:name w:val="Medium Shading 1 Accent 5"/>
     <w:basedOn w:val="35"/>
+    <w:qFormat/>
     <w:uiPriority w:val="63"/>
     <w:pPr>
       <w:spacing w:after="0" w:line="240" w:lineRule="auto"/>
@@ -31732,6 +32300,7 @@
   <w:style w:type="table" w:styleId="64">
     <w:name w:val="Medium Shading 1 Accent 6"/>
     <w:basedOn w:val="35"/>
+    <w:qFormat/>
     <w:uiPriority w:val="63"/>
     <w:pPr>
       <w:spacing w:after="0" w:line="240" w:lineRule="auto"/>
@@ -31839,6 +32408,7 @@
   <w:style w:type="table" w:styleId="65">
     <w:name w:val="Medium Shading 2"/>
     <w:basedOn w:val="35"/>
+    <w:qFormat/>
     <w:uiPriority w:val="64"/>
     <w:pPr>
       <w:spacing w:after="0" w:line="240" w:lineRule="auto"/>
@@ -32004,6 +32574,7 @@
   <w:style w:type="table" w:styleId="66">
     <w:name w:val="Medium Shading 2 Accent 1"/>
     <w:basedOn w:val="35"/>
+    <w:qFormat/>
     <w:uiPriority w:val="64"/>
     <w:pPr>
       <w:spacing w:after="0" w:line="240" w:lineRule="auto"/>
@@ -40421,6 +40992,7 @@
     <w:name w:val="Body Text 3 Char"/>
     <w:basedOn w:val="135"/>
     <w:link w:val="17"/>
+    <w:qFormat/>
     <w:uiPriority w:val="99"/>
     <w:rPr>
       <w:sz w:val="16"/>
@@ -40431,6 +41003,7 @@
     <w:name w:val="Macro Text Char"/>
     <w:basedOn w:val="135"/>
     <w:link w:val="2"/>
+    <w:qFormat/>
     <w:uiPriority w:val="99"/>
     <w:rPr>
       <w:rFonts w:ascii="Courier" w:hAnsi="Courier"/>
@@ -40497,6 +41070,7 @@
     <w:basedOn w:val="135"/>
     <w:link w:val="7"/>
     <w:semiHidden/>
+    <w:qFormat/>
     <w:uiPriority w:val="9"/>
     <w:rPr>
       <w:rFonts w:asciiTheme="majorHAnsi" w:hAnsiTheme="majorHAnsi" w:eastAsiaTheme="majorEastAsia" w:cstheme="majorBidi"/>
@@ -40609,6 +41183,7 @@
     <w:name w:val="Intense Quote Char"/>
     <w:basedOn w:val="135"/>
     <w:link w:val="159"/>
+    <w:qFormat/>
     <w:uiPriority w:val="30"/>
     <w:rPr>
       <w:b/>

--- a/DeepAgent实战-自己动手写一个Hermes.docx
+++ b/DeepAgent实战-自己动手写一个Hermes.docx
@@ -3,37 +3,56 @@
 <w:document xmlns:wpc="http://schemas.microsoft.com/office/word/2010/wordprocessingCanvas" xmlns:cx="http://schemas.microsoft.com/office/drawing/2014/chartex" xmlns:cx1="http://schemas.microsoft.com/office/drawing/2015/9/8/chartex" xmlns:cx2="http://schemas.microsoft.com/office/drawing/2015/10/21/chartex" xmlns:cx3="http://schemas.microsoft.com/office/drawing/2016/5/9/chartex" xmlns:cx4="http://schemas.microsoft.com/office/drawing/2016/5/10/chartex" xmlns:cx5="http://schemas.microsoft.com/office/drawing/2016/5/11/chartex" xmlns:cx6="http://schemas.microsoft.com/office/drawing/2016/5/12/chartex" xmlns:cx7="http://schemas.microsoft.com/office/drawing/2016/5/13/chartex" xmlns:cx8="http://schemas.microsoft.com/office/drawing/2016/5/14/chartex" xmlns:mc="http://schemas.openxmlformats.org/markup-compatibility/2006" xmlns:o="urn:schemas-microsoft-com:office:office" xmlns:r="http://schemas.openxmlformats.org/officeDocument/2006/relationships" xmlns:m="http://schemas.openxmlformats.org/officeDocument/2006/math" xmlns:v="urn:schemas-microsoft-com:vml" xmlns:wp14="http://schemas.microsoft.com/office/word/2010/wordprocessingDrawing" xmlns:wp="http://schemas.openxmlformats.org/drawingml/2006/wordprocessingDrawing" xmlns:w="http://schemas.openxmlformats.org/wordprocessingml/2006/main" xmlns:w14="http://schemas.microsoft.com/office/word/2010/wordml" xmlns:w10="urn:schemas-microsoft-com:office:word" xmlns:w15="http://schemas.microsoft.com/office/word/2012/wordml" xmlns:wpg="http://schemas.microsoft.com/office/word/2010/wordprocessingGroup" xmlns:wpi="http://schemas.microsoft.com/office/word/2010/wordprocessingInk" xmlns:wne="http://schemas.microsoft.com/office/word/2006/wordml" xmlns:wps="http://schemas.microsoft.com/office/word/2010/wordprocessingShape" xmlns:wpsCustomData="http://www.wps.cn/officeDocument/2013/wpsCustomData" mc:Ignorable="w14 w15 wp14">
   <w:body>
     <w:p>
-      <w:pPr>
-        <w:spacing w:before="3000"/>
-      </w:pPr>
-    </w:p>
-    <w:p>
-      <w:pPr>
-        <w:jc w:val="center"/>
-      </w:pPr>
-      <w:r>
-        <w:rPr>
-          <w:rFonts w:ascii="微软雅黑" w:hAnsi="微软雅黑" w:eastAsia="微软雅黑"/>
-          <w:b/>
-          <w:sz w:val="44"/>
-        </w:rPr>
-        <w:t>DeepAgent实战：自己动手写一个Hermes</w:t>
-      </w:r>
-    </w:p>
-    <w:p>
-      <w:pPr>
-        <w:spacing w:before="1200"/>
-        <w:jc w:val="center"/>
-      </w:pPr>
-      <w:r>
-        <w:rPr>
-          <w:rFonts w:ascii="微软雅黑" w:hAnsi="微软雅黑" w:eastAsia="微软雅黑"/>
-          <w:sz w:val="28"/>
-        </w:rPr>
-        <w:t>高强文 编著</w:t>
-      </w:r>
-    </w:p>
-    <w:p>
+      <w:r>
+        <w:rPr>
+          <w:rFonts w:ascii="宋体" w:hAnsi="宋体" w:eastAsia="宋体" w:cs="宋体"/>
+          <w:sz w:val="24"/>
+          <w:szCs w:val="24"/>
+        </w:rPr>
+        <w:drawing>
+          <wp:inline distT="0" distB="0" distL="114300" distR="114300">
+            <wp:extent cx="5998210" cy="8843645"/>
+            <wp:effectExtent l="0" t="0" r="2540" b="14605"/>
+            <wp:docPr id="9" name="图片 1" descr="IMG_256"/>
+            <wp:cNvGraphicFramePr>
+              <a:graphicFrameLocks xmlns:a="http://schemas.openxmlformats.org/drawingml/2006/main" noChangeAspect="1"/>
+            </wp:cNvGraphicFramePr>
+            <a:graphic xmlns:a="http://schemas.openxmlformats.org/drawingml/2006/main">
+              <a:graphicData uri="http://schemas.openxmlformats.org/drawingml/2006/picture">
+                <pic:pic xmlns:pic="http://schemas.openxmlformats.org/drawingml/2006/picture">
+                  <pic:nvPicPr>
+                    <pic:cNvPr id="9" name="图片 1" descr="IMG_256"/>
+                    <pic:cNvPicPr>
+                      <a:picLocks noChangeAspect="1"/>
+                    </pic:cNvPicPr>
+                  </pic:nvPicPr>
+                  <pic:blipFill>
+                    <a:blip r:embed="rId8"/>
+                    <a:stretch>
+                      <a:fillRect/>
+                    </a:stretch>
+                  </pic:blipFill>
+                  <pic:spPr>
+                    <a:xfrm>
+                      <a:off x="0" y="0"/>
+                      <a:ext cx="5998210" cy="8843645"/>
+                    </a:xfrm>
+                    <a:prstGeom prst="rect">
+                      <a:avLst/>
+                    </a:prstGeom>
+                    <a:noFill/>
+                    <a:ln w="9525">
+                      <a:noFill/>
+                    </a:ln>
+                  </pic:spPr>
+                </pic:pic>
+              </a:graphicData>
+            </a:graphic>
+          </wp:inline>
+        </w:drawing>
+      </w:r>
+      <w:bookmarkStart w:id="113" w:name="_GoBack"/>
+      <w:bookmarkEnd w:id="113"/>
       <w:r>
         <w:br w:type="page"/>
       </w:r>
@@ -59,8 +78,6 @@
           <w:tab w:val="right" w:leader="dot" w:pos="9072"/>
         </w:tabs>
       </w:pPr>
-      <w:bookmarkStart w:id="113" w:name="_GoBack"/>
-      <w:bookmarkEnd w:id="113"/>
       <w:r>
         <w:fldChar w:fldCharType="begin"/>
       </w:r>
@@ -8837,7 +8854,7 @@
                     </pic:cNvPicPr>
                   </pic:nvPicPr>
                   <pic:blipFill>
-                    <a:blip r:embed="rId8"/>
+                    <a:blip r:embed="rId9"/>
                     <a:stretch>
                       <a:fillRect/>
                     </a:stretch>
@@ -11541,7 +11558,7 @@
                     </pic:cNvPicPr>
                   </pic:nvPicPr>
                   <pic:blipFill>
-                    <a:blip r:embed="rId9"/>
+                    <a:blip r:embed="rId10"/>
                     <a:stretch>
                       <a:fillRect/>
                     </a:stretch>
@@ -12917,6 +12934,12 @@
             <w:insideH w:val="single" w:color="auto" w:sz="4" w:space="0"/>
             <w:insideV w:val="single" w:color="auto" w:sz="4" w:space="0"/>
           </w:tblBorders>
+          <w:tblCellMar>
+            <w:top w:w="0" w:type="dxa"/>
+            <w:left w:w="108" w:type="dxa"/>
+            <w:bottom w:w="0" w:type="dxa"/>
+            <w:right w:w="108" w:type="dxa"/>
+          </w:tblCellMar>
         </w:tblPrEx>
         <w:trPr>
           <w:jc w:val="center"/>
@@ -15266,7 +15289,7 @@
                     </pic:cNvPicPr>
                   </pic:nvPicPr>
                   <pic:blipFill>
-                    <a:blip r:embed="rId10"/>
+                    <a:blip r:embed="rId11"/>
                     <a:stretch>
                       <a:fillRect/>
                     </a:stretch>
@@ -19334,7 +19357,7 @@
                     </pic:cNvPicPr>
                   </pic:nvPicPr>
                   <pic:blipFill>
-                    <a:blip r:embed="rId11"/>
+                    <a:blip r:embed="rId12"/>
                     <a:stretch>
                       <a:fillRect/>
                     </a:stretch>
@@ -22104,7 +22127,7 @@
                     </pic:cNvPicPr>
                   </pic:nvPicPr>
                   <pic:blipFill>
-                    <a:blip r:embed="rId12"/>
+                    <a:blip r:embed="rId13"/>
                     <a:stretch>
                       <a:fillRect/>
                     </a:stretch>
@@ -27028,7 +27051,7 @@
                     </pic:cNvPicPr>
                   </pic:nvPicPr>
                   <pic:blipFill>
-                    <a:blip r:embed="rId13"/>
+                    <a:blip r:embed="rId14"/>
                     <a:stretch>
                       <a:fillRect/>
                     </a:stretch>
@@ -28113,22 +28136,6 @@
                       <a:ln w="6350">
                         <a:noFill/>
                       </a:ln>
-                      <a:extLst>
-                        <a:ext uri="{909E8E84-426E-40DD-AFC4-6F175D3DCCD1}">
-                          <a14:hiddenFill xmlns:a14="http://schemas.microsoft.com/office/drawing/2010/main">
-                            <a:solidFill>
-                              <a:schemeClr val="lt1"/>
-                            </a:solidFill>
-                          </a14:hiddenFill>
-                        </a:ext>
-                        <a:ext uri="{91240B29-F687-4F45-9708-019B960494DF}">
-                          <a14:hiddenLine xmlns:a14="http://schemas.microsoft.com/office/drawing/2010/main" w="6350">
-                            <a:solidFill>
-                              <a:prstClr val="black"/>
-                            </a:solidFill>
-                          </a14:hiddenLine>
-                        </a:ext>
-                      </a:extLst>
                     </wps:spPr>
                     <wps:style>
                       <a:lnRef idx="0">
@@ -28179,7 +28186,7 @@
         </mc:Choice>
         <mc:Fallback>
           <w:pict>
-            <v:shape id="_x0000_s1026" o:spid="_x0000_s1026" o:spt="202" type="#_x0000_t202" style="position:absolute;left:0pt;margin-top:0pt;height:144pt;width:144pt;mso-position-horizontal:center;mso-position-horizontal-relative:margin;mso-wrap-style:none;z-index:251659264;mso-width-relative:page;mso-height-relative:page;" filled="f" stroked="f" coordsize="21600,21600" o:gfxdata="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">
+            <v:shape id="_x0000_s1026" o:spid="_x0000_s1026" o:spt="202" type="#_x0000_t202" style="position:absolute;left:0pt;margin-top:0pt;height:144pt;width:144pt;mso-position-horizontal:center;mso-position-horizontal-relative:margin;mso-wrap-style:none;z-index:251659264;mso-width-relative:page;mso-height-relative:page;" filled="f" stroked="f" coordsize="21600,21600" o:gfxdata="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">
               <v:fill on="f" focussize="0,0"/>
               <v:stroke on="f" weight="0.5pt"/>
               <v:imagedata o:title=""/>
@@ -28259,22 +28266,6 @@
                       <a:ln w="6350">
                         <a:noFill/>
                       </a:ln>
-                      <a:extLst>
-                        <a:ext uri="{909E8E84-426E-40DD-AFC4-6F175D3DCCD1}">
-                          <a14:hiddenFill xmlns:a14="http://schemas.microsoft.com/office/drawing/2010/main">
-                            <a:solidFill>
-                              <a:schemeClr val="lt1"/>
-                            </a:solidFill>
-                          </a14:hiddenFill>
-                        </a:ext>
-                        <a:ext uri="{91240B29-F687-4F45-9708-019B960494DF}">
-                          <a14:hiddenLine xmlns:a14="http://schemas.microsoft.com/office/drawing/2010/main" w="6350">
-                            <a:solidFill>
-                              <a:prstClr val="black"/>
-                            </a:solidFill>
-                          </a14:hiddenLine>
-                        </a:ext>
-                      </a:extLst>
                     </wps:spPr>
                     <wps:style>
                       <a:lnRef idx="0">
@@ -28325,7 +28316,7 @@
         </mc:Choice>
         <mc:Fallback>
           <w:pict>
-            <v:shape id="_x0000_s1026" o:spid="_x0000_s1026" o:spt="202" type="#_x0000_t202" style="position:absolute;left:0pt;margin-top:0pt;height:144pt;width:144pt;mso-position-horizontal:center;mso-position-horizontal-relative:margin;mso-wrap-style:none;z-index:251660288;mso-width-relative:page;mso-height-relative:page;" filled="f" stroked="f" coordsize="21600,21600" o:gfxdata="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">
+            <v:shape id="_x0000_s1026" o:spid="_x0000_s1026" o:spt="202" type="#_x0000_t202" style="position:absolute;left:0pt;margin-top:0pt;height:144pt;width:144pt;mso-position-horizontal:center;mso-position-horizontal-relative:margin;mso-wrap-style:none;z-index:251660288;mso-width-relative:page;mso-height-relative:page;" filled="f" stroked="f" coordsize="21600,21600" o:gfxdata="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">
               <v:fill on="f" focussize="0,0"/>
               <v:stroke on="f" weight="0.5pt"/>
               <v:imagedata o:title=""/>
@@ -28533,7 +28524,7 @@
   <w:docDefaults>
     <w:rPrDefault>
       <w:rPr>
-        <w:rFonts w:asciiTheme="minorHAnsi" w:hAnsiTheme="minorHAnsi" w:eastAsiaTheme="minorEastAsia" w:cstheme="minorBidi"/>
+        <w:rFonts w:ascii="Times New Roman" w:hAnsi="Times New Roman" w:eastAsia="宋体" w:cs="Times New Roman"/>
       </w:rPr>
     </w:rPrDefault>
     <w:pPrDefault/>
@@ -28604,7 +28595,7 @@
     <w:lsdException w:qFormat="1" w:unhideWhenUsed="0" w:uiPriority="10" w:semiHidden="0" w:name="Title"/>
     <w:lsdException w:uiPriority="99" w:name="Closing"/>
     <w:lsdException w:uiPriority="99" w:name="Signature"/>
-    <w:lsdException w:uiPriority="1" w:name="Default Paragraph Font"/>
+    <w:lsdException w:qFormat="1" w:uiPriority="1" w:name="Default Paragraph Font"/>
     <w:lsdException w:uiPriority="99" w:semiHidden="0" w:name="Body Text"/>
     <w:lsdException w:uiPriority="99" w:name="Body Text Indent"/>
     <w:lsdException w:qFormat="1" w:uiPriority="99" w:semiHidden="0" w:name="List Continue"/>
@@ -28695,7 +28686,7 @@
     <w:lsdException w:unhideWhenUsed="0" w:uiPriority="62" w:semiHidden="0" w:name="Light Grid"/>
     <w:lsdException w:qFormat="1" w:unhideWhenUsed="0" w:uiPriority="63" w:semiHidden="0" w:name="Medium Shading 1"/>
     <w:lsdException w:qFormat="1" w:unhideWhenUsed="0" w:uiPriority="64" w:semiHidden="0" w:name="Medium Shading 2"/>
-    <w:lsdException w:unhideWhenUsed="0" w:uiPriority="65" w:semiHidden="0" w:name="Medium List 1"/>
+    <w:lsdException w:qFormat="1" w:unhideWhenUsed="0" w:uiPriority="65" w:semiHidden="0" w:name="Medium List 1"/>
     <w:lsdException w:unhideWhenUsed="0" w:uiPriority="66" w:semiHidden="0" w:name="Medium List 2"/>
     <w:lsdException w:unhideWhenUsed="0" w:uiPriority="67" w:semiHidden="0" w:name="Medium Grid 1"/>
     <w:lsdException w:unhideWhenUsed="0" w:uiPriority="68" w:semiHidden="0" w:name="Medium Grid 2"/>
@@ -28709,7 +28700,7 @@
     <w:lsdException w:unhideWhenUsed="0" w:uiPriority="62" w:semiHidden="0" w:name="Light Grid Accent 1"/>
     <w:lsdException w:unhideWhenUsed="0" w:uiPriority="63" w:semiHidden="0" w:name="Medium Shading 1 Accent 1"/>
     <w:lsdException w:qFormat="1" w:unhideWhenUsed="0" w:uiPriority="64" w:semiHidden="0" w:name="Medium Shading 2 Accent 1"/>
-    <w:lsdException w:unhideWhenUsed="0" w:uiPriority="65" w:semiHidden="0" w:name="Medium List 1 Accent 1"/>
+    <w:lsdException w:qFormat="1" w:unhideWhenUsed="0" w:uiPriority="65" w:semiHidden="0" w:name="Medium List 1 Accent 1"/>
     <w:lsdException w:qFormat="1" w:unhideWhenUsed="0" w:uiPriority="34" w:semiHidden="0" w:name="List Paragraph"/>
     <w:lsdException w:qFormat="1" w:unhideWhenUsed="0" w:uiPriority="29" w:semiHidden="0" w:name="Quote"/>
     <w:lsdException w:qFormat="1" w:unhideWhenUsed="0" w:uiPriority="30" w:semiHidden="0" w:name="Intense Quote"/>
@@ -28739,7 +28730,7 @@
     <w:lsdException w:unhideWhenUsed="0" w:uiPriority="61" w:semiHidden="0" w:name="Light List Accent 3"/>
     <w:lsdException w:unhideWhenUsed="0" w:uiPriority="62" w:semiHidden="0" w:name="Light Grid Accent 3"/>
     <w:lsdException w:unhideWhenUsed="0" w:uiPriority="63" w:semiHidden="0" w:name="Medium Shading 1 Accent 3"/>
-    <w:lsdException w:unhideWhenUsed="0" w:uiPriority="64" w:semiHidden="0" w:name="Medium Shading 2 Accent 3"/>
+    <w:lsdException w:qFormat="1" w:unhideWhenUsed="0" w:uiPriority="64" w:semiHidden="0" w:name="Medium Shading 2 Accent 3"/>
     <w:lsdException w:unhideWhenUsed="0" w:uiPriority="65" w:semiHidden="0" w:name="Medium List 1 Accent 3"/>
     <w:lsdException w:unhideWhenUsed="0" w:uiPriority="66" w:semiHidden="0" w:name="Medium List 2 Accent 3"/>
     <w:lsdException w:unhideWhenUsed="0" w:uiPriority="67" w:semiHidden="0" w:name="Medium Grid 1 Accent 3"/>
@@ -28767,7 +28758,7 @@
     <w:lsdException w:unhideWhenUsed="0" w:uiPriority="61" w:semiHidden="0" w:name="Light List Accent 5"/>
     <w:lsdException w:unhideWhenUsed="0" w:uiPriority="62" w:semiHidden="0" w:name="Light Grid Accent 5"/>
     <w:lsdException w:qFormat="1" w:unhideWhenUsed="0" w:uiPriority="63" w:semiHidden="0" w:name="Medium Shading 1 Accent 5"/>
-    <w:lsdException w:unhideWhenUsed="0" w:uiPriority="64" w:semiHidden="0" w:name="Medium Shading 2 Accent 5"/>
+    <w:lsdException w:qFormat="1" w:unhideWhenUsed="0" w:uiPriority="64" w:semiHidden="0" w:name="Medium Shading 2 Accent 5"/>
     <w:lsdException w:unhideWhenUsed="0" w:uiPriority="65" w:semiHidden="0" w:name="Medium List 1 Accent 5"/>
     <w:lsdException w:unhideWhenUsed="0" w:uiPriority="66" w:semiHidden="0" w:name="Medium List 2 Accent 5"/>
     <w:lsdException w:unhideWhenUsed="0" w:uiPriority="67" w:semiHidden="0" w:name="Medium Grid 1 Accent 5"/>
@@ -29046,6 +29037,7 @@
     <w:name w:val="Default Paragraph Font"/>
     <w:semiHidden/>
     <w:unhideWhenUsed/>
+    <w:qFormat/>
     <w:uiPriority w:val="1"/>
   </w:style>
   <w:style w:type="table" w:default="1" w:styleId="35">
@@ -32905,6 +32897,7 @@
   <w:style w:type="table" w:styleId="68">
     <w:name w:val="Medium Shading 2 Accent 3"/>
     <w:basedOn w:val="35"/>
+    <w:qFormat/>
     <w:uiPriority w:val="64"/>
     <w:pPr>
       <w:spacing w:after="0" w:line="240" w:lineRule="auto"/>
@@ -33235,6 +33228,7 @@
   <w:style w:type="table" w:styleId="70">
     <w:name w:val="Medium Shading 2 Accent 5"/>
     <w:basedOn w:val="35"/>
+    <w:qFormat/>
     <w:uiPriority w:val="64"/>
     <w:pPr>
       <w:spacing w:after="0" w:line="240" w:lineRule="auto"/>
@@ -33565,6 +33559,7 @@
   <w:style w:type="table" w:styleId="72">
     <w:name w:val="Medium List 1"/>
     <w:basedOn w:val="35"/>
+    <w:qFormat/>
     <w:uiPriority w:val="65"/>
     <w:pPr>
       <w:spacing w:after="0" w:line="240" w:lineRule="auto"/>
@@ -33655,6 +33650,7 @@
   <w:style w:type="table" w:styleId="73">
     <w:name w:val="Medium List 1 Accent 1"/>
     <w:basedOn w:val="35"/>
+    <w:qFormat/>
     <w:uiPriority w:val="65"/>
     <w:pPr>
       <w:spacing w:after="0" w:line="240" w:lineRule="auto"/>
